--- a/inbox/Application Aware Networking/Book_04_FedAAN_HRIT_Identity_Org_SSOT.docx
+++ b/inbox/Application Aware Networking/Book_04_FedAAN_HRIT_Identity_Org_SSOT.docx
@@ -73,10 +73,10 @@
         <w:tblStyle w:val="Table"/>
         <w:tblLook w:firstRow="0" w:lastRow="0" w:firstColumn="0" w:lastColumn="0" w:noHBand="0" w:noVBand="0" w:val="0000"/>
         <w:tblBorders>
-          <w:top w:val="single" w:sz="4" w:space="0" w:color="CC1914"/>
-          <w:left w:val="single" w:sz="24" w:space="0" w:color="CC1914"/>
-          <w:bottom w:val="single" w:sz="4" w:space="0" w:color="CC1914"/>
-          <w:right w:val="single" w:sz="4" w:space="0" w:color="CC1914"/>
+          <w:top w:val="single" w:sz="4" w:space="0" w:color="EB9113"/>
+          <w:left w:val="single" w:sz="24" w:space="0" w:color="EB9113"/>
+          <w:bottom w:val="single" w:sz="4" w:space="0" w:color="EB9113"/>
+          <w:right w:val="single" w:sz="4" w:space="0" w:color="EB9113"/>
         </w:tblBorders>
         <w:tblCellMar>
           <w:left w:w="144" w:type="dxa"/>
@@ -90,7 +90,7 @@
         </w:trPr>
         <w:tc>
           <w:tcPr>
-            <w:shd w:color="auto" w:fill="f7dddc" w:val="clear"/>
+            <w:shd w:color="auto" w:fill="fcefdc" w:val="clear"/>
             <w:tcMar>
               <w:top w:w="92" w:type="dxa"/>
               <w:bottom w:w="92" w:type="dxa"/>
@@ -114,7 +114,7 @@
                     <a:graphicData uri="http://schemas.openxmlformats.org/drawingml/2006/picture">
                       <pic:pic>
                         <pic:nvPicPr>
-                          <pic:cNvPr descr="/opt/quarto/share/formats/docx/important.png" id="11" name="Picture"/>
+                          <pic:cNvPr descr="/opt/quarto/share/formats/docx/warning.png" id="11" name="Picture"/>
                           <pic:cNvPicPr>
                             <a:picLocks noChangeArrowheads="1" noChangeAspect="1"/>
                           </pic:cNvPicPr>
@@ -153,7 +153,7 @@
               <w:t xml:space="preserve"> </w:t>
             </w:r>
             <w:r>
-              <w:t xml:space="preserve">Important</w:t>
+              <w:t xml:space="preserve">Draft Proposal — Subject to Review</w:t>
             </w:r>
           </w:p>
         </w:tc>
@@ -177,68 +177,23 @@
               <w:spacing w:before="16" w:after="16"/>
             </w:pPr>
             <w:r>
+              <w:t xml:space="preserve">This document is a</w:t>
+            </w:r>
+            <w:r>
+              <w:t xml:space="preserve"> </w:t>
+            </w:r>
+            <w:r>
               <w:rPr>
                 <w:b/>
                 <w:bCs/>
               </w:rPr>
-              <w:t xml:space="preserve">Series Context</w:t>
+              <w:t xml:space="preserve">draft proposal</w:t>
             </w:r>
             <w:r>
               <w:t xml:space="preserve"> </w:t>
             </w:r>
             <w:r>
-              <w:t xml:space="preserve">— This document is Part 4 of the 19-part Federal Application-Aware Networking series, and the last of the four substrate parts.</w:t>
-            </w:r>
-            <w:r>
-              <w:t xml:space="preserve"> </w:t>
-            </w:r>
-            <w:hyperlink r:id="rId12">
-              <w:r>
-                <w:rPr>
-                  <w:rStyle w:val="Hyperlink"/>
-                </w:rPr>
-                <w:t xml:space="preserve">Book 01</w:t>
-              </w:r>
-            </w:hyperlink>
-            <w:r>
-              <w:t xml:space="preserve"> </w:t>
-            </w:r>
-            <w:r>
-              <w:t xml:space="preserve">established the naming and addressing plane — what things are called and where they live.</w:t>
-            </w:r>
-            <w:r>
-              <w:t xml:space="preserve"> </w:t>
-            </w:r>
-            <w:hyperlink r:id="rId13">
-              <w:r>
-                <w:rPr>
-                  <w:rStyle w:val="Hyperlink"/>
-                </w:rPr>
-                <w:t xml:space="preserve">Book 02</w:t>
-              </w:r>
-            </w:hyperlink>
-            <w:r>
-              <w:t xml:space="preserve"> </w:t>
-            </w:r>
-            <w:r>
-              <w:t xml:space="preserve">established device identity at the port.</w:t>
-            </w:r>
-            <w:r>
-              <w:t xml:space="preserve"> </w:t>
-            </w:r>
-            <w:hyperlink r:id="rId14">
-              <w:r>
-                <w:rPr>
-                  <w:rStyle w:val="Hyperlink"/>
-                </w:rPr>
-                <w:t xml:space="preserve">Book 03</w:t>
-              </w:r>
-            </w:hyperlink>
-            <w:r>
-              <w:t xml:space="preserve"> </w:t>
-            </w:r>
-            <w:r>
-              <w:t xml:space="preserve">established cryptographic identity — certificates and tokens as the path-independent carriers of every identity claim. This part establishes what none of them can:</w:t>
+              <w:t xml:space="preserve">developed by the</w:t>
             </w:r>
             <w:r>
               <w:t xml:space="preserve"> </w:t>
@@ -248,46 +203,10 @@
                 <w:b/>
                 <w:bCs/>
               </w:rPr>
-              <w:t xml:space="preserve">the truth those claims assert.</w:t>
-            </w:r>
-            <w:r>
-              <w:t xml:space="preserve"> </w:t>
-            </w:r>
-            <w:r>
-              <w:t xml:space="preserve">A token proves that an assertion was signed; it cannot prove the assertion describes a real, current employee with a real, current role. That fact originates in exactly one place — the human capital system of record — and this book makes it the authoritative source for the identity and organizational attributes every later part consumes. The modernization tracks of Parts 5 onward depend on this substrate; in particular, the identity-modernization program of</w:t>
-            </w:r>
-            <w:r>
-              <w:t xml:space="preserve"> </w:t>
-            </w:r>
-            <w:hyperlink r:id="rId15">
-              <w:r>
-                <w:rPr>
-                  <w:rStyle w:val="Hyperlink"/>
-                </w:rPr>
-                <w:t xml:space="preserve">Part 5</w:t>
-              </w:r>
-            </w:hyperlink>
-            <w:r>
-              <w:t xml:space="preserve"> </w:t>
-            </w:r>
-            <w:r>
-              <w:t xml:space="preserve">executes Principle 1 (single source of truth) against the directory estate, and Part 3’s tokens assert what</w:t>
-            </w:r>
-            <w:r>
-              <w:t xml:space="preserve"> </w:t>
-            </w:r>
-            <w:r>
-              <w:rPr>
-                <w:i/>
-                <w:iCs/>
-              </w:rPr>
-              <w:t xml:space="preserve">this</w:t>
-            </w:r>
-            <w:r>
-              <w:t xml:space="preserve"> </w:t>
-            </w:r>
-            <w:r>
-              <w:t xml:space="preserve">book makes true.</w:t>
+              <w:t xml:space="preserve">CSI Team (Cloud Services Infrastructure)</w:t>
+            </w:r>
+            <w:r>
+              <w:t xml:space="preserve">. It is an attempt at a comprehensive SSA-wide technical roadmap and has not been reviewed or approved by the SSA CIO Office, the Office of Information Security (OIS), or organizational leadership. All recommendations, vendor selections, control mappings, and implementation timelines are subject to revision pending formal review by the SSA CIO Office and organizational components.</w:t>
             </w:r>
           </w:p>
           <w:p/>
@@ -299,391 +218,7 @@
         <w:pStyle w:val="BodyText"/>
       </w:pPr>
       <w:r>
-        <w:rPr>
-          <w:b/>
-          <w:bCs/>
-        </w:rPr>
-        <w:t xml:space="preserve">For decision makers: read this page first.</w:t>
-      </w:r>
-    </w:p>
-    <w:p>
-      <w:pPr>
-        <w:pStyle w:val="BodyText"/>
-      </w:pPr>
-      <w:r>
-        <w:t xml:space="preserve">Your agency has spent three books building an identity architecture that can prove, cryptographically and at every hop,</w:t>
-      </w:r>
-      <w:r>
-        <w:t xml:space="preserve"> </w:t>
-      </w:r>
-      <w:r>
-        <w:rPr>
-          <w:i/>
-          <w:iCs/>
-        </w:rPr>
-        <w:t xml:space="preserve">that a claim was made by the party authorized to make it</w:t>
-      </w:r>
-      <w:r>
-        <w:t xml:space="preserve">. None of those three books can tell you whether the claim is</w:t>
-      </w:r>
-      <w:r>
-        <w:t xml:space="preserve"> </w:t>
-      </w:r>
-      <w:r>
-        <w:rPr>
-          <w:b/>
-          <w:bCs/>
-        </w:rPr>
-        <w:t xml:space="preserve">true</w:t>
-      </w:r>
-      <w:r>
-        <w:t xml:space="preserve"> </w:t>
-      </w:r>
-      <w:r>
-        <w:t xml:space="preserve">— whether the person behind the credential still works for the agency, still holds the position the access was granted for, still reports to the supervisor who approved it. That truth is not a network fact, a certificate fact, or a directory fact. It is an employment fact, and it lives in exactly one system: the human capital system of record.</w:t>
-      </w:r>
-    </w:p>
-    <w:p>
-      <w:pPr>
-        <w:pStyle w:val="BodyText"/>
-      </w:pPr>
-      <w:r>
-        <w:rPr>
-          <w:b/>
-          <w:bCs/>
-        </w:rPr>
-        <w:t xml:space="preserve">Four things this document establishes:</w:t>
-      </w:r>
-    </w:p>
-    <w:p>
-      <w:pPr>
-        <w:numPr>
-          <w:ilvl w:val="0"/>
-          <w:numId w:val="1001"/>
-        </w:numPr>
-      </w:pPr>
-      <w:r>
-        <w:rPr>
-          <w:b/>
-          <w:bCs/>
-        </w:rPr>
-        <w:t xml:space="preserve">Parts 1–3 built the courier; this part writes the letter.</w:t>
-      </w:r>
-      <w:r>
-        <w:t xml:space="preserve"> </w:t>
-      </w:r>
-      <w:hyperlink r:id="rId16">
-        <w:r>
-          <w:rPr>
-            <w:rStyle w:val="Hyperlink"/>
-          </w:rPr>
-          <w:t xml:space="preserve">Book 00</w:t>
-        </w:r>
-      </w:hyperlink>
-      <w:r>
-        <w:t xml:space="preserve"> </w:t>
-      </w:r>
-      <w:r>
-        <w:t xml:space="preserve">states the structural dependency:</w:t>
-      </w:r>
-      <w:r>
-        <w:t xml:space="preserve"> </w:t>
-      </w:r>
-      <w:r>
-        <w:rPr>
-          <w:i/>
-          <w:iCs/>
-        </w:rPr>
-        <w:t xml:space="preserve">Principle 3 (token-based identity) depends on Principle 1 (single source of truth). Tokens work only if the authorization they assert is correct.</w:t>
-      </w:r>
-      <w:r>
-        <w:t xml:space="preserve"> </w:t>
-      </w:r>
-      <w:r>
-        <w:t xml:space="preserve">Replacing session-based authentication while authorization remains encoded in twelve regional OU trees means signing broken authorizations efficiently. This book is the source of truth that dependency requires.</w:t>
-      </w:r>
-    </w:p>
-    <w:p>
-      <w:pPr>
-        <w:numPr>
-          <w:ilvl w:val="0"/>
-          <w:numId w:val="1001"/>
-        </w:numPr>
-      </w:pPr>
-      <w:r>
-        <w:rPr>
-          <w:b/>
-          <w:bCs/>
-        </w:rPr>
-        <w:t xml:space="preserve">Account lifecycle is an HR event stream, not a ticket queue.</w:t>
-      </w:r>
-      <w:r>
-        <w:t xml:space="preserve"> </w:t>
-      </w:r>
-      <w:r>
-        <w:t xml:space="preserve">Hire, transfer, and separation are recorded as business events in the HR system before any administrator hears about them. An event-driven provisioning feed makes account creation, access re-derivation, and same-day revocation</w:t>
-      </w:r>
-      <w:r>
-        <w:t xml:space="preserve"> </w:t>
-      </w:r>
-      <w:r>
-        <w:rPr>
-          <w:i/>
-          <w:iCs/>
-        </w:rPr>
-        <w:t xml:space="preserve">consequences</w:t>
-      </w:r>
-      <w:r>
-        <w:t xml:space="preserve"> </w:t>
-      </w:r>
-      <w:r>
-        <w:t xml:space="preserve">of those records. A ticket queue makes them</w:t>
-      </w:r>
-      <w:r>
-        <w:t xml:space="preserve"> </w:t>
-      </w:r>
-      <w:r>
-        <w:rPr>
-          <w:i/>
-          <w:iCs/>
-        </w:rPr>
-        <w:t xml:space="preserve">rumors</w:t>
-      </w:r>
-      <w:r>
-        <w:t xml:space="preserve"> </w:t>
-      </w:r>
-      <w:r>
-        <w:t xml:space="preserve">of those records — days late, sometimes never.</w:t>
-      </w:r>
-    </w:p>
-    <w:p>
-      <w:pPr>
-        <w:numPr>
-          <w:ilvl w:val="0"/>
-          <w:numId w:val="1001"/>
-        </w:numPr>
-      </w:pPr>
-      <w:r>
-        <w:rPr>
-          <w:b/>
-          <w:bCs/>
-        </w:rPr>
-        <w:t xml:space="preserve">The org chart must stop being a drawing and become an API.</w:t>
-      </w:r>
-      <w:r>
-        <w:t xml:space="preserve"> </w:t>
-      </w:r>
-      <w:r>
-        <w:t xml:space="preserve">Supervisory hierarchy, positions, and cost centers exist today as OU paths, Visio diagrams, and spreadsheets — none of which a policy engine can query. When organizational structure is a governed, queryable record, group membership is</w:t>
-      </w:r>
-      <w:r>
-        <w:t xml:space="preserve"> </w:t>
-      </w:r>
-      <w:r>
-        <w:rPr>
-          <w:i/>
-          <w:iCs/>
-        </w:rPr>
-        <w:t xml:space="preserve">computed</w:t>
-      </w:r>
-      <w:r>
-        <w:t xml:space="preserve"> </w:t>
-      </w:r>
-      <w:r>
-        <w:t xml:space="preserve">from attributes, access packages route approvals to the supervisor of record, and a reorganization is a data change instead of a migration project.</w:t>
-      </w:r>
-    </w:p>
-    <w:p>
-      <w:pPr>
-        <w:numPr>
-          <w:ilvl w:val="0"/>
-          <w:numId w:val="1001"/>
-        </w:numPr>
-      </w:pPr>
-      <w:r>
-        <w:rPr>
-          <w:b/>
-          <w:bCs/>
-        </w:rPr>
-        <w:t xml:space="preserve">A SaaS system of record integrates entirely through truth-plane surfaces.</w:t>
-      </w:r>
-      <w:r>
-        <w:t xml:space="preserve"> </w:t>
-      </w:r>
-      <w:r>
-        <w:t xml:space="preserve">The deployed human capital platform — Oracle HCM Cloud, in the externally managed tenancy Book 01 placed as the fourth landing-zone environment — touches the enterprise through federation (SAML/OIDC), provisioning protocol (SCIM 2.0), DNS resolution, and evidence export. Outbound HTTPS, no network adjacency, no agents, no domain join. Every one of those surfaces is an identity-plane or naming-plane function the substrate parts already govern.</w:t>
-      </w:r>
-    </w:p>
-    <w:p>
-      <w:pPr>
-        <w:pStyle w:val="FirstParagraph"/>
-      </w:pPr>
-      <w:r>
-        <w:t xml:space="preserve">The controls this document closes — AC-2, AC-2(1), IA-4, SI-12 — and the personnel-security controls whose automation evidence it supplies — PS-4, PS-5 — have no alternate closure path, because every one of them ultimately requires a fact that only the HR system of record possesses. Each claim is demonstrated against control text in the closure table at the end.</w:t>
-      </w:r>
-    </w:p>
-    <w:bookmarkStart w:id="22" w:name="what-this-document-addresses"/>
-    <w:p>
-      <w:pPr>
-        <w:pStyle w:val="Heading1"/>
-      </w:pPr>
-      <w:r>
-        <w:t xml:space="preserve">1. What This Document Addresses</w:t>
-      </w:r>
-    </w:p>
-    <w:p>
-      <w:pPr>
-        <w:pStyle w:val="FirstParagraph"/>
-      </w:pPr>
-      <w:r>
-        <w:t xml:space="preserve">Every preceding part of this series has hardened</w:t>
-      </w:r>
-      <w:r>
-        <w:t xml:space="preserve"> </w:t>
-      </w:r>
-      <w:r>
-        <w:rPr>
-          <w:i/>
-          <w:iCs/>
-        </w:rPr>
-        <w:t xml:space="preserve">how</w:t>
-      </w:r>
-      <w:r>
-        <w:t xml:space="preserve"> </w:t>
-      </w:r>
-      <w:r>
-        <w:t xml:space="preserve">identity is asserted: names resolve authoritatively (Book 01), devices authenticate at the wire (Book 02), and users and workloads carry cryptographic credentials no network path can break (Book 03). This part addresses</w:t>
-      </w:r>
-      <w:r>
-        <w:t xml:space="preserve"> </w:t>
-      </w:r>
-      <w:r>
-        <w:rPr>
-          <w:i/>
-          <w:iCs/>
-        </w:rPr>
-        <w:t xml:space="preserve">what the assertions say</w:t>
-      </w:r>
-      <w:r>
-        <w:t xml:space="preserve">. An access token carries claims — an identifier, group memberships, role assignments. Those claims are projections of upstream facts: this person is employed; this person holds this position; this person reports to this supervisor; this person’s affiliation ended on this date. If the upstream facts are stale, scattered, or unrecorded, the whole cryptographic apparatus notarizes fiction.</w:t>
-      </w:r>
-    </w:p>
-    <w:p>
-      <w:pPr>
-        <w:pStyle w:val="BodyText"/>
-      </w:pPr>
-      <w:r>
-        <w:t xml:space="preserve">The argument proceeds in five movements:</w:t>
-      </w:r>
-    </w:p>
-    <w:p>
-      <w:pPr>
-        <w:pStyle w:val="Compact"/>
-        <w:numPr>
-          <w:ilvl w:val="0"/>
-          <w:numId w:val="1002"/>
-        </w:numPr>
-      </w:pPr>
-      <w:r>
-        <w:rPr>
-          <w:b/>
-          <w:bCs/>
-        </w:rPr>
-        <w:t xml:space="preserve">The fragmented truth problem.</w:t>
-      </w:r>
-      <w:r>
-        <w:t xml:space="preserve"> </w:t>
-      </w:r>
-      <w:r>
-        <w:t xml:space="preserve">Identity truth today is scattered across regional OU trees, per-system account stores, and spreadsheets; organizational truth is encoded in OU paths and drawings. Orphaned accounts are the visible symptom of a missing source, not an operational lapse.</w:t>
-      </w:r>
-    </w:p>
-    <w:p>
-      <w:pPr>
-        <w:pStyle w:val="Compact"/>
-        <w:numPr>
-          <w:ilvl w:val="0"/>
-          <w:numId w:val="1002"/>
-        </w:numPr>
-      </w:pPr>
-      <w:r>
-        <w:rPr>
-          <w:b/>
-          <w:bCs/>
-        </w:rPr>
-        <w:t xml:space="preserve">HRIT as the system of record.</w:t>
-      </w:r>
-      <w:r>
-        <w:t xml:space="preserve"> </w:t>
-      </w:r>
-      <w:r>
-        <w:t xml:space="preserve">What a human capital platform actually owns — worker records, positions, assignments, supervisory hierarchy, effective dating — and the discipline of authoritative versus derived attributes.</w:t>
-      </w:r>
-    </w:p>
-    <w:p>
-      <w:pPr>
-        <w:pStyle w:val="Compact"/>
-        <w:numPr>
-          <w:ilvl w:val="0"/>
-          <w:numId w:val="1002"/>
-        </w:numPr>
-      </w:pPr>
-      <w:r>
-        <w:rPr>
-          <w:b/>
-          <w:bCs/>
-        </w:rPr>
-        <w:t xml:space="preserve">The identity SSOT.</w:t>
-      </w:r>
-      <w:r>
-        <w:t xml:space="preserve"> </w:t>
-      </w:r>
-      <w:r>
-        <w:t xml:space="preserve">The joiner-mover-leaver lifecycle as an event stream: HR-driven provisioning into the identity platform, one identifier per person for the life of the affiliation, and deprovisioning as an HR event rather than a ticket.</w:t>
-      </w:r>
-    </w:p>
-    <w:p>
-      <w:pPr>
-        <w:pStyle w:val="Compact"/>
-        <w:numPr>
-          <w:ilvl w:val="0"/>
-          <w:numId w:val="1002"/>
-        </w:numPr>
-      </w:pPr>
-      <w:r>
-        <w:rPr>
-          <w:b/>
-          <w:bCs/>
-        </w:rPr>
-        <w:t xml:space="preserve">The organizational SSOT.</w:t>
-      </w:r>
-      <w:r>
-        <w:t xml:space="preserve"> </w:t>
-      </w:r>
-      <w:r>
-        <w:t xml:space="preserve">Supervisory org, position management, and cost centers as queryable truth; dynamic groups, access packages, and ABAC attributes derived from HR records instead of assigned by hand.</w:t>
-      </w:r>
-    </w:p>
-    <w:p>
-      <w:pPr>
-        <w:pStyle w:val="Compact"/>
-        <w:numPr>
-          <w:ilvl w:val="0"/>
-          <w:numId w:val="1002"/>
-        </w:numPr>
-      </w:pPr>
-      <w:r>
-        <w:rPr>
-          <w:b/>
-          <w:bCs/>
-        </w:rPr>
-        <w:t xml:space="preserve">The integration surface.</w:t>
-      </w:r>
-      <w:r>
-        <w:t xml:space="preserve"> </w:t>
-      </w:r>
-      <w:r>
-        <w:t xml:space="preserve">Why a SaaS system of record couples to the enterprise exclusively through identity-plane and naming-plane functions — and why that is an architectural feature, not a limitation.</w:t>
+        <w:t xml:space="preserve"> </w:t>
       </w:r>
     </w:p>
     <w:tbl>
@@ -691,10 +226,10 @@
         <w:tblStyle w:val="Table"/>
         <w:tblLook w:firstRow="0" w:lastRow="0" w:firstColumn="0" w:lastColumn="0" w:noHBand="0" w:noVBand="0" w:val="0000"/>
         <w:tblBorders>
-          <w:top w:val="single" w:sz="4" w:space="0" w:color="0758E5"/>
-          <w:left w:val="single" w:sz="24" w:space="0" w:color="0758E5"/>
-          <w:bottom w:val="single" w:sz="4" w:space="0" w:color="0758E5"/>
-          <w:right w:val="single" w:sz="4" w:space="0" w:color="0758E5"/>
+          <w:top w:val="single" w:sz="4" w:space="0" w:color="CC1914"/>
+          <w:left w:val="single" w:sz="24" w:space="0" w:color="CC1914"/>
+          <w:bottom w:val="single" w:sz="4" w:space="0" w:color="CC1914"/>
+          <w:right w:val="single" w:sz="4" w:space="0" w:color="CC1914"/>
         </w:tblBorders>
         <w:tblCellMar>
           <w:left w:w="144" w:type="dxa"/>
@@ -708,7 +243,7 @@
         </w:trPr>
         <w:tc>
           <w:tcPr>
-            <w:shd w:color="auto" w:fill="dae6fb" w:val="clear"/>
+            <w:shd w:color="auto" w:fill="f7dddc" w:val="clear"/>
             <w:tcMar>
               <w:top w:w="92" w:type="dxa"/>
               <w:bottom w:w="92" w:type="dxa"/>
@@ -716,7 +251,7 @@
           </w:tcPr>
           <w:p>
             <w:pPr>
-              <w:pStyle w:val="FirstParagraph"/>
+              <w:pStyle w:val="BodyText"/>
             </w:pPr>
             <w:pPr>
               <w:spacing w:before="0" w:after="0"/>
@@ -727,18 +262,18 @@
                 <wp:inline>
                   <wp:extent cx="152400" cy="152400"/>
                   <wp:effectExtent b="0" l="0" r="0" t="0"/>
-                  <wp:docPr descr="" title="" id="18" name="Picture"/>
+                  <wp:docPr descr="" title="" id="13" name="Picture"/>
                   <a:graphic>
                     <a:graphicData uri="http://schemas.openxmlformats.org/drawingml/2006/picture">
                       <pic:pic>
                         <pic:nvPicPr>
-                          <pic:cNvPr descr="/opt/quarto/share/formats/docx/note.png" id="19" name="Picture"/>
+                          <pic:cNvPr descr="/opt/quarto/share/formats/docx/important.png" id="14" name="Picture"/>
                           <pic:cNvPicPr>
                             <a:picLocks noChangeArrowheads="1" noChangeAspect="1"/>
                           </pic:cNvPicPr>
                         </pic:nvPicPr>
                         <pic:blipFill>
-                          <a:blip r:embed="rId17"/>
+                          <a:blip r:embed="rId12"/>
                           <a:stretch>
                             <a:fillRect/>
                           </a:stretch>
@@ -771,7 +306,7 @@
               <w:t xml:space="preserve"> </w:t>
             </w:r>
             <w:r>
-              <w:t xml:space="preserve">Note</w:t>
+              <w:t xml:space="preserve">Important</w:t>
             </w:r>
           </w:p>
         </w:tc>
@@ -799,13 +334,64 @@
                 <w:b/>
                 <w:bCs/>
               </w:rPr>
-              <w:t xml:space="preserve">Where this sits in the Functional Plane Model</w:t>
+              <w:t xml:space="preserve">Series Context</w:t>
             </w:r>
             <w:r>
               <w:t xml:space="preserve"> </w:t>
             </w:r>
             <w:r>
-              <w:t xml:space="preserve">— The HR system of record is</w:t>
+              <w:t xml:space="preserve">— This document is Part 4 of the 19-part Federal Application-Aware Networking series, and the last of the four substrate parts.</w:t>
+            </w:r>
+            <w:r>
+              <w:t xml:space="preserve"> </w:t>
+            </w:r>
+            <w:hyperlink r:id="rId15">
+              <w:r>
+                <w:rPr>
+                  <w:rStyle w:val="Hyperlink"/>
+                </w:rPr>
+                <w:t xml:space="preserve">Book 01</w:t>
+              </w:r>
+            </w:hyperlink>
+            <w:r>
+              <w:t xml:space="preserve"> </w:t>
+            </w:r>
+            <w:r>
+              <w:t xml:space="preserve">established the naming and addressing plane — what things are called and where they live.</w:t>
+            </w:r>
+            <w:r>
+              <w:t xml:space="preserve"> </w:t>
+            </w:r>
+            <w:hyperlink r:id="rId16">
+              <w:r>
+                <w:rPr>
+                  <w:rStyle w:val="Hyperlink"/>
+                </w:rPr>
+                <w:t xml:space="preserve">Book 02</w:t>
+              </w:r>
+            </w:hyperlink>
+            <w:r>
+              <w:t xml:space="preserve"> </w:t>
+            </w:r>
+            <w:r>
+              <w:t xml:space="preserve">established device identity at the port.</w:t>
+            </w:r>
+            <w:r>
+              <w:t xml:space="preserve"> </w:t>
+            </w:r>
+            <w:hyperlink r:id="rId17">
+              <w:r>
+                <w:rPr>
+                  <w:rStyle w:val="Hyperlink"/>
+                </w:rPr>
+                <w:t xml:space="preserve">Book 03</w:t>
+              </w:r>
+            </w:hyperlink>
+            <w:r>
+              <w:t xml:space="preserve"> </w:t>
+            </w:r>
+            <w:r>
+              <w:t xml:space="preserve">established cryptographic identity — certificates and tokens as the path-independent carriers of every identity claim. This part establishes what none of them can:</w:t>
             </w:r>
             <w:r>
               <w:t xml:space="preserve"> </w:t>
@@ -815,10 +401,30 @@
                 <w:b/>
                 <w:bCs/>
               </w:rPr>
-              <w:t xml:space="preserve">identity-plane truth</w:t>
-            </w:r>
-            <w:r>
-              <w:t xml:space="preserve">: the human and organizational half of plane 3, alongside the cryptographic half Book 03 established. Per the series hierarchy rule, truth planes can only be depended on. The directory, the dynamic groups, the access packages, and the conditional access policies of later parts are</w:t>
+              <w:t xml:space="preserve">the truth those claims assert.</w:t>
+            </w:r>
+            <w:r>
+              <w:t xml:space="preserve"> </w:t>
+            </w:r>
+            <w:r>
+              <w:t xml:space="preserve">A token proves that an assertion was signed; it cannot prove the assertion describes a real, current employee with a real, current role. That fact originates in exactly one place — the human capital system of record — and this book makes it the authoritative source for the identity and organizational attributes every later part consumes. The modernization tracks of Parts 5 onward depend on this substrate; in particular, the identity-modernization program of</w:t>
+            </w:r>
+            <w:r>
+              <w:t xml:space="preserve"> </w:t>
+            </w:r>
+            <w:hyperlink r:id="rId18">
+              <w:r>
+                <w:rPr>
+                  <w:rStyle w:val="Hyperlink"/>
+                </w:rPr>
+                <w:t xml:space="preserve">Part 5</w:t>
+              </w:r>
+            </w:hyperlink>
+            <w:r>
+              <w:t xml:space="preserve"> </w:t>
+            </w:r>
+            <w:r>
+              <w:t xml:space="preserve">executes Principle 1 (single source of truth) against the directory estate, and Part 3’s tokens assert what</w:t>
             </w:r>
             <w:r>
               <w:t xml:space="preserve"> </w:t>
@@ -828,13 +434,13 @@
                 <w:i/>
                 <w:iCs/>
               </w:rPr>
-              <w:t xml:space="preserve">derivations and enforcements</w:t>
+              <w:t xml:space="preserve">this</w:t>
             </w:r>
             <w:r>
               <w:t xml:space="preserve"> </w:t>
             </w:r>
             <w:r>
-              <w:t xml:space="preserve">of what this plane asserts. When a downstream attribute disagrees with the HR record, the HR record wins and the downstream value is corrected — the correction never flows the other way. Fix the record, not the projection.</w:t>
+              <w:t xml:space="preserve">book makes true.</w:t>
             </w:r>
           </w:p>
           <w:p/>
@@ -846,7 +452,391 @@
         <w:pStyle w:val="BodyText"/>
       </w:pPr>
       <w:r>
-        <w:t xml:space="preserve"> </w:t>
+        <w:rPr>
+          <w:b/>
+          <w:bCs/>
+        </w:rPr>
+        <w:t xml:space="preserve">For decision makers: read this page first.</w:t>
+      </w:r>
+    </w:p>
+    <w:p>
+      <w:pPr>
+        <w:pStyle w:val="BodyText"/>
+      </w:pPr>
+      <w:r>
+        <w:t xml:space="preserve">Your agency has spent three books building an identity architecture that can prove, cryptographically and at every hop,</w:t>
+      </w:r>
+      <w:r>
+        <w:t xml:space="preserve"> </w:t>
+      </w:r>
+      <w:r>
+        <w:rPr>
+          <w:i/>
+          <w:iCs/>
+        </w:rPr>
+        <w:t xml:space="preserve">that a claim was made by the party authorized to make it</w:t>
+      </w:r>
+      <w:r>
+        <w:t xml:space="preserve">. None of those three books can tell you whether the claim is</w:t>
+      </w:r>
+      <w:r>
+        <w:t xml:space="preserve"> </w:t>
+      </w:r>
+      <w:r>
+        <w:rPr>
+          <w:b/>
+          <w:bCs/>
+        </w:rPr>
+        <w:t xml:space="preserve">true</w:t>
+      </w:r>
+      <w:r>
+        <w:t xml:space="preserve"> </w:t>
+      </w:r>
+      <w:r>
+        <w:t xml:space="preserve">— whether the person behind the credential still works for the agency, still holds the position the access was granted for, still reports to the supervisor who approved it. That truth is not a network fact, a certificate fact, or a directory fact. It is an employment fact, and it lives in exactly one system: the human capital system of record.</w:t>
+      </w:r>
+    </w:p>
+    <w:p>
+      <w:pPr>
+        <w:pStyle w:val="BodyText"/>
+      </w:pPr>
+      <w:r>
+        <w:rPr>
+          <w:b/>
+          <w:bCs/>
+        </w:rPr>
+        <w:t xml:space="preserve">Four things this document establishes:</w:t>
+      </w:r>
+    </w:p>
+    <w:p>
+      <w:pPr>
+        <w:numPr>
+          <w:ilvl w:val="0"/>
+          <w:numId w:val="1001"/>
+        </w:numPr>
+      </w:pPr>
+      <w:r>
+        <w:rPr>
+          <w:b/>
+          <w:bCs/>
+        </w:rPr>
+        <w:t xml:space="preserve">Parts 1–3 built the courier; this part writes the letter.</w:t>
+      </w:r>
+      <w:r>
+        <w:t xml:space="preserve"> </w:t>
+      </w:r>
+      <w:hyperlink r:id="rId19">
+        <w:r>
+          <w:rPr>
+            <w:rStyle w:val="Hyperlink"/>
+          </w:rPr>
+          <w:t xml:space="preserve">Book 00</w:t>
+        </w:r>
+      </w:hyperlink>
+      <w:r>
+        <w:t xml:space="preserve"> </w:t>
+      </w:r>
+      <w:r>
+        <w:t xml:space="preserve">states the structural dependency:</w:t>
+      </w:r>
+      <w:r>
+        <w:t xml:space="preserve"> </w:t>
+      </w:r>
+      <w:r>
+        <w:rPr>
+          <w:i/>
+          <w:iCs/>
+        </w:rPr>
+        <w:t xml:space="preserve">Principle 3 (token-based identity) depends on Principle 1 (single source of truth). Tokens work only if the authorization they assert is correct.</w:t>
+      </w:r>
+      <w:r>
+        <w:t xml:space="preserve"> </w:t>
+      </w:r>
+      <w:r>
+        <w:t xml:space="preserve">Replacing session-based authentication while authorization remains encoded in twelve regional OU trees means signing broken authorizations efficiently. This book is the source of truth that dependency requires.</w:t>
+      </w:r>
+    </w:p>
+    <w:p>
+      <w:pPr>
+        <w:numPr>
+          <w:ilvl w:val="0"/>
+          <w:numId w:val="1001"/>
+        </w:numPr>
+      </w:pPr>
+      <w:r>
+        <w:rPr>
+          <w:b/>
+          <w:bCs/>
+        </w:rPr>
+        <w:t xml:space="preserve">Account lifecycle is an HR event stream, not a ticket queue.</w:t>
+      </w:r>
+      <w:r>
+        <w:t xml:space="preserve"> </w:t>
+      </w:r>
+      <w:r>
+        <w:t xml:space="preserve">Hire, transfer, and separation are recorded as business events in the HR system before any administrator hears about them. An event-driven provisioning feed makes account creation, access re-derivation, and same-day revocation</w:t>
+      </w:r>
+      <w:r>
+        <w:t xml:space="preserve"> </w:t>
+      </w:r>
+      <w:r>
+        <w:rPr>
+          <w:i/>
+          <w:iCs/>
+        </w:rPr>
+        <w:t xml:space="preserve">consequences</w:t>
+      </w:r>
+      <w:r>
+        <w:t xml:space="preserve"> </w:t>
+      </w:r>
+      <w:r>
+        <w:t xml:space="preserve">of those records. A ticket queue makes them</w:t>
+      </w:r>
+      <w:r>
+        <w:t xml:space="preserve"> </w:t>
+      </w:r>
+      <w:r>
+        <w:rPr>
+          <w:i/>
+          <w:iCs/>
+        </w:rPr>
+        <w:t xml:space="preserve">rumors</w:t>
+      </w:r>
+      <w:r>
+        <w:t xml:space="preserve"> </w:t>
+      </w:r>
+      <w:r>
+        <w:t xml:space="preserve">of those records — days late, sometimes never.</w:t>
+      </w:r>
+    </w:p>
+    <w:p>
+      <w:pPr>
+        <w:numPr>
+          <w:ilvl w:val="0"/>
+          <w:numId w:val="1001"/>
+        </w:numPr>
+      </w:pPr>
+      <w:r>
+        <w:rPr>
+          <w:b/>
+          <w:bCs/>
+        </w:rPr>
+        <w:t xml:space="preserve">The org chart must stop being a drawing and become an API.</w:t>
+      </w:r>
+      <w:r>
+        <w:t xml:space="preserve"> </w:t>
+      </w:r>
+      <w:r>
+        <w:t xml:space="preserve">Supervisory hierarchy, positions, and cost centers exist today as OU paths, Visio diagrams, and spreadsheets — none of which a policy engine can query. When organizational structure is a governed, queryable record, group membership is</w:t>
+      </w:r>
+      <w:r>
+        <w:t xml:space="preserve"> </w:t>
+      </w:r>
+      <w:r>
+        <w:rPr>
+          <w:i/>
+          <w:iCs/>
+        </w:rPr>
+        <w:t xml:space="preserve">computed</w:t>
+      </w:r>
+      <w:r>
+        <w:t xml:space="preserve"> </w:t>
+      </w:r>
+      <w:r>
+        <w:t xml:space="preserve">from attributes, access packages route approvals to the supervisor of record, and a reorganization is a data change instead of a migration project.</w:t>
+      </w:r>
+    </w:p>
+    <w:p>
+      <w:pPr>
+        <w:numPr>
+          <w:ilvl w:val="0"/>
+          <w:numId w:val="1001"/>
+        </w:numPr>
+      </w:pPr>
+      <w:r>
+        <w:rPr>
+          <w:b/>
+          <w:bCs/>
+        </w:rPr>
+        <w:t xml:space="preserve">A SaaS system of record integrates entirely through truth-plane surfaces.</w:t>
+      </w:r>
+      <w:r>
+        <w:t xml:space="preserve"> </w:t>
+      </w:r>
+      <w:r>
+        <w:t xml:space="preserve">The deployed human capital platform — Oracle HCM Cloud, in the externally managed tenancy Book 01 placed as the fourth landing-zone environment — touches the enterprise through federation (SAML/OIDC), provisioning protocol (SCIM 2.0), DNS resolution, and evidence export. Outbound HTTPS, no network adjacency, no agents, no domain join. Every one of those surfaces is an identity-plane or naming-plane function the substrate parts already govern.</w:t>
+      </w:r>
+    </w:p>
+    <w:p>
+      <w:pPr>
+        <w:pStyle w:val="FirstParagraph"/>
+      </w:pPr>
+      <w:r>
+        <w:t xml:space="preserve">The controls this document closes — AC-2, AC-2(1), IA-4, SI-12 — and the personnel-security controls whose automation evidence it supplies — PS-4, PS-5 — have no alternate closure path, because every one of them ultimately requires a fact that only the HR system of record possesses. Each claim is demonstrated against control text in the closure table at the end.</w:t>
+      </w:r>
+    </w:p>
+    <w:bookmarkStart w:id="25" w:name="what-this-document-addresses"/>
+    <w:p>
+      <w:pPr>
+        <w:pStyle w:val="Heading1"/>
+      </w:pPr>
+      <w:r>
+        <w:t xml:space="preserve">1. What This Document Addresses</w:t>
+      </w:r>
+    </w:p>
+    <w:p>
+      <w:pPr>
+        <w:pStyle w:val="FirstParagraph"/>
+      </w:pPr>
+      <w:r>
+        <w:t xml:space="preserve">Every preceding part of this series has hardened</w:t>
+      </w:r>
+      <w:r>
+        <w:t xml:space="preserve"> </w:t>
+      </w:r>
+      <w:r>
+        <w:rPr>
+          <w:i/>
+          <w:iCs/>
+        </w:rPr>
+        <w:t xml:space="preserve">how</w:t>
+      </w:r>
+      <w:r>
+        <w:t xml:space="preserve"> </w:t>
+      </w:r>
+      <w:r>
+        <w:t xml:space="preserve">identity is asserted: names resolve authoritatively (Book 01), devices authenticate at the wire (Book 02), and users and workloads carry cryptographic credentials no network path can break (Book 03). This part addresses</w:t>
+      </w:r>
+      <w:r>
+        <w:t xml:space="preserve"> </w:t>
+      </w:r>
+      <w:r>
+        <w:rPr>
+          <w:i/>
+          <w:iCs/>
+        </w:rPr>
+        <w:t xml:space="preserve">what the assertions say</w:t>
+      </w:r>
+      <w:r>
+        <w:t xml:space="preserve">. An access token carries claims — an identifier, group memberships, role assignments. Those claims are projections of upstream facts: this person is employed; this person holds this position; this person reports to this supervisor; this person’s affiliation ended on this date. If the upstream facts are stale, scattered, or unrecorded, the whole cryptographic apparatus notarizes fiction.</w:t>
+      </w:r>
+    </w:p>
+    <w:p>
+      <w:pPr>
+        <w:pStyle w:val="BodyText"/>
+      </w:pPr>
+      <w:r>
+        <w:t xml:space="preserve">The argument proceeds in five movements:</w:t>
+      </w:r>
+    </w:p>
+    <w:p>
+      <w:pPr>
+        <w:pStyle w:val="Compact"/>
+        <w:numPr>
+          <w:ilvl w:val="0"/>
+          <w:numId w:val="1002"/>
+        </w:numPr>
+      </w:pPr>
+      <w:r>
+        <w:rPr>
+          <w:b/>
+          <w:bCs/>
+        </w:rPr>
+        <w:t xml:space="preserve">The fragmented truth problem.</w:t>
+      </w:r>
+      <w:r>
+        <w:t xml:space="preserve"> </w:t>
+      </w:r>
+      <w:r>
+        <w:t xml:space="preserve">Identity truth today is scattered across regional OU trees, per-system account stores, and spreadsheets; organizational truth is encoded in OU paths and drawings. Orphaned accounts are the visible symptom of a missing source, not an operational lapse.</w:t>
+      </w:r>
+    </w:p>
+    <w:p>
+      <w:pPr>
+        <w:pStyle w:val="Compact"/>
+        <w:numPr>
+          <w:ilvl w:val="0"/>
+          <w:numId w:val="1002"/>
+        </w:numPr>
+      </w:pPr>
+      <w:r>
+        <w:rPr>
+          <w:b/>
+          <w:bCs/>
+        </w:rPr>
+        <w:t xml:space="preserve">HRIT as the system of record.</w:t>
+      </w:r>
+      <w:r>
+        <w:t xml:space="preserve"> </w:t>
+      </w:r>
+      <w:r>
+        <w:t xml:space="preserve">What a human capital platform actually owns — worker records, positions, assignments, supervisory hierarchy, effective dating — and the discipline of authoritative versus derived attributes.</w:t>
+      </w:r>
+    </w:p>
+    <w:p>
+      <w:pPr>
+        <w:pStyle w:val="Compact"/>
+        <w:numPr>
+          <w:ilvl w:val="0"/>
+          <w:numId w:val="1002"/>
+        </w:numPr>
+      </w:pPr>
+      <w:r>
+        <w:rPr>
+          <w:b/>
+          <w:bCs/>
+        </w:rPr>
+        <w:t xml:space="preserve">The identity SSOT.</w:t>
+      </w:r>
+      <w:r>
+        <w:t xml:space="preserve"> </w:t>
+      </w:r>
+      <w:r>
+        <w:t xml:space="preserve">The joiner-mover-leaver lifecycle as an event stream: HR-driven provisioning into the identity platform, one identifier per person for the life of the affiliation, and deprovisioning as an HR event rather than a ticket.</w:t>
+      </w:r>
+    </w:p>
+    <w:p>
+      <w:pPr>
+        <w:pStyle w:val="Compact"/>
+        <w:numPr>
+          <w:ilvl w:val="0"/>
+          <w:numId w:val="1002"/>
+        </w:numPr>
+      </w:pPr>
+      <w:r>
+        <w:rPr>
+          <w:b/>
+          <w:bCs/>
+        </w:rPr>
+        <w:t xml:space="preserve">The organizational SSOT.</w:t>
+      </w:r>
+      <w:r>
+        <w:t xml:space="preserve"> </w:t>
+      </w:r>
+      <w:r>
+        <w:t xml:space="preserve">Supervisory org, position management, and cost centers as queryable truth; dynamic groups, access packages, and ABAC attributes derived from HR records instead of assigned by hand.</w:t>
+      </w:r>
+    </w:p>
+    <w:p>
+      <w:pPr>
+        <w:pStyle w:val="Compact"/>
+        <w:numPr>
+          <w:ilvl w:val="0"/>
+          <w:numId w:val="1002"/>
+        </w:numPr>
+      </w:pPr>
+      <w:r>
+        <w:rPr>
+          <w:b/>
+          <w:bCs/>
+        </w:rPr>
+        <w:t xml:space="preserve">The integration surface.</w:t>
+      </w:r>
+      <w:r>
+        <w:t xml:space="preserve"> </w:t>
+      </w:r>
+      <w:r>
+        <w:t xml:space="preserve">Why a SaaS system of record couples to the enterprise exclusively through identity-plane and naming-plane functions — and why that is an architectural feature, not a limitation.</w:t>
       </w:r>
     </w:p>
     <w:tbl>
@@ -879,7 +869,7 @@
           </w:tcPr>
           <w:p>
             <w:pPr>
-              <w:pStyle w:val="BodyText"/>
+              <w:pStyle w:val="FirstParagraph"/>
             </w:pPr>
             <w:pPr>
               <w:spacing w:before="0" w:after="0"/>
@@ -890,18 +880,18 @@
                 <wp:inline>
                   <wp:extent cx="152400" cy="152400"/>
                   <wp:effectExtent b="0" l="0" r="0" t="0"/>
-                  <wp:docPr descr="" title="" id="20" name="Picture"/>
+                  <wp:docPr descr="" title="" id="21" name="Picture"/>
                   <a:graphic>
                     <a:graphicData uri="http://schemas.openxmlformats.org/drawingml/2006/picture">
                       <pic:pic>
                         <pic:nvPicPr>
-                          <pic:cNvPr descr="/opt/quarto/share/formats/docx/note.png" id="21" name="Picture"/>
+                          <pic:cNvPr descr="/opt/quarto/share/formats/docx/note.png" id="22" name="Picture"/>
                           <pic:cNvPicPr>
                             <a:picLocks noChangeArrowheads="1" noChangeAspect="1"/>
                           </pic:cNvPicPr>
                         </pic:nvPicPr>
                         <pic:blipFill>
-                          <a:blip r:embed="rId17"/>
+                          <a:blip r:embed="rId20"/>
                           <a:stretch>
                             <a:fillRect/>
                           </a:stretch>
@@ -962,6 +952,169 @@
                 <w:b/>
                 <w:bCs/>
               </w:rPr>
+              <w:t xml:space="preserve">Where this sits in the Functional Plane Model</w:t>
+            </w:r>
+            <w:r>
+              <w:t xml:space="preserve"> </w:t>
+            </w:r>
+            <w:r>
+              <w:t xml:space="preserve">— The HR system of record is</w:t>
+            </w:r>
+            <w:r>
+              <w:t xml:space="preserve"> </w:t>
+            </w:r>
+            <w:r>
+              <w:rPr>
+                <w:b/>
+                <w:bCs/>
+              </w:rPr>
+              <w:t xml:space="preserve">identity-plane truth</w:t>
+            </w:r>
+            <w:r>
+              <w:t xml:space="preserve">: the human and organizational half of plane 3, alongside the cryptographic half Book 03 established. Per the series hierarchy rule, truth planes can only be depended on. The directory, the dynamic groups, the access packages, and the conditional access policies of later parts are</w:t>
+            </w:r>
+            <w:r>
+              <w:t xml:space="preserve"> </w:t>
+            </w:r>
+            <w:r>
+              <w:rPr>
+                <w:i/>
+                <w:iCs/>
+              </w:rPr>
+              <w:t xml:space="preserve">derivations and enforcements</w:t>
+            </w:r>
+            <w:r>
+              <w:t xml:space="preserve"> </w:t>
+            </w:r>
+            <w:r>
+              <w:t xml:space="preserve">of what this plane asserts. When a downstream attribute disagrees with the HR record, the HR record wins and the downstream value is corrected — the correction never flows the other way. Fix the record, not the projection.</w:t>
+            </w:r>
+          </w:p>
+          <w:p/>
+        </w:tc>
+      </w:tr>
+    </w:tbl>
+    <w:p>
+      <w:pPr>
+        <w:pStyle w:val="BodyText"/>
+      </w:pPr>
+      <w:r>
+        <w:t xml:space="preserve"> </w:t>
+      </w:r>
+    </w:p>
+    <w:tbl>
+      <w:tblPr>
+        <w:tblStyle w:val="Table"/>
+        <w:tblLook w:firstRow="0" w:lastRow="0" w:firstColumn="0" w:lastColumn="0" w:noHBand="0" w:noVBand="0" w:val="0000"/>
+        <w:tblBorders>
+          <w:top w:val="single" w:sz="4" w:space="0" w:color="0758E5"/>
+          <w:left w:val="single" w:sz="24" w:space="0" w:color="0758E5"/>
+          <w:bottom w:val="single" w:sz="4" w:space="0" w:color="0758E5"/>
+          <w:right w:val="single" w:sz="4" w:space="0" w:color="0758E5"/>
+        </w:tblBorders>
+        <w:tblCellMar>
+          <w:left w:w="144" w:type="dxa"/>
+          <w:right w:w="144" w:type="dxa"/>
+        </w:tblCellMar>
+        <w:tblLook w:firstRow="0" w:lastRow="0" w:firstColumn="0" w:lastColumn="0" w:noHBand="0" w:noVBand="0" w:val="0000"/>
+      </w:tblPr>
+      <w:tr>
+        <w:trPr>
+          <w:cantSplit/>
+        </w:trPr>
+        <w:tc>
+          <w:tcPr>
+            <w:shd w:color="auto" w:fill="dae6fb" w:val="clear"/>
+            <w:tcMar>
+              <w:top w:w="92" w:type="dxa"/>
+              <w:bottom w:w="92" w:type="dxa"/>
+            </w:tcMar>
+          </w:tcPr>
+          <w:p>
+            <w:pPr>
+              <w:pStyle w:val="BodyText"/>
+            </w:pPr>
+            <w:pPr>
+              <w:spacing w:before="0" w:after="0"/>
+              <w:textAlignment w:val="center"/>
+            </w:pPr>
+            <w:r>
+              <w:drawing>
+                <wp:inline>
+                  <wp:extent cx="152400" cy="152400"/>
+                  <wp:effectExtent b="0" l="0" r="0" t="0"/>
+                  <wp:docPr descr="" title="" id="23" name="Picture"/>
+                  <a:graphic>
+                    <a:graphicData uri="http://schemas.openxmlformats.org/drawingml/2006/picture">
+                      <pic:pic>
+                        <pic:nvPicPr>
+                          <pic:cNvPr descr="/opt/quarto/share/formats/docx/note.png" id="24" name="Picture"/>
+                          <pic:cNvPicPr>
+                            <a:picLocks noChangeArrowheads="1" noChangeAspect="1"/>
+                          </pic:cNvPicPr>
+                        </pic:nvPicPr>
+                        <pic:blipFill>
+                          <a:blip r:embed="rId20"/>
+                          <a:stretch>
+                            <a:fillRect/>
+                          </a:stretch>
+                        </pic:blipFill>
+                        <pic:spPr bwMode="auto">
+                          <a:xfrm>
+                            <a:off x="0" y="0"/>
+                            <a:ext cx="152400" cy="152400"/>
+                          </a:xfrm>
+                          <a:prstGeom prst="rect">
+                            <a:avLst/>
+                          </a:prstGeom>
+                          <a:noFill/>
+                          <a:ln w="9525">
+                            <a:noFill/>
+                            <a:headEnd/>
+                            <a:tailEnd/>
+                          </a:ln>
+                        </pic:spPr>
+                      </pic:pic>
+                    </a:graphicData>
+                  </a:graphic>
+                </wp:inline>
+              </w:drawing>
+            </w:r>
+            <w:r>
+              <w:t xml:space="preserve"> </w:t>
+            </w:r>
+            <w:r>
+              <w:t xml:space="preserve"> </w:t>
+            </w:r>
+            <w:r>
+              <w:t xml:space="preserve">Note</w:t>
+            </w:r>
+          </w:p>
+        </w:tc>
+      </w:tr>
+      <w:tr>
+        <w:trPr>
+          <w:cantSplit/>
+        </w:trPr>
+        <w:tc>
+          <w:tcPr>
+            <w:tcMar>
+              <w:top w:w="108" w:type="dxa"/>
+              <w:bottom w:w="108" w:type="dxa"/>
+            </w:tcMar>
+          </w:tcPr>
+          <w:p>
+            <w:pPr>
+              <w:pStyle w:val="BodyText"/>
+            </w:pPr>
+            <w:pPr>
+              <w:spacing w:before="16" w:after="16"/>
+            </w:pPr>
+            <w:r>
+              <w:rPr>
+                <w:b/>
+                <w:bCs/>
+              </w:rPr>
               <w:t xml:space="preserve">What this document does not cover</w:t>
             </w:r>
             <w:r>
@@ -986,7 +1139,7 @@
             <w:r>
               <w:t xml:space="preserve"> </w:t>
             </w:r>
-            <w:hyperlink r:id="rId14">
+            <w:hyperlink r:id="rId17">
               <w:r>
                 <w:rPr>
                   <w:rStyle w:val="Hyperlink"/>
@@ -1000,7 +1153,7 @@
             <w:r>
               <w:t xml:space="preserve"> </w:t>
             </w:r>
-            <w:hyperlink r:id="rId15">
+            <w:hyperlink r:id="rId18">
               <w:r>
                 <w:rPr>
                   <w:rStyle w:val="Hyperlink"/>
@@ -1016,8 +1169,8 @@
         </w:tc>
       </w:tr>
     </w:tbl>
-    <w:bookmarkEnd w:id="22"/>
-    <w:bookmarkStart w:id="31" w:name="the-fragmented-truth-problem"/>
+    <w:bookmarkEnd w:id="25"/>
+    <w:bookmarkStart w:id="34" w:name="the-fragmented-truth-problem"/>
     <w:p>
       <w:pPr>
         <w:pStyle w:val="Heading1"/>
@@ -1026,7 +1179,7 @@
         <w:t xml:space="preserve">2. The Fragmented Truth Problem</w:t>
       </w:r>
     </w:p>
-    <w:bookmarkStart w:id="23" w:name="where-identity-truth-lives-today"/>
+    <w:bookmarkStart w:id="26" w:name="where-identity-truth-lives-today"/>
     <w:p>
       <w:pPr>
         <w:pStyle w:val="Heading2"/>
@@ -1184,8 +1337,8 @@
         <w:t xml:space="preserve">wrong. The regional OU tree knows an account exists but not whether its owner is still employed. The application user table knows a login works but not what position justified it. The spreadsheet knows a contractor started but is a copy the moment it is saved. Fragmented truth is not partial truth — it is contradiction with no arbiter, because no fragment is designated to win.</w:t>
       </w:r>
     </w:p>
-    <w:bookmarkEnd w:id="23"/>
-    <w:bookmarkStart w:id="24" w:name="the-visible-symptom-orphaned-accounts"/>
+    <w:bookmarkEnd w:id="26"/>
+    <w:bookmarkStart w:id="27" w:name="the-visible-symptom-orphaned-accounts"/>
     <w:p>
       <w:pPr>
         <w:pStyle w:val="Heading2"/>
@@ -1565,8 +1718,8 @@
         <w:t xml:space="preserve">: a system that records the truth, five systems that need it, and no channel between them. The same anatomy produces the quieter failures: the transferred employee who keeps the old division’s access for years (the access-accretion problem PS-5 exists to stop), the contractor converted to staff who now has two identities, the rehired annuitant with three.</w:t>
       </w:r>
     </w:p>
-    <w:bookmarkEnd w:id="24"/>
-    <w:bookmarkStart w:id="29" w:name="the-statutory-frame"/>
+    <w:bookmarkEnd w:id="27"/>
+    <w:bookmarkStart w:id="32" w:name="the-statutory-frame"/>
     <w:p>
       <w:pPr>
         <w:pStyle w:val="Heading2"/>
@@ -1630,7 +1783,7 @@
       <w:r>
         <w:t xml:space="preserve">(</w:t>
       </w:r>
-      <w:hyperlink r:id="rId15">
+      <w:hyperlink r:id="rId18">
         <w:r>
           <w:rPr>
             <w:rStyle w:val="Hyperlink"/>
@@ -1647,7 +1800,7 @@
       <w:r>
         <w:t xml:space="preserve"> </w:t>
       </w:r>
-      <w:hyperlink r:id="rId16">
+      <w:hyperlink r:id="rId19">
         <w:r>
           <w:rPr>
             <w:rStyle w:val="Hyperlink"/>
@@ -1691,7 +1844,7 @@
       <w:tr>
         <w:tc>
           <w:tcPr/>
-          <w:bookmarkStart w:id="28" w:name="fig-hrit01"/>
+          <w:bookmarkStart w:id="31" w:name="fig-hrit01"/>
           <w:p>
             <w:pPr>
               <w:pStyle w:val="Compact"/>
@@ -1702,18 +1855,18 @@
                 <wp:inline>
                   <wp:extent cx="5334000" cy="3000375"/>
                   <wp:effectExtent b="0" l="0" r="0" t="0"/>
-                  <wp:docPr descr="" title="" id="26" name="Picture"/>
+                  <wp:docPr descr="" title="" id="29" name="Picture"/>
                   <a:graphic>
                     <a:graphicData uri="http://schemas.openxmlformats.org/drawingml/2006/picture">
                       <pic:pic>
                         <pic:nvPicPr>
-                          <pic:cNvPr descr="figs/hrit-fig-01-fragmented-truth.png" id="27" name="Picture"/>
+                          <pic:cNvPr descr="figs/hrit-fig-01-fragmented-truth.png" id="30" name="Picture"/>
                           <pic:cNvPicPr>
                             <a:picLocks noChangeArrowheads="1" noChangeAspect="1"/>
                           </pic:cNvPicPr>
                         </pic:nvPicPr>
                         <pic:blipFill>
-                          <a:blip r:embed="rId25"/>
+                          <a:blip r:embed="rId28"/>
                           <a:stretch>
                             <a:fillRect/>
                           </a:stretch>
@@ -1753,12 +1906,12 @@
               <w:t xml:space="preserve">Figure 1: Fragmented identity truth versus the HR-anchored single source of truth</w:t>
             </w:r>
           </w:p>
-          <w:bookmarkEnd w:id="28"/>
+          <w:bookmarkEnd w:id="31"/>
         </w:tc>
       </w:tr>
     </w:tbl>
-    <w:bookmarkEnd w:id="29"/>
-    <w:bookmarkStart w:id="30" w:name="why-this-cannot-be-patched"/>
+    <w:bookmarkEnd w:id="32"/>
+    <w:bookmarkStart w:id="33" w:name="why-this-cannot-be-patched"/>
     <w:p>
       <w:pPr>
         <w:pStyle w:val="Heading2"/>
@@ -1777,7 +1930,7 @@
       <w:r>
         <w:t xml:space="preserve"> </w:t>
       </w:r>
-      <w:hyperlink r:id="rId14">
+      <w:hyperlink r:id="rId17">
         <w:r>
           <w:rPr>
             <w:rStyle w:val="Hyperlink"/>
@@ -1927,9 +2080,9 @@
         <w:t xml:space="preserve">Every patch preserves the premise — that identity truth can be maintained where it is consumed rather than where it originates — and the premise is the defect. The remediation is not a cleaner copy; it is a designated origin with an event feed.</w:t>
       </w:r>
     </w:p>
-    <w:bookmarkEnd w:id="30"/>
-    <w:bookmarkEnd w:id="31"/>
-    <w:bookmarkStart w:id="41" w:name="hrit-as-the-system-of-record"/>
+    <w:bookmarkEnd w:id="33"/>
+    <w:bookmarkEnd w:id="34"/>
+    <w:bookmarkStart w:id="44" w:name="hrit-as-the-system-of-record"/>
     <w:p>
       <w:pPr>
         <w:pStyle w:val="Heading1"/>
@@ -1938,7 +2091,7 @@
         <w:t xml:space="preserve">3. HRIT as the System of Record</w:t>
       </w:r>
     </w:p>
-    <w:bookmarkStart w:id="32" w:name="Xa1873eb4a1167556c476690d08b815773990656"/>
+    <w:bookmarkStart w:id="35" w:name="Xa1873eb4a1167556c476690d08b815773990656"/>
     <w:p>
       <w:pPr>
         <w:pStyle w:val="Heading2"/>
@@ -1970,7 +2123,7 @@
       <w:r>
         <w:t xml:space="preserve"> </w:t>
       </w:r>
-      <w:hyperlink r:id="rId12">
+      <w:hyperlink r:id="rId15">
         <w:r>
           <w:rPr>
             <w:rStyle w:val="Hyperlink"/>
@@ -2288,8 +2441,8 @@
         </w:tc>
       </w:tr>
     </w:tbl>
-    <w:bookmarkEnd w:id="32"/>
-    <w:bookmarkStart w:id="33" w:name="X3d3e9d1c8db61c7bae23b3aaba7f9f959ab63a4"/>
+    <w:bookmarkEnd w:id="35"/>
+    <w:bookmarkStart w:id="36" w:name="X3d3e9d1c8db61c7bae23b3aaba7f9f959ab63a4"/>
     <w:p>
       <w:pPr>
         <w:pStyle w:val="Heading2"/>
@@ -2693,8 +2846,8 @@
         <w:t xml:space="preserve">and derives everything else. The two-authority model is the same truth-plane discipline the series applied between DDI and the certificate estate in Books 01 and 03 — different planes own different verbs, and no plane edits another’s nouns.</w:t>
       </w:r>
     </w:p>
-    <w:bookmarkEnd w:id="33"/>
-    <w:bookmarkStart w:id="34" w:name="effective-dating-truth-with-a-timeline"/>
+    <w:bookmarkEnd w:id="36"/>
+    <w:bookmarkStart w:id="37" w:name="effective-dating-truth-with-a-timeline"/>
     <w:p>
       <w:pPr>
         <w:pStyle w:val="Heading2"/>
@@ -2811,8 +2964,8 @@
         <w:t xml:space="preserve">, which is exactly the shape an event-driven lifecycle consumes.</w:t>
       </w:r>
     </w:p>
-    <w:bookmarkEnd w:id="34"/>
-    <w:bookmarkStart w:id="40" w:name="authoritative-versus-derived-attributes"/>
+    <w:bookmarkEnd w:id="37"/>
+    <w:bookmarkStart w:id="43" w:name="authoritative-versus-derived-attributes"/>
     <w:p>
       <w:pPr>
         <w:pStyle w:val="Heading2"/>
@@ -3161,7 +3314,7 @@
             <w:r>
               <w:t xml:space="preserve">Conditional access named-location context, E911 records (</w:t>
             </w:r>
-            <w:hyperlink r:id="rId35">
+            <w:hyperlink r:id="rId38">
               <w:r>
                 <w:rPr>
                   <w:rStyle w:val="Hyperlink"/>
@@ -3334,7 +3487,7 @@
       <w:tr>
         <w:tc>
           <w:tcPr/>
-          <w:bookmarkStart w:id="39" w:name="fig-hrit03"/>
+          <w:bookmarkStart w:id="42" w:name="fig-hrit03"/>
           <w:p>
             <w:pPr>
               <w:pStyle w:val="Compact"/>
@@ -3345,18 +3498,18 @@
                 <wp:inline>
                   <wp:extent cx="5334000" cy="3000375"/>
                   <wp:effectExtent b="0" l="0" r="0" t="0"/>
-                  <wp:docPr descr="" title="" id="37" name="Picture"/>
+                  <wp:docPr descr="" title="" id="40" name="Picture"/>
                   <a:graphic>
                     <a:graphicData uri="http://schemas.openxmlformats.org/drawingml/2006/picture">
                       <pic:pic>
                         <pic:nvPicPr>
-                          <pic:cNvPr descr="figs/hrit-fig-03-attribute-authority-map.png" id="38" name="Picture"/>
+                          <pic:cNvPr descr="figs/hrit-fig-03-attribute-authority-map.png" id="41" name="Picture"/>
                           <pic:cNvPicPr>
                             <a:picLocks noChangeArrowheads="1" noChangeAspect="1"/>
                           </pic:cNvPicPr>
                         </pic:nvPicPr>
                         <pic:blipFill>
-                          <a:blip r:embed="rId36"/>
+                          <a:blip r:embed="rId39"/>
                           <a:stretch>
                             <a:fillRect/>
                           </a:stretch>
@@ -3396,13 +3549,13 @@
               <w:t xml:space="preserve">Figure 2: The attribute authority map — each identity attribute and the plane that owns it</w:t>
             </w:r>
           </w:p>
-          <w:bookmarkEnd w:id="39"/>
+          <w:bookmarkEnd w:id="42"/>
         </w:tc>
       </w:tr>
     </w:tbl>
-    <w:bookmarkEnd w:id="40"/>
-    <w:bookmarkEnd w:id="41"/>
-    <w:bookmarkStart w:id="52" w:name="the-identity-ssot"/>
+    <w:bookmarkEnd w:id="43"/>
+    <w:bookmarkEnd w:id="44"/>
+    <w:bookmarkStart w:id="55" w:name="the-identity-ssot"/>
     <w:p>
       <w:pPr>
         <w:pStyle w:val="Heading1"/>
@@ -3411,7 +3564,7 @@
         <w:t xml:space="preserve">4. The Identity SSOT</w:t>
       </w:r>
     </w:p>
-    <w:bookmarkStart w:id="46" w:name="the-lifecycle-is-an-event-stream"/>
+    <w:bookmarkStart w:id="49" w:name="the-lifecycle-is-an-event-stream"/>
     <w:p>
       <w:pPr>
         <w:pStyle w:val="Heading2"/>
@@ -3813,7 +3966,7 @@
       <w:r>
         <w:t xml:space="preserve"> </w:t>
       </w:r>
-      <w:hyperlink r:id="rId13">
+      <w:hyperlink r:id="rId16">
         <w:r>
           <w:rPr>
             <w:rStyle w:val="Hyperlink"/>
@@ -3930,7 +4083,7 @@
       <w:tr>
         <w:tc>
           <w:tcPr/>
-          <w:bookmarkStart w:id="45" w:name="fig-hrit02"/>
+          <w:bookmarkStart w:id="48" w:name="fig-hrit02"/>
           <w:p>
             <w:pPr>
               <w:pStyle w:val="Compact"/>
@@ -3941,18 +4094,18 @@
                 <wp:inline>
                   <wp:extent cx="5334000" cy="3000375"/>
                   <wp:effectExtent b="0" l="0" r="0" t="0"/>
-                  <wp:docPr descr="" title="" id="43" name="Picture"/>
+                  <wp:docPr descr="" title="" id="46" name="Picture"/>
                   <a:graphic>
                     <a:graphicData uri="http://schemas.openxmlformats.org/drawingml/2006/picture">
                       <pic:pic>
                         <pic:nvPicPr>
-                          <pic:cNvPr descr="figs/hrit-fig-02-jml-event-flow.png" id="44" name="Picture"/>
+                          <pic:cNvPr descr="figs/hrit-fig-02-jml-event-flow.png" id="47" name="Picture"/>
                           <pic:cNvPicPr>
                             <a:picLocks noChangeArrowheads="1" noChangeAspect="1"/>
                           </pic:cNvPicPr>
                         </pic:nvPicPr>
                         <pic:blipFill>
-                          <a:blip r:embed="rId42"/>
+                          <a:blip r:embed="rId45"/>
                           <a:stretch>
                             <a:fillRect/>
                           </a:stretch>
@@ -3992,12 +4145,12 @@
               <w:t xml:space="preserve">Figure 3: The joiner-mover-leaver event flow from HR record to identity action</w:t>
             </w:r>
           </w:p>
-          <w:bookmarkEnd w:id="45"/>
+          <w:bookmarkEnd w:id="48"/>
         </w:tc>
       </w:tr>
     </w:tbl>
-    <w:bookmarkEnd w:id="46"/>
-    <w:bookmarkStart w:id="47" w:name="X448f77dc5d62c73b880d5374cd77a9bd610a269"/>
+    <w:bookmarkEnd w:id="49"/>
+    <w:bookmarkStart w:id="50" w:name="X448f77dc5d62c73b880d5374cd77a9bd610a269"/>
     <w:p>
       <w:pPr>
         <w:pStyle w:val="Heading2"/>
@@ -4260,8 +4413,8 @@
         <w:t xml:space="preserve">source and the only one whose middleware layer can compute organizational attributes and emit provenance before the identity platform ever sees the record.</w:t>
       </w:r>
     </w:p>
-    <w:bookmarkEnd w:id="47"/>
-    <w:bookmarkStart w:id="48" w:name="one-person-one-identifier"/>
+    <w:bookmarkEnd w:id="50"/>
+    <w:bookmarkStart w:id="51" w:name="one-person-one-identifier"/>
     <w:p>
       <w:pPr>
         <w:pStyle w:val="Heading2"/>
@@ -4367,8 +4520,8 @@
         <w:t xml:space="preserve">The same anchor is what makes audit joins possible at all: the token event in the SIEM, the database login, the badge swipe, and the personnel action resolve to one person only because one identifier threads them.</w:t>
       </w:r>
     </w:p>
-    <w:bookmarkEnd w:id="48"/>
-    <w:bookmarkStart w:id="49" w:name="the-worker-type-boundary"/>
+    <w:bookmarkEnd w:id="51"/>
+    <w:bookmarkStart w:id="52" w:name="the-worker-type-boundary"/>
     <w:p>
       <w:pPr>
         <w:pStyle w:val="Heading2"/>
@@ -4401,8 +4554,8 @@
         <w:t xml:space="preserve">Employee, contractor, intern, volunteer — the classification determines member-versus-guest treatment in the tenant, license assignment, access ceilings, and which conditional-access baseline applies. When worker type is a directory field someone sets at account creation, it is wrong exactly as often as staffing paperwork is ambiguous, and the errors are invisible because nothing reconciles them. When it is derived from the worker record, the contractor whose engagement ends loses access on the engagement’s end date (a leaver event for a non-employee), and the conversion seam — contractor on Friday, employee on Monday — is a re-derivation on the same identifier rather than a second identity with a second, forgotten first account. IA-4(4)’s status characterization (identifying each individual as, for example, a contractor) falls out of the same attribute for free: the characteristic is asserted by the system that classifies workers as a business act, not annotated by an administrator who heard about it.</w:t>
       </w:r>
     </w:p>
-    <w:bookmarkEnd w:id="49"/>
-    <w:bookmarkStart w:id="50" w:name="X6425fd18b5c4f116f10f22295a2c67df893cf44"/>
+    <w:bookmarkEnd w:id="52"/>
+    <w:bookmarkStart w:id="53" w:name="X6425fd18b5c4f116f10f22295a2c67df893cf44"/>
     <w:p>
       <w:pPr>
         <w:pStyle w:val="Heading2"/>
@@ -4628,8 +4781,8 @@
         <w:t xml:space="preserve">, which is indistinguishable from leave. The quarterly access review discovers the account up to ninety days late. Only one system in the enterprise records the separation as a first-class fact with an effective date — and once it does, everything downstream is a subscription.</w:t>
       </w:r>
     </w:p>
-    <w:bookmarkEnd w:id="50"/>
-    <w:bookmarkStart w:id="51" w:name="the-measured-lifecycle"/>
+    <w:bookmarkEnd w:id="53"/>
+    <w:bookmarkStart w:id="54" w:name="the-measured-lifecycle"/>
     <w:p>
       <w:pPr>
         <w:pStyle w:val="Heading2"/>
@@ -4921,9 +5074,9 @@
         <w:t xml:space="preserve">the argument: an architecture that cannot measure its own revocation latency is asserting PS-4 compliance on faith.</w:t>
       </w:r>
     </w:p>
-    <w:bookmarkEnd w:id="51"/>
-    <w:bookmarkEnd w:id="52"/>
-    <w:bookmarkStart w:id="60" w:name="the-organizational-ssot"/>
+    <w:bookmarkEnd w:id="54"/>
+    <w:bookmarkEnd w:id="55"/>
+    <w:bookmarkStart w:id="63" w:name="the-organizational-ssot"/>
     <w:p>
       <w:pPr>
         <w:pStyle w:val="Heading1"/>
@@ -4932,7 +5085,7 @@
         <w:t xml:space="preserve">5. The Organizational SSOT</w:t>
       </w:r>
     </w:p>
-    <w:bookmarkStart w:id="53" w:name="structure-as-queryable-truth"/>
+    <w:bookmarkStart w:id="56" w:name="structure-as-queryable-truth"/>
     <w:p>
       <w:pPr>
         <w:pStyle w:val="Heading2"/>
@@ -5092,7 +5245,7 @@
       <w:pPr>
         <w:pStyle w:val="FirstParagraph"/>
       </w:pPr>
-      <w:hyperlink r:id="rId15">
+      <w:hyperlink r:id="rId18">
         <w:r>
           <w:rPr>
             <w:rStyle w:val="Hyperlink"/>
@@ -5146,8 +5299,8 @@
         <w:t xml:space="preserve">. Rebuilding OU trees to match reality is expensive, high-risk, and pointless once no policy reads OU position; the truth is stamped as attributes, policy re-bases onto attribute-driven groups, and the residual OU bindings are inventoried and decommissioned deliberately.</w:t>
       </w:r>
     </w:p>
-    <w:bookmarkEnd w:id="53"/>
-    <w:bookmarkStart w:id="54" w:name="X1c44efed6f59a195bc8d7df37c3cec34f95e174"/>
+    <w:bookmarkEnd w:id="56"/>
+    <w:bookmarkStart w:id="57" w:name="X1c44efed6f59a195bc8d7df37c3cec34f95e174"/>
     <w:p>
       <w:pPr>
         <w:pStyle w:val="Heading2"/>
@@ -5324,8 +5477,8 @@
         <w:t xml:space="preserve">Roles define what a position may touch; attributes prove which position the person holds. Both resolve against the same upstream truth, which is the only arrangement in which they cannot disagree.</w:t>
       </w:r>
     </w:p>
-    <w:bookmarkEnd w:id="54"/>
-    <w:bookmarkStart w:id="59" w:name="attestation-lands-on-the-same-rail"/>
+    <w:bookmarkEnd w:id="57"/>
+    <w:bookmarkStart w:id="62" w:name="attestation-lands-on-the-same-rail"/>
     <w:p>
       <w:pPr>
         <w:pStyle w:val="Heading2"/>
@@ -5536,7 +5689,7 @@
       <w:tr>
         <w:tc>
           <w:tcPr/>
-          <w:bookmarkStart w:id="58" w:name="fig-hrit04"/>
+          <w:bookmarkStart w:id="61" w:name="fig-hrit04"/>
           <w:p>
             <w:pPr>
               <w:pStyle w:val="Compact"/>
@@ -5547,18 +5700,18 @@
                 <wp:inline>
                   <wp:extent cx="5334000" cy="3000375"/>
                   <wp:effectExtent b="0" l="0" r="0" t="0"/>
-                  <wp:docPr descr="" title="" id="56" name="Picture"/>
+                  <wp:docPr descr="" title="" id="59" name="Picture"/>
                   <a:graphic>
                     <a:graphicData uri="http://schemas.openxmlformats.org/drawingml/2006/picture">
                       <pic:pic>
                         <pic:nvPicPr>
-                          <pic:cNvPr descr="figs/hrit-fig-04-org-ssot-derivation.png" id="57" name="Picture"/>
+                          <pic:cNvPr descr="figs/hrit-fig-04-org-ssot-derivation.png" id="60" name="Picture"/>
                           <pic:cNvPicPr>
                             <a:picLocks noChangeArrowheads="1" noChangeAspect="1"/>
                           </pic:cNvPicPr>
                         </pic:nvPicPr>
                         <pic:blipFill>
-                          <a:blip r:embed="rId55"/>
+                          <a:blip r:embed="rId58"/>
                           <a:stretch>
                             <a:fillRect/>
                           </a:stretch>
@@ -5598,13 +5751,13 @@
               <w:t xml:space="preserve">Figure 4: The organizational SSOT derivation chain from HR record to entitlement</w:t>
             </w:r>
           </w:p>
-          <w:bookmarkEnd w:id="58"/>
+          <w:bookmarkEnd w:id="61"/>
         </w:tc>
       </w:tr>
     </w:tbl>
-    <w:bookmarkEnd w:id="59"/>
-    <w:bookmarkEnd w:id="60"/>
-    <w:bookmarkStart w:id="67" w:name="X65448c4ef8c56761744cefe28de67a9bb67265e"/>
+    <w:bookmarkEnd w:id="62"/>
+    <w:bookmarkEnd w:id="63"/>
+    <w:bookmarkStart w:id="69" w:name="X65448c4ef8c56761744cefe28de67a9bb67265e"/>
     <w:p>
       <w:pPr>
         <w:pStyle w:val="Heading1"/>
@@ -5620,7 +5773,7 @@
       <w:r>
         <w:t xml:space="preserve">The system of record in this architecture is SaaS-delivered from a tenancy the agency does not operate, under an external authorization boundary (</w:t>
       </w:r>
-      <w:hyperlink r:id="rId12">
+      <w:hyperlink r:id="rId15">
         <w:r>
           <w:rPr>
             <w:rStyle w:val="Hyperlink"/>
@@ -5637,7 +5790,7 @@
       <w:r>
         <w:t xml:space="preserve"> </w:t>
       </w:r>
-      <w:hyperlink r:id="rId14">
+      <w:hyperlink r:id="rId17">
         <w:r>
           <w:rPr>
             <w:rStyle w:val="Hyperlink"/>
@@ -6028,7 +6181,7 @@
         <w:t xml:space="preserve">the integration prerequisites: the federation trust is a Book 03 token relationship; the provisioning pipeline authenticates with a Book 03 workload credential; the tenancy’s endpoints resolve through Book 01’s validating resolvers; and the DNS names those endpoints use are exactly the class of external dependency the naming plane’s egress policies already govern. An agency that built Parts 1–3 has already built everything this integration touches. Second, the pattern generalizes: every future SaaS adoption should be evaluated on the same four surfaces — how it federates, how it provisions, how it resolves, how it exports evidence — and a candidate that demands enforcement-plane coupling (a site-to-site tunnel, an installed agent inside the boundary, a shared OS credential) is asking to be treated as infrastructure, with infrastructure’s obligations. The system of record is the template, not the exception.</w:t>
       </w:r>
     </w:p>
-    <w:bookmarkStart w:id="66" w:name="what-this-sets-up"/>
+    <w:bookmarkStart w:id="68" w:name="what-this-sets-up"/>
     <w:p>
       <w:pPr>
         <w:pStyle w:val="Heading2"/>
@@ -6099,7 +6252,7 @@
             <w:pPr>
               <w:pStyle w:val="Compact"/>
             </w:pPr>
-            <w:hyperlink r:id="rId15">
+            <w:hyperlink r:id="rId18">
               <w:r>
                 <w:rPr>
                   <w:rStyle w:val="Hyperlink"/>
@@ -6134,7 +6287,7 @@
             <w:pPr>
               <w:pStyle w:val="Compact"/>
             </w:pPr>
-            <w:hyperlink r:id="rId61">
+            <w:hyperlink r:id="rId64">
               <w:r>
                 <w:rPr>
                   <w:rStyle w:val="Hyperlink"/>
@@ -6256,7 +6409,7 @@
             <w:pPr>
               <w:pStyle w:val="Compact"/>
             </w:pPr>
-            <w:hyperlink r:id="rId62">
+            <w:hyperlink r:id="rId65">
               <w:r>
                 <w:rPr>
                   <w:rStyle w:val="Hyperlink"/>
@@ -6334,18 +6487,18 @@
                 <wp:inline>
                   <wp:extent cx="152400" cy="152400"/>
                   <wp:effectExtent b="0" l="0" r="0" t="0"/>
-                  <wp:docPr descr="" title="" id="64" name="Picture"/>
+                  <wp:docPr descr="" title="" id="66" name="Picture"/>
                   <a:graphic>
                     <a:graphicData uri="http://schemas.openxmlformats.org/drawingml/2006/picture">
                       <pic:pic>
                         <pic:nvPicPr>
-                          <pic:cNvPr descr="/opt/quarto/share/formats/docx/warning.png" id="65" name="Picture"/>
+                          <pic:cNvPr descr="/opt/quarto/share/formats/docx/warning.png" id="67" name="Picture"/>
                           <pic:cNvPicPr>
                             <a:picLocks noChangeArrowheads="1" noChangeAspect="1"/>
                           </pic:cNvPicPr>
                         </pic:nvPicPr>
                         <pic:blipFill>
-                          <a:blip r:embed="rId63"/>
+                          <a:blip r:embed="rId9"/>
                           <a:stretch>
                             <a:fillRect/>
                           </a:stretch>
@@ -6432,9 +6585,9 @@
         </w:tc>
       </w:tr>
     </w:tbl>
-    <w:bookmarkEnd w:id="66"/>
-    <w:bookmarkEnd w:id="67"/>
-    <w:bookmarkStart w:id="73" w:name="phased-implementation"/>
+    <w:bookmarkEnd w:id="68"/>
+    <w:bookmarkEnd w:id="69"/>
+    <w:bookmarkStart w:id="75" w:name="phased-implementation"/>
     <w:p>
       <w:pPr>
         <w:pStyle w:val="Heading1"/>
@@ -6496,7 +6649,7 @@
         <w:t xml:space="preserve">— a drifted HR feed produces a drifted SSOT, so data-quality remediation is Phase 1 work, not a someday.</w:t>
       </w:r>
     </w:p>
-    <w:bookmarkStart w:id="68" w:name="X26f02255fa42d4b39ecb8211c828a6e302e49b3"/>
+    <w:bookmarkStart w:id="70" w:name="X26f02255fa42d4b39ecb8211c828a6e302e49b3"/>
     <w:p>
       <w:pPr>
         <w:pStyle w:val="Heading2"/>
@@ -6543,8 +6696,8 @@
         <w:t xml:space="preserve">the authority map is signed; every enabled account is either correlated to a worker record or on a dated exception list.</w:t>
       </w:r>
     </w:p>
-    <w:bookmarkEnd w:id="68"/>
-    <w:bookmarkStart w:id="69" w:name="X3efec994e51c0649d4baf2b0039fc8ce2ae55ca"/>
+    <w:bookmarkEnd w:id="70"/>
+    <w:bookmarkStart w:id="71" w:name="X3efec994e51c0649d4baf2b0039fc8ce2ae55ca"/>
     <w:p>
       <w:pPr>
         <w:pStyle w:val="Heading2"/>
@@ -6610,8 +6763,8 @@
         <w:t xml:space="preserve">thirty days of shadow operation in which every pipeline-versus-directory difference is explained — either a directory error (fixed downstream) or a source error (fixed in HR); provenance records emitted for 100% of events.</w:t>
       </w:r>
     </w:p>
-    <w:bookmarkEnd w:id="69"/>
-    <w:bookmarkStart w:id="70" w:name="phase-3-lifecycle-automation-weeks-1526"/>
+    <w:bookmarkEnd w:id="71"/>
+    <w:bookmarkStart w:id="72" w:name="phase-3-lifecycle-automation-weeks-1526"/>
     <w:p>
       <w:pPr>
         <w:pStyle w:val="Heading2"/>
@@ -6646,8 +6799,8 @@
         <w:t xml:space="preserve">separation-to-revocation measured in hours across a full pay-period cycle with zero missed leavers; joiner day-one readiness demonstrated; the account-creation ticket queue retired for covered populations.</w:t>
       </w:r>
     </w:p>
-    <w:bookmarkEnd w:id="70"/>
-    <w:bookmarkStart w:id="71" w:name="X48c517921ac74c40755f2dc42874752b45ab423"/>
+    <w:bookmarkEnd w:id="72"/>
+    <w:bookmarkStart w:id="73" w:name="X48c517921ac74c40755f2dc42874752b45ab423"/>
     <w:p>
       <w:pPr>
         <w:pStyle w:val="Heading2"/>
@@ -6666,7 +6819,7 @@
       <w:r>
         <w:t xml:space="preserve"> </w:t>
       </w:r>
-      <w:hyperlink r:id="rId15">
+      <w:hyperlink r:id="rId18">
         <w:r>
           <w:rPr>
             <w:rStyle w:val="Hyperlink"/>
@@ -6696,8 +6849,8 @@
         <w:t xml:space="preserve">for covered applications, no direct group-membership assignments remain — every entitlement resolves to a rule, an attribute, and a worker record; a test reorganization (one division renamed and re-parented in HR) propagates to groups and approvals with zero manual directory changes.</w:t>
       </w:r>
     </w:p>
-    <w:bookmarkEnd w:id="71"/>
-    <w:bookmarkStart w:id="72" w:name="the-program-at-a-glance"/>
+    <w:bookmarkEnd w:id="73"/>
+    <w:bookmarkStart w:id="74" w:name="the-program-at-a-glance"/>
     <w:p>
       <w:pPr>
         <w:pStyle w:val="Heading2"/>
@@ -6914,9 +7067,9 @@
         <w:t xml:space="preserve">The sequence deliberately front-loads the unglamorous work. Phases 1 and 2 produce no visible change for end users — which is precisely why estates skip them, automate against unverified data in month one, and spend year two explaining to their assessor why the automation deprovisioned a regional director. Truth first, pipe second, actions third, derivations last.</w:t>
       </w:r>
     </w:p>
-    <w:bookmarkEnd w:id="72"/>
-    <w:bookmarkEnd w:id="73"/>
-    <w:bookmarkStart w:id="76" w:name="nist-sp-800-53-rev-5-control-closure"/>
+    <w:bookmarkEnd w:id="74"/>
+    <w:bookmarkEnd w:id="75"/>
+    <w:bookmarkStart w:id="78" w:name="nist-sp-800-53-rev-5-control-closure"/>
     <w:p>
       <w:pPr>
         <w:pStyle w:val="Heading1"/>
@@ -7506,7 +7659,7 @@
       <w:r>
         <w:t xml:space="preserve"> </w:t>
       </w:r>
-      <w:hyperlink r:id="rId16">
+      <w:hyperlink r:id="rId19">
         <w:r>
           <w:rPr>
             <w:rStyle w:val="Hyperlink"/>
@@ -7627,18 +7780,18 @@
                 <wp:inline>
                   <wp:extent cx="152400" cy="152400"/>
                   <wp:effectExtent b="0" l="0" r="0" t="0"/>
-                  <wp:docPr descr="" title="" id="74" name="Picture"/>
+                  <wp:docPr descr="" title="" id="76" name="Picture"/>
                   <a:graphic>
                     <a:graphicData uri="http://schemas.openxmlformats.org/drawingml/2006/picture">
                       <pic:pic>
                         <pic:nvPicPr>
-                          <pic:cNvPr descr="/opt/quarto/share/formats/docx/note.png" id="75" name="Picture"/>
+                          <pic:cNvPr descr="/opt/quarto/share/formats/docx/note.png" id="77" name="Picture"/>
                           <pic:cNvPicPr>
                             <a:picLocks noChangeArrowheads="1" noChangeAspect="1"/>
                           </pic:cNvPicPr>
                         </pic:nvPicPr>
                         <pic:blipFill>
-                          <a:blip r:embed="rId17"/>
+                          <a:blip r:embed="rId20"/>
                           <a:stretch>
                             <a:fillRect/>
                           </a:stretch>
@@ -7771,7 +7924,7 @@
             <w:r>
               <w:t xml:space="preserve"> </w:t>
             </w:r>
-            <w:hyperlink r:id="rId16">
+            <w:hyperlink r:id="rId19">
               <w:r>
                 <w:rPr>
                   <w:rStyle w:val="Hyperlink"/>
@@ -7785,7 +7938,7 @@
             <w:r>
               <w:t xml:space="preserve"> </w:t>
             </w:r>
-            <w:hyperlink r:id="rId62">
+            <w:hyperlink r:id="rId65">
               <w:r>
                 <w:rPr>
                   <w:rStyle w:val="Hyperlink"/>
@@ -7804,8 +7957,8 @@
         </w:tc>
       </w:tr>
     </w:tbl>
-    <w:bookmarkEnd w:id="76"/>
-    <w:bookmarkStart w:id="78" w:name="series-context-part-4-of-19"/>
+    <w:bookmarkEnd w:id="78"/>
+    <w:bookmarkStart w:id="80" w:name="series-context-part-4-of-19"/>
     <w:p>
       <w:pPr>
         <w:pStyle w:val="Heading1"/>
@@ -7830,7 +7983,7 @@
           <w:numId w:val="1010"/>
         </w:numPr>
       </w:pPr>
-      <w:hyperlink r:id="rId12">
+      <w:hyperlink r:id="rId15">
         <w:r>
           <w:rPr>
             <w:rStyle w:val="Hyperlink"/>
@@ -7855,7 +8008,7 @@
           <w:numId w:val="1010"/>
         </w:numPr>
       </w:pPr>
-      <w:hyperlink r:id="rId13">
+      <w:hyperlink r:id="rId16">
         <w:r>
           <w:rPr>
             <w:rStyle w:val="Hyperlink"/>
@@ -7880,7 +8033,7 @@
           <w:numId w:val="1010"/>
         </w:numPr>
       </w:pPr>
-      <w:hyperlink r:id="rId14">
+      <w:hyperlink r:id="rId17">
         <w:r>
           <w:rPr>
             <w:rStyle w:val="Hyperlink"/>
@@ -7945,7 +8098,7 @@
       <w:r>
         <w:t xml:space="preserve"> </w:t>
       </w:r>
-      <w:hyperlink r:id="rId15">
+      <w:hyperlink r:id="rId18">
         <w:r>
           <w:rPr>
             <w:rStyle w:val="Hyperlink"/>
@@ -7959,7 +8112,7 @@
       <w:r>
         <w:t xml:space="preserve"> </w:t>
       </w:r>
-      <w:hyperlink r:id="rId61">
+      <w:hyperlink r:id="rId64">
         <w:r>
           <w:rPr>
             <w:rStyle w:val="Hyperlink"/>
@@ -7973,7 +8126,7 @@
       <w:r>
         <w:t xml:space="preserve"> </w:t>
       </w:r>
-      <w:hyperlink r:id="rId62">
+      <w:hyperlink r:id="rId65">
         <w:r>
           <w:rPr>
             <w:rStyle w:val="Hyperlink"/>
@@ -7988,7 +8141,7 @@
         <w:t xml:space="preserve">packages the lifecycle evidence this book emits.</w:t>
       </w:r>
     </w:p>
-    <w:bookmarkStart w:id="77" w:name="Xad7833ad9d3f8a98c7b789d14bc1caec63be7d1"/>
+    <w:bookmarkStart w:id="79" w:name="Xad7833ad9d3f8a98c7b789d14bc1caec63be7d1"/>
     <w:p>
       <w:pPr>
         <w:pStyle w:val="Heading2"/>
@@ -8236,8 +8389,8 @@
         <w:t xml:space="preserve">Federal Application-Aware Networking — Part 4 of 19. Parts 1–3 established the naming plane, device identity, and cryptographic identity; Part 4 establishes the human and organizational source of truth they assert. Parts 5–19 apply this four-part substrate to transport, applications, operations, and the authorization package.</w:t>
       </w:r>
     </w:p>
-    <w:bookmarkEnd w:id="77"/>
-    <w:bookmarkEnd w:id="78"/>
+    <w:bookmarkEnd w:id="79"/>
+    <w:bookmarkEnd w:id="80"/>
     <w:sectPr>
       <w:footnotePr>
         <w:numRestart w:val="eachSect"/>

--- a/inbox/Application Aware Networking/Book_04_FedAAN_HRIT_Identity_Org_SSOT.docx
+++ b/inbox/Application Aware Networking/Book_04_FedAAN_HRIT_Identity_Org_SSOT.docx
@@ -7,7 +7,7 @@
         <w:pStyle w:val="Title"/>
       </w:pPr>
       <w:r>
-        <w:t xml:space="preserve">Book 04 — Federal Application-Aware Networking — HRIT and the Identity &amp; Organizational SSOT</w:t>
+        <w:t xml:space="preserve">Book 04 — Federal Application-Aware Networking — OPM HRIT and the Identity &amp; Organizational SSOT</w:t>
       </w:r>
     </w:p>
     <w:p>
@@ -764,7 +764,7 @@
           <w:b/>
           <w:bCs/>
         </w:rPr>
-        <w:t xml:space="preserve">HRIT as the system of record.</w:t>
+        <w:t xml:space="preserve">OPM HRIT as the system of record.</w:t>
       </w:r>
       <w:r>
         <w:t xml:space="preserve"> </w:t>
@@ -2082,13 +2082,13 @@
     </w:p>
     <w:bookmarkEnd w:id="33"/>
     <w:bookmarkEnd w:id="34"/>
-    <w:bookmarkStart w:id="44" w:name="hrit-as-the-system-of-record"/>
+    <w:bookmarkStart w:id="44" w:name="opm-hrit-as-the-system-of-record"/>
     <w:p>
       <w:pPr>
         <w:pStyle w:val="Heading1"/>
       </w:pPr>
       <w:r>
-        <w:t xml:space="preserve">3. HRIT as the System of Record</w:t>
+        <w:t xml:space="preserve">3. OPM HRIT as the System of Record</w:t>
       </w:r>
     </w:p>
     <w:bookmarkStart w:id="35" w:name="Xa1873eb4a1167556c476690d08b815773990656"/>
@@ -2105,7 +2105,7 @@
         <w:pStyle w:val="FirstParagraph"/>
       </w:pPr>
       <w:r>
-        <w:t xml:space="preserve">The human capital platform — HRIT, in federal shorthand; the deployed instance in this architecture is</w:t>
+        <w:t xml:space="preserve">The human capital platform — OPM HRIT, in federal shorthand; the deployed instance in this architecture is</w:t>
       </w:r>
       <w:r>
         <w:t xml:space="preserve"> </w:t>
@@ -7120,7 +7120,7 @@
         <w:pStyle w:val="TableCaption"/>
       </w:pPr>
       <w:r>
-        <w:t xml:space="preserve">NIST SP 800-53 Rev 5 control closure for Part 4 — HRIT and the Identity &amp; Organizational SSOT</w:t>
+        <w:t xml:space="preserve">NIST SP 800-53 Rev 5 control closure for Part 4 — OPM HRIT and the Identity &amp; Organizational SSOT</w:t>
       </w:r>
     </w:p>
     <w:tbl>
@@ -7129,7 +7129,7 @@
         <w:tblW w:type="pct" w:w="5000"/>
         <w:tblLayout w:type="fixed"/>
         <w:tblLook w:firstRow="1" w:lastRow="0" w:firstColumn="0" w:lastColumn="0" w:noHBand="0" w:noVBand="0" w:val="0020"/>
-        <w:tblCaption w:val="NIST SP 800-53 Rev 5 control closure for Part 4 — HRIT and the Identity &amp; Organizational SSOT"/>
+        <w:tblCaption w:val="NIST SP 800-53 Rev 5 control closure for Part 4 — OPM HRIT and the Identity &amp; Organizational SSOT"/>
       </w:tblPr>
       <w:tblGrid>
         <w:gridCol w:w="734"/>
@@ -9342,22 +9342,32 @@
   <w:style w:default="1" w:styleId="Table" w:type="table">
     <w:name w:val="Table"/>
     <w:basedOn w:val="TableNormal"/>
-    <w:semiHidden/>
-    <w:unhideWhenUsed/>
+    <w:uiPriority w:val="59"/>
     <w:qFormat/>
     <w:tblPr>
       <w:tblInd w:type="dxa" w:w="0"/>
+      <w:tblBorders>
+        <w:top w:color="0078D4" w:space="0" w:sz="12" w:val="single"/>
+        <w:bottom w:color="0078D4" w:space="0" w:sz="12" w:val="single"/>
+        <w:left w:val="nil"/>
+        <w:right w:val="nil"/>
+        <w:insideH w:color="D1D5DA" w:space="0" w:sz="4" w:val="single"/>
+        <w:insideV w:val="nil"/>
+      </w:tblBorders>
       <w:tblCellMar>
-        <w:top w:type="dxa" w:w="0"/>
+        <w:top w:type="dxa" w:w="80"/>
         <w:left w:type="dxa" w:w="108"/>
-        <w:bottom w:type="dxa" w:w="0"/>
+        <w:bottom w:type="dxa" w:w="80"/>
         <w:right w:type="dxa" w:w="108"/>
       </w:tblCellMar>
     </w:tblPr>
     <w:tblStylePr w:type="firstRow">
+      <w:rPr>
+        <w:b/>
+      </w:rPr>
       <w:tcPr>
         <w:tcBorders>
-          <w:bottom w:val="single"/>
+          <w:bottom w:color="0078D4" w:space="0" w:sz="8" w:val="single"/>
         </w:tcBorders>
         <w:vAlign w:val="bottom"/>
       </w:tcPr>
@@ -9418,6 +9428,29 @@
     <w:basedOn w:val="DefaultParagraphFont"/>
     <w:link w:val="BodyText"/>
   </w:style>
+  <w:style w:customStyle="1" w:styleId="SourceCode" w:type="paragraph">
+    <w:name w:val="Source Code"/>
+    <w:basedOn w:val="Normal"/>
+    <w:link w:val="VerbatimChar"/>
+    <w:pPr>
+      <w:pBdr>
+        <w:top w:color="D1D5DA" w:space="6" w:sz="6" w:val="single"/>
+        <w:left w:color="D1D5DA" w:space="6" w:sz="6" w:val="single"/>
+        <w:bottom w:color="D1D5DA" w:space="6" w:sz="6" w:val="single"/>
+        <w:right w:color="D1D5DA" w:space="6" w:sz="6" w:val="single"/>
+      </w:pBdr>
+      <w:shd w:fill="F6F8FA" w:val="clear"/>
+      <w:wordWrap w:val="off"/>
+      <w:spacing w:after="0" w:before="0" w:line="240" w:lineRule="auto"/>
+      <w:ind w:left="144" w:right="144"/>
+      <w:contextualSpacing/>
+    </w:pPr>
+    <w:rPr>
+      <w:rFonts w:ascii="Consolas" w:hAnsi="Consolas"/>
+      <w:color w:val="24292E"/>
+      <w:sz w:val="18"/>
+    </w:rPr>
+  </w:style>
   <w:style w:customStyle="1" w:styleId="VerbatimChar" w:type="character">
     <w:name w:val="Verbatim Char"/>
     <w:basedOn w:val="BodyTextChar"/>
@@ -9461,15 +9494,6 @@
       <w:bCs w:val="0"/>
       <w:color w:themeColor="accent1" w:themeShade="BF" w:val="365F91"/>
     </w:rPr>
-  </w:style>
-  <w:style w:type="paragraph" w:customStyle="1" w:styleId="SourceCode">
-    <w:name w:val="Source Code"/>
-    <w:basedOn w:val="Normal"/>
-    <w:link w:val="VerbatimChar"/>
-    <w:pPr>
-      <w:wordWrap w:val="off"/>
-      <w:shd w:val="clear" w:fill="f1f3f5"/>
-    </w:pPr>
   </w:style>
   <w:style w:type="character" w:customStyle="1" w:styleId="KeywordTok">
     <w:name w:val="KeywordTok"/>

--- a/inbox/Application Aware Networking/Book_04_FedAAN_HRIT_Identity_Org_SSOT.docx
+++ b/inbox/Application Aware Networking/Book_04_FedAAN_HRIT_Identity_Org_SSOT.docx
@@ -31,7 +31,7 @@
         <w:pStyle w:val="Date"/>
       </w:pPr>
       <w:r>
-        <w:t xml:space="preserve">2026-07-06</w:t>
+        <w:t xml:space="preserve">Invalid Date</w:t>
       </w:r>
     </w:p>
     <w:sdt>
@@ -114,7 +114,7 @@
                     <a:graphicData uri="http://schemas.openxmlformats.org/drawingml/2006/picture">
                       <pic:pic>
                         <pic:nvPicPr>
-                          <pic:cNvPr descr="/opt/quarto/share/formats/docx/warning.png" id="11" name="Picture"/>
+                          <pic:cNvPr descr="C:\Program Files\Quarto\share\formats\docx\warning.png" id="11" name="Picture"/>
                           <pic:cNvPicPr>
                             <a:picLocks noChangeArrowheads="1" noChangeAspect="1"/>
                           </pic:cNvPicPr>
@@ -174,7 +174,7 @@
               <w:pStyle w:val="BodyText"/>
             </w:pPr>
             <w:pPr>
-              <w:spacing w:before="16" w:after="16"/>
+              <w:spacing w:before="16"/>
             </w:pPr>
             <w:r>
               <w:t xml:space="preserve">This document is a</w:t>
@@ -207,6 +207,27 @@
             </w:r>
             <w:r>
               <w:t xml:space="preserve">. It is an attempt at a comprehensive SSA-wide technical roadmap and has not been reviewed or approved by the SSA CIO Office, the Office of Information Security (OIS), or organizational leadership. All recommendations, vendor selections, control mappings, and implementation timelines are subject to revision pending formal review by the SSA CIO Office and organizational components.</w:t>
+            </w:r>
+          </w:p>
+          <w:p>
+            <w:pPr>
+              <w:pStyle w:val="BodyText"/>
+            </w:pPr>
+            <w:pPr>
+              <w:spacing w:after="16"/>
+            </w:pPr>
+            <w:r>
+              <w:rPr>
+                <w:b/>
+                <w:bCs/>
+              </w:rPr>
+              <w:t xml:space="preserve">Date Code:</w:t>
+            </w:r>
+            <w:r>
+              <w:t xml:space="preserve"> </w:t>
+            </w:r>
+            <w:r>
+              <w:t xml:space="preserve">2026-07-07 10:54 ET</w:t>
             </w:r>
           </w:p>
           <w:p/>
@@ -267,7 +288,7 @@
                     <a:graphicData uri="http://schemas.openxmlformats.org/drawingml/2006/picture">
                       <pic:pic>
                         <pic:nvPicPr>
-                          <pic:cNvPr descr="/opt/quarto/share/formats/docx/important.png" id="14" name="Picture"/>
+                          <pic:cNvPr descr="C:\Program Files\Quarto\share\formats\docx\important.png" id="14" name="Picture"/>
                           <pic:cNvPicPr>
                             <a:picLocks noChangeArrowheads="1" noChangeAspect="1"/>
                           </pic:cNvPicPr>
@@ -885,7 +906,7 @@
                     <a:graphicData uri="http://schemas.openxmlformats.org/drawingml/2006/picture">
                       <pic:pic>
                         <pic:nvPicPr>
-                          <pic:cNvPr descr="/opt/quarto/share/formats/docx/note.png" id="22" name="Picture"/>
+                          <pic:cNvPr descr="C:\Program Files\Quarto\share\formats\docx\note.png" id="22" name="Picture"/>
                           <pic:cNvPicPr>
                             <a:picLocks noChangeArrowheads="1" noChangeAspect="1"/>
                           </pic:cNvPicPr>
@@ -1048,7 +1069,7 @@
                     <a:graphicData uri="http://schemas.openxmlformats.org/drawingml/2006/picture">
                       <pic:pic>
                         <pic:nvPicPr>
-                          <pic:cNvPr descr="/opt/quarto/share/formats/docx/note.png" id="24" name="Picture"/>
+                          <pic:cNvPr descr="C:\Program Files\Quarto\share\formats\docx\note.png" id="24" name="Picture"/>
                           <pic:cNvPicPr>
                             <a:picLocks noChangeArrowheads="1" noChangeAspect="1"/>
                           </pic:cNvPicPr>
@@ -3555,7 +3576,7 @@
     </w:tbl>
     <w:bookmarkEnd w:id="43"/>
     <w:bookmarkEnd w:id="44"/>
-    <w:bookmarkStart w:id="55" w:name="the-identity-ssot"/>
+    <w:bookmarkStart w:id="63" w:name="the-identity-ssot"/>
     <w:p>
       <w:pPr>
         <w:pStyle w:val="Heading1"/>
@@ -4150,7 +4171,7 @@
       </w:tr>
     </w:tbl>
     <w:bookmarkEnd w:id="49"/>
-    <w:bookmarkStart w:id="50" w:name="X448f77dc5d62c73b880d5374cd77a9bd610a269"/>
+    <w:bookmarkStart w:id="54" w:name="X448f77dc5d62c73b880d5374cd77a9bd610a269"/>
     <w:p>
       <w:pPr>
         <w:pStyle w:val="Heading2"/>
@@ -4411,1269 +4432,6 @@
       </w:r>
       <w:r>
         <w:t xml:space="preserve">source and the only one whose middleware layer can compute organizational attributes and emit provenance before the identity platform ever sees the record.</w:t>
-      </w:r>
-    </w:p>
-    <w:bookmarkEnd w:id="50"/>
-    <w:bookmarkStart w:id="51" w:name="one-person-one-identifier"/>
-    <w:p>
-      <w:pPr>
-        <w:pStyle w:val="Heading2"/>
-      </w:pPr>
-      <w:r>
-        <w:t xml:space="preserve">4.3 One Person, One Identifier</w:t>
-      </w:r>
-    </w:p>
-    <w:p>
-      <w:pPr>
-        <w:pStyle w:val="FirstParagraph"/>
-      </w:pPr>
-      <w:r>
-        <w:t xml:space="preserve">IA-4 requires managing identifiers by receiving authorization to assign them, selecting and assigning them to the intended entity, and</w:t>
-      </w:r>
-      <w:r>
-        <w:t xml:space="preserve"> </w:t>
-      </w:r>
-      <w:r>
-        <w:rPr>
-          <w:b/>
-          <w:bCs/>
-        </w:rPr>
-        <w:t xml:space="preserve">preventing their reuse</w:t>
-      </w:r>
-      <w:r>
-        <w:t xml:space="preserve"> </w:t>
-      </w:r>
-      <w:r>
-        <w:t xml:space="preserve">for a defined period. The enterprise discipline this architecture implements is stricter and simpler:</w:t>
-      </w:r>
-      <w:r>
-        <w:t xml:space="preserve"> </w:t>
-      </w:r>
-      <w:r>
-        <w:rPr>
-          <w:b/>
-          <w:bCs/>
-        </w:rPr>
-        <w:t xml:space="preserve">one person, one identifier, for the life of the affiliation — across every account, system, rehire, and conversion.</w:t>
-      </w:r>
-    </w:p>
-    <w:p>
-      <w:pPr>
-        <w:pStyle w:val="BodyText"/>
-      </w:pPr>
-      <w:r>
-        <w:t xml:space="preserve">The</w:t>
-      </w:r>
-      <w:r>
-        <w:t xml:space="preserve"> </w:t>
-      </w:r>
-      <w:r>
-        <w:rPr>
-          <w:rStyle w:val="VerbatimChar"/>
-        </w:rPr>
-        <w:t xml:space="preserve">employeeId</w:t>
-      </w:r>
-      <w:r>
-        <w:t xml:space="preserve"> </w:t>
-      </w:r>
-      <w:r>
-        <w:t xml:space="preserve">assigned at first affiliation is the immutable correlation anchor. It never changes with name, position, region, or worker type; every account in every system that belongs to the person carries it; and when the person returns after a break in service, the rehire event re-links the</w:t>
-      </w:r>
-      <w:r>
-        <w:t xml:space="preserve"> </w:t>
-      </w:r>
-      <w:r>
-        <w:rPr>
-          <w:i/>
-          <w:iCs/>
-        </w:rPr>
-        <w:t xml:space="preserve">same</w:t>
-      </w:r>
-      <w:r>
-        <w:t xml:space="preserve"> </w:t>
-      </w:r>
-      <w:r>
-        <w:t xml:space="preserve">identifier rather than minting a fresh identity. This is only possible where the</w:t>
-      </w:r>
-      <w:r>
-        <w:t xml:space="preserve"> </w:t>
-      </w:r>
-      <w:r>
-        <w:rPr>
-          <w:i/>
-          <w:iCs/>
-        </w:rPr>
-        <w:t xml:space="preserve">person</w:t>
-      </w:r>
-      <w:r>
-        <w:t xml:space="preserve"> </w:t>
-      </w:r>
-      <w:r>
-        <w:t xml:space="preserve">— not the account — is the tracked entity. A directory cannot do it: directories track accounts, and an account deleted at separation takes its history with it. The worker record persists across affiliations, which is why identifier non-reuse and rehire correlation are properties of the HR plane, projected downward.</w:t>
-      </w:r>
-    </w:p>
-    <w:p>
-      <w:pPr>
-        <w:pStyle w:val="BodyText"/>
-      </w:pPr>
-      <w:r>
-        <w:t xml:space="preserve">The same anchor is what makes audit joins possible at all: the token event in the SIEM, the database login, the badge swipe, and the personnel action resolve to one person only because one identifier threads them.</w:t>
-      </w:r>
-    </w:p>
-    <w:bookmarkEnd w:id="51"/>
-    <w:bookmarkStart w:id="52" w:name="the-worker-type-boundary"/>
-    <w:p>
-      <w:pPr>
-        <w:pStyle w:val="Heading2"/>
-      </w:pPr>
-      <w:r>
-        <w:t xml:space="preserve">4.4 The Worker-Type Boundary</w:t>
-      </w:r>
-    </w:p>
-    <w:p>
-      <w:pPr>
-        <w:pStyle w:val="FirstParagraph"/>
-      </w:pPr>
-      <w:r>
-        <w:t xml:space="preserve">One authoritative attribute deserves special notice because entire policy families hang from it:</w:t>
-      </w:r>
-      <w:r>
-        <w:t xml:space="preserve"> </w:t>
-      </w:r>
-      <w:r>
-        <w:rPr>
-          <w:b/>
-          <w:bCs/>
-        </w:rPr>
-        <w:t xml:space="preserve">worker type.</w:t>
-      </w:r>
-      <w:r>
-        <w:t xml:space="preserve"> </w:t>
-      </w:r>
-      <w:r>
-        <w:t xml:space="preserve">Employee, contractor, intern, volunteer — the classification determines member-versus-guest treatment in the tenant, license assignment, access ceilings, and which conditional-access baseline applies. When worker type is a directory field someone sets at account creation, it is wrong exactly as often as staffing paperwork is ambiguous, and the errors are invisible because nothing reconciles them. When it is derived from the worker record, the contractor whose engagement ends loses access on the engagement’s end date (a leaver event for a non-employee), and the conversion seam — contractor on Friday, employee on Monday — is a re-derivation on the same identifier rather than a second identity with a second, forgotten first account. IA-4(4)’s status characterization (identifying each individual as, for example, a contractor) falls out of the same attribute for free: the characteristic is asserted by the system that classifies workers as a business act, not annotated by an administrator who heard about it.</w:t>
-      </w:r>
-    </w:p>
-    <w:bookmarkEnd w:id="52"/>
-    <w:bookmarkStart w:id="53" w:name="X6425fd18b5c4f116f10f22295a2c67df893cf44"/>
-    <w:p>
-      <w:pPr>
-        <w:pStyle w:val="Heading2"/>
-      </w:pPr>
-      <w:r>
-        <w:t xml:space="preserve">4.5 Deprovisioning Is an HR Event, Not a Ticket</w:t>
-      </w:r>
-    </w:p>
-    <w:p>
-      <w:pPr>
-        <w:pStyle w:val="FirstParagraph"/>
-      </w:pPr>
-      <w:r>
-        <w:t xml:space="preserve">The leaver sequence deserves its own statement, because it is where the fragmented-truth architecture kills its audit findings — and occasionally its incident reports. In the target state, separation processing is initiated by the effective-dated termination record, and the automated sequence executes on that date, in order, as one workflow:</w:t>
-      </w:r>
-    </w:p>
-    <w:p>
-      <w:pPr>
-        <w:pStyle w:val="Compact"/>
-        <w:numPr>
-          <w:ilvl w:val="0"/>
-          <w:numId w:val="1006"/>
-        </w:numPr>
-      </w:pPr>
-      <w:r>
-        <w:rPr>
-          <w:b/>
-          <w:bCs/>
-        </w:rPr>
-        <w:t xml:space="preserve">Disable the account</w:t>
-      </w:r>
-      <w:r>
-        <w:t xml:space="preserve"> </w:t>
-      </w:r>
-      <w:r>
-        <w:t xml:space="preserve">— the sign-in gate closes first.</w:t>
-      </w:r>
-    </w:p>
-    <w:p>
-      <w:pPr>
-        <w:pStyle w:val="Compact"/>
-        <w:numPr>
-          <w:ilvl w:val="0"/>
-          <w:numId w:val="1006"/>
-        </w:numPr>
-      </w:pPr>
-      <w:r>
-        <w:rPr>
-          <w:b/>
-          <w:bCs/>
-        </w:rPr>
-        <w:t xml:space="preserve">Revoke active sessions and refresh tokens</w:t>
-      </w:r>
-      <w:r>
-        <w:t xml:space="preserve"> </w:t>
-      </w:r>
-      <w:r>
-        <w:t xml:space="preserve">— disabling prevents</w:t>
-      </w:r>
-      <w:r>
-        <w:t xml:space="preserve"> </w:t>
-      </w:r>
-      <w:r>
-        <w:rPr>
-          <w:i/>
-          <w:iCs/>
-        </w:rPr>
-        <w:t xml:space="preserve">new</w:t>
-      </w:r>
-      <w:r>
-        <w:t xml:space="preserve"> </w:t>
-      </w:r>
-      <w:r>
-        <w:t xml:space="preserve">tokens; revocation ends the ones already issued, so the control takes effect in token-lifetime minutes rather than at next sign-in.</w:t>
-      </w:r>
-    </w:p>
-    <w:p>
-      <w:pPr>
-        <w:pStyle w:val="Compact"/>
-        <w:numPr>
-          <w:ilvl w:val="0"/>
-          <w:numId w:val="1006"/>
-        </w:numPr>
-      </w:pPr>
-      <w:r>
-        <w:rPr>
-          <w:b/>
-          <w:bCs/>
-        </w:rPr>
-        <w:t xml:space="preserve">Verify</w:t>
-      </w:r>
-      <w:r>
-        <w:t xml:space="preserve"> </w:t>
-      </w:r>
-      <w:r>
-        <w:t xml:space="preserve">— read back the revocation state; a step that cannot be confirmed is a step that did not happen, as far as evidence is concerned.</w:t>
-      </w:r>
-    </w:p>
-    <w:p>
-      <w:pPr>
-        <w:pStyle w:val="Compact"/>
-        <w:numPr>
-          <w:ilvl w:val="0"/>
-          <w:numId w:val="1006"/>
-        </w:numPr>
-      </w:pPr>
-      <w:r>
-        <w:rPr>
-          <w:b/>
-          <w:bCs/>
-        </w:rPr>
-        <w:t xml:space="preserve">Remove group memberships and access-package assignments</w:t>
-      </w:r>
-      <w:r>
-        <w:t xml:space="preserve"> </w:t>
-      </w:r>
-      <w:r>
-        <w:t xml:space="preserve">— entitlements end even where a downstream application caches identity.</w:t>
-      </w:r>
-    </w:p>
-    <w:p>
-      <w:pPr>
-        <w:pStyle w:val="Compact"/>
-        <w:numPr>
-          <w:ilvl w:val="0"/>
-          <w:numId w:val="1006"/>
-        </w:numPr>
-      </w:pPr>
-      <w:r>
-        <w:rPr>
-          <w:b/>
-          <w:bCs/>
-        </w:rPr>
-        <w:t xml:space="preserve">Revoke credentials</w:t>
-      </w:r>
-      <w:r>
-        <w:t xml:space="preserve"> </w:t>
-      </w:r>
-      <w:r>
-        <w:t xml:space="preserve">— certificates through the Book 03 lifecycle; the device’s admission credential through the Book 02 pipeline, so the port stops trusting the hardware too.</w:t>
-      </w:r>
-    </w:p>
-    <w:p>
-      <w:pPr>
-        <w:pStyle w:val="Compact"/>
-        <w:numPr>
-          <w:ilvl w:val="0"/>
-          <w:numId w:val="1006"/>
-        </w:numPr>
-      </w:pPr>
-      <w:r>
-        <w:rPr>
-          <w:b/>
-          <w:bCs/>
-        </w:rPr>
-        <w:t xml:space="preserve">Disposition data</w:t>
-      </w:r>
-      <w:r>
-        <w:t xml:space="preserve"> </w:t>
-      </w:r>
-      <w:r>
-        <w:t xml:space="preserve">— mailbox archive or conversion, file ownership transfer, retention and litigation-hold exceptions applied per policy rather than per memory.</w:t>
-      </w:r>
-    </w:p>
-    <w:p>
-      <w:pPr>
-        <w:pStyle w:val="FirstParagraph"/>
-      </w:pPr>
-      <w:r>
-        <w:t xml:space="preserve">Each step emits a timestamped evidence record; the</w:t>
-      </w:r>
-      <w:r>
-        <w:t xml:space="preserve"> </w:t>
-      </w:r>
-      <w:r>
-        <w:rPr>
-          <w:i/>
-          <w:iCs/>
-        </w:rPr>
-        <w:t xml:space="preserve">distance between the HR effective date and the last revocation timestamp</w:t>
-      </w:r>
-      <w:r>
-        <w:t xml:space="preserve"> </w:t>
-      </w:r>
-      <w:r>
-        <w:t xml:space="preserve">becomes a measured, reportable ConMon metric instead of an unknowable. Emergency terminations take a defined manual entry into the</w:t>
-      </w:r>
-      <w:r>
-        <w:t xml:space="preserve"> </w:t>
-      </w:r>
-      <w:r>
-        <w:rPr>
-          <w:i/>
-          <w:iCs/>
-        </w:rPr>
-        <w:t xml:space="preserve">same</w:t>
-      </w:r>
-      <w:r>
-        <w:t xml:space="preserve"> </w:t>
-      </w:r>
-      <w:r>
-        <w:t xml:space="preserve">sequence — the trigger is human, the execution and the evidence are identical.</w:t>
-      </w:r>
-    </w:p>
-    <w:p>
-      <w:pPr>
-        <w:pStyle w:val="BodyText"/>
-      </w:pPr>
-      <w:r>
-        <w:t xml:space="preserve">Contrast the input signals available to any alternative mechanism. The network cannot see a termination — the leaver’s laptop authenticates on their last day exactly as it did the day before. The SIEM sees</w:t>
-      </w:r>
-      <w:r>
-        <w:t xml:space="preserve"> </w:t>
-      </w:r>
-      <w:r>
-        <w:rPr>
-          <w:i/>
-          <w:iCs/>
-        </w:rPr>
-        <w:t xml:space="preserve">absence of activity</w:t>
-      </w:r>
-      <w:r>
-        <w:t xml:space="preserve">, which is indistinguishable from leave. The quarterly access review discovers the account up to ninety days late. Only one system in the enterprise records the separation as a first-class fact with an effective date — and once it does, everything downstream is a subscription.</w:t>
-      </w:r>
-    </w:p>
-    <w:bookmarkEnd w:id="53"/>
-    <w:bookmarkStart w:id="54" w:name="the-measured-lifecycle"/>
-    <w:p>
-      <w:pPr>
-        <w:pStyle w:val="Heading2"/>
-      </w:pPr>
-      <w:r>
-        <w:t xml:space="preserve">4.6 The Measured Lifecycle</w:t>
-      </w:r>
-    </w:p>
-    <w:p>
-      <w:pPr>
-        <w:pStyle w:val="FirstParagraph"/>
-      </w:pPr>
-      <w:r>
-        <w:t xml:space="preserve">An event-driven lifecycle is also, incidentally but not accidentally, a</w:t>
-      </w:r>
-      <w:r>
-        <w:t xml:space="preserve"> </w:t>
-      </w:r>
-      <w:r>
-        <w:rPr>
-          <w:i/>
-          <w:iCs/>
-        </w:rPr>
-        <w:t xml:space="preserve">measured</w:t>
-      </w:r>
-      <w:r>
-        <w:t xml:space="preserve"> </w:t>
-      </w:r>
-      <w:r>
-        <w:t xml:space="preserve">one — every event-to-action interval is a number, and the numbers are the slot-01 evidence stream:</w:t>
-      </w:r>
-    </w:p>
-    <w:p>
-      <w:pPr>
-        <w:pStyle w:val="TableCaption"/>
-      </w:pPr>
-      <w:r>
-        <w:t xml:space="preserve">The lifecycle metrics the event-driven architecture makes measurable</w:t>
-      </w:r>
-    </w:p>
-    <w:tbl>
-      <w:tblPr>
-        <w:tblStyle w:val="Table"/>
-        <w:tblW w:type="pct" w:w="5000"/>
-        <w:tblLayout w:type="fixed"/>
-        <w:tblLook w:firstRow="1" w:lastRow="0" w:firstColumn="0" w:lastColumn="0" w:noHBand="0" w:noVBand="0" w:val="0020"/>
-        <w:tblCaption w:val="The lifecycle metrics the event-driven architecture makes measurable"/>
-      </w:tblPr>
-      <w:tblGrid>
-        <w:gridCol w:w="2640"/>
-        <w:gridCol w:w="2640"/>
-        <w:gridCol w:w="2640"/>
-      </w:tblGrid>
-      <w:tr>
-        <w:trPr>
-          <w:tblHeader w:val="on"/>
-        </w:trPr>
-        <w:tc>
-          <w:tcPr/>
-          <w:p>
-            <w:pPr>
-              <w:pStyle w:val="Compact"/>
-            </w:pPr>
-            <w:r>
-              <w:t xml:space="preserve">Metric</w:t>
-            </w:r>
-          </w:p>
-        </w:tc>
-        <w:tc>
-          <w:tcPr/>
-          <w:p>
-            <w:pPr>
-              <w:pStyle w:val="Compact"/>
-            </w:pPr>
-            <w:r>
-              <w:t xml:space="preserve">Definition</w:t>
-            </w:r>
-          </w:p>
-        </w:tc>
-        <w:tc>
-          <w:tcPr/>
-          <w:p>
-            <w:pPr>
-              <w:pStyle w:val="Compact"/>
-            </w:pPr>
-            <w:r>
-              <w:t xml:space="preserve">What It Evidences</w:t>
-            </w:r>
-          </w:p>
-        </w:tc>
-      </w:tr>
-      <w:tr>
-        <w:tc>
-          <w:tcPr/>
-          <w:p>
-            <w:pPr>
-              <w:pStyle w:val="Compact"/>
-            </w:pPr>
-            <w:r>
-              <w:t xml:space="preserve">Separation-to-revocation interval</w:t>
-            </w:r>
-          </w:p>
-        </w:tc>
-        <w:tc>
-          <w:tcPr/>
-          <w:p>
-            <w:pPr>
-              <w:pStyle w:val="Compact"/>
-            </w:pPr>
-            <w:r>
-              <w:t xml:space="preserve">HR effective date/time → last revocation timestamp in the leaver sequence</w:t>
-            </w:r>
-          </w:p>
-        </w:tc>
-        <w:tc>
-          <w:tcPr/>
-          <w:p>
-            <w:pPr>
-              <w:pStyle w:val="Compact"/>
-            </w:pPr>
-            <w:r>
-              <w:t xml:space="preserve">PS-4’s disable-within-time-period, continuously</w:t>
-            </w:r>
-          </w:p>
-        </w:tc>
-      </w:tr>
-      <w:tr>
-        <w:tc>
-          <w:tcPr/>
-          <w:p>
-            <w:pPr>
-              <w:pStyle w:val="Compact"/>
-            </w:pPr>
-            <w:r>
-              <w:t xml:space="preserve">Transfer-to-review interval</w:t>
-            </w:r>
-          </w:p>
-        </w:tc>
-        <w:tc>
-          <w:tcPr/>
-          <w:p>
-            <w:pPr>
-              <w:pStyle w:val="Compact"/>
-            </w:pPr>
-            <w:r>
-              <w:t xml:space="preserve">Transfer effective date → residual-access review completion</w:t>
-            </w:r>
-          </w:p>
-        </w:tc>
-        <w:tc>
-          <w:tcPr/>
-          <w:p>
-            <w:pPr>
-              <w:pStyle w:val="Compact"/>
-            </w:pPr>
-            <w:r>
-              <w:t xml:space="preserve">PS-5’s initiate-within-time-period</w:t>
-            </w:r>
-          </w:p>
-        </w:tc>
-      </w:tr>
-      <w:tr>
-        <w:tc>
-          <w:tcPr/>
-          <w:p>
-            <w:pPr>
-              <w:pStyle w:val="Compact"/>
-            </w:pPr>
-            <w:r>
-              <w:t xml:space="preserve">Joiner readiness rate</w:t>
-            </w:r>
-          </w:p>
-        </w:tc>
-        <w:tc>
-          <w:tcPr/>
-          <w:p>
-            <w:pPr>
-              <w:pStyle w:val="Compact"/>
-            </w:pPr>
-            <w:r>
-              <w:t xml:space="preserve">Share of new hires whose account, licenses, and baseline access exist at start-of-day one</w:t>
-            </w:r>
-          </w:p>
-        </w:tc>
-        <w:tc>
-          <w:tcPr/>
-          <w:p>
-            <w:pPr>
-              <w:pStyle w:val="Compact"/>
-            </w:pPr>
-            <w:r>
-              <w:t xml:space="preserve">AC-2 lifecycle automation working in the creation direction</w:t>
-            </w:r>
-          </w:p>
-        </w:tc>
-      </w:tr>
-      <w:tr>
-        <w:tc>
-          <w:tcPr/>
-          <w:p>
-            <w:pPr>
-              <w:pStyle w:val="Compact"/>
-            </w:pPr>
-            <w:r>
-              <w:t xml:space="preserve">Correlation coverage</w:t>
-            </w:r>
-          </w:p>
-        </w:tc>
-        <w:tc>
-          <w:tcPr/>
-          <w:p>
-            <w:pPr>
-              <w:pStyle w:val="Compact"/>
-            </w:pPr>
-            <w:r>
-              <w:t xml:space="preserve">Share of enabled accounts resolvable to a current worker record</w:t>
-            </w:r>
-          </w:p>
-        </w:tc>
-        <w:tc>
-          <w:tcPr/>
-          <w:p>
-            <w:pPr>
-              <w:pStyle w:val="Compact"/>
-            </w:pPr>
-            <w:r>
-              <w:t xml:space="preserve">The orphan population, as a query instead of a hunt</w:t>
-            </w:r>
-          </w:p>
-        </w:tc>
-      </w:tr>
-      <w:tr>
-        <w:tc>
-          <w:tcPr/>
-          <w:p>
-            <w:pPr>
-              <w:pStyle w:val="Compact"/>
-            </w:pPr>
-            <w:r>
-              <w:t xml:space="preserve">Derivation purity</w:t>
-            </w:r>
-          </w:p>
-        </w:tc>
-        <w:tc>
-          <w:tcPr/>
-          <w:p>
-            <w:pPr>
-              <w:pStyle w:val="Compact"/>
-            </w:pPr>
-            <w:r>
-              <w:t xml:space="preserve">Share of group memberships computed by rule versus assigned by hand</w:t>
-            </w:r>
-          </w:p>
-        </w:tc>
-        <w:tc>
-          <w:tcPr/>
-          <w:p>
-            <w:pPr>
-              <w:pStyle w:val="Compact"/>
-            </w:pPr>
-            <w:r>
-              <w:t xml:space="preserve">How much of the estate still runs on fragments</w:t>
-            </w:r>
-          </w:p>
-        </w:tc>
-      </w:tr>
-    </w:tbl>
-    <w:p>
-      <w:pPr>
-        <w:pStyle w:val="BodyText"/>
-      </w:pPr>
-      <w:r>
-        <w:t xml:space="preserve">None of these numbers exists in a ticket-driven estate — not because nobody computes them, but because the events they measure are not recorded as events. The metric</w:t>
-      </w:r>
-      <w:r>
-        <w:t xml:space="preserve"> </w:t>
-      </w:r>
-      <w:r>
-        <w:rPr>
-          <w:i/>
-          <w:iCs/>
-        </w:rPr>
-        <w:t xml:space="preserve">is</w:t>
-      </w:r>
-      <w:r>
-        <w:t xml:space="preserve"> </w:t>
-      </w:r>
-      <w:r>
-        <w:t xml:space="preserve">the argument: an architecture that cannot measure its own revocation latency is asserting PS-4 compliance on faith.</w:t>
-      </w:r>
-    </w:p>
-    <w:bookmarkEnd w:id="54"/>
-    <w:bookmarkEnd w:id="55"/>
-    <w:bookmarkStart w:id="63" w:name="the-organizational-ssot"/>
-    <w:p>
-      <w:pPr>
-        <w:pStyle w:val="Heading1"/>
-      </w:pPr>
-      <w:r>
-        <w:t xml:space="preserve">5. The Organizational SSOT</w:t>
-      </w:r>
-    </w:p>
-    <w:bookmarkStart w:id="56" w:name="structure-as-queryable-truth"/>
-    <w:p>
-      <w:pPr>
-        <w:pStyle w:val="Heading2"/>
-      </w:pPr>
-      <w:r>
-        <w:t xml:space="preserve">5.1 Structure as Queryable Truth</w:t>
-      </w:r>
-    </w:p>
-    <w:p>
-      <w:pPr>
-        <w:pStyle w:val="FirstParagraph"/>
-      </w:pPr>
-      <w:r>
-        <w:t xml:space="preserve">The second half of this book’s title is the one estates habitually skip. Identity SSOT projects say</w:t>
-      </w:r>
-      <w:r>
-        <w:t xml:space="preserve"> </w:t>
-      </w:r>
-      <w:r>
-        <w:t xml:space="preserve">“HR drives accounts”</w:t>
-      </w:r>
-      <w:r>
-        <w:t xml:space="preserve"> </w:t>
-      </w:r>
-      <w:r>
-        <w:t xml:space="preserve">and stop — leaving</w:t>
-      </w:r>
-      <w:r>
-        <w:t xml:space="preserve"> </w:t>
-      </w:r>
-      <w:r>
-        <w:rPr>
-          <w:i/>
-          <w:iCs/>
-        </w:rPr>
-        <w:t xml:space="preserve">organizational</w:t>
-      </w:r>
-      <w:r>
-        <w:t xml:space="preserve"> </w:t>
-      </w:r>
-      <w:r>
-        <w:t xml:space="preserve">truth (who reports to whom, which positions exist, which cost center pays) in the OU paths and the Visio files. The result is an identity plane that knows who exists but not where they sit, which forces every access decision back onto hand-maintained groups — and hand-maintained groups are per-system account stores wearing a nicer name.</w:t>
-      </w:r>
-    </w:p>
-    <w:p>
-      <w:pPr>
-        <w:pStyle w:val="BodyText"/>
-      </w:pPr>
-      <w:r>
-        <w:t xml:space="preserve">The organizational SSOT makes three record families queryable:</w:t>
-      </w:r>
-    </w:p>
-    <w:p>
-      <w:pPr>
-        <w:pStyle w:val="Compact"/>
-        <w:numPr>
-          <w:ilvl w:val="0"/>
-          <w:numId w:val="1007"/>
-        </w:numPr>
-      </w:pPr>
-      <w:r>
-        <w:rPr>
-          <w:b/>
-          <w:bCs/>
-        </w:rPr>
-        <w:t xml:space="preserve">Supervisory organization.</w:t>
-      </w:r>
-      <w:r>
-        <w:t xml:space="preserve"> </w:t>
-      </w:r>
-      <w:r>
-        <w:t xml:space="preserve">The reporting hierarchy as effective-dated records: any worker’s chain of command, resolvable by API at decision time. This is the fact that access-package approvals, attestation campaigns, and separation-of-duties checks all silently depend on — and today mostly fake with a stale directory</w:t>
-      </w:r>
-      <w:r>
-        <w:t xml:space="preserve"> </w:t>
-      </w:r>
-      <w:r>
-        <w:rPr>
-          <w:rStyle w:val="VerbatimChar"/>
-        </w:rPr>
-        <w:t xml:space="preserve">manager</w:t>
-      </w:r>
-      <w:r>
-        <w:t xml:space="preserve"> </w:t>
-      </w:r>
-      <w:r>
-        <w:t xml:space="preserve">field.</w:t>
-      </w:r>
-    </w:p>
-    <w:p>
-      <w:pPr>
-        <w:pStyle w:val="Compact"/>
-        <w:numPr>
-          <w:ilvl w:val="0"/>
-          <w:numId w:val="1007"/>
-        </w:numPr>
-      </w:pPr>
-      <w:r>
-        <w:rPr>
-          <w:b/>
-          <w:bCs/>
-        </w:rPr>
-        <w:t xml:space="preserve">Position management.</w:t>
-      </w:r>
-      <w:r>
-        <w:t xml:space="preserve"> </w:t>
-      </w:r>
-      <w:r>
-        <w:t xml:space="preserve">Positions as records independent of incumbents. Access eligibility attaches to the</w:t>
-      </w:r>
-      <w:r>
-        <w:t xml:space="preserve"> </w:t>
-      </w:r>
-      <w:r>
-        <w:rPr>
-          <w:i/>
-          <w:iCs/>
-        </w:rPr>
-        <w:t xml:space="preserve">position</w:t>
-      </w:r>
-      <w:r>
-        <w:t xml:space="preserve"> </w:t>
-      </w:r>
-      <w:r>
-        <w:t xml:space="preserve">(</w:t>
-      </w:r>
-      <w:r>
-        <w:t xml:space="preserve">“this seat is entitled to the case-processing system”</w:t>
-      </w:r>
-      <w:r>
-        <w:t xml:space="preserve">), so a vacancy holds no access, an incumbent inherits the seat’s baseline on assignment, and a mover sheds it on reassignment — automatically, because the assignment is the membership rule’s input.</w:t>
-      </w:r>
-    </w:p>
-    <w:p>
-      <w:pPr>
-        <w:pStyle w:val="Compact"/>
-        <w:numPr>
-          <w:ilvl w:val="0"/>
-          <w:numId w:val="1007"/>
-        </w:numPr>
-      </w:pPr>
-      <w:r>
-        <w:rPr>
-          <w:b/>
-          <w:bCs/>
-        </w:rPr>
-        <w:t xml:space="preserve">Cost centers.</w:t>
-      </w:r>
-      <w:r>
-        <w:t xml:space="preserve"> </w:t>
-      </w:r>
-      <w:r>
-        <w:t xml:space="preserve">The financial dimension of placement, driving license chargeback and scoping the blast radius of any entitlement to the organizational unit that owns it.</w:t>
-      </w:r>
-    </w:p>
-    <w:p>
-      <w:pPr>
-        <w:pStyle w:val="FirstParagraph"/>
-      </w:pPr>
-      <w:hyperlink r:id="rId18">
-        <w:r>
-          <w:rPr>
-            <w:rStyle w:val="Hyperlink"/>
-          </w:rPr>
-          <w:t xml:space="preserve">Book 05</w:t>
-        </w:r>
-      </w:hyperlink>
-      <w:r>
-        <w:t xml:space="preserve">’s history explains why this matters at reorganization time. Under fragmented truth, a reorganization is a</w:t>
-      </w:r>
-      <w:r>
-        <w:t xml:space="preserve"> </w:t>
-      </w:r>
-      <w:r>
-        <w:rPr>
-          <w:i/>
-          <w:iCs/>
-        </w:rPr>
-        <w:t xml:space="preserve">migration project</w:t>
-      </w:r>
-      <w:r>
-        <w:t xml:space="preserve">: OU restructuring, group renames, GPO re-links, months of drift. Under the organizational SSOT, a reorganization is a</w:t>
-      </w:r>
-      <w:r>
-        <w:t xml:space="preserve"> </w:t>
-      </w:r>
-      <w:r>
-        <w:rPr>
-          <w:i/>
-          <w:iCs/>
-        </w:rPr>
-        <w:t xml:space="preserve">data change</w:t>
-      </w:r>
-      <w:r>
-        <w:t xml:space="preserve"> </w:t>
-      </w:r>
-      <w:r>
-        <w:t xml:space="preserve">— the HR records change, the attributes re-stamp, the memberships recompute — and the doctrinal corollary follows: a drifted OU estate is</w:t>
-      </w:r>
-      <w:r>
-        <w:t xml:space="preserve"> </w:t>
-      </w:r>
-      <w:r>
-        <w:rPr>
-          <w:b/>
-          <w:bCs/>
-        </w:rPr>
-        <w:t xml:space="preserve">overlaid and retired, not remediated</w:t>
-      </w:r>
-      <w:r>
-        <w:t xml:space="preserve">. Rebuilding OU trees to match reality is expensive, high-risk, and pointless once no policy reads OU position; the truth is stamped as attributes, policy re-bases onto attribute-driven groups, and the residual OU bindings are inventoried and decommissioned deliberately.</w:t>
-      </w:r>
-    </w:p>
-    <w:bookmarkEnd w:id="56"/>
-    <w:bookmarkStart w:id="57" w:name="X1c44efed6f59a195bc8d7df37c3cec34f95e174"/>
-    <w:p>
-      <w:pPr>
-        <w:pStyle w:val="Heading2"/>
-      </w:pPr>
-      <w:r>
-        <w:t xml:space="preserve">5.2 From HR Attributes to Access: The Derivation Chain</w:t>
-      </w:r>
-    </w:p>
-    <w:p>
-      <w:pPr>
-        <w:pStyle w:val="FirstParagraph"/>
-      </w:pPr>
-      <w:r>
-        <w:t xml:space="preserve">The organizational SSOT earns its keep through one repeatable chain:</w:t>
-      </w:r>
-    </w:p>
-    <w:p>
-      <w:pPr>
-        <w:pStyle w:val="BodyText"/>
-      </w:pPr>
-      <w:r>
-        <w:rPr>
-          <w:b/>
-          <w:bCs/>
-        </w:rPr>
-        <w:t xml:space="preserve">Worker record → stamped attributes → dynamic groups → entitlements.</w:t>
-      </w:r>
-    </w:p>
-    <w:p>
-      <w:pPr>
-        <w:pStyle w:val="BodyText"/>
-      </w:pPr>
-      <w:r>
-        <w:t xml:space="preserve">Dynamic groups are membership</w:t>
-      </w:r>
-      <w:r>
-        <w:t xml:space="preserve"> </w:t>
-      </w:r>
-      <w:r>
-        <w:rPr>
-          <w:i/>
-          <w:iCs/>
-        </w:rPr>
-        <w:t xml:space="preserve">rules</w:t>
-      </w:r>
-      <w:r>
-        <w:t xml:space="preserve"> </w:t>
-      </w:r>
-      <w:r>
-        <w:t xml:space="preserve">over HR-derived attributes (</w:t>
-      </w:r>
-      <w:r>
-        <w:t xml:space="preserve">“all workers whose org code is under X and worker type is employee”</w:t>
-      </w:r>
-      <w:r>
-        <w:t xml:space="preserve">), evaluated continuously by the identity platform. Access packages bundle entitlements behind eligibility rules and approval flows that route to the supervisor</w:t>
-      </w:r>
-      <w:r>
-        <w:t xml:space="preserve"> </w:t>
-      </w:r>
-      <w:r>
-        <w:rPr>
-          <w:i/>
-          <w:iCs/>
-        </w:rPr>
-        <w:t xml:space="preserve">of record</w:t>
-      </w:r>
-      <w:r>
-        <w:t xml:space="preserve">. Conditional access and application roles consume the same attributes as ABAC inputs, and role assignments — RBAC — are granted through the packages rather than by direct assignment. The properties that follow:</w:t>
-      </w:r>
-    </w:p>
-    <w:p>
-      <w:pPr>
-        <w:pStyle w:val="Compact"/>
-        <w:numPr>
-          <w:ilvl w:val="0"/>
-          <w:numId w:val="1008"/>
-        </w:numPr>
-      </w:pPr>
-      <w:r>
-        <w:rPr>
-          <w:b/>
-          <w:bCs/>
-        </w:rPr>
-        <w:t xml:space="preserve">Nobody joins these groups; membership is computed.</w:t>
-      </w:r>
-      <w:r>
-        <w:t xml:space="preserve"> </w:t>
-      </w:r>
-      <w:r>
-        <w:t xml:space="preserve">There is no group owner to lobby, no ticket to lose, no offboarding step to forget. The mover’s access converges on the new assignment’s derivation within the provisioning cycle.</w:t>
-      </w:r>
-    </w:p>
-    <w:p>
-      <w:pPr>
-        <w:pStyle w:val="Compact"/>
-        <w:numPr>
-          <w:ilvl w:val="0"/>
-          <w:numId w:val="1008"/>
-        </w:numPr>
-      </w:pPr>
-      <w:r>
-        <w:rPr>
-          <w:b/>
-          <w:bCs/>
-        </w:rPr>
-        <w:t xml:space="preserve">Every entitlement has a</w:t>
-      </w:r>
-      <w:r>
-        <w:rPr>
-          <w:b/>
-          <w:bCs/>
-        </w:rPr>
-        <w:t xml:space="preserve"> </w:t>
-      </w:r>
-      <w:r>
-        <w:rPr>
-          <w:b/>
-          <w:bCs/>
-          <w:i/>
-          <w:iCs/>
-        </w:rPr>
-        <w:t xml:space="preserve">because</w:t>
-      </w:r>
-      <w:r>
-        <w:rPr>
-          <w:b/>
-          <w:bCs/>
-        </w:rPr>
-        <w:t xml:space="preserve">.</w:t>
-      </w:r>
-      <w:r>
-        <w:t xml:space="preserve"> </w:t>
-      </w:r>
-      <w:r>
-        <w:t xml:space="preserve">Access exists because an attribute satisfied a rule; the attribute exists because an HR record asserted it; the record has an author, a date, and a business act behind it. That chain</w:t>
-      </w:r>
-      <w:r>
-        <w:t xml:space="preserve"> </w:t>
-      </w:r>
-      <w:r>
-        <w:rPr>
-          <w:i/>
-          <w:iCs/>
-        </w:rPr>
-        <w:t xml:space="preserve">is</w:t>
-      </w:r>
-      <w:r>
-        <w:t xml:space="preserve"> </w:t>
-      </w:r>
-      <w:r>
-        <w:t xml:space="preserve">the access authorization data AC-2 wants, and it is queryable end to end.</w:t>
-      </w:r>
-    </w:p>
-    <w:p>
-      <w:pPr>
-        <w:pStyle w:val="Compact"/>
-        <w:numPr>
-          <w:ilvl w:val="0"/>
-          <w:numId w:val="1008"/>
-        </w:numPr>
-      </w:pPr>
-      <w:r>
-        <w:rPr>
-          <w:b/>
-          <w:bCs/>
-        </w:rPr>
-        <w:t xml:space="preserve">ABAC and RBAC stop being rival religions.</w:t>
-      </w:r>
-      <w:r>
-        <w:t xml:space="preserve"> </w:t>
-      </w:r>
-      <w:r>
-        <w:t xml:space="preserve">Roles define what a position may touch; attributes prove which position the person holds. Both resolve against the same upstream truth, which is the only arrangement in which they cannot disagree.</w:t>
-      </w:r>
-    </w:p>
-    <w:bookmarkEnd w:id="57"/>
-    <w:bookmarkStart w:id="62" w:name="attestation-lands-on-the-same-rail"/>
-    <w:p>
-      <w:pPr>
-        <w:pStyle w:val="Heading2"/>
-      </w:pPr>
-      <w:r>
-        <w:t xml:space="preserve">5.3 Attestation Lands on the Same Rail</w:t>
-      </w:r>
-    </w:p>
-    <w:p>
-      <w:pPr>
-        <w:pStyle w:val="FirstParagraph"/>
-      </w:pPr>
-      <w:r>
-        <w:t xml:space="preserve">The access reviews this book declined to accept as a</w:t>
-      </w:r>
-      <w:r>
-        <w:t xml:space="preserve"> </w:t>
-      </w:r>
-      <w:r>
-        <w:rPr>
-          <w:i/>
-          <w:iCs/>
-        </w:rPr>
-        <w:t xml:space="preserve">source</w:t>
-      </w:r>
-      <w:r>
-        <w:t xml:space="preserve"> </w:t>
-      </w:r>
-      <w:r>
-        <w:t xml:space="preserve">of truth return here as a sharpened</w:t>
-      </w:r>
-      <w:r>
-        <w:t xml:space="preserve"> </w:t>
-      </w:r>
-      <w:r>
-        <w:rPr>
-          <w:i/>
-          <w:iCs/>
-        </w:rPr>
-        <w:t xml:space="preserve">verification</w:t>
-      </w:r>
-      <w:r>
-        <w:t xml:space="preserve"> </w:t>
-      </w:r>
-      <w:r>
-        <w:t xml:space="preserve">of it. Once entitlements derive from the organizational SSOT, AC-2(j)’s periodic review stops being a spreadsheet mailed to whoever a stale directory field names, and becomes a campaign the org SSOT itself scopes and routes:</w:t>
-      </w:r>
-    </w:p>
-    <w:p>
-      <w:pPr>
-        <w:pStyle w:val="Compact"/>
-        <w:numPr>
-          <w:ilvl w:val="0"/>
-          <w:numId w:val="1009"/>
-        </w:numPr>
-      </w:pPr>
-      <w:r>
-        <w:rPr>
-          <w:b/>
-          <w:bCs/>
-        </w:rPr>
-        <w:t xml:space="preserve">The reviewer is the supervisor of record</w:t>
-      </w:r>
-      <w:r>
-        <w:t xml:space="preserve"> </w:t>
-      </w:r>
-      <w:r>
-        <w:t xml:space="preserve">— resolved from the reporting hierarchy at campaign launch, not from a</w:t>
-      </w:r>
-      <w:r>
-        <w:t xml:space="preserve"> </w:t>
-      </w:r>
-      <w:r>
-        <w:rPr>
-          <w:rStyle w:val="VerbatimChar"/>
-        </w:rPr>
-        <w:t xml:space="preserve">manager</w:t>
-      </w:r>
-      <w:r>
-        <w:t xml:space="preserve"> </w:t>
-      </w:r>
-      <w:r>
-        <w:t xml:space="preserve">field last edited during a previous administration.</w:t>
-      </w:r>
-    </w:p>
-    <w:p>
-      <w:pPr>
-        <w:pStyle w:val="Compact"/>
-        <w:numPr>
-          <w:ilvl w:val="0"/>
-          <w:numId w:val="1009"/>
-        </w:numPr>
-      </w:pPr>
-      <w:r>
-        <w:rPr>
-          <w:b/>
-          <w:bCs/>
-        </w:rPr>
-        <w:t xml:space="preserve">The review population is attribute-scoped</w:t>
-      </w:r>
-      <w:r>
-        <w:t xml:space="preserve"> </w:t>
-      </w:r>
-      <w:r>
-        <w:t xml:space="preserve">—</w:t>
-      </w:r>
-      <w:r>
-        <w:t xml:space="preserve"> </w:t>
-      </w:r>
-      <w:r>
-        <w:t xml:space="preserve">“all workers in this organization with access outside its derivation baseline”</w:t>
-      </w:r>
-      <w:r>
-        <w:t xml:space="preserve"> </w:t>
-      </w:r>
-      <w:r>
-        <w:t xml:space="preserve">is a query, so reviewers see the</w:t>
-      </w:r>
-      <w:r>
-        <w:t xml:space="preserve"> </w:t>
-      </w:r>
-      <w:r>
-        <w:rPr>
-          <w:i/>
-          <w:iCs/>
-        </w:rPr>
-        <w:t xml:space="preserve">exceptions</w:t>
-      </w:r>
-      <w:r>
-        <w:t xml:space="preserve"> </w:t>
-      </w:r>
-      <w:r>
-        <w:t xml:space="preserve">rather than four hundred rubber-stampable rows.</w:t>
-      </w:r>
-    </w:p>
-    <w:p>
-      <w:pPr>
-        <w:pStyle w:val="Compact"/>
-        <w:numPr>
-          <w:ilvl w:val="0"/>
-          <w:numId w:val="1009"/>
-        </w:numPr>
-      </w:pPr>
-      <w:r>
-        <w:rPr>
-          <w:b/>
-          <w:bCs/>
-        </w:rPr>
-        <w:t xml:space="preserve">The review outcome is a record correction</w:t>
-      </w:r>
-      <w:r>
-        <w:t xml:space="preserve"> </w:t>
-      </w:r>
-      <w:r>
-        <w:t xml:space="preserve">— a rejected entitlement is removed by fixing the attribute, the rule, or the exception entry that produced it, so the same wrong answer cannot regrow from the same wrong input.</w:t>
-      </w:r>
-    </w:p>
-    <w:p>
-      <w:pPr>
-        <w:pStyle w:val="FirstParagraph"/>
-      </w:pPr>
-      <w:r>
-        <w:t xml:space="preserve">The separation-of-duties checks of later parts read the same rails: conflicting-role detection needs to know that two roles are held by the same</w:t>
-      </w:r>
-      <w:r>
-        <w:t xml:space="preserve"> </w:t>
-      </w:r>
-      <w:r>
-        <w:rPr>
-          <w:i/>
-          <w:iCs/>
-        </w:rPr>
-        <w:t xml:space="preserve">person</w:t>
-      </w:r>
-      <w:r>
-        <w:t xml:space="preserve"> </w:t>
-      </w:r>
-      <w:r>
-        <w:t xml:space="preserve">(the IA-4 anchor) and whether an approver</w:t>
-      </w:r>
-      <w:r>
-        <w:t xml:space="preserve"> </w:t>
-      </w:r>
-      <w:r>
-        <w:rPr>
-          <w:i/>
-          <w:iCs/>
-        </w:rPr>
-        <w:t xml:space="preserve">reports to</w:t>
-      </w:r>
-      <w:r>
-        <w:t xml:space="preserve"> </w:t>
-      </w:r>
-      <w:r>
-        <w:t xml:space="preserve">the requester (the supervisory org). Both facts are queries against this book’s records; neither is answerable from a directory that tracks accounts and drawings that track boxes.</w:t>
       </w:r>
     </w:p>
     <w:tbl>
@@ -5689,7 +4447,7 @@
       <w:tr>
         <w:tc>
           <w:tcPr/>
-          <w:bookmarkStart w:id="61" w:name="fig-hrit04"/>
+          <w:bookmarkStart w:id="53" w:name="fig-hrit06"/>
           <w:p>
             <w:pPr>
               <w:pStyle w:val="Compact"/>
@@ -5700,18 +4458,18 @@
                 <wp:inline>
                   <wp:extent cx="5334000" cy="3000375"/>
                   <wp:effectExtent b="0" l="0" r="0" t="0"/>
-                  <wp:docPr descr="" title="" id="59" name="Picture"/>
+                  <wp:docPr descr="" title="" id="51" name="Picture"/>
                   <a:graphic>
                     <a:graphicData uri="http://schemas.openxmlformats.org/drawingml/2006/picture">
                       <pic:pic>
                         <pic:nvPicPr>
-                          <pic:cNvPr descr="figs/hrit-fig-04-org-ssot-derivation.png" id="60" name="Picture"/>
+                          <pic:cNvPr descr="figs/hrit-fig-06-provisioning-pipeline.png" id="52" name="Picture"/>
                           <pic:cNvPicPr>
                             <a:picLocks noChangeArrowheads="1" noChangeAspect="1"/>
                           </pic:cNvPicPr>
                         </pic:nvPicPr>
                         <pic:blipFill>
-                          <a:blip r:embed="rId58"/>
+                          <a:blip r:embed="rId50"/>
                           <a:stretch>
                             <a:fillRect/>
                           </a:stretch>
@@ -5748,16 +4506,1437 @@
               <w:pStyle w:val="ImageCaption"/>
             </w:pPr>
             <w:r>
-              <w:t xml:space="preserve">Figure 4: The organizational SSOT derivation chain from HR record to entitlement</w:t>
-            </w:r>
-          </w:p>
-          <w:bookmarkEnd w:id="61"/>
+              <w:t xml:space="preserve">Figure 4: The inbound provisioning pipeline — one entry point, one provenance stream</w:t>
+            </w:r>
+          </w:p>
+          <w:bookmarkEnd w:id="53"/>
         </w:tc>
       </w:tr>
     </w:tbl>
+    <w:bookmarkEnd w:id="54"/>
+    <w:bookmarkStart w:id="55" w:name="one-person-one-identifier"/>
+    <w:p>
+      <w:pPr>
+        <w:pStyle w:val="Heading2"/>
+      </w:pPr>
+      <w:r>
+        <w:t xml:space="preserve">4.3 One Person, One Identifier</w:t>
+      </w:r>
+    </w:p>
+    <w:p>
+      <w:pPr>
+        <w:pStyle w:val="FirstParagraph"/>
+      </w:pPr>
+      <w:r>
+        <w:t xml:space="preserve">IA-4 requires managing identifiers by receiving authorization to assign them, selecting and assigning them to the intended entity, and</w:t>
+      </w:r>
+      <w:r>
+        <w:t xml:space="preserve"> </w:t>
+      </w:r>
+      <w:r>
+        <w:rPr>
+          <w:b/>
+          <w:bCs/>
+        </w:rPr>
+        <w:t xml:space="preserve">preventing their reuse</w:t>
+      </w:r>
+      <w:r>
+        <w:t xml:space="preserve"> </w:t>
+      </w:r>
+      <w:r>
+        <w:t xml:space="preserve">for a defined period. The enterprise discipline this architecture implements is stricter and simpler:</w:t>
+      </w:r>
+      <w:r>
+        <w:t xml:space="preserve"> </w:t>
+      </w:r>
+      <w:r>
+        <w:rPr>
+          <w:b/>
+          <w:bCs/>
+        </w:rPr>
+        <w:t xml:space="preserve">one person, one identifier, for the life of the affiliation — across every account, system, rehire, and conversion.</w:t>
+      </w:r>
+    </w:p>
+    <w:p>
+      <w:pPr>
+        <w:pStyle w:val="BodyText"/>
+      </w:pPr>
+      <w:r>
+        <w:t xml:space="preserve">The</w:t>
+      </w:r>
+      <w:r>
+        <w:t xml:space="preserve"> </w:t>
+      </w:r>
+      <w:r>
+        <w:rPr>
+          <w:rStyle w:val="VerbatimChar"/>
+        </w:rPr>
+        <w:t xml:space="preserve">employeeId</w:t>
+      </w:r>
+      <w:r>
+        <w:t xml:space="preserve"> </w:t>
+      </w:r>
+      <w:r>
+        <w:t xml:space="preserve">assigned at first affiliation is the immutable correlation anchor. It never changes with name, position, region, or worker type; every account in every system that belongs to the person carries it; and when the person returns after a break in service, the rehire event re-links the</w:t>
+      </w:r>
+      <w:r>
+        <w:t xml:space="preserve"> </w:t>
+      </w:r>
+      <w:r>
+        <w:rPr>
+          <w:i/>
+          <w:iCs/>
+        </w:rPr>
+        <w:t xml:space="preserve">same</w:t>
+      </w:r>
+      <w:r>
+        <w:t xml:space="preserve"> </w:t>
+      </w:r>
+      <w:r>
+        <w:t xml:space="preserve">identifier rather than minting a fresh identity. This is only possible where the</w:t>
+      </w:r>
+      <w:r>
+        <w:t xml:space="preserve"> </w:t>
+      </w:r>
+      <w:r>
+        <w:rPr>
+          <w:i/>
+          <w:iCs/>
+        </w:rPr>
+        <w:t xml:space="preserve">person</w:t>
+      </w:r>
+      <w:r>
+        <w:t xml:space="preserve"> </w:t>
+      </w:r>
+      <w:r>
+        <w:t xml:space="preserve">— not the account — is the tracked entity. A directory cannot do it: directories track accounts, and an account deleted at separation takes its history with it. The worker record persists across affiliations, which is why identifier non-reuse and rehire correlation are properties of the HR plane, projected downward.</w:t>
+      </w:r>
+    </w:p>
+    <w:p>
+      <w:pPr>
+        <w:pStyle w:val="BodyText"/>
+      </w:pPr>
+      <w:r>
+        <w:t xml:space="preserve">The same anchor is what makes audit joins possible at all: the token event in the SIEM, the database login, the badge swipe, and the personnel action resolve to one person only because one identifier threads them.</w:t>
+      </w:r>
+    </w:p>
+    <w:bookmarkEnd w:id="55"/>
+    <w:bookmarkStart w:id="56" w:name="the-worker-type-boundary"/>
+    <w:p>
+      <w:pPr>
+        <w:pStyle w:val="Heading2"/>
+      </w:pPr>
+      <w:r>
+        <w:t xml:space="preserve">4.4 The Worker-Type Boundary</w:t>
+      </w:r>
+    </w:p>
+    <w:p>
+      <w:pPr>
+        <w:pStyle w:val="FirstParagraph"/>
+      </w:pPr>
+      <w:r>
+        <w:t xml:space="preserve">One authoritative attribute deserves special notice because entire policy families hang from it:</w:t>
+      </w:r>
+      <w:r>
+        <w:t xml:space="preserve"> </w:t>
+      </w:r>
+      <w:r>
+        <w:rPr>
+          <w:b/>
+          <w:bCs/>
+        </w:rPr>
+        <w:t xml:space="preserve">worker type.</w:t>
+      </w:r>
+      <w:r>
+        <w:t xml:space="preserve"> </w:t>
+      </w:r>
+      <w:r>
+        <w:t xml:space="preserve">Employee, contractor, intern, volunteer — the classification determines member-versus-guest treatment in the tenant, license assignment, access ceilings, and which conditional-access baseline applies. When worker type is a directory field someone sets at account creation, it is wrong exactly as often as staffing paperwork is ambiguous, and the errors are invisible because nothing reconciles them. When it is derived from the worker record, the contractor whose engagement ends loses access on the engagement’s end date (a leaver event for a non-employee), and the conversion seam — contractor on Friday, employee on Monday — is a re-derivation on the same identifier rather than a second identity with a second, forgotten first account. IA-4(4)’s status characterization (identifying each individual as, for example, a contractor) falls out of the same attribute for free: the characteristic is asserted by the system that classifies workers as a business act, not annotated by an administrator who heard about it.</w:t>
+      </w:r>
+    </w:p>
+    <w:bookmarkEnd w:id="56"/>
+    <w:bookmarkStart w:id="61" w:name="X6425fd18b5c4f116f10f22295a2c67df893cf44"/>
+    <w:p>
+      <w:pPr>
+        <w:pStyle w:val="Heading2"/>
+      </w:pPr>
+      <w:r>
+        <w:t xml:space="preserve">4.5 Deprovisioning Is an HR Event, Not a Ticket</w:t>
+      </w:r>
+    </w:p>
+    <w:p>
+      <w:pPr>
+        <w:pStyle w:val="FirstParagraph"/>
+      </w:pPr>
+      <w:r>
+        <w:t xml:space="preserve">The leaver sequence deserves its own statement, because it is where the fragmented-truth architecture kills its audit findings — and occasionally its incident reports. In the target state, separation processing is initiated by the effective-dated termination record, and the automated sequence executes on that date, in order, as one workflow:</w:t>
+      </w:r>
+    </w:p>
+    <w:p>
+      <w:pPr>
+        <w:pStyle w:val="Compact"/>
+        <w:numPr>
+          <w:ilvl w:val="0"/>
+          <w:numId w:val="1006"/>
+        </w:numPr>
+      </w:pPr>
+      <w:r>
+        <w:rPr>
+          <w:b/>
+          <w:bCs/>
+        </w:rPr>
+        <w:t xml:space="preserve">Disable the account</w:t>
+      </w:r>
+      <w:r>
+        <w:t xml:space="preserve"> </w:t>
+      </w:r>
+      <w:r>
+        <w:t xml:space="preserve">— the sign-in gate closes first.</w:t>
+      </w:r>
+    </w:p>
+    <w:p>
+      <w:pPr>
+        <w:pStyle w:val="Compact"/>
+        <w:numPr>
+          <w:ilvl w:val="0"/>
+          <w:numId w:val="1006"/>
+        </w:numPr>
+      </w:pPr>
+      <w:r>
+        <w:rPr>
+          <w:b/>
+          <w:bCs/>
+        </w:rPr>
+        <w:t xml:space="preserve">Revoke active sessions and refresh tokens</w:t>
+      </w:r>
+      <w:r>
+        <w:t xml:space="preserve"> </w:t>
+      </w:r>
+      <w:r>
+        <w:t xml:space="preserve">— disabling prevents</w:t>
+      </w:r>
+      <w:r>
+        <w:t xml:space="preserve"> </w:t>
+      </w:r>
+      <w:r>
+        <w:rPr>
+          <w:i/>
+          <w:iCs/>
+        </w:rPr>
+        <w:t xml:space="preserve">new</w:t>
+      </w:r>
+      <w:r>
+        <w:t xml:space="preserve"> </w:t>
+      </w:r>
+      <w:r>
+        <w:t xml:space="preserve">tokens; revocation ends the ones already issued, so the control takes effect in token-lifetime minutes rather than at next sign-in.</w:t>
+      </w:r>
+    </w:p>
+    <w:p>
+      <w:pPr>
+        <w:pStyle w:val="Compact"/>
+        <w:numPr>
+          <w:ilvl w:val="0"/>
+          <w:numId w:val="1006"/>
+        </w:numPr>
+      </w:pPr>
+      <w:r>
+        <w:rPr>
+          <w:b/>
+          <w:bCs/>
+        </w:rPr>
+        <w:t xml:space="preserve">Verify</w:t>
+      </w:r>
+      <w:r>
+        <w:t xml:space="preserve"> </w:t>
+      </w:r>
+      <w:r>
+        <w:t xml:space="preserve">— read back the revocation state; a step that cannot be confirmed is a step that did not happen, as far as evidence is concerned.</w:t>
+      </w:r>
+    </w:p>
+    <w:p>
+      <w:pPr>
+        <w:pStyle w:val="Compact"/>
+        <w:numPr>
+          <w:ilvl w:val="0"/>
+          <w:numId w:val="1006"/>
+        </w:numPr>
+      </w:pPr>
+      <w:r>
+        <w:rPr>
+          <w:b/>
+          <w:bCs/>
+        </w:rPr>
+        <w:t xml:space="preserve">Remove group memberships and access-package assignments</w:t>
+      </w:r>
+      <w:r>
+        <w:t xml:space="preserve"> </w:t>
+      </w:r>
+      <w:r>
+        <w:t xml:space="preserve">— entitlements end even where a downstream application caches identity.</w:t>
+      </w:r>
+    </w:p>
+    <w:p>
+      <w:pPr>
+        <w:pStyle w:val="Compact"/>
+        <w:numPr>
+          <w:ilvl w:val="0"/>
+          <w:numId w:val="1006"/>
+        </w:numPr>
+      </w:pPr>
+      <w:r>
+        <w:rPr>
+          <w:b/>
+          <w:bCs/>
+        </w:rPr>
+        <w:t xml:space="preserve">Revoke credentials</w:t>
+      </w:r>
+      <w:r>
+        <w:t xml:space="preserve"> </w:t>
+      </w:r>
+      <w:r>
+        <w:t xml:space="preserve">— certificates through the Book 03 lifecycle; the device’s admission credential through the Book 02 pipeline, so the port stops trusting the hardware too.</w:t>
+      </w:r>
+    </w:p>
+    <w:p>
+      <w:pPr>
+        <w:pStyle w:val="Compact"/>
+        <w:numPr>
+          <w:ilvl w:val="0"/>
+          <w:numId w:val="1006"/>
+        </w:numPr>
+      </w:pPr>
+      <w:r>
+        <w:rPr>
+          <w:b/>
+          <w:bCs/>
+        </w:rPr>
+        <w:t xml:space="preserve">Disposition data</w:t>
+      </w:r>
+      <w:r>
+        <w:t xml:space="preserve"> </w:t>
+      </w:r>
+      <w:r>
+        <w:t xml:space="preserve">— mailbox archive or conversion, file ownership transfer, retention and litigation-hold exceptions applied per policy rather than per memory.</w:t>
+      </w:r>
+    </w:p>
+    <w:p>
+      <w:pPr>
+        <w:pStyle w:val="FirstParagraph"/>
+      </w:pPr>
+      <w:r>
+        <w:t xml:space="preserve">Each step emits a timestamped evidence record; the</w:t>
+      </w:r>
+      <w:r>
+        <w:t xml:space="preserve"> </w:t>
+      </w:r>
+      <w:r>
+        <w:rPr>
+          <w:i/>
+          <w:iCs/>
+        </w:rPr>
+        <w:t xml:space="preserve">distance between the HR effective date and the last revocation timestamp</w:t>
+      </w:r>
+      <w:r>
+        <w:t xml:space="preserve"> </w:t>
+      </w:r>
+      <w:r>
+        <w:t xml:space="preserve">becomes a measured, reportable ConMon metric instead of an unknowable. Emergency terminations take a defined manual entry into the</w:t>
+      </w:r>
+      <w:r>
+        <w:t xml:space="preserve"> </w:t>
+      </w:r>
+      <w:r>
+        <w:rPr>
+          <w:i/>
+          <w:iCs/>
+        </w:rPr>
+        <w:t xml:space="preserve">same</w:t>
+      </w:r>
+      <w:r>
+        <w:t xml:space="preserve"> </w:t>
+      </w:r>
+      <w:r>
+        <w:t xml:space="preserve">sequence — the trigger is human, the execution and the evidence are identical.</w:t>
+      </w:r>
+    </w:p>
+    <w:tbl>
+      <w:tblPr>
+        <w:tblStyle w:val="Table"/>
+        <w:tblW w:type="pct" w:w="5000"/>
+        <w:tblLayout w:type="fixed"/>
+        <w:tblLook w:firstRow="0" w:lastRow="0" w:firstColumn="0" w:lastColumn="0" w:noHBand="0" w:noVBand="0" w:val="0000"/>
+      </w:tblPr>
+      <w:tblGrid>
+        <w:gridCol w:w="7920"/>
+      </w:tblGrid>
+      <w:tr>
+        <w:tc>
+          <w:tcPr/>
+          <w:bookmarkStart w:id="60" w:name="fig-hrit05"/>
+          <w:p>
+            <w:pPr>
+              <w:pStyle w:val="Compact"/>
+              <w:jc w:val="center"/>
+            </w:pPr>
+            <w:r>
+              <w:drawing>
+                <wp:inline>
+                  <wp:extent cx="5334000" cy="3000375"/>
+                  <wp:effectExtent b="0" l="0" r="0" t="0"/>
+                  <wp:docPr descr="" title="" id="58" name="Picture"/>
+                  <a:graphic>
+                    <a:graphicData uri="http://schemas.openxmlformats.org/drawingml/2006/picture">
+                      <pic:pic>
+                        <pic:nvPicPr>
+                          <pic:cNvPr descr="figs/hrit-fig-05-leaver-sequence.png" id="59" name="Picture"/>
+                          <pic:cNvPicPr>
+                            <a:picLocks noChangeArrowheads="1" noChangeAspect="1"/>
+                          </pic:cNvPicPr>
+                        </pic:nvPicPr>
+                        <pic:blipFill>
+                          <a:blip r:embed="rId57"/>
+                          <a:stretch>
+                            <a:fillRect/>
+                          </a:stretch>
+                        </pic:blipFill>
+                        <pic:spPr bwMode="auto">
+                          <a:xfrm>
+                            <a:off x="0" y="0"/>
+                            <a:ext cx="5334000" cy="3000375"/>
+                          </a:xfrm>
+                          <a:prstGeom prst="rect">
+                            <a:avLst/>
+                          </a:prstGeom>
+                          <a:noFill/>
+                          <a:ln w="9525">
+                            <a:noFill/>
+                            <a:headEnd/>
+                            <a:tailEnd/>
+                          </a:ln>
+                        </pic:spPr>
+                      </pic:pic>
+                    </a:graphicData>
+                  </a:graphic>
+                </wp:inline>
+              </w:drawing>
+            </w:r>
+          </w:p>
+          <w:p>
+            <w:pPr>
+              <w:jc w:val="center"/>
+            </w:pPr>
+            <w:pPr>
+              <w:jc w:val="left"/>
+              <w:spacing w:before="200"/>
+              <w:pStyle w:val="ImageCaption"/>
+            </w:pPr>
+            <w:r>
+              <w:t xml:space="preserve">Figure 5: The six-step leaver sequence — executed on the effective date, evidenced per step</w:t>
+            </w:r>
+          </w:p>
+          <w:bookmarkEnd w:id="60"/>
+        </w:tc>
+      </w:tr>
+    </w:tbl>
+    <w:p>
+      <w:pPr>
+        <w:pStyle w:val="BodyText"/>
+      </w:pPr>
+      <w:r>
+        <w:t xml:space="preserve">Contrast the input signals available to any alternative mechanism. The network cannot see a termination — the leaver’s laptop authenticates on their last day exactly as it did the day before. The SIEM sees</w:t>
+      </w:r>
+      <w:r>
+        <w:t xml:space="preserve"> </w:t>
+      </w:r>
+      <w:r>
+        <w:rPr>
+          <w:i/>
+          <w:iCs/>
+        </w:rPr>
+        <w:t xml:space="preserve">absence of activity</w:t>
+      </w:r>
+      <w:r>
+        <w:t xml:space="preserve">, which is indistinguishable from leave. The quarterly access review discovers the account up to ninety days late. Only one system in the enterprise records the separation as a first-class fact with an effective date — and once it does, everything downstream is a subscription.</w:t>
+      </w:r>
+    </w:p>
+    <w:bookmarkEnd w:id="61"/>
+    <w:bookmarkStart w:id="62" w:name="the-measured-lifecycle"/>
+    <w:p>
+      <w:pPr>
+        <w:pStyle w:val="Heading2"/>
+      </w:pPr>
+      <w:r>
+        <w:t xml:space="preserve">4.6 The Measured Lifecycle</w:t>
+      </w:r>
+    </w:p>
+    <w:p>
+      <w:pPr>
+        <w:pStyle w:val="FirstParagraph"/>
+      </w:pPr>
+      <w:r>
+        <w:t xml:space="preserve">An event-driven lifecycle is also, incidentally but not accidentally, a</w:t>
+      </w:r>
+      <w:r>
+        <w:t xml:space="preserve"> </w:t>
+      </w:r>
+      <w:r>
+        <w:rPr>
+          <w:i/>
+          <w:iCs/>
+        </w:rPr>
+        <w:t xml:space="preserve">measured</w:t>
+      </w:r>
+      <w:r>
+        <w:t xml:space="preserve"> </w:t>
+      </w:r>
+      <w:r>
+        <w:t xml:space="preserve">one — every event-to-action interval is a number, and the numbers are the slot-01 evidence stream:</w:t>
+      </w:r>
+    </w:p>
+    <w:p>
+      <w:pPr>
+        <w:pStyle w:val="TableCaption"/>
+      </w:pPr>
+      <w:r>
+        <w:t xml:space="preserve">The lifecycle metrics the event-driven architecture makes measurable</w:t>
+      </w:r>
+    </w:p>
+    <w:tbl>
+      <w:tblPr>
+        <w:tblStyle w:val="Table"/>
+        <w:tblW w:type="pct" w:w="5000"/>
+        <w:tblLayout w:type="fixed"/>
+        <w:tblLook w:firstRow="1" w:lastRow="0" w:firstColumn="0" w:lastColumn="0" w:noHBand="0" w:noVBand="0" w:val="0020"/>
+        <w:tblCaption w:val="The lifecycle metrics the event-driven architecture makes measurable"/>
+      </w:tblPr>
+      <w:tblGrid>
+        <w:gridCol w:w="2640"/>
+        <w:gridCol w:w="2640"/>
+        <w:gridCol w:w="2640"/>
+      </w:tblGrid>
+      <w:tr>
+        <w:trPr>
+          <w:tblHeader w:val="on"/>
+        </w:trPr>
+        <w:tc>
+          <w:tcPr/>
+          <w:p>
+            <w:pPr>
+              <w:pStyle w:val="Compact"/>
+            </w:pPr>
+            <w:r>
+              <w:t xml:space="preserve">Metric</w:t>
+            </w:r>
+          </w:p>
+        </w:tc>
+        <w:tc>
+          <w:tcPr/>
+          <w:p>
+            <w:pPr>
+              <w:pStyle w:val="Compact"/>
+            </w:pPr>
+            <w:r>
+              <w:t xml:space="preserve">Definition</w:t>
+            </w:r>
+          </w:p>
+        </w:tc>
+        <w:tc>
+          <w:tcPr/>
+          <w:p>
+            <w:pPr>
+              <w:pStyle w:val="Compact"/>
+            </w:pPr>
+            <w:r>
+              <w:t xml:space="preserve">What It Evidences</w:t>
+            </w:r>
+          </w:p>
+        </w:tc>
+      </w:tr>
+      <w:tr>
+        <w:tc>
+          <w:tcPr/>
+          <w:p>
+            <w:pPr>
+              <w:pStyle w:val="Compact"/>
+            </w:pPr>
+            <w:r>
+              <w:t xml:space="preserve">Separation-to-revocation interval</w:t>
+            </w:r>
+          </w:p>
+        </w:tc>
+        <w:tc>
+          <w:tcPr/>
+          <w:p>
+            <w:pPr>
+              <w:pStyle w:val="Compact"/>
+            </w:pPr>
+            <w:r>
+              <w:t xml:space="preserve">HR effective date/time → last revocation timestamp in the leaver sequence</w:t>
+            </w:r>
+          </w:p>
+        </w:tc>
+        <w:tc>
+          <w:tcPr/>
+          <w:p>
+            <w:pPr>
+              <w:pStyle w:val="Compact"/>
+            </w:pPr>
+            <w:r>
+              <w:t xml:space="preserve">PS-4’s disable-within-time-period, continuously</w:t>
+            </w:r>
+          </w:p>
+        </w:tc>
+      </w:tr>
+      <w:tr>
+        <w:tc>
+          <w:tcPr/>
+          <w:p>
+            <w:pPr>
+              <w:pStyle w:val="Compact"/>
+            </w:pPr>
+            <w:r>
+              <w:t xml:space="preserve">Transfer-to-review interval</w:t>
+            </w:r>
+          </w:p>
+        </w:tc>
+        <w:tc>
+          <w:tcPr/>
+          <w:p>
+            <w:pPr>
+              <w:pStyle w:val="Compact"/>
+            </w:pPr>
+            <w:r>
+              <w:t xml:space="preserve">Transfer effective date → residual-access review completion</w:t>
+            </w:r>
+          </w:p>
+        </w:tc>
+        <w:tc>
+          <w:tcPr/>
+          <w:p>
+            <w:pPr>
+              <w:pStyle w:val="Compact"/>
+            </w:pPr>
+            <w:r>
+              <w:t xml:space="preserve">PS-5’s initiate-within-time-period</w:t>
+            </w:r>
+          </w:p>
+        </w:tc>
+      </w:tr>
+      <w:tr>
+        <w:tc>
+          <w:tcPr/>
+          <w:p>
+            <w:pPr>
+              <w:pStyle w:val="Compact"/>
+            </w:pPr>
+            <w:r>
+              <w:t xml:space="preserve">Joiner readiness rate</w:t>
+            </w:r>
+          </w:p>
+        </w:tc>
+        <w:tc>
+          <w:tcPr/>
+          <w:p>
+            <w:pPr>
+              <w:pStyle w:val="Compact"/>
+            </w:pPr>
+            <w:r>
+              <w:t xml:space="preserve">Share of new hires whose account, licenses, and baseline access exist at start-of-day one</w:t>
+            </w:r>
+          </w:p>
+        </w:tc>
+        <w:tc>
+          <w:tcPr/>
+          <w:p>
+            <w:pPr>
+              <w:pStyle w:val="Compact"/>
+            </w:pPr>
+            <w:r>
+              <w:t xml:space="preserve">AC-2 lifecycle automation working in the creation direction</w:t>
+            </w:r>
+          </w:p>
+        </w:tc>
+      </w:tr>
+      <w:tr>
+        <w:tc>
+          <w:tcPr/>
+          <w:p>
+            <w:pPr>
+              <w:pStyle w:val="Compact"/>
+            </w:pPr>
+            <w:r>
+              <w:t xml:space="preserve">Correlation coverage</w:t>
+            </w:r>
+          </w:p>
+        </w:tc>
+        <w:tc>
+          <w:tcPr/>
+          <w:p>
+            <w:pPr>
+              <w:pStyle w:val="Compact"/>
+            </w:pPr>
+            <w:r>
+              <w:t xml:space="preserve">Share of enabled accounts resolvable to a current worker record</w:t>
+            </w:r>
+          </w:p>
+        </w:tc>
+        <w:tc>
+          <w:tcPr/>
+          <w:p>
+            <w:pPr>
+              <w:pStyle w:val="Compact"/>
+            </w:pPr>
+            <w:r>
+              <w:t xml:space="preserve">The orphan population, as a query instead of a hunt</w:t>
+            </w:r>
+          </w:p>
+        </w:tc>
+      </w:tr>
+      <w:tr>
+        <w:tc>
+          <w:tcPr/>
+          <w:p>
+            <w:pPr>
+              <w:pStyle w:val="Compact"/>
+            </w:pPr>
+            <w:r>
+              <w:t xml:space="preserve">Derivation purity</w:t>
+            </w:r>
+          </w:p>
+        </w:tc>
+        <w:tc>
+          <w:tcPr/>
+          <w:p>
+            <w:pPr>
+              <w:pStyle w:val="Compact"/>
+            </w:pPr>
+            <w:r>
+              <w:t xml:space="preserve">Share of group memberships computed by rule versus assigned by hand</w:t>
+            </w:r>
+          </w:p>
+        </w:tc>
+        <w:tc>
+          <w:tcPr/>
+          <w:p>
+            <w:pPr>
+              <w:pStyle w:val="Compact"/>
+            </w:pPr>
+            <w:r>
+              <w:t xml:space="preserve">How much of the estate still runs on fragments</w:t>
+            </w:r>
+          </w:p>
+        </w:tc>
+      </w:tr>
+    </w:tbl>
+    <w:p>
+      <w:pPr>
+        <w:pStyle w:val="BodyText"/>
+      </w:pPr>
+      <w:r>
+        <w:t xml:space="preserve">None of these numbers exists in a ticket-driven estate — not because nobody computes them, but because the events they measure are not recorded as events. The metric</w:t>
+      </w:r>
+      <w:r>
+        <w:t xml:space="preserve"> </w:t>
+      </w:r>
+      <w:r>
+        <w:rPr>
+          <w:i/>
+          <w:iCs/>
+        </w:rPr>
+        <w:t xml:space="preserve">is</w:t>
+      </w:r>
+      <w:r>
+        <w:t xml:space="preserve"> </w:t>
+      </w:r>
+      <w:r>
+        <w:t xml:space="preserve">the argument: an architecture that cannot measure its own revocation latency is asserting PS-4 compliance on faith.</w:t>
+      </w:r>
+    </w:p>
     <w:bookmarkEnd w:id="62"/>
     <w:bookmarkEnd w:id="63"/>
-    <w:bookmarkStart w:id="69" w:name="X65448c4ef8c56761744cefe28de67a9bb67265e"/>
+    <w:bookmarkStart w:id="71" w:name="the-organizational-ssot"/>
+    <w:p>
+      <w:pPr>
+        <w:pStyle w:val="Heading1"/>
+      </w:pPr>
+      <w:r>
+        <w:t xml:space="preserve">5. The Organizational SSOT</w:t>
+      </w:r>
+    </w:p>
+    <w:bookmarkStart w:id="64" w:name="structure-as-queryable-truth"/>
+    <w:p>
+      <w:pPr>
+        <w:pStyle w:val="Heading2"/>
+      </w:pPr>
+      <w:r>
+        <w:t xml:space="preserve">5.1 Structure as Queryable Truth</w:t>
+      </w:r>
+    </w:p>
+    <w:p>
+      <w:pPr>
+        <w:pStyle w:val="FirstParagraph"/>
+      </w:pPr>
+      <w:r>
+        <w:t xml:space="preserve">The second half of this book’s title is the one estates habitually skip. Identity SSOT projects say</w:t>
+      </w:r>
+      <w:r>
+        <w:t xml:space="preserve"> </w:t>
+      </w:r>
+      <w:r>
+        <w:t xml:space="preserve">“HR drives accounts”</w:t>
+      </w:r>
+      <w:r>
+        <w:t xml:space="preserve"> </w:t>
+      </w:r>
+      <w:r>
+        <w:t xml:space="preserve">and stop — leaving</w:t>
+      </w:r>
+      <w:r>
+        <w:t xml:space="preserve"> </w:t>
+      </w:r>
+      <w:r>
+        <w:rPr>
+          <w:i/>
+          <w:iCs/>
+        </w:rPr>
+        <w:t xml:space="preserve">organizational</w:t>
+      </w:r>
+      <w:r>
+        <w:t xml:space="preserve"> </w:t>
+      </w:r>
+      <w:r>
+        <w:t xml:space="preserve">truth (who reports to whom, which positions exist, which cost center pays) in the OU paths and the Visio files. The result is an identity plane that knows who exists but not where they sit, which forces every access decision back onto hand-maintained groups — and hand-maintained groups are per-system account stores wearing a nicer name.</w:t>
+      </w:r>
+    </w:p>
+    <w:p>
+      <w:pPr>
+        <w:pStyle w:val="BodyText"/>
+      </w:pPr>
+      <w:r>
+        <w:t xml:space="preserve">The organizational SSOT makes three record families queryable:</w:t>
+      </w:r>
+    </w:p>
+    <w:p>
+      <w:pPr>
+        <w:pStyle w:val="Compact"/>
+        <w:numPr>
+          <w:ilvl w:val="0"/>
+          <w:numId w:val="1007"/>
+        </w:numPr>
+      </w:pPr>
+      <w:r>
+        <w:rPr>
+          <w:b/>
+          <w:bCs/>
+        </w:rPr>
+        <w:t xml:space="preserve">Supervisory organization.</w:t>
+      </w:r>
+      <w:r>
+        <w:t xml:space="preserve"> </w:t>
+      </w:r>
+      <w:r>
+        <w:t xml:space="preserve">The reporting hierarchy as effective-dated records: any worker’s chain of command, resolvable by API at decision time. This is the fact that access-package approvals, attestation campaigns, and separation-of-duties checks all silently depend on — and today mostly fake with a stale directory</w:t>
+      </w:r>
+      <w:r>
+        <w:t xml:space="preserve"> </w:t>
+      </w:r>
+      <w:r>
+        <w:rPr>
+          <w:rStyle w:val="VerbatimChar"/>
+        </w:rPr>
+        <w:t xml:space="preserve">manager</w:t>
+      </w:r>
+      <w:r>
+        <w:t xml:space="preserve"> </w:t>
+      </w:r>
+      <w:r>
+        <w:t xml:space="preserve">field.</w:t>
+      </w:r>
+    </w:p>
+    <w:p>
+      <w:pPr>
+        <w:pStyle w:val="Compact"/>
+        <w:numPr>
+          <w:ilvl w:val="0"/>
+          <w:numId w:val="1007"/>
+        </w:numPr>
+      </w:pPr>
+      <w:r>
+        <w:rPr>
+          <w:b/>
+          <w:bCs/>
+        </w:rPr>
+        <w:t xml:space="preserve">Position management.</w:t>
+      </w:r>
+      <w:r>
+        <w:t xml:space="preserve"> </w:t>
+      </w:r>
+      <w:r>
+        <w:t xml:space="preserve">Positions as records independent of incumbents. Access eligibility attaches to the</w:t>
+      </w:r>
+      <w:r>
+        <w:t xml:space="preserve"> </w:t>
+      </w:r>
+      <w:r>
+        <w:rPr>
+          <w:i/>
+          <w:iCs/>
+        </w:rPr>
+        <w:t xml:space="preserve">position</w:t>
+      </w:r>
+      <w:r>
+        <w:t xml:space="preserve"> </w:t>
+      </w:r>
+      <w:r>
+        <w:t xml:space="preserve">(</w:t>
+      </w:r>
+      <w:r>
+        <w:t xml:space="preserve">“this seat is entitled to the case-processing system”</w:t>
+      </w:r>
+      <w:r>
+        <w:t xml:space="preserve">), so a vacancy holds no access, an incumbent inherits the seat’s baseline on assignment, and a mover sheds it on reassignment — automatically, because the assignment is the membership rule’s input.</w:t>
+      </w:r>
+    </w:p>
+    <w:p>
+      <w:pPr>
+        <w:pStyle w:val="Compact"/>
+        <w:numPr>
+          <w:ilvl w:val="0"/>
+          <w:numId w:val="1007"/>
+        </w:numPr>
+      </w:pPr>
+      <w:r>
+        <w:rPr>
+          <w:b/>
+          <w:bCs/>
+        </w:rPr>
+        <w:t xml:space="preserve">Cost centers.</w:t>
+      </w:r>
+      <w:r>
+        <w:t xml:space="preserve"> </w:t>
+      </w:r>
+      <w:r>
+        <w:t xml:space="preserve">The financial dimension of placement, driving license chargeback and scoping the blast radius of any entitlement to the organizational unit that owns it.</w:t>
+      </w:r>
+    </w:p>
+    <w:p>
+      <w:pPr>
+        <w:pStyle w:val="FirstParagraph"/>
+      </w:pPr>
+      <w:hyperlink r:id="rId18">
+        <w:r>
+          <w:rPr>
+            <w:rStyle w:val="Hyperlink"/>
+          </w:rPr>
+          <w:t xml:space="preserve">Book 05</w:t>
+        </w:r>
+      </w:hyperlink>
+      <w:r>
+        <w:t xml:space="preserve">’s history explains why this matters at reorganization time. Under fragmented truth, a reorganization is a</w:t>
+      </w:r>
+      <w:r>
+        <w:t xml:space="preserve"> </w:t>
+      </w:r>
+      <w:r>
+        <w:rPr>
+          <w:i/>
+          <w:iCs/>
+        </w:rPr>
+        <w:t xml:space="preserve">migration project</w:t>
+      </w:r>
+      <w:r>
+        <w:t xml:space="preserve">: OU restructuring, group renames, GPO re-links, months of drift. Under the organizational SSOT, a reorganization is a</w:t>
+      </w:r>
+      <w:r>
+        <w:t xml:space="preserve"> </w:t>
+      </w:r>
+      <w:r>
+        <w:rPr>
+          <w:i/>
+          <w:iCs/>
+        </w:rPr>
+        <w:t xml:space="preserve">data change</w:t>
+      </w:r>
+      <w:r>
+        <w:t xml:space="preserve"> </w:t>
+      </w:r>
+      <w:r>
+        <w:t xml:space="preserve">— the HR records change, the attributes re-stamp, the memberships recompute — and the doctrinal corollary follows: a drifted OU estate is</w:t>
+      </w:r>
+      <w:r>
+        <w:t xml:space="preserve"> </w:t>
+      </w:r>
+      <w:r>
+        <w:rPr>
+          <w:b/>
+          <w:bCs/>
+        </w:rPr>
+        <w:t xml:space="preserve">overlaid and retired, not remediated</w:t>
+      </w:r>
+      <w:r>
+        <w:t xml:space="preserve">. Rebuilding OU trees to match reality is expensive, high-risk, and pointless once no policy reads OU position; the truth is stamped as attributes, policy re-bases onto attribute-driven groups, and the residual OU bindings are inventoried and decommissioned deliberately.</w:t>
+      </w:r>
+    </w:p>
+    <w:bookmarkEnd w:id="64"/>
+    <w:bookmarkStart w:id="65" w:name="X1c44efed6f59a195bc8d7df37c3cec34f95e174"/>
+    <w:p>
+      <w:pPr>
+        <w:pStyle w:val="Heading2"/>
+      </w:pPr>
+      <w:r>
+        <w:t xml:space="preserve">5.2 From HR Attributes to Access: The Derivation Chain</w:t>
+      </w:r>
+    </w:p>
+    <w:p>
+      <w:pPr>
+        <w:pStyle w:val="FirstParagraph"/>
+      </w:pPr>
+      <w:r>
+        <w:t xml:space="preserve">The organizational SSOT earns its keep through one repeatable chain:</w:t>
+      </w:r>
+    </w:p>
+    <w:p>
+      <w:pPr>
+        <w:pStyle w:val="BodyText"/>
+      </w:pPr>
+      <w:r>
+        <w:rPr>
+          <w:b/>
+          <w:bCs/>
+        </w:rPr>
+        <w:t xml:space="preserve">Worker record → stamped attributes → dynamic groups → entitlements.</w:t>
+      </w:r>
+    </w:p>
+    <w:p>
+      <w:pPr>
+        <w:pStyle w:val="BodyText"/>
+      </w:pPr>
+      <w:r>
+        <w:t xml:space="preserve">Dynamic groups are membership</w:t>
+      </w:r>
+      <w:r>
+        <w:t xml:space="preserve"> </w:t>
+      </w:r>
+      <w:r>
+        <w:rPr>
+          <w:i/>
+          <w:iCs/>
+        </w:rPr>
+        <w:t xml:space="preserve">rules</w:t>
+      </w:r>
+      <w:r>
+        <w:t xml:space="preserve"> </w:t>
+      </w:r>
+      <w:r>
+        <w:t xml:space="preserve">over HR-derived attributes (</w:t>
+      </w:r>
+      <w:r>
+        <w:t xml:space="preserve">“all workers whose org code is under X and worker type is employee”</w:t>
+      </w:r>
+      <w:r>
+        <w:t xml:space="preserve">), evaluated continuously by the identity platform. Access packages bundle entitlements behind eligibility rules and approval flows that route to the supervisor</w:t>
+      </w:r>
+      <w:r>
+        <w:t xml:space="preserve"> </w:t>
+      </w:r>
+      <w:r>
+        <w:rPr>
+          <w:i/>
+          <w:iCs/>
+        </w:rPr>
+        <w:t xml:space="preserve">of record</w:t>
+      </w:r>
+      <w:r>
+        <w:t xml:space="preserve">. Conditional access and application roles consume the same attributes as ABAC inputs, and role assignments — RBAC — are granted through the packages rather than by direct assignment. The properties that follow:</w:t>
+      </w:r>
+    </w:p>
+    <w:p>
+      <w:pPr>
+        <w:pStyle w:val="Compact"/>
+        <w:numPr>
+          <w:ilvl w:val="0"/>
+          <w:numId w:val="1008"/>
+        </w:numPr>
+      </w:pPr>
+      <w:r>
+        <w:rPr>
+          <w:b/>
+          <w:bCs/>
+        </w:rPr>
+        <w:t xml:space="preserve">Nobody joins these groups; membership is computed.</w:t>
+      </w:r>
+      <w:r>
+        <w:t xml:space="preserve"> </w:t>
+      </w:r>
+      <w:r>
+        <w:t xml:space="preserve">There is no group owner to lobby, no ticket to lose, no offboarding step to forget. The mover’s access converges on the new assignment’s derivation within the provisioning cycle.</w:t>
+      </w:r>
+    </w:p>
+    <w:p>
+      <w:pPr>
+        <w:pStyle w:val="Compact"/>
+        <w:numPr>
+          <w:ilvl w:val="0"/>
+          <w:numId w:val="1008"/>
+        </w:numPr>
+      </w:pPr>
+      <w:r>
+        <w:rPr>
+          <w:b/>
+          <w:bCs/>
+        </w:rPr>
+        <w:t xml:space="preserve">Every entitlement has a</w:t>
+      </w:r>
+      <w:r>
+        <w:rPr>
+          <w:b/>
+          <w:bCs/>
+        </w:rPr>
+        <w:t xml:space="preserve"> </w:t>
+      </w:r>
+      <w:r>
+        <w:rPr>
+          <w:b/>
+          <w:bCs/>
+          <w:i/>
+          <w:iCs/>
+        </w:rPr>
+        <w:t xml:space="preserve">because</w:t>
+      </w:r>
+      <w:r>
+        <w:rPr>
+          <w:b/>
+          <w:bCs/>
+        </w:rPr>
+        <w:t xml:space="preserve">.</w:t>
+      </w:r>
+      <w:r>
+        <w:t xml:space="preserve"> </w:t>
+      </w:r>
+      <w:r>
+        <w:t xml:space="preserve">Access exists because an attribute satisfied a rule; the attribute exists because an HR record asserted it; the record has an author, a date, and a business act behind it. That chain</w:t>
+      </w:r>
+      <w:r>
+        <w:t xml:space="preserve"> </w:t>
+      </w:r>
+      <w:r>
+        <w:rPr>
+          <w:i/>
+          <w:iCs/>
+        </w:rPr>
+        <w:t xml:space="preserve">is</w:t>
+      </w:r>
+      <w:r>
+        <w:t xml:space="preserve"> </w:t>
+      </w:r>
+      <w:r>
+        <w:t xml:space="preserve">the access authorization data AC-2 wants, and it is queryable end to end.</w:t>
+      </w:r>
+    </w:p>
+    <w:p>
+      <w:pPr>
+        <w:pStyle w:val="Compact"/>
+        <w:numPr>
+          <w:ilvl w:val="0"/>
+          <w:numId w:val="1008"/>
+        </w:numPr>
+      </w:pPr>
+      <w:r>
+        <w:rPr>
+          <w:b/>
+          <w:bCs/>
+        </w:rPr>
+        <w:t xml:space="preserve">ABAC and RBAC stop being rival religions.</w:t>
+      </w:r>
+      <w:r>
+        <w:t xml:space="preserve"> </w:t>
+      </w:r>
+      <w:r>
+        <w:t xml:space="preserve">Roles define what a position may touch; attributes prove which position the person holds. Both resolve against the same upstream truth, which is the only arrangement in which they cannot disagree.</w:t>
+      </w:r>
+    </w:p>
+    <w:bookmarkEnd w:id="65"/>
+    <w:bookmarkStart w:id="70" w:name="attestation-lands-on-the-same-rail"/>
+    <w:p>
+      <w:pPr>
+        <w:pStyle w:val="Heading2"/>
+      </w:pPr>
+      <w:r>
+        <w:t xml:space="preserve">5.3 Attestation Lands on the Same Rail</w:t>
+      </w:r>
+    </w:p>
+    <w:p>
+      <w:pPr>
+        <w:pStyle w:val="FirstParagraph"/>
+      </w:pPr>
+      <w:r>
+        <w:t xml:space="preserve">The access reviews this book declined to accept as a</w:t>
+      </w:r>
+      <w:r>
+        <w:t xml:space="preserve"> </w:t>
+      </w:r>
+      <w:r>
+        <w:rPr>
+          <w:i/>
+          <w:iCs/>
+        </w:rPr>
+        <w:t xml:space="preserve">source</w:t>
+      </w:r>
+      <w:r>
+        <w:t xml:space="preserve"> </w:t>
+      </w:r>
+      <w:r>
+        <w:t xml:space="preserve">of truth return here as a sharpened</w:t>
+      </w:r>
+      <w:r>
+        <w:t xml:space="preserve"> </w:t>
+      </w:r>
+      <w:r>
+        <w:rPr>
+          <w:i/>
+          <w:iCs/>
+        </w:rPr>
+        <w:t xml:space="preserve">verification</w:t>
+      </w:r>
+      <w:r>
+        <w:t xml:space="preserve"> </w:t>
+      </w:r>
+      <w:r>
+        <w:t xml:space="preserve">of it. Once entitlements derive from the organizational SSOT, AC-2(j)’s periodic review stops being a spreadsheet mailed to whoever a stale directory field names, and becomes a campaign the org SSOT itself scopes and routes:</w:t>
+      </w:r>
+    </w:p>
+    <w:p>
+      <w:pPr>
+        <w:pStyle w:val="Compact"/>
+        <w:numPr>
+          <w:ilvl w:val="0"/>
+          <w:numId w:val="1009"/>
+        </w:numPr>
+      </w:pPr>
+      <w:r>
+        <w:rPr>
+          <w:b/>
+          <w:bCs/>
+        </w:rPr>
+        <w:t xml:space="preserve">The reviewer is the supervisor of record</w:t>
+      </w:r>
+      <w:r>
+        <w:t xml:space="preserve"> </w:t>
+      </w:r>
+      <w:r>
+        <w:t xml:space="preserve">— resolved from the reporting hierarchy at campaign launch, not from a</w:t>
+      </w:r>
+      <w:r>
+        <w:t xml:space="preserve"> </w:t>
+      </w:r>
+      <w:r>
+        <w:rPr>
+          <w:rStyle w:val="VerbatimChar"/>
+        </w:rPr>
+        <w:t xml:space="preserve">manager</w:t>
+      </w:r>
+      <w:r>
+        <w:t xml:space="preserve"> </w:t>
+      </w:r>
+      <w:r>
+        <w:t xml:space="preserve">field last edited during a previous administration.</w:t>
+      </w:r>
+    </w:p>
+    <w:p>
+      <w:pPr>
+        <w:pStyle w:val="Compact"/>
+        <w:numPr>
+          <w:ilvl w:val="0"/>
+          <w:numId w:val="1009"/>
+        </w:numPr>
+      </w:pPr>
+      <w:r>
+        <w:rPr>
+          <w:b/>
+          <w:bCs/>
+        </w:rPr>
+        <w:t xml:space="preserve">The review population is attribute-scoped</w:t>
+      </w:r>
+      <w:r>
+        <w:t xml:space="preserve"> </w:t>
+      </w:r>
+      <w:r>
+        <w:t xml:space="preserve">—</w:t>
+      </w:r>
+      <w:r>
+        <w:t xml:space="preserve"> </w:t>
+      </w:r>
+      <w:r>
+        <w:t xml:space="preserve">“all workers in this organization with access outside its derivation baseline”</w:t>
+      </w:r>
+      <w:r>
+        <w:t xml:space="preserve"> </w:t>
+      </w:r>
+      <w:r>
+        <w:t xml:space="preserve">is a query, so reviewers see the</w:t>
+      </w:r>
+      <w:r>
+        <w:t xml:space="preserve"> </w:t>
+      </w:r>
+      <w:r>
+        <w:rPr>
+          <w:i/>
+          <w:iCs/>
+        </w:rPr>
+        <w:t xml:space="preserve">exceptions</w:t>
+      </w:r>
+      <w:r>
+        <w:t xml:space="preserve"> </w:t>
+      </w:r>
+      <w:r>
+        <w:t xml:space="preserve">rather than four hundred rubber-stampable rows.</w:t>
+      </w:r>
+    </w:p>
+    <w:p>
+      <w:pPr>
+        <w:pStyle w:val="Compact"/>
+        <w:numPr>
+          <w:ilvl w:val="0"/>
+          <w:numId w:val="1009"/>
+        </w:numPr>
+      </w:pPr>
+      <w:r>
+        <w:rPr>
+          <w:b/>
+          <w:bCs/>
+        </w:rPr>
+        <w:t xml:space="preserve">The review outcome is a record correction</w:t>
+      </w:r>
+      <w:r>
+        <w:t xml:space="preserve"> </w:t>
+      </w:r>
+      <w:r>
+        <w:t xml:space="preserve">— a rejected entitlement is removed by fixing the attribute, the rule, or the exception entry that produced it, so the same wrong answer cannot regrow from the same wrong input.</w:t>
+      </w:r>
+    </w:p>
+    <w:p>
+      <w:pPr>
+        <w:pStyle w:val="FirstParagraph"/>
+      </w:pPr>
+      <w:r>
+        <w:t xml:space="preserve">The separation-of-duties checks of later parts read the same rails: conflicting-role detection needs to know that two roles are held by the same</w:t>
+      </w:r>
+      <w:r>
+        <w:t xml:space="preserve"> </w:t>
+      </w:r>
+      <w:r>
+        <w:rPr>
+          <w:i/>
+          <w:iCs/>
+        </w:rPr>
+        <w:t xml:space="preserve">person</w:t>
+      </w:r>
+      <w:r>
+        <w:t xml:space="preserve"> </w:t>
+      </w:r>
+      <w:r>
+        <w:t xml:space="preserve">(the IA-4 anchor) and whether an approver</w:t>
+      </w:r>
+      <w:r>
+        <w:t xml:space="preserve"> </w:t>
+      </w:r>
+      <w:r>
+        <w:rPr>
+          <w:i/>
+          <w:iCs/>
+        </w:rPr>
+        <w:t xml:space="preserve">reports to</w:t>
+      </w:r>
+      <w:r>
+        <w:t xml:space="preserve"> </w:t>
+      </w:r>
+      <w:r>
+        <w:t xml:space="preserve">the requester (the supervisory org). Both facts are queries against this book’s records; neither is answerable from a directory that tracks accounts and drawings that track boxes.</w:t>
+      </w:r>
+    </w:p>
+    <w:tbl>
+      <w:tblPr>
+        <w:tblStyle w:val="Table"/>
+        <w:tblW w:type="pct" w:w="5000"/>
+        <w:tblLayout w:type="fixed"/>
+        <w:tblLook w:firstRow="0" w:lastRow="0" w:firstColumn="0" w:lastColumn="0" w:noHBand="0" w:noVBand="0" w:val="0000"/>
+      </w:tblPr>
+      <w:tblGrid>
+        <w:gridCol w:w="7920"/>
+      </w:tblGrid>
+      <w:tr>
+        <w:tc>
+          <w:tcPr/>
+          <w:bookmarkStart w:id="69" w:name="fig-hrit04"/>
+          <w:p>
+            <w:pPr>
+              <w:pStyle w:val="Compact"/>
+              <w:jc w:val="center"/>
+            </w:pPr>
+            <w:r>
+              <w:drawing>
+                <wp:inline>
+                  <wp:extent cx="5334000" cy="3000375"/>
+                  <wp:effectExtent b="0" l="0" r="0" t="0"/>
+                  <wp:docPr descr="" title="" id="67" name="Picture"/>
+                  <a:graphic>
+                    <a:graphicData uri="http://schemas.openxmlformats.org/drawingml/2006/picture">
+                      <pic:pic>
+                        <pic:nvPicPr>
+                          <pic:cNvPr descr="figs/hrit-fig-04-org-ssot-derivation.png" id="68" name="Picture"/>
+                          <pic:cNvPicPr>
+                            <a:picLocks noChangeArrowheads="1" noChangeAspect="1"/>
+                          </pic:cNvPicPr>
+                        </pic:nvPicPr>
+                        <pic:blipFill>
+                          <a:blip r:embed="rId66"/>
+                          <a:stretch>
+                            <a:fillRect/>
+                          </a:stretch>
+                        </pic:blipFill>
+                        <pic:spPr bwMode="auto">
+                          <a:xfrm>
+                            <a:off x="0" y="0"/>
+                            <a:ext cx="5334000" cy="3000375"/>
+                          </a:xfrm>
+                          <a:prstGeom prst="rect">
+                            <a:avLst/>
+                          </a:prstGeom>
+                          <a:noFill/>
+                          <a:ln w="9525">
+                            <a:noFill/>
+                            <a:headEnd/>
+                            <a:tailEnd/>
+                          </a:ln>
+                        </pic:spPr>
+                      </pic:pic>
+                    </a:graphicData>
+                  </a:graphic>
+                </wp:inline>
+              </w:drawing>
+            </w:r>
+          </w:p>
+          <w:p>
+            <w:pPr>
+              <w:jc w:val="center"/>
+            </w:pPr>
+            <w:pPr>
+              <w:jc w:val="left"/>
+              <w:spacing w:before="200"/>
+              <w:pStyle w:val="ImageCaption"/>
+            </w:pPr>
+            <w:r>
+              <w:t xml:space="preserve">Figure 6: The organizational SSOT derivation chain from HR record to entitlement</w:t>
+            </w:r>
+          </w:p>
+          <w:bookmarkEnd w:id="69"/>
+        </w:tc>
+      </w:tr>
+    </w:tbl>
+    <w:bookmarkEnd w:id="70"/>
+    <w:bookmarkEnd w:id="71"/>
+    <w:bookmarkStart w:id="77" w:name="X65448c4ef8c56761744cefe28de67a9bb67265e"/>
     <w:p>
       <w:pPr>
         <w:pStyle w:val="Heading1"/>
@@ -6181,7 +6360,7 @@
         <w:t xml:space="preserve">the integration prerequisites: the federation trust is a Book 03 token relationship; the provisioning pipeline authenticates with a Book 03 workload credential; the tenancy’s endpoints resolve through Book 01’s validating resolvers; and the DNS names those endpoints use are exactly the class of external dependency the naming plane’s egress policies already govern. An agency that built Parts 1–3 has already built everything this integration touches. Second, the pattern generalizes: every future SaaS adoption should be evaluated on the same four surfaces — how it federates, how it provisions, how it resolves, how it exports evidence — and a candidate that demands enforcement-plane coupling (a site-to-site tunnel, an installed agent inside the boundary, a shared OS credential) is asking to be treated as infrastructure, with infrastructure’s obligations. The system of record is the template, not the exception.</w:t>
       </w:r>
     </w:p>
-    <w:bookmarkStart w:id="68" w:name="what-this-sets-up"/>
+    <w:bookmarkStart w:id="76" w:name="what-this-sets-up"/>
     <w:p>
       <w:pPr>
         <w:pStyle w:val="Heading2"/>
@@ -6287,7 +6466,7 @@
             <w:pPr>
               <w:pStyle w:val="Compact"/>
             </w:pPr>
-            <w:hyperlink r:id="rId64">
+            <w:hyperlink r:id="rId72">
               <w:r>
                 <w:rPr>
                   <w:rStyle w:val="Hyperlink"/>
@@ -6409,7 +6588,7 @@
             <w:pPr>
               <w:pStyle w:val="Compact"/>
             </w:pPr>
-            <w:hyperlink r:id="rId65">
+            <w:hyperlink r:id="rId73">
               <w:r>
                 <w:rPr>
                   <w:rStyle w:val="Hyperlink"/>
@@ -6487,12 +6666,12 @@
                 <wp:inline>
                   <wp:extent cx="152400" cy="152400"/>
                   <wp:effectExtent b="0" l="0" r="0" t="0"/>
-                  <wp:docPr descr="" title="" id="66" name="Picture"/>
+                  <wp:docPr descr="" title="" id="74" name="Picture"/>
                   <a:graphic>
                     <a:graphicData uri="http://schemas.openxmlformats.org/drawingml/2006/picture">
                       <pic:pic>
                         <pic:nvPicPr>
-                          <pic:cNvPr descr="/opt/quarto/share/formats/docx/warning.png" id="67" name="Picture"/>
+                          <pic:cNvPr descr="C:\Program Files\Quarto\share\formats\docx\warning.png" id="75" name="Picture"/>
                           <pic:cNvPicPr>
                             <a:picLocks noChangeArrowheads="1" noChangeAspect="1"/>
                           </pic:cNvPicPr>
@@ -6585,9 +6764,9 @@
         </w:tc>
       </w:tr>
     </w:tbl>
-    <w:bookmarkEnd w:id="68"/>
-    <w:bookmarkEnd w:id="69"/>
-    <w:bookmarkStart w:id="75" w:name="phased-implementation"/>
+    <w:bookmarkEnd w:id="76"/>
+    <w:bookmarkEnd w:id="77"/>
+    <w:bookmarkStart w:id="87" w:name="phased-implementation"/>
     <w:p>
       <w:pPr>
         <w:pStyle w:val="Heading1"/>
@@ -6649,7 +6828,86 @@
         <w:t xml:space="preserve">— a drifted HR feed produces a drifted SSOT, so data-quality remediation is Phase 1 work, not a someday.</w:t>
       </w:r>
     </w:p>
-    <w:bookmarkStart w:id="70" w:name="X26f02255fa42d4b39ecb8211c828a6e302e49b3"/>
+    <w:tbl>
+      <w:tblPr>
+        <w:tblStyle w:val="Table"/>
+        <w:tblW w:type="pct" w:w="5000"/>
+        <w:tblLayout w:type="fixed"/>
+        <w:tblLook w:firstRow="0" w:lastRow="0" w:firstColumn="0" w:lastColumn="0" w:noHBand="0" w:noVBand="0" w:val="0000"/>
+      </w:tblPr>
+      <w:tblGrid>
+        <w:gridCol w:w="7920"/>
+      </w:tblGrid>
+      <w:tr>
+        <w:tc>
+          <w:tcPr/>
+          <w:bookmarkStart w:id="81" w:name="fig-hrit07"/>
+          <w:p>
+            <w:pPr>
+              <w:pStyle w:val="Compact"/>
+              <w:jc w:val="center"/>
+            </w:pPr>
+            <w:r>
+              <w:drawing>
+                <wp:inline>
+                  <wp:extent cx="5334000" cy="3000375"/>
+                  <wp:effectExtent b="0" l="0" r="0" t="0"/>
+                  <wp:docPr descr="" title="" id="79" name="Picture"/>
+                  <a:graphic>
+                    <a:graphicData uri="http://schemas.openxmlformats.org/drawingml/2006/picture">
+                      <pic:pic>
+                        <pic:nvPicPr>
+                          <pic:cNvPr descr="figs/hrit-fig-07-phased-implementation.png" id="80" name="Picture"/>
+                          <pic:cNvPicPr>
+                            <a:picLocks noChangeArrowheads="1" noChangeAspect="1"/>
+                          </pic:cNvPicPr>
+                        </pic:nvPicPr>
+                        <pic:blipFill>
+                          <a:blip r:embed="rId78"/>
+                          <a:stretch>
+                            <a:fillRect/>
+                          </a:stretch>
+                        </pic:blipFill>
+                        <pic:spPr bwMode="auto">
+                          <a:xfrm>
+                            <a:off x="0" y="0"/>
+                            <a:ext cx="5334000" cy="3000375"/>
+                          </a:xfrm>
+                          <a:prstGeom prst="rect">
+                            <a:avLst/>
+                          </a:prstGeom>
+                          <a:noFill/>
+                          <a:ln w="9525">
+                            <a:noFill/>
+                            <a:headEnd/>
+                            <a:tailEnd/>
+                          </a:ln>
+                        </pic:spPr>
+                      </pic:pic>
+                    </a:graphicData>
+                  </a:graphic>
+                </wp:inline>
+              </w:drawing>
+            </w:r>
+          </w:p>
+          <w:p>
+            <w:pPr>
+              <w:jc w:val="center"/>
+            </w:pPr>
+            <w:pPr>
+              <w:jc w:val="left"/>
+              <w:spacing w:before="200"/>
+              <w:pStyle w:val="ImageCaption"/>
+            </w:pPr>
+            <w:r>
+              <w:t xml:space="preserve">Figure 7: The four implementation phases and their gates — truth, pipe, actions, derivations</w:t>
+            </w:r>
+          </w:p>
+          <w:bookmarkEnd w:id="81"/>
+        </w:tc>
+      </w:tr>
+    </w:tbl>
+    <w:bookmarkStart w:id="82" w:name="X26f02255fa42d4b39ecb8211c828a6e302e49b3"/>
     <w:p>
       <w:pPr>
         <w:pStyle w:val="Heading2"/>
@@ -6696,8 +6954,8 @@
         <w:t xml:space="preserve">the authority map is signed; every enabled account is either correlated to a worker record or on a dated exception list.</w:t>
       </w:r>
     </w:p>
-    <w:bookmarkEnd w:id="70"/>
-    <w:bookmarkStart w:id="71" w:name="X3efec994e51c0649d4baf2b0039fc8ce2ae55ca"/>
+    <w:bookmarkEnd w:id="82"/>
+    <w:bookmarkStart w:id="83" w:name="X3efec994e51c0649d4baf2b0039fc8ce2ae55ca"/>
     <w:p>
       <w:pPr>
         <w:pStyle w:val="Heading2"/>
@@ -6763,8 +7021,8 @@
         <w:t xml:space="preserve">thirty days of shadow operation in which every pipeline-versus-directory difference is explained — either a directory error (fixed downstream) or a source error (fixed in HR); provenance records emitted for 100% of events.</w:t>
       </w:r>
     </w:p>
-    <w:bookmarkEnd w:id="71"/>
-    <w:bookmarkStart w:id="72" w:name="phase-3-lifecycle-automation-weeks-1526"/>
+    <w:bookmarkEnd w:id="83"/>
+    <w:bookmarkStart w:id="84" w:name="phase-3-lifecycle-automation-weeks-1526"/>
     <w:p>
       <w:pPr>
         <w:pStyle w:val="Heading2"/>
@@ -6799,8 +7057,8 @@
         <w:t xml:space="preserve">separation-to-revocation measured in hours across a full pay-period cycle with zero missed leavers; joiner day-one readiness demonstrated; the account-creation ticket queue retired for covered populations.</w:t>
       </w:r>
     </w:p>
-    <w:bookmarkEnd w:id="72"/>
-    <w:bookmarkStart w:id="73" w:name="X48c517921ac74c40755f2dc42874752b45ab423"/>
+    <w:bookmarkEnd w:id="84"/>
+    <w:bookmarkStart w:id="85" w:name="X48c517921ac74c40755f2dc42874752b45ab423"/>
     <w:p>
       <w:pPr>
         <w:pStyle w:val="Heading2"/>
@@ -6849,8 +7107,8 @@
         <w:t xml:space="preserve">for covered applications, no direct group-membership assignments remain — every entitlement resolves to a rule, an attribute, and a worker record; a test reorganization (one division renamed and re-parented in HR) propagates to groups and approvals with zero manual directory changes.</w:t>
       </w:r>
     </w:p>
-    <w:bookmarkEnd w:id="73"/>
-    <w:bookmarkStart w:id="74" w:name="the-program-at-a-glance"/>
+    <w:bookmarkEnd w:id="85"/>
+    <w:bookmarkStart w:id="86" w:name="the-program-at-a-glance"/>
     <w:p>
       <w:pPr>
         <w:pStyle w:val="Heading2"/>
@@ -7067,9 +7325,9 @@
         <w:t xml:space="preserve">The sequence deliberately front-loads the unglamorous work. Phases 1 and 2 produce no visible change for end users — which is precisely why estates skip them, automate against unverified data in month one, and spend year two explaining to their assessor why the automation deprovisioned a regional director. Truth first, pipe second, actions third, derivations last.</w:t>
       </w:r>
     </w:p>
-    <w:bookmarkEnd w:id="74"/>
-    <w:bookmarkEnd w:id="75"/>
-    <w:bookmarkStart w:id="78" w:name="nist-sp-800-53-rev-5-control-closure"/>
+    <w:bookmarkEnd w:id="86"/>
+    <w:bookmarkEnd w:id="87"/>
+    <w:bookmarkStart w:id="90" w:name="nist-sp-800-53-rev-5-control-closure"/>
     <w:p>
       <w:pPr>
         <w:pStyle w:val="Heading1"/>
@@ -7780,12 +8038,12 @@
                 <wp:inline>
                   <wp:extent cx="152400" cy="152400"/>
                   <wp:effectExtent b="0" l="0" r="0" t="0"/>
-                  <wp:docPr descr="" title="" id="76" name="Picture"/>
+                  <wp:docPr descr="" title="" id="88" name="Picture"/>
                   <a:graphic>
                     <a:graphicData uri="http://schemas.openxmlformats.org/drawingml/2006/picture">
                       <pic:pic>
                         <pic:nvPicPr>
-                          <pic:cNvPr descr="/opt/quarto/share/formats/docx/note.png" id="77" name="Picture"/>
+                          <pic:cNvPr descr="C:\Program Files\Quarto\share\formats\docx\note.png" id="89" name="Picture"/>
                           <pic:cNvPicPr>
                             <a:picLocks noChangeArrowheads="1" noChangeAspect="1"/>
                           </pic:cNvPicPr>
@@ -7938,7 +8196,7 @@
             <w:r>
               <w:t xml:space="preserve"> </w:t>
             </w:r>
-            <w:hyperlink r:id="rId65">
+            <w:hyperlink r:id="rId73">
               <w:r>
                 <w:rPr>
                   <w:rStyle w:val="Hyperlink"/>
@@ -7957,8 +8215,8 @@
         </w:tc>
       </w:tr>
     </w:tbl>
-    <w:bookmarkEnd w:id="78"/>
-    <w:bookmarkStart w:id="80" w:name="series-context-part-4-of-19"/>
+    <w:bookmarkEnd w:id="90"/>
+    <w:bookmarkStart w:id="92" w:name="series-context-part-4-of-19"/>
     <w:p>
       <w:pPr>
         <w:pStyle w:val="Heading1"/>
@@ -8112,7 +8370,7 @@
       <w:r>
         <w:t xml:space="preserve"> </w:t>
       </w:r>
-      <w:hyperlink r:id="rId64">
+      <w:hyperlink r:id="rId72">
         <w:r>
           <w:rPr>
             <w:rStyle w:val="Hyperlink"/>
@@ -8126,7 +8384,7 @@
       <w:r>
         <w:t xml:space="preserve"> </w:t>
       </w:r>
-      <w:hyperlink r:id="rId65">
+      <w:hyperlink r:id="rId73">
         <w:r>
           <w:rPr>
             <w:rStyle w:val="Hyperlink"/>
@@ -8141,7 +8399,7 @@
         <w:t xml:space="preserve">packages the lifecycle evidence this book emits.</w:t>
       </w:r>
     </w:p>
-    <w:bookmarkStart w:id="79" w:name="Xad7833ad9d3f8a98c7b789d14bc1caec63be7d1"/>
+    <w:bookmarkStart w:id="91" w:name="Xad7833ad9d3f8a98c7b789d14bc1caec63be7d1"/>
     <w:p>
       <w:pPr>
         <w:pStyle w:val="Heading2"/>
@@ -8389,8 +8647,8 @@
         <w:t xml:space="preserve">Federal Application-Aware Networking — Part 4 of 19. Parts 1–3 established the naming plane, device identity, and cryptographic identity; Part 4 establishes the human and organizational source of truth they assert. Parts 5–19 apply this four-part substrate to transport, applications, operations, and the authorization package.</w:t>
       </w:r>
     </w:p>
-    <w:bookmarkEnd w:id="79"/>
-    <w:bookmarkEnd w:id="80"/>
+    <w:bookmarkEnd w:id="91"/>
+    <w:bookmarkEnd w:id="92"/>
     <w:sectPr>
       <w:footnotePr>
         <w:numRestart w:val="eachSect"/>

--- a/inbox/Application Aware Networking/Book_04_FedAAN_HRIT_Identity_Org_SSOT.docx
+++ b/inbox/Application Aware Networking/Book_04_FedAAN_HRIT_Identity_Org_SSOT.docx
@@ -227,7 +227,7 @@
               <w:t xml:space="preserve"> </w:t>
             </w:r>
             <w:r>
-              <w:t xml:space="preserve">2026-07-07 10:54 ET</w:t>
+              <w:t xml:space="preserve">2026-07-07 11:08 ET</w:t>
             </w:r>
           </w:p>
           <w:p/>
@@ -2103,22 +2103,13 @@
     </w:p>
     <w:bookmarkEnd w:id="33"/>
     <w:bookmarkEnd w:id="34"/>
-    <w:bookmarkStart w:id="44" w:name="opm-hrit-as-the-system-of-record"/>
+    <w:bookmarkStart w:id="42" w:name="opm-hrit-the-program-and-its-timeline"/>
     <w:p>
       <w:pPr>
         <w:pStyle w:val="Heading1"/>
       </w:pPr>
       <w:r>
-        <w:t xml:space="preserve">3. OPM HRIT as the System of Record</w:t>
-      </w:r>
-    </w:p>
-    <w:bookmarkStart w:id="35" w:name="Xa1873eb4a1167556c476690d08b815773990656"/>
-    <w:p>
-      <w:pPr>
-        <w:pStyle w:val="Heading2"/>
-      </w:pPr>
-      <w:r>
-        <w:t xml:space="preserve">3.1 What a Human Capital System Actually Owns</w:t>
+        <w:t xml:space="preserve">3. OPM HRIT: The Program and Its Timeline</w:t>
       </w:r>
     </w:p>
     <w:p>
@@ -2126,20 +2117,87 @@
         <w:pStyle w:val="FirstParagraph"/>
       </w:pPr>
       <w:r>
-        <w:t xml:space="preserve">The human capital platform — OPM HRIT, in federal shorthand; the deployed instance in this architecture is</w:t>
-      </w:r>
-      <w:r>
-        <w:t xml:space="preserve"> </w:t>
-      </w:r>
+        <w:t xml:space="preserve">Before this book can designate OPM HRIT as the system of record, it owes the reader an introduction — awareness of the program cannot be assumed, and the architecture that follows makes considerably more sense once its fifty-year backstory is visible.</w:t>
+      </w:r>
+    </w:p>
+    <w:p>
+      <w:pPr>
+        <w:pStyle w:val="BodyText"/>
+      </w:pPr>
       <w:r>
         <w:rPr>
           <w:b/>
           <w:bCs/>
         </w:rPr>
-        <w:t xml:space="preserve">Oracle HCM Cloud</w:t>
-      </w:r>
-      <w:r>
-        <w:t xml:space="preserve">, delivered SaaS from the externally managed OCI tenancy that</w:t>
+        <w:t xml:space="preserve">What it is.</w:t>
+      </w:r>
+      <w:r>
+        <w:t xml:space="preserve"> </w:t>
+      </w:r>
+      <w:r>
+        <w:t xml:space="preserve">OPM HRIT is the Office of Personnel Management’s Human Resources Information Technology line — the shared-services program through which OPM delivers HR systems and workforce data services across the federal government: personnel action processing (the SF-50 pipeline), the electronic Official Personnel Folder (eOPF), and the government-wide HR data backbone, Enterprise Human Resources Integration (EHRI).</w:t>
+      </w:r>
+    </w:p>
+    <w:p>
+      <w:pPr>
+        <w:pStyle w:val="BodyText"/>
+      </w:pPr>
+      <w:r>
+        <w:rPr>
+          <w:b/>
+          <w:bCs/>
+        </w:rPr>
+        <w:t xml:space="preserve">Who OPM is in this story.</w:t>
+      </w:r>
+      <w:r>
+        <w:t xml:space="preserve"> </w:t>
+      </w:r>
+      <w:r>
+        <w:t xml:space="preserve">Not just a policy shop. Under OMB M-19-16 (</w:t>
+      </w:r>
+      <w:r>
+        <w:rPr>
+          <w:i/>
+          <w:iCs/>
+        </w:rPr>
+        <w:t xml:space="preserve">Centralized Mission Support Capabilities for the Federal Government</w:t>
+      </w:r>
+      <w:r>
+        <w:t xml:space="preserve">, April 2019), OPM was designated the</w:t>
+      </w:r>
+      <w:r>
+        <w:t xml:space="preserve"> </w:t>
+      </w:r>
+      <w:r>
+        <w:rPr>
+          <w:b/>
+          <w:bCs/>
+        </w:rPr>
+        <w:t xml:space="preserve">HR Quality Services Management Office (HR QSMO)</w:t>
+      </w:r>
+      <w:r>
+        <w:t xml:space="preserve"> </w:t>
+      </w:r>
+      <w:r>
+        <w:t xml:space="preserve">— the government-wide standards owner and storefront for HR IT. The policy direction is explicit: agencies procure HR technology through the QSMO’s vetted marketplace rather than building bespoke systems.</w:t>
+      </w:r>
+    </w:p>
+    <w:p>
+      <w:pPr>
+        <w:pStyle w:val="BodyText"/>
+      </w:pPr>
+      <w:r>
+        <w:rPr>
+          <w:b/>
+          <w:bCs/>
+        </w:rPr>
+        <w:t xml:space="preserve">Why SSA touches it.</w:t>
+      </w:r>
+      <w:r>
+        <w:t xml:space="preserve"> </w:t>
+      </w:r>
+      <w:r>
+        <w:t xml:space="preserve">SSA consumes OPM HRIT services for personnel actions and workforce records today. As OPM modernizes delivery to SaaS — Oracle HCM Cloud, from the externally managed OCI tenancy</w:t>
       </w:r>
       <w:r>
         <w:t xml:space="preserve"> </w:t>
@@ -2156,47 +2214,24 @@
         <w:t xml:space="preserve"> </w:t>
       </w:r>
       <w:r>
-        <w:t xml:space="preserve">placed as the fourth landing-zone environment — is not</w:t>
-      </w:r>
-      <w:r>
-        <w:t xml:space="preserve"> </w:t>
-      </w:r>
-      <w:r>
-        <w:t xml:space="preserve">“the payroll system”</w:t>
-      </w:r>
-      <w:r>
-        <w:t xml:space="preserve"> </w:t>
-      </w:r>
-      <w:r>
-        <w:t xml:space="preserve">any more than the DDI platform of Book 01 is</w:t>
-      </w:r>
-      <w:r>
-        <w:t xml:space="preserve"> </w:t>
-      </w:r>
-      <w:r>
-        <w:t xml:space="preserve">“the DHCP server.”</w:t>
-      </w:r>
-      <w:r>
-        <w:t xml:space="preserve"> </w:t>
-      </w:r>
-      <w:r>
-        <w:t xml:space="preserve">It is the system where four categories of fact are</w:t>
-      </w:r>
-      <w:r>
-        <w:t xml:space="preserve"> </w:t>
-      </w:r>
-      <w:r>
-        <w:rPr>
-          <w:i/>
-          <w:iCs/>
-        </w:rPr>
-        <w:t xml:space="preserve">created</w:t>
-      </w:r>
-      <w:r>
-        <w:t xml:space="preserve"> </w:t>
-      </w:r>
-      <w:r>
-        <w:t xml:space="preserve">rather than copied:</w:t>
+        <w:t xml:space="preserve">placed as the fourth landing-zone environment — SSA’s integration surface changes from file and mainframe handoffs to a federated API surface, which is exactly the provisioning feed this book turns into the identity SSOT.</w:t>
+      </w:r>
+    </w:p>
+    <w:bookmarkStart w:id="41" w:name="fifty-years-of-consolidation"/>
+    <w:p>
+      <w:pPr>
+        <w:pStyle w:val="Heading2"/>
+      </w:pPr>
+      <w:r>
+        <w:t xml:space="preserve">3.1 Fifty Years of Consolidation</w:t>
+      </w:r>
+    </w:p>
+    <w:p>
+      <w:pPr>
+        <w:pStyle w:val="FirstParagraph"/>
+      </w:pPr>
+      <w:r>
+        <w:t xml:space="preserve">Every milestone in the program’s history moves the same direction: fewer systems, more authoritative data, shared delivery. The SSOT architecture in this book is not a novel invention — it is the landing point that five decades of federal HR consolidation policy have been driving toward.</w:t>
       </w:r>
     </w:p>
     <w:p>
@@ -2204,7 +2239,7 @@
         <w:pStyle w:val="TableCaption"/>
       </w:pPr>
       <w:r>
-        <w:t xml:space="preserve">The four record families the system of record owns</w:t>
+        <w:t xml:space="preserve">The OPM HRIT timeline — five decades of consolidation</w:t>
       </w:r>
     </w:p>
     <w:tbl>
@@ -2213,7 +2248,7 @@
         <w:tblW w:type="pct" w:w="5000"/>
         <w:tblLayout w:type="fixed"/>
         <w:tblLook w:firstRow="1" w:lastRow="0" w:firstColumn="0" w:lastColumn="0" w:noHBand="0" w:noVBand="0" w:val="0020"/>
-        <w:tblCaption w:val="The four record families the system of record owns"/>
+        <w:tblCaption w:val="The OPM HRIT timeline — five decades of consolidation"/>
       </w:tblPr>
       <w:tblGrid>
         <w:gridCol w:w="2640"/>
@@ -2231,34 +2266,45 @@
               <w:pStyle w:val="Compact"/>
             </w:pPr>
             <w:r>
-              <w:t xml:space="preserve">Record</w:t>
-            </w:r>
-          </w:p>
-        </w:tc>
-        <w:tc>
-          <w:tcPr/>
-          <w:p>
-            <w:pPr>
-              <w:pStyle w:val="Compact"/>
-            </w:pPr>
-            <w:r>
-              <w:t xml:space="preserve">What It Asserts</w:t>
-            </w:r>
-          </w:p>
-        </w:tc>
-        <w:tc>
-          <w:tcPr/>
-          <w:p>
-            <w:pPr>
-              <w:pStyle w:val="Compact"/>
-            </w:pPr>
-            <w:r>
-              <w:t xml:space="preserve">Why It Cannot Originate Anywhere Else</w:t>
+              <w:t xml:space="preserve">Year</w:t>
+            </w:r>
+          </w:p>
+        </w:tc>
+        <w:tc>
+          <w:tcPr/>
+          <w:p>
+            <w:pPr>
+              <w:pStyle w:val="Compact"/>
+            </w:pPr>
+            <w:r>
+              <w:t xml:space="preserve">Milestone</w:t>
+            </w:r>
+          </w:p>
+        </w:tc>
+        <w:tc>
+          <w:tcPr/>
+          <w:p>
+            <w:pPr>
+              <w:pStyle w:val="Compact"/>
+            </w:pPr>
+            <w:r>
+              <w:t xml:space="preserve">What Changed</w:t>
             </w:r>
           </w:p>
         </w:tc>
       </w:tr>
       <w:tr>
+        <w:tc>
+          <w:tcPr/>
+          <w:p>
+            <w:pPr>
+              <w:pStyle w:val="Compact"/>
+            </w:pPr>
+            <w:r>
+              <w:t xml:space="preserve">1972</w:t>
+            </w:r>
+          </w:p>
+        </w:tc>
         <w:tc>
           <w:tcPr/>
           <w:p>
@@ -2270,50 +2316,34 @@
                 <w:b/>
                 <w:bCs/>
               </w:rPr>
-              <w:t xml:space="preserve">Worker record</w:t>
-            </w:r>
-          </w:p>
-        </w:tc>
-        <w:tc>
-          <w:tcPr/>
-          <w:p>
-            <w:pPr>
-              <w:pStyle w:val="Compact"/>
-            </w:pPr>
-            <w:r>
-              <w:t xml:space="preserve">A person exists as a worker: identifier, legal name, worker type (employee, contractor, intern), employment status</w:t>
-            </w:r>
-          </w:p>
-        </w:tc>
-        <w:tc>
-          <w:tcPr/>
-          <w:p>
-            <w:pPr>
-              <w:pStyle w:val="Compact"/>
-            </w:pPr>
-            <w:r>
-              <w:t xml:space="preserve">Hiring is an HR business act; the record is created</w:t>
-            </w:r>
-            <w:r>
-              <w:t xml:space="preserve"> </w:t>
-            </w:r>
-            <w:r>
-              <w:rPr>
-                <w:i/>
-                <w:iCs/>
-              </w:rPr>
-              <w:t xml:space="preserve">by</w:t>
-            </w:r>
-            <w:r>
-              <w:t xml:space="preserve"> </w:t>
-            </w:r>
-            <w:r>
-              <w:t xml:space="preserve">the act, not in response to it</w:t>
+              <w:t xml:space="preserve">CPDF</w:t>
+            </w:r>
+          </w:p>
+        </w:tc>
+        <w:tc>
+          <w:tcPr/>
+          <w:p>
+            <w:pPr>
+              <w:pStyle w:val="Compact"/>
+            </w:pPr>
+            <w:r>
+              <w:t xml:space="preserve">The Central Personnel Data File — OPM’s first government-wide personnel data system</w:t>
             </w:r>
           </w:p>
         </w:tc>
       </w:tr>
       <w:tr>
+        <w:tc>
+          <w:tcPr/>
+          <w:p>
+            <w:pPr>
+              <w:pStyle w:val="Compact"/>
+            </w:pPr>
+            <w:r>
+              <w:t xml:space="preserve">2002</w:t>
+            </w:r>
+          </w:p>
+        </w:tc>
         <w:tc>
           <w:tcPr/>
           <w:p>
@@ -2325,34 +2355,34 @@
                 <w:b/>
                 <w:bCs/>
               </w:rPr>
-              <w:t xml:space="preserve">Position</w:t>
-            </w:r>
-          </w:p>
-        </w:tc>
-        <w:tc>
-          <w:tcPr/>
-          <w:p>
-            <w:pPr>
-              <w:pStyle w:val="Compact"/>
-            </w:pPr>
-            <w:r>
-              <w:t xml:space="preserve">A seat exists in the organization with a title, grade, and organizational placement — independent of any incumbent</w:t>
-            </w:r>
-          </w:p>
-        </w:tc>
-        <w:tc>
-          <w:tcPr/>
-          <w:p>
-            <w:pPr>
-              <w:pStyle w:val="Compact"/>
-            </w:pPr>
-            <w:r>
-              <w:t xml:space="preserve">Positions are established and abolished by organizational authority; a vacancy is a real, recorded state</w:t>
+              <w:t xml:space="preserve">e-Gov era</w:t>
+            </w:r>
+          </w:p>
+        </w:tc>
+        <w:tc>
+          <w:tcPr/>
+          <w:p>
+            <w:pPr>
+              <w:pStyle w:val="Compact"/>
+            </w:pPr>
+            <w:r>
+              <w:t xml:space="preserve">e-Payroll consolidates 26 federal payroll providers to 4; eOPF begins digitizing the paper personnel folder</w:t>
             </w:r>
           </w:p>
         </w:tc>
       </w:tr>
       <w:tr>
+        <w:tc>
+          <w:tcPr/>
+          <w:p>
+            <w:pPr>
+              <w:pStyle w:val="Compact"/>
+            </w:pPr>
+            <w:r>
+              <w:t xml:space="preserve">2004</w:t>
+            </w:r>
+          </w:p>
+        </w:tc>
         <w:tc>
           <w:tcPr/>
           <w:p>
@@ -2364,50 +2394,34 @@
                 <w:b/>
                 <w:bCs/>
               </w:rPr>
-              <w:t xml:space="preserve">Assignment</w:t>
-            </w:r>
-          </w:p>
-        </w:tc>
-        <w:tc>
-          <w:tcPr/>
-          <w:p>
-            <w:pPr>
-              <w:pStyle w:val="Compact"/>
-            </w:pPr>
-            <w:r>
-              <w:t xml:space="preserve">A worker holds a position, in an organization, at a location, under a supervisor, effective on a date</w:t>
-            </w:r>
-          </w:p>
-        </w:tc>
-        <w:tc>
-          <w:tcPr/>
-          <w:p>
-            <w:pPr>
-              <w:pStyle w:val="Compact"/>
-            </w:pPr>
-            <w:r>
-              <w:t xml:space="preserve">The assignment</w:t>
-            </w:r>
-            <w:r>
-              <w:t xml:space="preserve"> </w:t>
-            </w:r>
-            <w:r>
-              <w:rPr>
-                <w:i/>
-                <w:iCs/>
-              </w:rPr>
-              <w:t xml:space="preserve">is</w:t>
-            </w:r>
-            <w:r>
-              <w:t xml:space="preserve"> </w:t>
-            </w:r>
-            <w:r>
-              <w:t xml:space="preserve">the employment relationship; every downstream access decision is a projection of it</w:t>
+              <w:t xml:space="preserve">HR Line of Business</w:t>
+            </w:r>
+          </w:p>
+        </w:tc>
+        <w:tc>
+          <w:tcPr/>
+          <w:p>
+            <w:pPr>
+              <w:pStyle w:val="Compact"/>
+            </w:pPr>
+            <w:r>
+              <w:t xml:space="preserve">OPM-led shared-services program; the federal HR business reference model; agency HR moves to shared service centers</w:t>
             </w:r>
           </w:p>
         </w:tc>
       </w:tr>
       <w:tr>
+        <w:tc>
+          <w:tcPr/>
+          <w:p>
+            <w:pPr>
+              <w:pStyle w:val="Compact"/>
+            </w:pPr>
+            <w:r>
+              <w:t xml:space="preserve">~2010</w:t>
+            </w:r>
+          </w:p>
+        </w:tc>
         <w:tc>
           <w:tcPr/>
           <w:p>
@@ -2419,122 +2433,18 @@
                 <w:b/>
                 <w:bCs/>
               </w:rPr>
-              <w:t xml:space="preserve">Supervisory hierarchy</w:t>
-            </w:r>
-          </w:p>
-        </w:tc>
-        <w:tc>
-          <w:tcPr/>
-          <w:p>
-            <w:pPr>
-              <w:pStyle w:val="Compact"/>
-            </w:pPr>
-            <w:r>
-              <w:t xml:space="preserve">Who reports to whom — the reporting line from any worker to the head of the agency</w:t>
-            </w:r>
-          </w:p>
-        </w:tc>
-        <w:tc>
-          <w:tcPr/>
-          <w:p>
-            <w:pPr>
-              <w:pStyle w:val="Compact"/>
-            </w:pPr>
-            <w:r>
-              <w:t xml:space="preserve">Reporting relationships are established by the same business acts that create assignments; the directory’s</w:t>
-            </w:r>
-            <w:r>
-              <w:t xml:space="preserve"> </w:t>
-            </w:r>
-            <w:r>
-              <w:rPr>
-                <w:rStyle w:val="VerbatimChar"/>
-              </w:rPr>
-              <w:t xml:space="preserve">manager</w:t>
-            </w:r>
-            <w:r>
-              <w:t xml:space="preserve"> </w:t>
-            </w:r>
-            <w:r>
-              <w:t xml:space="preserve">field is at best a copy</w:t>
-            </w:r>
-          </w:p>
-        </w:tc>
-      </w:tr>
-    </w:tbl>
-    <w:bookmarkEnd w:id="35"/>
-    <w:bookmarkStart w:id="36" w:name="X3d3e9d1c8db61c7bae23b3aaba7f9f959ab63a4"/>
-    <w:p>
-      <w:pPr>
-        <w:pStyle w:val="Heading2"/>
-      </w:pPr>
-      <w:r>
-        <w:t xml:space="preserve">3.2 The Division of Labor: System of Record Versus Identity Provider</w:t>
-      </w:r>
-    </w:p>
-    <w:p>
-      <w:pPr>
-        <w:pStyle w:val="FirstParagraph"/>
-      </w:pPr>
-      <w:r>
-        <w:t xml:space="preserve">Naming the HCM as the identity SSOT invites a predictable misreading — that it competes with the identity platform. It does not, and the boundary between them is worth stating precisely, because each is authoritative for a different category of fact:</w:t>
-      </w:r>
-    </w:p>
-    <w:p>
-      <w:pPr>
-        <w:pStyle w:val="TableCaption"/>
-      </w:pPr>
-      <w:r>
-        <w:t xml:space="preserve">The division of labor between the system of record and the identity platform</w:t>
-      </w:r>
-    </w:p>
-    <w:tbl>
-      <w:tblPr>
-        <w:tblStyle w:val="Table"/>
-        <w:tblW w:type="pct" w:w="5000"/>
-        <w:tblLayout w:type="fixed"/>
-        <w:tblLook w:firstRow="1" w:lastRow="0" w:firstColumn="0" w:lastColumn="0" w:noHBand="0" w:noVBand="0" w:val="0020"/>
-        <w:tblCaption w:val="The division of labor between the system of record and the identity platform"/>
-      </w:tblPr>
-      <w:tblGrid>
-        <w:gridCol w:w="2640"/>
-        <w:gridCol w:w="2640"/>
-        <w:gridCol w:w="2640"/>
-      </w:tblGrid>
-      <w:tr>
-        <w:trPr>
-          <w:tblHeader w:val="on"/>
-        </w:trPr>
-        <w:tc>
-          <w:tcPr/>
-          <w:p>
-            <w:pPr>
-              <w:pStyle w:val="Compact"/>
-            </w:pPr>
-            <w:r>
-              <w:t xml:space="preserve">Function</w:t>
-            </w:r>
-          </w:p>
-        </w:tc>
-        <w:tc>
-          <w:tcPr/>
-          <w:p>
-            <w:pPr>
-              <w:pStyle w:val="Compact"/>
-            </w:pPr>
-            <w:r>
-              <w:t xml:space="preserve">System of Record (HCM)</w:t>
-            </w:r>
-          </w:p>
-        </w:tc>
-        <w:tc>
-          <w:tcPr/>
-          <w:p>
-            <w:pPr>
-              <w:pStyle w:val="Compact"/>
-            </w:pPr>
-            <w:r>
-              <w:t xml:space="preserve">Identity Platform (Entra ID)</w:t>
+              <w:t xml:space="preserve">EHRI</w:t>
+            </w:r>
+          </w:p>
+        </w:tc>
+        <w:tc>
+          <w:tcPr/>
+          <w:p>
+            <w:pPr>
+              <w:pStyle w:val="Compact"/>
+            </w:pPr>
+            <w:r>
+              <w:t xml:space="preserve">Enterprise Human Resources Integration replaces CPDF — the government-wide HR data warehouse plus electronic OPF</w:t>
             </w:r>
           </w:p>
         </w:tc>
@@ -2547,23 +2457,7 @@
               <w:pStyle w:val="Compact"/>
             </w:pPr>
             <w:r>
-              <w:t xml:space="preserve">Who a worker</w:t>
-            </w:r>
-            <w:r>
-              <w:t xml:space="preserve"> </w:t>
-            </w:r>
-            <w:r>
-              <w:rPr>
-                <w:i/>
-                <w:iCs/>
-              </w:rPr>
-              <w:t xml:space="preserve">is</w:t>
-            </w:r>
-            <w:r>
-              <w:t xml:space="preserve"> </w:t>
-            </w:r>
-            <w:r>
-              <w:t xml:space="preserve">— existence, status, type</w:t>
+              <w:t xml:space="preserve">2019</w:t>
             </w:r>
           </w:p>
         </w:tc>
@@ -2578,18 +2472,18 @@
                 <w:b/>
                 <w:bCs/>
               </w:rPr>
-              <w:t xml:space="preserve">Authoritative</w:t>
-            </w:r>
-          </w:p>
-        </w:tc>
-        <w:tc>
-          <w:tcPr/>
-          <w:p>
-            <w:pPr>
-              <w:pStyle w:val="Compact"/>
-            </w:pPr>
-            <w:r>
-              <w:t xml:space="preserve">Derived: account state follows the record</w:t>
+              <w:t xml:space="preserve">HR QSMO</w:t>
+            </w:r>
+          </w:p>
+        </w:tc>
+        <w:tc>
+          <w:tcPr/>
+          <w:p>
+            <w:pPr>
+              <w:pStyle w:val="Compact"/>
+            </w:pPr>
+            <w:r>
+              <w:t xml:space="preserve">OMB M-19-16 designates OPM the HR Quality Services Management Office — standards owner and storefront</w:t>
             </w:r>
           </w:p>
         </w:tc>
@@ -2602,23 +2496,7 @@
               <w:pStyle w:val="Compact"/>
             </w:pPr>
             <w:r>
-              <w:t xml:space="preserve">Where a worker</w:t>
-            </w:r>
-            <w:r>
-              <w:t xml:space="preserve"> </w:t>
-            </w:r>
-            <w:r>
-              <w:rPr>
-                <w:i/>
-                <w:iCs/>
-              </w:rPr>
-              <w:t xml:space="preserve">sits</w:t>
-            </w:r>
-            <w:r>
-              <w:t xml:space="preserve"> </w:t>
-            </w:r>
-            <w:r>
-              <w:t xml:space="preserve">— position, org, supervisor</w:t>
+              <w:t xml:space="preserve">2021</w:t>
             </w:r>
           </w:p>
         </w:tc>
@@ -2633,18 +2511,18 @@
                 <w:b/>
                 <w:bCs/>
               </w:rPr>
-              <w:t xml:space="preserve">Authoritative</w:t>
-            </w:r>
-          </w:p>
-        </w:tc>
-        <w:tc>
-          <w:tcPr/>
-          <w:p>
-            <w:pPr>
-              <w:pStyle w:val="Compact"/>
-            </w:pPr>
-            <w:r>
-              <w:t xml:space="preserve">Derived: attributes stamped, memberships computed</w:t>
+              <w:t xml:space="preserve">QSMO marketplace</w:t>
+            </w:r>
+          </w:p>
+        </w:tc>
+        <w:tc>
+          <w:tcPr/>
+          <w:p>
+            <w:pPr>
+              <w:pStyle w:val="Compact"/>
+            </w:pPr>
+            <w:r>
+              <w:t xml:space="preserve">The vetted HR IT catalog opens; agencies steered to standards-aligned shared solutions</w:t>
             </w:r>
           </w:p>
         </w:tc>
@@ -2657,34 +2535,7 @@
               <w:pStyle w:val="Compact"/>
             </w:pPr>
             <w:r>
-              <w:t xml:space="preserve">How identity is</w:t>
-            </w:r>
-            <w:r>
-              <w:t xml:space="preserve"> </w:t>
-            </w:r>
-            <w:r>
-              <w:rPr>
-                <w:i/>
-                <w:iCs/>
-              </w:rPr>
-              <w:t xml:space="preserve">proven</w:t>
-            </w:r>
-            <w:r>
-              <w:t xml:space="preserve"> </w:t>
-            </w:r>
-            <w:r>
-              <w:t xml:space="preserve">— credentials, MFA, device binding</w:t>
-            </w:r>
-          </w:p>
-        </w:tc>
-        <w:tc>
-          <w:tcPr/>
-          <w:p>
-            <w:pPr>
-              <w:pStyle w:val="Compact"/>
-            </w:pPr>
-            <w:r>
-              <w:t xml:space="preserve">—</w:t>
+              <w:t xml:space="preserve">2026</w:t>
             </w:r>
           </w:p>
         </w:tc>
@@ -2699,132 +2550,18 @@
                 <w:b/>
                 <w:bCs/>
               </w:rPr>
-              <w:t xml:space="preserve">Authoritative</w:t>
-            </w:r>
-            <w:r>
-              <w:t xml:space="preserve"> </w:t>
-            </w:r>
-            <w:r>
-              <w:t xml:space="preserve">(Book 03’s plane)</w:t>
-            </w:r>
-          </w:p>
-        </w:tc>
-      </w:tr>
-      <w:tr>
-        <w:tc>
-          <w:tcPr/>
-          <w:p>
-            <w:pPr>
-              <w:pStyle w:val="Compact"/>
-            </w:pPr>
-            <w:r>
-              <w:t xml:space="preserve">Whether a request is</w:t>
-            </w:r>
-            <w:r>
-              <w:t xml:space="preserve"> </w:t>
-            </w:r>
-            <w:r>
-              <w:rPr>
-                <w:i/>
-                <w:iCs/>
-              </w:rPr>
-              <w:t xml:space="preserve">permitted now</w:t>
-            </w:r>
-            <w:r>
-              <w:t xml:space="preserve"> </w:t>
-            </w:r>
-            <w:r>
-              <w:t xml:space="preserve">— conditional access, sessions</w:t>
-            </w:r>
-          </w:p>
-        </w:tc>
-        <w:tc>
-          <w:tcPr/>
-          <w:p>
-            <w:pPr>
-              <w:pStyle w:val="Compact"/>
-            </w:pPr>
-            <w:r>
-              <w:t xml:space="preserve">—</w:t>
-            </w:r>
-          </w:p>
-        </w:tc>
-        <w:tc>
-          <w:tcPr/>
-          <w:p>
-            <w:pPr>
-              <w:pStyle w:val="Compact"/>
-            </w:pPr>
-            <w:r>
-              <w:rPr>
-                <w:b/>
-                <w:bCs/>
-              </w:rPr>
-              <w:t xml:space="preserve">Authoritative</w:t>
-            </w:r>
-            <w:r>
-              <w:t xml:space="preserve"> </w:t>
-            </w:r>
-            <w:r>
-              <w:t xml:space="preserve">(policy enforcement)</w:t>
-            </w:r>
-          </w:p>
-        </w:tc>
-      </w:tr>
-      <w:tr>
-        <w:tc>
-          <w:tcPr/>
-          <w:p>
-            <w:pPr>
-              <w:pStyle w:val="Compact"/>
-            </w:pPr>
-            <w:r>
-              <w:t xml:space="preserve">Token issuance and claims format</w:t>
-            </w:r>
-          </w:p>
-        </w:tc>
-        <w:tc>
-          <w:tcPr/>
-          <w:p>
-            <w:pPr>
-              <w:pStyle w:val="Compact"/>
-            </w:pPr>
-            <w:r>
-              <w:t xml:space="preserve">—</w:t>
-            </w:r>
-          </w:p>
-        </w:tc>
-        <w:tc>
-          <w:tcPr/>
-          <w:p>
-            <w:pPr>
-              <w:pStyle w:val="Compact"/>
-            </w:pPr>
-            <w:r>
-              <w:rPr>
-                <w:b/>
-                <w:bCs/>
-              </w:rPr>
-              <w:t xml:space="preserve">Authoritative</w:t>
-            </w:r>
-            <w:r>
-              <w:t xml:space="preserve">; claim</w:t>
-            </w:r>
-            <w:r>
-              <w:t xml:space="preserve"> </w:t>
-            </w:r>
-            <w:r>
-              <w:rPr>
-                <w:i/>
-                <w:iCs/>
-              </w:rPr>
-              <w:t xml:space="preserve">values</w:t>
-            </w:r>
-            <w:r>
-              <w:t xml:space="preserve"> </w:t>
-            </w:r>
-            <w:r>
-              <w:t xml:space="preserve">trace upstream</w:t>
+              <w:t xml:space="preserve">SaaS delivery</w:t>
+            </w:r>
+          </w:p>
+        </w:tc>
+        <w:tc>
+          <w:tcPr/>
+          <w:p>
+            <w:pPr>
+              <w:pStyle w:val="Compact"/>
+            </w:pPr>
+            <w:r>
+              <w:t xml:space="preserve">OPM HRIT modernization delivers the HCM as SaaS (Oracle HCM Cloud, OCI) — the system-of-record feed this book builds on</w:t>
             </w:r>
           </w:p>
         </w:tc>
@@ -2835,664 +2572,7 @@
         <w:pStyle w:val="BodyText"/>
       </w:pPr>
       <w:r>
-        <w:t xml:space="preserve">The HCM never authenticates a user to an application; the identity platform never decides whether someone is employed. The pipeline in this book is the seam between them, and the direction of authority across that seam never reverses: the HCM asserts</w:t>
-      </w:r>
-      <w:r>
-        <w:t xml:space="preserve"> </w:t>
-      </w:r>
-      <w:r>
-        <w:rPr>
-          <w:i/>
-          <w:iCs/>
-        </w:rPr>
-        <w:t xml:space="preserve">facts about people and structure</w:t>
-      </w:r>
-      <w:r>
-        <w:t xml:space="preserve">; the identity platform asserts</w:t>
-      </w:r>
-      <w:r>
-        <w:t xml:space="preserve"> </w:t>
-      </w:r>
-      <w:r>
-        <w:rPr>
-          <w:i/>
-          <w:iCs/>
-        </w:rPr>
-        <w:t xml:space="preserve">facts about credentials and sessions</w:t>
-      </w:r>
-      <w:r>
-        <w:t xml:space="preserve"> </w:t>
-      </w:r>
-      <w:r>
-        <w:t xml:space="preserve">and derives everything else. The two-authority model is the same truth-plane discipline the series applied between DDI and the certificate estate in Books 01 and 03 — different planes own different verbs, and no plane edits another’s nouns.</w:t>
-      </w:r>
-    </w:p>
-    <w:bookmarkEnd w:id="36"/>
-    <w:bookmarkStart w:id="37" w:name="effective-dating-truth-with-a-timeline"/>
-    <w:p>
-      <w:pPr>
-        <w:pStyle w:val="Heading2"/>
-      </w:pPr>
-      <w:r>
-        <w:t xml:space="preserve">3.3 Effective Dating: Truth With a Timeline</w:t>
-      </w:r>
-    </w:p>
-    <w:p>
-      <w:pPr>
-        <w:pStyle w:val="FirstParagraph"/>
-      </w:pPr>
-      <w:r>
-        <w:t xml:space="preserve">The property that separates a system of record from a directory is</w:t>
-      </w:r>
-      <w:r>
-        <w:t xml:space="preserve"> </w:t>
-      </w:r>
-      <w:r>
-        <w:rPr>
-          <w:b/>
-          <w:bCs/>
-        </w:rPr>
-        <w:t xml:space="preserve">effective dating</w:t>
-      </w:r>
-      <w:r>
-        <w:t xml:space="preserve">. An HCM record does not say</w:t>
-      </w:r>
-      <w:r>
-        <w:t xml:space="preserve"> </w:t>
-      </w:r>
-      <w:r>
-        <w:t xml:space="preserve">“Jane is in the Program Integrity division”</w:t>
-      </w:r>
-      <w:r>
-        <w:t xml:space="preserve">; it says</w:t>
-      </w:r>
-      <w:r>
-        <w:t xml:space="preserve"> </w:t>
-      </w:r>
-      <w:r>
-        <w:t xml:space="preserve">“Jane’s assignment to Program Integrity is effective 2026-08-03, superseding her prior assignment, which ended 2026-08-02.”</w:t>
-      </w:r>
-      <w:r>
-        <w:t xml:space="preserve"> </w:t>
-      </w:r>
-      <w:r>
-        <w:t xml:space="preserve">Future-dated hires, transfers, and separations exist in the system</w:t>
-      </w:r>
-      <w:r>
-        <w:t xml:space="preserve"> </w:t>
-      </w:r>
-      <w:r>
-        <w:rPr>
-          <w:i/>
-          <w:iCs/>
-        </w:rPr>
-        <w:t xml:space="preserve">before they are true</w:t>
-      </w:r>
-      <w:r>
-        <w:t xml:space="preserve">, with the date on which they become true.</w:t>
-      </w:r>
-    </w:p>
-    <w:p>
-      <w:pPr>
-        <w:pStyle w:val="BodyText"/>
-      </w:pPr>
-      <w:r>
-        <w:t xml:space="preserve">This is not a bookkeeping nicety — it is what makes proactive automation possible. Day-one readiness (account, licenses, and group memberships waiting when a new hire badges in) requires knowing the hire</w:t>
-      </w:r>
-      <w:r>
-        <w:t xml:space="preserve"> </w:t>
-      </w:r>
-      <w:r>
-        <w:rPr>
-          <w:i/>
-          <w:iCs/>
-        </w:rPr>
-        <w:t xml:space="preserve">before</w:t>
-      </w:r>
-      <w:r>
-        <w:t xml:space="preserve"> </w:t>
-      </w:r>
-      <w:r>
-        <w:t xml:space="preserve">the start date. Same-day revocation requires knowing the separation</w:t>
-      </w:r>
-      <w:r>
-        <w:t xml:space="preserve"> </w:t>
-      </w:r>
-      <w:r>
-        <w:rPr>
-          <w:i/>
-          <w:iCs/>
-        </w:rPr>
-        <w:t xml:space="preserve">on</w:t>
-      </w:r>
-      <w:r>
-        <w:t xml:space="preserve"> </w:t>
-      </w:r>
-      <w:r>
-        <w:t xml:space="preserve">its effective date, not when the paperwork finishes circulating. A directory records state; the system of record records</w:t>
-      </w:r>
-      <w:r>
-        <w:t xml:space="preserve"> </w:t>
-      </w:r>
-      <w:r>
-        <w:rPr>
-          <w:b/>
-          <w:bCs/>
-        </w:rPr>
-        <w:t xml:space="preserve">state transitions with timestamps</w:t>
-      </w:r>
-      <w:r>
-        <w:t xml:space="preserve">, which is exactly the shape an event-driven lifecycle consumes.</w:t>
-      </w:r>
-    </w:p>
-    <w:bookmarkEnd w:id="37"/>
-    <w:bookmarkStart w:id="43" w:name="authoritative-versus-derived-attributes"/>
-    <w:p>
-      <w:pPr>
-        <w:pStyle w:val="Heading2"/>
-      </w:pPr>
-      <w:r>
-        <w:t xml:space="preserve">3.4 Authoritative Versus Derived Attributes</w:t>
-      </w:r>
-    </w:p>
-    <w:p>
-      <w:pPr>
-        <w:pStyle w:val="FirstParagraph"/>
-      </w:pPr>
-      <w:r>
-        <w:t xml:space="preserve">The discipline that makes the SSOT operable is a written, governed answer to one question per attribute:</w:t>
-      </w:r>
-      <w:r>
-        <w:t xml:space="preserve"> </w:t>
-      </w:r>
-      <w:r>
-        <w:rPr>
-          <w:i/>
-          <w:iCs/>
-        </w:rPr>
-        <w:t xml:space="preserve">which plane owns this?</w:t>
-      </w:r>
-      <w:r>
-        <w:t xml:space="preserve"> </w:t>
-      </w:r>
-      <w:r>
-        <w:t xml:space="preserve">An attribute is</w:t>
-      </w:r>
-      <w:r>
-        <w:t xml:space="preserve"> </w:t>
-      </w:r>
-      <w:r>
-        <w:rPr>
-          <w:b/>
-          <w:bCs/>
-        </w:rPr>
-        <w:t xml:space="preserve">authoritative</w:t>
-      </w:r>
-      <w:r>
-        <w:t xml:space="preserve"> </w:t>
-      </w:r>
-      <w:r>
-        <w:t xml:space="preserve">where it is created by a business act, and</w:t>
-      </w:r>
-      <w:r>
-        <w:t xml:space="preserve"> </w:t>
-      </w:r>
-      <w:r>
-        <w:rPr>
-          <w:b/>
-          <w:bCs/>
-        </w:rPr>
-        <w:t xml:space="preserve">derived</w:t>
-      </w:r>
-      <w:r>
-        <w:t xml:space="preserve"> </w:t>
-      </w:r>
-      <w:r>
-        <w:t xml:space="preserve">everywhere else. Derived attributes are computed, stamped, and read — never edited in place.</w:t>
-      </w:r>
-    </w:p>
-    <w:p>
-      <w:pPr>
-        <w:pStyle w:val="TableCaption"/>
-      </w:pPr>
-      <w:r>
-        <w:t xml:space="preserve">The attribute authority map — which plane owns which fact</w:t>
-      </w:r>
-    </w:p>
-    <w:tbl>
-      <w:tblPr>
-        <w:tblStyle w:val="Table"/>
-        <w:tblW w:type="pct" w:w="5000"/>
-        <w:tblLayout w:type="fixed"/>
-        <w:tblLook w:firstRow="1" w:lastRow="0" w:firstColumn="0" w:lastColumn="0" w:noHBand="0" w:noVBand="0" w:val="0020"/>
-        <w:tblCaption w:val="The attribute authority map — which plane owns which fact"/>
-      </w:tblPr>
-      <w:tblGrid>
-        <w:gridCol w:w="2640"/>
-        <w:gridCol w:w="2640"/>
-        <w:gridCol w:w="2640"/>
-      </w:tblGrid>
-      <w:tr>
-        <w:trPr>
-          <w:tblHeader w:val="on"/>
-        </w:trPr>
-        <w:tc>
-          <w:tcPr/>
-          <w:p>
-            <w:pPr>
-              <w:pStyle w:val="Compact"/>
-            </w:pPr>
-            <w:r>
-              <w:t xml:space="preserve">Attribute</w:t>
-            </w:r>
-          </w:p>
-        </w:tc>
-        <w:tc>
-          <w:tcPr/>
-          <w:p>
-            <w:pPr>
-              <w:pStyle w:val="Compact"/>
-            </w:pPr>
-            <w:r>
-              <w:t xml:space="preserve">Authoritative Plane</w:t>
-            </w:r>
-          </w:p>
-        </w:tc>
-        <w:tc>
-          <w:tcPr/>
-          <w:p>
-            <w:pPr>
-              <w:pStyle w:val="Compact"/>
-            </w:pPr>
-            <w:r>
-              <w:t xml:space="preserve">Derived Consumers</w:t>
-            </w:r>
-          </w:p>
-        </w:tc>
-      </w:tr>
-      <w:tr>
-        <w:tc>
-          <w:tcPr/>
-          <w:p>
-            <w:pPr>
-              <w:pStyle w:val="Compact"/>
-            </w:pPr>
-            <w:r>
-              <w:t xml:space="preserve">Worker identifier (</w:t>
-            </w:r>
-            <w:r>
-              <w:rPr>
-                <w:rStyle w:val="VerbatimChar"/>
-              </w:rPr>
-              <w:t xml:space="preserve">employeeId</w:t>
-            </w:r>
-            <w:r>
-              <w:t xml:space="preserve">)</w:t>
-            </w:r>
-          </w:p>
-        </w:tc>
-        <w:tc>
-          <w:tcPr/>
-          <w:p>
-            <w:pPr>
-              <w:pStyle w:val="Compact"/>
-            </w:pPr>
-            <w:r>
-              <w:t xml:space="preserve">HR system of record — the immutable correlation anchor, assigned at first affiliation</w:t>
-            </w:r>
-          </w:p>
-        </w:tc>
-        <w:tc>
-          <w:tcPr/>
-          <w:p>
-            <w:pPr>
-              <w:pStyle w:val="Compact"/>
-            </w:pPr>
-            <w:r>
-              <w:t xml:space="preserve">Directory correlation key, audit joins, per-system account linkage</w:t>
-            </w:r>
-          </w:p>
-        </w:tc>
-      </w:tr>
-      <w:tr>
-        <w:tc>
-          <w:tcPr/>
-          <w:p>
-            <w:pPr>
-              <w:pStyle w:val="Compact"/>
-            </w:pPr>
-            <w:r>
-              <w:t xml:space="preserve">Legal name, worker type, employment status</w:t>
-            </w:r>
-          </w:p>
-        </w:tc>
-        <w:tc>
-          <w:tcPr/>
-          <w:p>
-            <w:pPr>
-              <w:pStyle w:val="Compact"/>
-            </w:pPr>
-            <w:r>
-              <w:t xml:space="preserve">HR system of record</w:t>
-            </w:r>
-          </w:p>
-        </w:tc>
-        <w:tc>
-          <w:tcPr/>
-          <w:p>
-            <w:pPr>
-              <w:pStyle w:val="Compact"/>
-            </w:pPr>
-            <w:r>
-              <w:t xml:space="preserve">Display name, account enable/disable state, guest-versus-member classification</w:t>
-            </w:r>
-          </w:p>
-        </w:tc>
-      </w:tr>
-      <w:tr>
-        <w:tc>
-          <w:tcPr/>
-          <w:p>
-            <w:pPr>
-              <w:pStyle w:val="Compact"/>
-            </w:pPr>
-            <w:r>
-              <w:t xml:space="preserve">Position, title, grade</w:t>
-            </w:r>
-          </w:p>
-        </w:tc>
-        <w:tc>
-          <w:tcPr/>
-          <w:p>
-            <w:pPr>
-              <w:pStyle w:val="Compact"/>
-            </w:pPr>
-            <w:r>
-              <w:t xml:space="preserve">HR system of record</w:t>
-            </w:r>
-          </w:p>
-        </w:tc>
-        <w:tc>
-          <w:tcPr/>
-          <w:p>
-            <w:pPr>
-              <w:pStyle w:val="Compact"/>
-            </w:pPr>
-            <w:r>
-              <w:t xml:space="preserve">Role-eligible access packages, approval routing</w:t>
-            </w:r>
-          </w:p>
-        </w:tc>
-      </w:tr>
-      <w:tr>
-        <w:tc>
-          <w:tcPr/>
-          <w:p>
-            <w:pPr>
-              <w:pStyle w:val="Compact"/>
-            </w:pPr>
-            <w:r>
-              <w:t xml:space="preserve">Organizational placement (department, org code, cost center)</w:t>
-            </w:r>
-          </w:p>
-        </w:tc>
-        <w:tc>
-          <w:tcPr/>
-          <w:p>
-            <w:pPr>
-              <w:pStyle w:val="Compact"/>
-            </w:pPr>
-            <w:r>
-              <w:t xml:space="preserve">HR system of record</w:t>
-            </w:r>
-          </w:p>
-        </w:tc>
-        <w:tc>
-          <w:tcPr/>
-          <w:p>
-            <w:pPr>
-              <w:pStyle w:val="Compact"/>
-            </w:pPr>
-            <w:r>
-              <w:t xml:space="preserve">Dynamic group membership, ABAC attributes, chargeback</w:t>
-            </w:r>
-          </w:p>
-        </w:tc>
-      </w:tr>
-      <w:tr>
-        <w:tc>
-          <w:tcPr/>
-          <w:p>
-            <w:pPr>
-              <w:pStyle w:val="Compact"/>
-            </w:pPr>
-            <w:r>
-              <w:t xml:space="preserve">Supervisor / reporting line</w:t>
-            </w:r>
-          </w:p>
-        </w:tc>
-        <w:tc>
-          <w:tcPr/>
-          <w:p>
-            <w:pPr>
-              <w:pStyle w:val="Compact"/>
-            </w:pPr>
-            <w:r>
-              <w:t xml:space="preserve">HR system of record</w:t>
-            </w:r>
-          </w:p>
-        </w:tc>
-        <w:tc>
-          <w:tcPr/>
-          <w:p>
-            <w:pPr>
-              <w:pStyle w:val="Compact"/>
-            </w:pPr>
-            <w:r>
-              <w:rPr>
-                <w:rStyle w:val="VerbatimChar"/>
-              </w:rPr>
-              <w:t xml:space="preserve">manager</w:t>
-            </w:r>
-            <w:r>
-              <w:t xml:space="preserve"> </w:t>
-            </w:r>
-            <w:r>
-              <w:t xml:space="preserve">attribute, access-package approval routing, attestation campaigns</w:t>
-            </w:r>
-          </w:p>
-        </w:tc>
-      </w:tr>
-      <w:tr>
-        <w:tc>
-          <w:tcPr/>
-          <w:p>
-            <w:pPr>
-              <w:pStyle w:val="Compact"/>
-            </w:pPr>
-            <w:r>
-              <w:t xml:space="preserve">Duty location</w:t>
-            </w:r>
-          </w:p>
-        </w:tc>
-        <w:tc>
-          <w:tcPr/>
-          <w:p>
-            <w:pPr>
-              <w:pStyle w:val="Compact"/>
-            </w:pPr>
-            <w:r>
-              <w:t xml:space="preserve">HR system of record</w:t>
-            </w:r>
-          </w:p>
-        </w:tc>
-        <w:tc>
-          <w:tcPr/>
-          <w:p>
-            <w:pPr>
-              <w:pStyle w:val="Compact"/>
-            </w:pPr>
-            <w:r>
-              <w:t xml:space="preserve">Conditional access named-location context, E911 records (</w:t>
-            </w:r>
-            <w:hyperlink r:id="rId38">
-              <w:r>
-                <w:rPr>
-                  <w:rStyle w:val="Hyperlink"/>
-                </w:rPr>
-                <w:t xml:space="preserve">Part 6</w:t>
-              </w:r>
-            </w:hyperlink>
-            <w:r>
-              <w:t xml:space="preserve">)</w:t>
-            </w:r>
-          </w:p>
-        </w:tc>
-      </w:tr>
-      <w:tr>
-        <w:tc>
-          <w:tcPr/>
-          <w:p>
-            <w:pPr>
-              <w:pStyle w:val="Compact"/>
-            </w:pPr>
-            <w:r>
-              <w:t xml:space="preserve">User principal name, mail, group memberships</w:t>
-            </w:r>
-          </w:p>
-        </w:tc>
-        <w:tc>
-          <w:tcPr/>
-          <w:p>
-            <w:pPr>
-              <w:pStyle w:val="Compact"/>
-            </w:pPr>
-            <w:r>
-              <w:t xml:space="preserve">Identity platform —</w:t>
-            </w:r>
-            <w:r>
-              <w:t xml:space="preserve"> </w:t>
-            </w:r>
-            <w:r>
-              <w:rPr>
-                <w:i/>
-                <w:iCs/>
-              </w:rPr>
-              <w:t xml:space="preserve">derived</w:t>
-            </w:r>
-            <w:r>
-              <w:t xml:space="preserve"> </w:t>
-            </w:r>
-            <w:r>
-              <w:t xml:space="preserve">from HR attributes by rule</w:t>
-            </w:r>
-          </w:p>
-        </w:tc>
-        <w:tc>
-          <w:tcPr/>
-          <w:p>
-            <w:pPr>
-              <w:pStyle w:val="Compact"/>
-            </w:pPr>
-            <w:r>
-              <w:t xml:space="preserve">Applications, token claims</w:t>
-            </w:r>
-          </w:p>
-        </w:tc>
-      </w:tr>
-      <w:tr>
-        <w:tc>
-          <w:tcPr/>
-          <w:p>
-            <w:pPr>
-              <w:pStyle w:val="Compact"/>
-            </w:pPr>
-            <w:r>
-              <w:t xml:space="preserve">Device identity, names, addresses, certificates</w:t>
-            </w:r>
-          </w:p>
-        </w:tc>
-        <w:tc>
-          <w:tcPr/>
-          <w:p>
-            <w:pPr>
-              <w:pStyle w:val="Compact"/>
-            </w:pPr>
-            <w:r>
-              <w:t xml:space="preserve">Naming and addressing plane (Books 01–03)</w:t>
-            </w:r>
-          </w:p>
-        </w:tc>
-        <w:tc>
-          <w:tcPr/>
-          <w:p>
-            <w:pPr>
-              <w:pStyle w:val="Compact"/>
-            </w:pPr>
-            <w:r>
-              <w:t xml:space="preserve">NAC admission, workload identity, TLS</w:t>
-            </w:r>
-          </w:p>
-        </w:tc>
-      </w:tr>
-      <w:tr>
-        <w:tc>
-          <w:tcPr/>
-          <w:p>
-            <w:pPr>
-              <w:pStyle w:val="Compact"/>
-            </w:pPr>
-            <w:r>
-              <w:t xml:space="preserve">Credential strength, token claims format</w:t>
-            </w:r>
-          </w:p>
-        </w:tc>
-        <w:tc>
-          <w:tcPr/>
-          <w:p>
-            <w:pPr>
-              <w:pStyle w:val="Compact"/>
-            </w:pPr>
-            <w:r>
-              <w:t xml:space="preserve">Identity plane, cryptographic half (Book 03)</w:t>
-            </w:r>
-          </w:p>
-        </w:tc>
-        <w:tc>
-          <w:tcPr/>
-          <w:p>
-            <w:pPr>
-              <w:pStyle w:val="Compact"/>
-            </w:pPr>
-            <w:r>
-              <w:t xml:space="preserve">Policy enforcement plane</w:t>
-            </w:r>
-          </w:p>
-        </w:tc>
-      </w:tr>
-    </w:tbl>
-    <w:p>
-      <w:pPr>
-        <w:pStyle w:val="BodyText"/>
-      </w:pPr>
-      <w:r>
-        <w:t xml:space="preserve">The map has one rule with no exceptions:</w:t>
-      </w:r>
-      <w:r>
-        <w:t xml:space="preserve"> </w:t>
-      </w:r>
-      <w:r>
-        <w:rPr>
-          <w:b/>
-          <w:bCs/>
-        </w:rPr>
-        <w:t xml:space="preserve">corrections flow upstream.</w:t>
-      </w:r>
-      <w:r>
-        <w:t xml:space="preserve"> </w:t>
-      </w:r>
-      <w:r>
-        <w:t xml:space="preserve">When a token carries a wrong department, the fix is a correction to the HR record (or to the derivation rule) — never a hand-edit of the directory attribute, because a hand-edited projection is a new fragment, and fragments are the disease this part cures.</w:t>
+        <w:t xml:space="preserve"> </w:t>
       </w:r>
     </w:p>
     <w:tbl>
@@ -3508,7 +2588,7 @@
       <w:tr>
         <w:tc>
           <w:tcPr/>
-          <w:bookmarkStart w:id="42" w:name="fig-hrit03"/>
+          <w:bookmarkStart w:id="38" w:name="fig-hrit08"/>
           <w:p>
             <w:pPr>
               <w:pStyle w:val="Compact"/>
@@ -3519,18 +2599,18 @@
                 <wp:inline>
                   <wp:extent cx="5334000" cy="3000375"/>
                   <wp:effectExtent b="0" l="0" r="0" t="0"/>
-                  <wp:docPr descr="" title="" id="40" name="Picture"/>
+                  <wp:docPr descr="" title="" id="36" name="Picture"/>
                   <a:graphic>
                     <a:graphicData uri="http://schemas.openxmlformats.org/drawingml/2006/picture">
                       <pic:pic>
                         <pic:nvPicPr>
-                          <pic:cNvPr descr="figs/hrit-fig-03-attribute-authority-map.png" id="41" name="Picture"/>
+                          <pic:cNvPr descr="figs/hrit-fig-08-opm-hrit-timeline.png" id="37" name="Picture"/>
                           <pic:cNvPicPr>
                             <a:picLocks noChangeArrowheads="1" noChangeAspect="1"/>
                           </pic:cNvPicPr>
                         </pic:nvPicPr>
                         <pic:blipFill>
-                          <a:blip r:embed="rId39"/>
+                          <a:blip r:embed="rId35"/>
                           <a:stretch>
                             <a:fillRect/>
                           </a:stretch>
@@ -3567,31 +2647,165 @@
               <w:pStyle w:val="ImageCaption"/>
             </w:pPr>
             <w:r>
-              <w:t xml:space="preserve">Figure 2: The attribute authority map — each identity attribute and the plane that owns it</w:t>
-            </w:r>
-          </w:p>
-          <w:bookmarkEnd w:id="42"/>
+              <w:t xml:space="preserve">Figure 2: Five decades of consolidation — the OPM HRIT timeline</w:t>
+            </w:r>
+          </w:p>
+          <w:bookmarkEnd w:id="38"/>
         </w:tc>
       </w:tr>
     </w:tbl>
-    <w:bookmarkEnd w:id="43"/>
-    <w:bookmarkEnd w:id="44"/>
-    <w:bookmarkStart w:id="63" w:name="the-identity-ssot"/>
+    <w:p>
+      <w:pPr>
+        <w:pStyle w:val="BodyText"/>
+      </w:pPr>
+      <w:r>
+        <w:t xml:space="preserve"> </w:t>
+      </w:r>
+    </w:p>
+    <w:tbl>
+      <w:tblPr>
+        <w:tblStyle w:val="Table"/>
+        <w:tblLook w:firstRow="0" w:lastRow="0" w:firstColumn="0" w:lastColumn="0" w:noHBand="0" w:noVBand="0" w:val="0000"/>
+        <w:tblBorders>
+          <w:top w:val="single" w:sz="4" w:space="0" w:color="0758E5"/>
+          <w:left w:val="single" w:sz="24" w:space="0" w:color="0758E5"/>
+          <w:bottom w:val="single" w:sz="4" w:space="0" w:color="0758E5"/>
+          <w:right w:val="single" w:sz="4" w:space="0" w:color="0758E5"/>
+        </w:tblBorders>
+        <w:tblCellMar>
+          <w:left w:w="144" w:type="dxa"/>
+          <w:right w:w="144" w:type="dxa"/>
+        </w:tblCellMar>
+        <w:tblLook w:firstRow="0" w:lastRow="0" w:firstColumn="0" w:lastColumn="0" w:noHBand="0" w:noVBand="0" w:val="0000"/>
+      </w:tblPr>
+      <w:tr>
+        <w:trPr>
+          <w:cantSplit/>
+        </w:trPr>
+        <w:tc>
+          <w:tcPr>
+            <w:shd w:color="auto" w:fill="dae6fb" w:val="clear"/>
+            <w:tcMar>
+              <w:top w:w="92" w:type="dxa"/>
+              <w:bottom w:w="92" w:type="dxa"/>
+            </w:tcMar>
+          </w:tcPr>
+          <w:p>
+            <w:pPr>
+              <w:pStyle w:val="BodyText"/>
+            </w:pPr>
+            <w:pPr>
+              <w:spacing w:before="0" w:after="0"/>
+              <w:textAlignment w:val="center"/>
+            </w:pPr>
+            <w:r>
+              <w:drawing>
+                <wp:inline>
+                  <wp:extent cx="152400" cy="152400"/>
+                  <wp:effectExtent b="0" l="0" r="0" t="0"/>
+                  <wp:docPr descr="" title="" id="39" name="Picture"/>
+                  <a:graphic>
+                    <a:graphicData uri="http://schemas.openxmlformats.org/drawingml/2006/picture">
+                      <pic:pic>
+                        <pic:nvPicPr>
+                          <pic:cNvPr descr="C:\Program Files\Quarto\share\formats\docx\note.png" id="40" name="Picture"/>
+                          <pic:cNvPicPr>
+                            <a:picLocks noChangeArrowheads="1" noChangeAspect="1"/>
+                          </pic:cNvPicPr>
+                        </pic:nvPicPr>
+                        <pic:blipFill>
+                          <a:blip r:embed="rId20"/>
+                          <a:stretch>
+                            <a:fillRect/>
+                          </a:stretch>
+                        </pic:blipFill>
+                        <pic:spPr bwMode="auto">
+                          <a:xfrm>
+                            <a:off x="0" y="0"/>
+                            <a:ext cx="152400" cy="152400"/>
+                          </a:xfrm>
+                          <a:prstGeom prst="rect">
+                            <a:avLst/>
+                          </a:prstGeom>
+                          <a:noFill/>
+                          <a:ln w="9525">
+                            <a:noFill/>
+                            <a:headEnd/>
+                            <a:tailEnd/>
+                          </a:ln>
+                        </pic:spPr>
+                      </pic:pic>
+                    </a:graphicData>
+                  </a:graphic>
+                </wp:inline>
+              </w:drawing>
+            </w:r>
+            <w:r>
+              <w:t xml:space="preserve"> </w:t>
+            </w:r>
+            <w:r>
+              <w:t xml:space="preserve"> </w:t>
+            </w:r>
+            <w:r>
+              <w:t xml:space="preserve">Note</w:t>
+            </w:r>
+          </w:p>
+        </w:tc>
+      </w:tr>
+      <w:tr>
+        <w:trPr>
+          <w:cantSplit/>
+        </w:trPr>
+        <w:tc>
+          <w:tcPr>
+            <w:tcMar>
+              <w:top w:w="108" w:type="dxa"/>
+              <w:bottom w:w="108" w:type="dxa"/>
+            </w:tcMar>
+          </w:tcPr>
+          <w:p>
+            <w:pPr>
+              <w:pStyle w:val="BodyText"/>
+            </w:pPr>
+            <w:pPr>
+              <w:spacing w:before="16" w:after="16"/>
+            </w:pPr>
+            <w:r>
+              <w:rPr>
+                <w:b/>
+                <w:bCs/>
+              </w:rPr>
+              <w:t xml:space="preserve">Draft-proposal caveat</w:t>
+            </w:r>
+            <w:r>
+              <w:t xml:space="preserve"> </w:t>
+            </w:r>
+            <w:r>
+              <w:t xml:space="preserve">— program milestones and vendor selections evolve; verify current OPM HRIT program status, marketplace offerings, and the deployed HCM platform at engagement time. The doctrine of this book is deliberately source-agnostic (see the provisioning pipeline below): if the deployed platform changes, the adapter changes and nothing else does.</w:t>
+            </w:r>
+          </w:p>
+          <w:p/>
+        </w:tc>
+      </w:tr>
+    </w:tbl>
+    <w:bookmarkEnd w:id="41"/>
+    <w:bookmarkEnd w:id="42"/>
+    <w:bookmarkStart w:id="52" w:name="opm-hrit-as-the-system-of-record"/>
     <w:p>
       <w:pPr>
         <w:pStyle w:val="Heading1"/>
       </w:pPr>
       <w:r>
-        <w:t xml:space="preserve">4. The Identity SSOT</w:t>
-      </w:r>
-    </w:p>
-    <w:bookmarkStart w:id="49" w:name="the-lifecycle-is-an-event-stream"/>
+        <w:t xml:space="preserve">4. OPM HRIT as the System of Record</w:t>
+      </w:r>
+    </w:p>
+    <w:bookmarkStart w:id="43" w:name="Xa1873eb4a1167556c476690d08b815773990656"/>
     <w:p>
       <w:pPr>
         <w:pStyle w:val="Heading2"/>
       </w:pPr>
       <w:r>
-        <w:t xml:space="preserve">4.1 The Lifecycle Is an Event Stream</w:t>
+        <w:t xml:space="preserve">4.1 What a Human Capital System Actually Owns</w:t>
       </w:r>
     </w:p>
     <w:p>
@@ -3599,7 +2813,7 @@
         <w:pStyle w:val="FirstParagraph"/>
       </w:pPr>
       <w:r>
-        <w:t xml:space="preserve">Joiner, mover, leaver — plus the two transitions estates forget until they hurt,</w:t>
+        <w:t xml:space="preserve">The human capital platform — OPM HRIT, in federal shorthand; the deployed instance in this architecture is</w:t>
       </w:r>
       <w:r>
         <w:t xml:space="preserve"> </w:t>
@@ -3609,29 +2823,67 @@
           <w:b/>
           <w:bCs/>
         </w:rPr>
-        <w:t xml:space="preserve">rehire</w:t>
-      </w:r>
-      <w:r>
-        <w:t xml:space="preserve"> </w:t>
-      </w:r>
-      <w:r>
-        <w:t xml:space="preserve">and</w:t>
-      </w:r>
-      <w:r>
-        <w:t xml:space="preserve"> </w:t>
-      </w:r>
-      <w:r>
-        <w:rPr>
-          <w:b/>
-          <w:bCs/>
-        </w:rPr>
-        <w:t xml:space="preserve">conversion</w:t>
-      </w:r>
-      <w:r>
-        <w:t xml:space="preserve"> </w:t>
-      </w:r>
-      <w:r>
-        <w:t xml:space="preserve">(contractor to employee) — are the five state transitions a worker record undergoes. Each is recorded in the HR system as an effective-dated event, and each maps to a deterministic set of identity actions:</w:t>
+        <w:t xml:space="preserve">Oracle HCM Cloud</w:t>
+      </w:r>
+      <w:r>
+        <w:t xml:space="preserve">, delivered SaaS from the externally managed OCI tenancy that</w:t>
+      </w:r>
+      <w:r>
+        <w:t xml:space="preserve"> </w:t>
+      </w:r>
+      <w:hyperlink r:id="rId15">
+        <w:r>
+          <w:rPr>
+            <w:rStyle w:val="Hyperlink"/>
+          </w:rPr>
+          <w:t xml:space="preserve">Book 01</w:t>
+        </w:r>
+      </w:hyperlink>
+      <w:r>
+        <w:t xml:space="preserve"> </w:t>
+      </w:r>
+      <w:r>
+        <w:t xml:space="preserve">placed as the fourth landing-zone environment — is not</w:t>
+      </w:r>
+      <w:r>
+        <w:t xml:space="preserve"> </w:t>
+      </w:r>
+      <w:r>
+        <w:t xml:space="preserve">“the payroll system”</w:t>
+      </w:r>
+      <w:r>
+        <w:t xml:space="preserve"> </w:t>
+      </w:r>
+      <w:r>
+        <w:t xml:space="preserve">any more than the DDI platform of Book 01 is</w:t>
+      </w:r>
+      <w:r>
+        <w:t xml:space="preserve"> </w:t>
+      </w:r>
+      <w:r>
+        <w:t xml:space="preserve">“the DHCP server.”</w:t>
+      </w:r>
+      <w:r>
+        <w:t xml:space="preserve"> </w:t>
+      </w:r>
+      <w:r>
+        <w:t xml:space="preserve">It is the system where four categories of fact are</w:t>
+      </w:r>
+      <w:r>
+        <w:t xml:space="preserve"> </w:t>
+      </w:r>
+      <w:r>
+        <w:rPr>
+          <w:i/>
+          <w:iCs/>
+        </w:rPr>
+        <w:t xml:space="preserve">created</w:t>
+      </w:r>
+      <w:r>
+        <w:t xml:space="preserve"> </w:t>
+      </w:r>
+      <w:r>
+        <w:t xml:space="preserve">rather than copied:</w:t>
       </w:r>
     </w:p>
     <w:p>
@@ -3639,7 +2891,7 @@
         <w:pStyle w:val="TableCaption"/>
       </w:pPr>
       <w:r>
-        <w:t xml:space="preserve">The five lifecycle events and their derived identity actions</w:t>
+        <w:t xml:space="preserve">The four record families the system of record owns</w:t>
       </w:r>
     </w:p>
     <w:tbl>
@@ -3648,7 +2900,7 @@
         <w:tblW w:type="pct" w:w="5000"/>
         <w:tblLayout w:type="fixed"/>
         <w:tblLook w:firstRow="1" w:lastRow="0" w:firstColumn="0" w:lastColumn="0" w:noHBand="0" w:noVBand="0" w:val="0020"/>
-        <w:tblCaption w:val="The five lifecycle events and their derived identity actions"/>
+        <w:tblCaption w:val="The four record families the system of record owns"/>
       </w:tblPr>
       <w:tblGrid>
         <w:gridCol w:w="2640"/>
@@ -3666,29 +2918,29 @@
               <w:pStyle w:val="Compact"/>
             </w:pPr>
             <w:r>
-              <w:t xml:space="preserve">HR Event</w:t>
-            </w:r>
-          </w:p>
-        </w:tc>
-        <w:tc>
-          <w:tcPr/>
-          <w:p>
-            <w:pPr>
-              <w:pStyle w:val="Compact"/>
-            </w:pPr>
-            <w:r>
-              <w:t xml:space="preserve">Recorded Fact</w:t>
-            </w:r>
-          </w:p>
-        </w:tc>
-        <w:tc>
-          <w:tcPr/>
-          <w:p>
-            <w:pPr>
-              <w:pStyle w:val="Compact"/>
-            </w:pPr>
-            <w:r>
-              <w:t xml:space="preserve">Identity Actions Derived From It</w:t>
+              <w:t xml:space="preserve">Record</w:t>
+            </w:r>
+          </w:p>
+        </w:tc>
+        <w:tc>
+          <w:tcPr/>
+          <w:p>
+            <w:pPr>
+              <w:pStyle w:val="Compact"/>
+            </w:pPr>
+            <w:r>
+              <w:t xml:space="preserve">What It Asserts</w:t>
+            </w:r>
+          </w:p>
+        </w:tc>
+        <w:tc>
+          <w:tcPr/>
+          <w:p>
+            <w:pPr>
+              <w:pStyle w:val="Compact"/>
+            </w:pPr>
+            <w:r>
+              <w:t xml:space="preserve">Why It Cannot Originate Anywhere Else</w:t>
             </w:r>
           </w:p>
         </w:tc>
@@ -3705,29 +2957,45 @@
                 <w:b/>
                 <w:bCs/>
               </w:rPr>
-              <w:t xml:space="preserve">Joiner</w:t>
-            </w:r>
-          </w:p>
-        </w:tc>
-        <w:tc>
-          <w:tcPr/>
-          <w:p>
-            <w:pPr>
-              <w:pStyle w:val="Compact"/>
-            </w:pPr>
-            <w:r>
-              <w:t xml:space="preserve">Future-dated hire: worker record + assignment created</w:t>
-            </w:r>
-          </w:p>
-        </w:tc>
-        <w:tc>
-          <w:tcPr/>
-          <w:p>
-            <w:pPr>
-              <w:pStyle w:val="Compact"/>
-            </w:pPr>
-            <w:r>
-              <w:t xml:space="preserve">Account created ahead of start date, disabled until effective date; licenses and baseline group memberships derived from assignment attributes; credential enrollment (Book 02 device, Book 03 authenticator) queued for day one</w:t>
+              <w:t xml:space="preserve">Worker record</w:t>
+            </w:r>
+          </w:p>
+        </w:tc>
+        <w:tc>
+          <w:tcPr/>
+          <w:p>
+            <w:pPr>
+              <w:pStyle w:val="Compact"/>
+            </w:pPr>
+            <w:r>
+              <w:t xml:space="preserve">A person exists as a worker: identifier, legal name, worker type (employee, contractor, intern), employment status</w:t>
+            </w:r>
+          </w:p>
+        </w:tc>
+        <w:tc>
+          <w:tcPr/>
+          <w:p>
+            <w:pPr>
+              <w:pStyle w:val="Compact"/>
+            </w:pPr>
+            <w:r>
+              <w:t xml:space="preserve">Hiring is an HR business act; the record is created</w:t>
+            </w:r>
+            <w:r>
+              <w:t xml:space="preserve"> </w:t>
+            </w:r>
+            <w:r>
+              <w:rPr>
+                <w:i/>
+                <w:iCs/>
+              </w:rPr>
+              <w:t xml:space="preserve">by</w:t>
+            </w:r>
+            <w:r>
+              <w:t xml:space="preserve"> </w:t>
+            </w:r>
+            <w:r>
+              <w:t xml:space="preserve">the act, not in response to it</w:t>
             </w:r>
           </w:p>
         </w:tc>
@@ -3744,29 +3012,68 @@
                 <w:b/>
                 <w:bCs/>
               </w:rPr>
-              <w:t xml:space="preserve">Mover</w:t>
-            </w:r>
-          </w:p>
-        </w:tc>
-        <w:tc>
-          <w:tcPr/>
-          <w:p>
-            <w:pPr>
-              <w:pStyle w:val="Compact"/>
-            </w:pPr>
-            <w:r>
-              <w:t xml:space="preserve">Assignment change: new position, organization, location, or supervisor</w:t>
-            </w:r>
-          </w:p>
-        </w:tc>
-        <w:tc>
-          <w:tcPr/>
-          <w:p>
-            <w:pPr>
-              <w:pStyle w:val="Compact"/>
-            </w:pPr>
-            <w:r>
-              <w:t xml:space="preserve">Attributes re-stamped; dynamic memberships re-computed — old division’s access</w:t>
+              <w:t xml:space="preserve">Position</w:t>
+            </w:r>
+          </w:p>
+        </w:tc>
+        <w:tc>
+          <w:tcPr/>
+          <w:p>
+            <w:pPr>
+              <w:pStyle w:val="Compact"/>
+            </w:pPr>
+            <w:r>
+              <w:t xml:space="preserve">A seat exists in the organization with a title, grade, and organizational placement — independent of any incumbent</w:t>
+            </w:r>
+          </w:p>
+        </w:tc>
+        <w:tc>
+          <w:tcPr/>
+          <w:p>
+            <w:pPr>
+              <w:pStyle w:val="Compact"/>
+            </w:pPr>
+            <w:r>
+              <w:t xml:space="preserve">Positions are established and abolished by organizational authority; a vacancy is a real, recorded state</w:t>
+            </w:r>
+          </w:p>
+        </w:tc>
+      </w:tr>
+      <w:tr>
+        <w:tc>
+          <w:tcPr/>
+          <w:p>
+            <w:pPr>
+              <w:pStyle w:val="Compact"/>
+            </w:pPr>
+            <w:r>
+              <w:rPr>
+                <w:b/>
+                <w:bCs/>
+              </w:rPr>
+              <w:t xml:space="preserve">Assignment</w:t>
+            </w:r>
+          </w:p>
+        </w:tc>
+        <w:tc>
+          <w:tcPr/>
+          <w:p>
+            <w:pPr>
+              <w:pStyle w:val="Compact"/>
+            </w:pPr>
+            <w:r>
+              <w:t xml:space="preserve">A worker holds a position, in an organization, at a location, under a supervisor, effective on a date</w:t>
+            </w:r>
+          </w:p>
+        </w:tc>
+        <w:tc>
+          <w:tcPr/>
+          <w:p>
+            <w:pPr>
+              <w:pStyle w:val="Compact"/>
+            </w:pPr>
+            <w:r>
+              <w:t xml:space="preserve">The assignment</w:t>
             </w:r>
             <w:r>
               <w:t xml:space="preserve"> </w:t>
@@ -3776,13 +3083,13 @@
                 <w:i/>
                 <w:iCs/>
               </w:rPr>
-              <w:t xml:space="preserve">leaves</w:t>
+              <w:t xml:space="preserve">is</w:t>
             </w:r>
             <w:r>
               <w:t xml:space="preserve"> </w:t>
             </w:r>
             <w:r>
-              <w:t xml:space="preserve">as the new division’s arrives; access review triggered on the residual (PS-5); approval routing follows the new supervisor of record</w:t>
+              <w:t xml:space="preserve">the employment relationship; every downstream access decision is a projection of it</w:t>
             </w:r>
           </w:p>
         </w:tc>
@@ -3799,34 +3106,154 @@
                 <w:b/>
                 <w:bCs/>
               </w:rPr>
-              <w:t xml:space="preserve">Leaver</w:t>
-            </w:r>
-          </w:p>
-        </w:tc>
-        <w:tc>
-          <w:tcPr/>
-          <w:p>
-            <w:pPr>
-              <w:pStyle w:val="Compact"/>
-            </w:pPr>
-            <w:r>
-              <w:t xml:space="preserve">Effective-dated separation</w:t>
-            </w:r>
-          </w:p>
-        </w:tc>
-        <w:tc>
-          <w:tcPr/>
-          <w:p>
-            <w:pPr>
-              <w:pStyle w:val="Compact"/>
-            </w:pPr>
-            <w:r>
-              <w:t xml:space="preserve">On the effective date: account disabled, sessions and refresh tokens revoked, group memberships removed, credentials revoked through the Book 03 lifecycle, mailbox and data handled per retention policy — as one automated sequence with one timestamped evidence trail (PS-4)</w:t>
+              <w:t xml:space="preserve">Supervisory hierarchy</w:t>
+            </w:r>
+          </w:p>
+        </w:tc>
+        <w:tc>
+          <w:tcPr/>
+          <w:p>
+            <w:pPr>
+              <w:pStyle w:val="Compact"/>
+            </w:pPr>
+            <w:r>
+              <w:t xml:space="preserve">Who reports to whom — the reporting line from any worker to the head of the agency</w:t>
+            </w:r>
+          </w:p>
+        </w:tc>
+        <w:tc>
+          <w:tcPr/>
+          <w:p>
+            <w:pPr>
+              <w:pStyle w:val="Compact"/>
+            </w:pPr>
+            <w:r>
+              <w:t xml:space="preserve">Reporting relationships are established by the same business acts that create assignments; the directory’s</w:t>
+            </w:r>
+            <w:r>
+              <w:t xml:space="preserve"> </w:t>
+            </w:r>
+            <w:r>
+              <w:rPr>
+                <w:rStyle w:val="VerbatimChar"/>
+              </w:rPr>
+              <w:t xml:space="preserve">manager</w:t>
+            </w:r>
+            <w:r>
+              <w:t xml:space="preserve"> </w:t>
+            </w:r>
+            <w:r>
+              <w:t xml:space="preserve">field is at best a copy</w:t>
+            </w:r>
+          </w:p>
+        </w:tc>
+      </w:tr>
+    </w:tbl>
+    <w:bookmarkEnd w:id="43"/>
+    <w:bookmarkStart w:id="44" w:name="X3d3e9d1c8db61c7bae23b3aaba7f9f959ab63a4"/>
+    <w:p>
+      <w:pPr>
+        <w:pStyle w:val="Heading2"/>
+      </w:pPr>
+      <w:r>
+        <w:t xml:space="preserve">4.2 The Division of Labor: System of Record Versus Identity Provider</w:t>
+      </w:r>
+    </w:p>
+    <w:p>
+      <w:pPr>
+        <w:pStyle w:val="FirstParagraph"/>
+      </w:pPr>
+      <w:r>
+        <w:t xml:space="preserve">Naming the HCM as the identity SSOT invites a predictable misreading — that it competes with the identity platform. It does not, and the boundary between them is worth stating precisely, because each is authoritative for a different category of fact:</w:t>
+      </w:r>
+    </w:p>
+    <w:p>
+      <w:pPr>
+        <w:pStyle w:val="TableCaption"/>
+      </w:pPr>
+      <w:r>
+        <w:t xml:space="preserve">The division of labor between the system of record and the identity platform</w:t>
+      </w:r>
+    </w:p>
+    <w:tbl>
+      <w:tblPr>
+        <w:tblStyle w:val="Table"/>
+        <w:tblW w:type="pct" w:w="5000"/>
+        <w:tblLayout w:type="fixed"/>
+        <w:tblLook w:firstRow="1" w:lastRow="0" w:firstColumn="0" w:lastColumn="0" w:noHBand="0" w:noVBand="0" w:val="0020"/>
+        <w:tblCaption w:val="The division of labor between the system of record and the identity platform"/>
+      </w:tblPr>
+      <w:tblGrid>
+        <w:gridCol w:w="2640"/>
+        <w:gridCol w:w="2640"/>
+        <w:gridCol w:w="2640"/>
+      </w:tblGrid>
+      <w:tr>
+        <w:trPr>
+          <w:tblHeader w:val="on"/>
+        </w:trPr>
+        <w:tc>
+          <w:tcPr/>
+          <w:p>
+            <w:pPr>
+              <w:pStyle w:val="Compact"/>
+            </w:pPr>
+            <w:r>
+              <w:t xml:space="preserve">Function</w:t>
+            </w:r>
+          </w:p>
+        </w:tc>
+        <w:tc>
+          <w:tcPr/>
+          <w:p>
+            <w:pPr>
+              <w:pStyle w:val="Compact"/>
+            </w:pPr>
+            <w:r>
+              <w:t xml:space="preserve">System of Record (HCM)</w:t>
+            </w:r>
+          </w:p>
+        </w:tc>
+        <w:tc>
+          <w:tcPr/>
+          <w:p>
+            <w:pPr>
+              <w:pStyle w:val="Compact"/>
+            </w:pPr>
+            <w:r>
+              <w:t xml:space="preserve">Identity Platform (Entra ID)</w:t>
             </w:r>
           </w:p>
         </w:tc>
       </w:tr>
       <w:tr>
+        <w:tc>
+          <w:tcPr/>
+          <w:p>
+            <w:pPr>
+              <w:pStyle w:val="Compact"/>
+            </w:pPr>
+            <w:r>
+              <w:t xml:space="preserve">Who a worker</w:t>
+            </w:r>
+            <w:r>
+              <w:t xml:space="preserve"> </w:t>
+            </w:r>
+            <w:r>
+              <w:rPr>
+                <w:i/>
+                <w:iCs/>
+              </w:rPr>
+              <w:t xml:space="preserve">is</w:t>
+            </w:r>
+            <w:r>
+              <w:t xml:space="preserve"> </w:t>
+            </w:r>
+            <w:r>
+              <w:t xml:space="preserve">— existence, status, type</w:t>
+            </w:r>
+          </w:p>
+        </w:tc>
         <w:tc>
           <w:tcPr/>
           <w:p>
@@ -3838,34 +3265,50 @@
                 <w:b/>
                 <w:bCs/>
               </w:rPr>
-              <w:t xml:space="preserve">Rehire</w:t>
-            </w:r>
-          </w:p>
-        </w:tc>
-        <w:tc>
-          <w:tcPr/>
-          <w:p>
-            <w:pPr>
-              <w:pStyle w:val="Compact"/>
-            </w:pPr>
-            <w:r>
-              <w:t xml:space="preserve">Returning worker matched to prior worker record</w:t>
-            </w:r>
-          </w:p>
-        </w:tc>
-        <w:tc>
-          <w:tcPr/>
-          <w:p>
-            <w:pPr>
-              <w:pStyle w:val="Compact"/>
-            </w:pPr>
-            <w:r>
-              <w:t xml:space="preserve">Prior identifier re-linked — the person resumes their identity rather than acquiring a second one (IA-4)</w:t>
+              <w:t xml:space="preserve">Authoritative</w:t>
+            </w:r>
+          </w:p>
+        </w:tc>
+        <w:tc>
+          <w:tcPr/>
+          <w:p>
+            <w:pPr>
+              <w:pStyle w:val="Compact"/>
+            </w:pPr>
+            <w:r>
+              <w:t xml:space="preserve">Derived: account state follows the record</w:t>
             </w:r>
           </w:p>
         </w:tc>
       </w:tr>
       <w:tr>
+        <w:tc>
+          <w:tcPr/>
+          <w:p>
+            <w:pPr>
+              <w:pStyle w:val="Compact"/>
+            </w:pPr>
+            <w:r>
+              <w:t xml:space="preserve">Where a worker</w:t>
+            </w:r>
+            <w:r>
+              <w:t xml:space="preserve"> </w:t>
+            </w:r>
+            <w:r>
+              <w:rPr>
+                <w:i/>
+                <w:iCs/>
+              </w:rPr>
+              <w:t xml:space="preserve">sits</w:t>
+            </w:r>
+            <w:r>
+              <w:t xml:space="preserve"> </w:t>
+            </w:r>
+            <w:r>
+              <w:t xml:space="preserve">— position, org, supervisor</w:t>
+            </w:r>
+          </w:p>
+        </w:tc>
         <w:tc>
           <w:tcPr/>
           <w:p>
@@ -3877,29 +3320,198 @@
                 <w:b/>
                 <w:bCs/>
               </w:rPr>
-              <w:t xml:space="preserve">Conversion</w:t>
-            </w:r>
-          </w:p>
-        </w:tc>
-        <w:tc>
-          <w:tcPr/>
-          <w:p>
-            <w:pPr>
-              <w:pStyle w:val="Compact"/>
-            </w:pPr>
-            <w:r>
-              <w:t xml:space="preserve">Worker type changes; affiliation continuous</w:t>
-            </w:r>
-          </w:p>
-        </w:tc>
-        <w:tc>
-          <w:tcPr/>
-          <w:p>
-            <w:pPr>
-              <w:pStyle w:val="Compact"/>
-            </w:pPr>
-            <w:r>
-              <w:t xml:space="preserve">Same identifier, re-derived access; the contractor-to-employee seam stops minting duplicate identities</w:t>
+              <w:t xml:space="preserve">Authoritative</w:t>
+            </w:r>
+          </w:p>
+        </w:tc>
+        <w:tc>
+          <w:tcPr/>
+          <w:p>
+            <w:pPr>
+              <w:pStyle w:val="Compact"/>
+            </w:pPr>
+            <w:r>
+              <w:t xml:space="preserve">Derived: attributes stamped, memberships computed</w:t>
+            </w:r>
+          </w:p>
+        </w:tc>
+      </w:tr>
+      <w:tr>
+        <w:tc>
+          <w:tcPr/>
+          <w:p>
+            <w:pPr>
+              <w:pStyle w:val="Compact"/>
+            </w:pPr>
+            <w:r>
+              <w:t xml:space="preserve">How identity is</w:t>
+            </w:r>
+            <w:r>
+              <w:t xml:space="preserve"> </w:t>
+            </w:r>
+            <w:r>
+              <w:rPr>
+                <w:i/>
+                <w:iCs/>
+              </w:rPr>
+              <w:t xml:space="preserve">proven</w:t>
+            </w:r>
+            <w:r>
+              <w:t xml:space="preserve"> </w:t>
+            </w:r>
+            <w:r>
+              <w:t xml:space="preserve">— credentials, MFA, device binding</w:t>
+            </w:r>
+          </w:p>
+        </w:tc>
+        <w:tc>
+          <w:tcPr/>
+          <w:p>
+            <w:pPr>
+              <w:pStyle w:val="Compact"/>
+            </w:pPr>
+            <w:r>
+              <w:t xml:space="preserve">—</w:t>
+            </w:r>
+          </w:p>
+        </w:tc>
+        <w:tc>
+          <w:tcPr/>
+          <w:p>
+            <w:pPr>
+              <w:pStyle w:val="Compact"/>
+            </w:pPr>
+            <w:r>
+              <w:rPr>
+                <w:b/>
+                <w:bCs/>
+              </w:rPr>
+              <w:t xml:space="preserve">Authoritative</w:t>
+            </w:r>
+            <w:r>
+              <w:t xml:space="preserve"> </w:t>
+            </w:r>
+            <w:r>
+              <w:t xml:space="preserve">(Book 03’s plane)</w:t>
+            </w:r>
+          </w:p>
+        </w:tc>
+      </w:tr>
+      <w:tr>
+        <w:tc>
+          <w:tcPr/>
+          <w:p>
+            <w:pPr>
+              <w:pStyle w:val="Compact"/>
+            </w:pPr>
+            <w:r>
+              <w:t xml:space="preserve">Whether a request is</w:t>
+            </w:r>
+            <w:r>
+              <w:t xml:space="preserve"> </w:t>
+            </w:r>
+            <w:r>
+              <w:rPr>
+                <w:i/>
+                <w:iCs/>
+              </w:rPr>
+              <w:t xml:space="preserve">permitted now</w:t>
+            </w:r>
+            <w:r>
+              <w:t xml:space="preserve"> </w:t>
+            </w:r>
+            <w:r>
+              <w:t xml:space="preserve">— conditional access, sessions</w:t>
+            </w:r>
+          </w:p>
+        </w:tc>
+        <w:tc>
+          <w:tcPr/>
+          <w:p>
+            <w:pPr>
+              <w:pStyle w:val="Compact"/>
+            </w:pPr>
+            <w:r>
+              <w:t xml:space="preserve">—</w:t>
+            </w:r>
+          </w:p>
+        </w:tc>
+        <w:tc>
+          <w:tcPr/>
+          <w:p>
+            <w:pPr>
+              <w:pStyle w:val="Compact"/>
+            </w:pPr>
+            <w:r>
+              <w:rPr>
+                <w:b/>
+                <w:bCs/>
+              </w:rPr>
+              <w:t xml:space="preserve">Authoritative</w:t>
+            </w:r>
+            <w:r>
+              <w:t xml:space="preserve"> </w:t>
+            </w:r>
+            <w:r>
+              <w:t xml:space="preserve">(policy enforcement)</w:t>
+            </w:r>
+          </w:p>
+        </w:tc>
+      </w:tr>
+      <w:tr>
+        <w:tc>
+          <w:tcPr/>
+          <w:p>
+            <w:pPr>
+              <w:pStyle w:val="Compact"/>
+            </w:pPr>
+            <w:r>
+              <w:t xml:space="preserve">Token issuance and claims format</w:t>
+            </w:r>
+          </w:p>
+        </w:tc>
+        <w:tc>
+          <w:tcPr/>
+          <w:p>
+            <w:pPr>
+              <w:pStyle w:val="Compact"/>
+            </w:pPr>
+            <w:r>
+              <w:t xml:space="preserve">—</w:t>
+            </w:r>
+          </w:p>
+        </w:tc>
+        <w:tc>
+          <w:tcPr/>
+          <w:p>
+            <w:pPr>
+              <w:pStyle w:val="Compact"/>
+            </w:pPr>
+            <w:r>
+              <w:rPr>
+                <w:b/>
+                <w:bCs/>
+              </w:rPr>
+              <w:t xml:space="preserve">Authoritative</w:t>
+            </w:r>
+            <w:r>
+              <w:t xml:space="preserve">; claim</w:t>
+            </w:r>
+            <w:r>
+              <w:t xml:space="preserve"> </w:t>
+            </w:r>
+            <w:r>
+              <w:rPr>
+                <w:i/>
+                <w:iCs/>
+              </w:rPr>
+              <w:t xml:space="preserve">values</w:t>
+            </w:r>
+            <w:r>
+              <w:t xml:space="preserve"> </w:t>
+            </w:r>
+            <w:r>
+              <w:t xml:space="preserve">trace upstream</w:t>
             </w:r>
           </w:p>
         </w:tc>
@@ -3910,7 +3522,7 @@
         <w:pStyle w:val="BodyText"/>
       </w:pPr>
       <w:r>
-        <w:t xml:space="preserve">The load-bearing property is the direction of causation. Nobody</w:t>
+        <w:t xml:space="preserve">The HCM never authenticates a user to an application; the identity platform never decides whether someone is employed. The pipeline in this book is the seam between them, and the direction of authority across that seam never reverses: the HCM asserts</w:t>
       </w:r>
       <w:r>
         <w:t xml:space="preserve"> </w:t>
@@ -3920,13 +3532,10 @@
           <w:i/>
           <w:iCs/>
         </w:rPr>
-        <w:t xml:space="preserve">requests</w:t>
-      </w:r>
-      <w:r>
-        <w:t xml:space="preserve"> </w:t>
-      </w:r>
-      <w:r>
-        <w:t xml:space="preserve">an account for a new hire; the hire</w:t>
+        <w:t xml:space="preserve">facts about people and structure</w:t>
+      </w:r>
+      <w:r>
+        <w:t xml:space="preserve">; the identity platform asserts</w:t>
       </w:r>
       <w:r>
         <w:t xml:space="preserve"> </w:t>
@@ -3936,13 +3545,65 @@
           <w:i/>
           <w:iCs/>
         </w:rPr>
-        <w:t xml:space="preserve">causes</w:t>
-      </w:r>
-      <w:r>
-        <w:t xml:space="preserve"> </w:t>
-      </w:r>
-      <w:r>
-        <w:t xml:space="preserve">the account. Nobody</w:t>
+        <w:t xml:space="preserve">facts about credentials and sessions</w:t>
+      </w:r>
+      <w:r>
+        <w:t xml:space="preserve"> </w:t>
+      </w:r>
+      <w:r>
+        <w:t xml:space="preserve">and derives everything else. The two-authority model is the same truth-plane discipline the series applied between DDI and the certificate estate in Books 01 and 03 — different planes own different verbs, and no plane edits another’s nouns.</w:t>
+      </w:r>
+    </w:p>
+    <w:bookmarkEnd w:id="44"/>
+    <w:bookmarkStart w:id="45" w:name="effective-dating-truth-with-a-timeline"/>
+    <w:p>
+      <w:pPr>
+        <w:pStyle w:val="Heading2"/>
+      </w:pPr>
+      <w:r>
+        <w:t xml:space="preserve">4.3 Effective Dating: Truth With a Timeline</w:t>
+      </w:r>
+    </w:p>
+    <w:p>
+      <w:pPr>
+        <w:pStyle w:val="FirstParagraph"/>
+      </w:pPr>
+      <w:r>
+        <w:t xml:space="preserve">The property that separates a system of record from a directory is</w:t>
+      </w:r>
+      <w:r>
+        <w:t xml:space="preserve"> </w:t>
+      </w:r>
+      <w:r>
+        <w:rPr>
+          <w:b/>
+          <w:bCs/>
+        </w:rPr>
+        <w:t xml:space="preserve">effective dating</w:t>
+      </w:r>
+      <w:r>
+        <w:t xml:space="preserve">. An HCM record does not say</w:t>
+      </w:r>
+      <w:r>
+        <w:t xml:space="preserve"> </w:t>
+      </w:r>
+      <w:r>
+        <w:t xml:space="preserve">“Jane is in the Program Integrity division”</w:t>
+      </w:r>
+      <w:r>
+        <w:t xml:space="preserve">; it says</w:t>
+      </w:r>
+      <w:r>
+        <w:t xml:space="preserve"> </w:t>
+      </w:r>
+      <w:r>
+        <w:t xml:space="preserve">“Jane’s assignment to Program Integrity is effective 2026-08-03, superseding her prior assignment, which ended 2026-08-02.”</w:t>
+      </w:r>
+      <w:r>
+        <w:t xml:space="preserve"> </w:t>
+      </w:r>
+      <w:r>
+        <w:t xml:space="preserve">Future-dated hires, transfers, and separations exist in the system</w:t>
       </w:r>
       <w:r>
         <w:t xml:space="preserve"> </w:t>
@@ -3952,13 +3613,18 @@
           <w:i/>
           <w:iCs/>
         </w:rPr>
-        <w:t xml:space="preserve">remembers</w:t>
-      </w:r>
-      <w:r>
-        <w:t xml:space="preserve"> </w:t>
-      </w:r>
-      <w:r>
-        <w:t xml:space="preserve">to disable a leaver; the separation record</w:t>
+        <w:t xml:space="preserve">before they are true</w:t>
+      </w:r>
+      <w:r>
+        <w:t xml:space="preserve">, with the date on which they become true.</w:t>
+      </w:r>
+    </w:p>
+    <w:p>
+      <w:pPr>
+        <w:pStyle w:val="BodyText"/>
+      </w:pPr>
+      <w:r>
+        <w:t xml:space="preserve">This is not a bookkeeping nicety — it is what makes proactive automation possible. Day-one readiness (account, licenses, and group memberships waiting when a new hire badges in) requires knowing the hire</w:t>
       </w:r>
       <w:r>
         <w:t xml:space="preserve"> </w:t>
@@ -3968,56 +3634,60 @@
           <w:i/>
           <w:iCs/>
         </w:rPr>
-        <w:t xml:space="preserve">is</w:t>
-      </w:r>
-      <w:r>
-        <w:t xml:space="preserve"> </w:t>
-      </w:r>
-      <w:r>
-        <w:t xml:space="preserve">the disablement, with an effective date the automation honors to the day. The ticket queue survives only for exceptions — and every exception is visible as a deviation from a computed baseline, which is what makes the exceptions auditable.</w:t>
-      </w:r>
-    </w:p>
-    <w:p>
-      <w:pPr>
-        <w:pStyle w:val="BodyText"/>
-      </w:pPr>
-      <w:r>
-        <w:t xml:space="preserve">Consider the two architectures side by side in the completed series, in the paired-scenario form</w:t>
-      </w:r>
-      <w:r>
-        <w:t xml:space="preserve"> </w:t>
-      </w:r>
-      <w:hyperlink r:id="rId16">
-        <w:r>
-          <w:rPr>
-            <w:rStyle w:val="Hyperlink"/>
-          </w:rPr>
-          <w:t xml:space="preserve">Book 02</w:t>
-        </w:r>
-      </w:hyperlink>
-      <w:r>
-        <w:t xml:space="preserve"> </w:t>
-      </w:r>
-      <w:r>
-        <w:t xml:space="preserve">used for the port:</w:t>
-      </w:r>
-    </w:p>
-    <w:p>
-      <w:pPr>
-        <w:pStyle w:val="BodyText"/>
-      </w:pPr>
+        <w:t xml:space="preserve">before</w:t>
+      </w:r>
+      <w:r>
+        <w:t xml:space="preserve"> </w:t>
+      </w:r>
+      <w:r>
+        <w:t xml:space="preserve">the start date. Same-day revocation requires knowing the separation</w:t>
+      </w:r>
+      <w:r>
+        <w:t xml:space="preserve"> </w:t>
+      </w:r>
+      <w:r>
+        <w:rPr>
+          <w:i/>
+          <w:iCs/>
+        </w:rPr>
+        <w:t xml:space="preserve">on</w:t>
+      </w:r>
+      <w:r>
+        <w:t xml:space="preserve"> </w:t>
+      </w:r>
+      <w:r>
+        <w:t xml:space="preserve">its effective date, not when the paperwork finishes circulating. A directory records state; the system of record records</w:t>
+      </w:r>
+      <w:r>
+        <w:t xml:space="preserve"> </w:t>
+      </w:r>
       <w:r>
         <w:rPr>
           <w:b/>
           <w:bCs/>
         </w:rPr>
-        <w:t xml:space="preserve">Scenario A — separation under fragmented truth.</w:t>
-      </w:r>
-      <w:r>
-        <w:t xml:space="preserve"> </w:t>
-      </w:r>
-      <w:r>
-        <w:t xml:space="preserve">A worker separates on a Friday. Their FIDO2 key, machine certificate, and enrolled device are all</w:t>
+        <w:t xml:space="preserve">state transitions with timestamps</w:t>
+      </w:r>
+      <w:r>
+        <w:t xml:space="preserve">, which is exactly the shape an event-driven lifecycle consumes.</w:t>
+      </w:r>
+    </w:p>
+    <w:bookmarkEnd w:id="45"/>
+    <w:bookmarkStart w:id="51" w:name="authoritative-versus-derived-attributes"/>
+    <w:p>
+      <w:pPr>
+        <w:pStyle w:val="Heading2"/>
+      </w:pPr>
+      <w:r>
+        <w:t xml:space="preserve">4.4 Authoritative Versus Derived Attributes</w:t>
+      </w:r>
+    </w:p>
+    <w:p>
+      <w:pPr>
+        <w:pStyle w:val="FirstParagraph"/>
+      </w:pPr>
+      <w:r>
+        <w:t xml:space="preserve">The discipline that makes the SSOT operable is a written, governed answer to one question per attribute:</w:t>
       </w:r>
       <w:r>
         <w:t xml:space="preserve"> </w:t>
@@ -4027,68 +3697,489 @@
           <w:i/>
           <w:iCs/>
         </w:rPr>
-        <w:t xml:space="preserve">valid</w:t>
-      </w:r>
-      <w:r>
-        <w:t xml:space="preserve"> </w:t>
-      </w:r>
-      <w:r>
-        <w:t xml:space="preserve">— Books 02 and 03 built them well, and nothing about the separation touches any of them. Conditional access evaluates a compliant device and a phishing-resistant credential and correctly allows. Every control fires correctly, because every control is asserting exactly what its plane knows — and no plane knows the one fact that matters. The strength of the substrate now works for the former worker.</w:t>
-      </w:r>
-    </w:p>
-    <w:p>
-      <w:pPr>
-        <w:pStyle w:val="BodyText"/>
-      </w:pPr>
+        <w:t xml:space="preserve">which plane owns this?</w:t>
+      </w:r>
+      <w:r>
+        <w:t xml:space="preserve"> </w:t>
+      </w:r>
+      <w:r>
+        <w:t xml:space="preserve">An attribute is</w:t>
+      </w:r>
+      <w:r>
+        <w:t xml:space="preserve"> </w:t>
+      </w:r>
       <w:r>
         <w:rPr>
           <w:b/>
           <w:bCs/>
         </w:rPr>
-        <w:t xml:space="preserve">Scenario B — separation under the identity SSOT.</w:t>
-      </w:r>
-      <w:r>
-        <w:t xml:space="preserve"> </w:t>
-      </w:r>
-      <w:r>
-        <w:t xml:space="preserve">The same Friday, the effective-dated record initiates the leaver sequence: the account disables, sessions and refresh tokens revoke, memberships drop, the certificate revokes through the Book 03 lifecycle, and the device’s admission credential dies with it — so Monday’s port authentication fails at the wire per Book 02. Each step leaves a timestamp. The substrate’s strength now works for the agency, because the truth plane finally told it the truth.</w:t>
-      </w:r>
-    </w:p>
+        <w:t xml:space="preserve">authoritative</w:t>
+      </w:r>
+      <w:r>
+        <w:t xml:space="preserve"> </w:t>
+      </w:r>
+      <w:r>
+        <w:t xml:space="preserve">where it is created by a business act, and</w:t>
+      </w:r>
+      <w:r>
+        <w:t xml:space="preserve"> </w:t>
+      </w:r>
+      <w:r>
+        <w:rPr>
+          <w:b/>
+          <w:bCs/>
+        </w:rPr>
+        <w:t xml:space="preserve">derived</w:t>
+      </w:r>
+      <w:r>
+        <w:t xml:space="preserve"> </w:t>
+      </w:r>
+      <w:r>
+        <w:t xml:space="preserve">everywhere else. Derived attributes are computed, stamped, and read — never edited in place.</w:t>
+      </w:r>
+    </w:p>
+    <w:p>
+      <w:pPr>
+        <w:pStyle w:val="TableCaption"/>
+      </w:pPr>
+      <w:r>
+        <w:t xml:space="preserve">The attribute authority map — which plane owns which fact</w:t>
+      </w:r>
+    </w:p>
+    <w:tbl>
+      <w:tblPr>
+        <w:tblStyle w:val="Table"/>
+        <w:tblW w:type="pct" w:w="5000"/>
+        <w:tblLayout w:type="fixed"/>
+        <w:tblLook w:firstRow="1" w:lastRow="0" w:firstColumn="0" w:lastColumn="0" w:noHBand="0" w:noVBand="0" w:val="0020"/>
+        <w:tblCaption w:val="The attribute authority map — which plane owns which fact"/>
+      </w:tblPr>
+      <w:tblGrid>
+        <w:gridCol w:w="2640"/>
+        <w:gridCol w:w="2640"/>
+        <w:gridCol w:w="2640"/>
+      </w:tblGrid>
+      <w:tr>
+        <w:trPr>
+          <w:tblHeader w:val="on"/>
+        </w:trPr>
+        <w:tc>
+          <w:tcPr/>
+          <w:p>
+            <w:pPr>
+              <w:pStyle w:val="Compact"/>
+            </w:pPr>
+            <w:r>
+              <w:t xml:space="preserve">Attribute</w:t>
+            </w:r>
+          </w:p>
+        </w:tc>
+        <w:tc>
+          <w:tcPr/>
+          <w:p>
+            <w:pPr>
+              <w:pStyle w:val="Compact"/>
+            </w:pPr>
+            <w:r>
+              <w:t xml:space="preserve">Authoritative Plane</w:t>
+            </w:r>
+          </w:p>
+        </w:tc>
+        <w:tc>
+          <w:tcPr/>
+          <w:p>
+            <w:pPr>
+              <w:pStyle w:val="Compact"/>
+            </w:pPr>
+            <w:r>
+              <w:t xml:space="preserve">Derived Consumers</w:t>
+            </w:r>
+          </w:p>
+        </w:tc>
+      </w:tr>
+      <w:tr>
+        <w:tc>
+          <w:tcPr/>
+          <w:p>
+            <w:pPr>
+              <w:pStyle w:val="Compact"/>
+            </w:pPr>
+            <w:r>
+              <w:t xml:space="preserve">Worker identifier (</w:t>
+            </w:r>
+            <w:r>
+              <w:rPr>
+                <w:rStyle w:val="VerbatimChar"/>
+              </w:rPr>
+              <w:t xml:space="preserve">employeeId</w:t>
+            </w:r>
+            <w:r>
+              <w:t xml:space="preserve">)</w:t>
+            </w:r>
+          </w:p>
+        </w:tc>
+        <w:tc>
+          <w:tcPr/>
+          <w:p>
+            <w:pPr>
+              <w:pStyle w:val="Compact"/>
+            </w:pPr>
+            <w:r>
+              <w:t xml:space="preserve">HR system of record — the immutable correlation anchor, assigned at first affiliation</w:t>
+            </w:r>
+          </w:p>
+        </w:tc>
+        <w:tc>
+          <w:tcPr/>
+          <w:p>
+            <w:pPr>
+              <w:pStyle w:val="Compact"/>
+            </w:pPr>
+            <w:r>
+              <w:t xml:space="preserve">Directory correlation key, audit joins, per-system account linkage</w:t>
+            </w:r>
+          </w:p>
+        </w:tc>
+      </w:tr>
+      <w:tr>
+        <w:tc>
+          <w:tcPr/>
+          <w:p>
+            <w:pPr>
+              <w:pStyle w:val="Compact"/>
+            </w:pPr>
+            <w:r>
+              <w:t xml:space="preserve">Legal name, worker type, employment status</w:t>
+            </w:r>
+          </w:p>
+        </w:tc>
+        <w:tc>
+          <w:tcPr/>
+          <w:p>
+            <w:pPr>
+              <w:pStyle w:val="Compact"/>
+            </w:pPr>
+            <w:r>
+              <w:t xml:space="preserve">HR system of record</w:t>
+            </w:r>
+          </w:p>
+        </w:tc>
+        <w:tc>
+          <w:tcPr/>
+          <w:p>
+            <w:pPr>
+              <w:pStyle w:val="Compact"/>
+            </w:pPr>
+            <w:r>
+              <w:t xml:space="preserve">Display name, account enable/disable state, guest-versus-member classification</w:t>
+            </w:r>
+          </w:p>
+        </w:tc>
+      </w:tr>
+      <w:tr>
+        <w:tc>
+          <w:tcPr/>
+          <w:p>
+            <w:pPr>
+              <w:pStyle w:val="Compact"/>
+            </w:pPr>
+            <w:r>
+              <w:t xml:space="preserve">Position, title, grade</w:t>
+            </w:r>
+          </w:p>
+        </w:tc>
+        <w:tc>
+          <w:tcPr/>
+          <w:p>
+            <w:pPr>
+              <w:pStyle w:val="Compact"/>
+            </w:pPr>
+            <w:r>
+              <w:t xml:space="preserve">HR system of record</w:t>
+            </w:r>
+          </w:p>
+        </w:tc>
+        <w:tc>
+          <w:tcPr/>
+          <w:p>
+            <w:pPr>
+              <w:pStyle w:val="Compact"/>
+            </w:pPr>
+            <w:r>
+              <w:t xml:space="preserve">Role-eligible access packages, approval routing</w:t>
+            </w:r>
+          </w:p>
+        </w:tc>
+      </w:tr>
+      <w:tr>
+        <w:tc>
+          <w:tcPr/>
+          <w:p>
+            <w:pPr>
+              <w:pStyle w:val="Compact"/>
+            </w:pPr>
+            <w:r>
+              <w:t xml:space="preserve">Organizational placement (department, org code, cost center)</w:t>
+            </w:r>
+          </w:p>
+        </w:tc>
+        <w:tc>
+          <w:tcPr/>
+          <w:p>
+            <w:pPr>
+              <w:pStyle w:val="Compact"/>
+            </w:pPr>
+            <w:r>
+              <w:t xml:space="preserve">HR system of record</w:t>
+            </w:r>
+          </w:p>
+        </w:tc>
+        <w:tc>
+          <w:tcPr/>
+          <w:p>
+            <w:pPr>
+              <w:pStyle w:val="Compact"/>
+            </w:pPr>
+            <w:r>
+              <w:t xml:space="preserve">Dynamic group membership, ABAC attributes, chargeback</w:t>
+            </w:r>
+          </w:p>
+        </w:tc>
+      </w:tr>
+      <w:tr>
+        <w:tc>
+          <w:tcPr/>
+          <w:p>
+            <w:pPr>
+              <w:pStyle w:val="Compact"/>
+            </w:pPr>
+            <w:r>
+              <w:t xml:space="preserve">Supervisor / reporting line</w:t>
+            </w:r>
+          </w:p>
+        </w:tc>
+        <w:tc>
+          <w:tcPr/>
+          <w:p>
+            <w:pPr>
+              <w:pStyle w:val="Compact"/>
+            </w:pPr>
+            <w:r>
+              <w:t xml:space="preserve">HR system of record</w:t>
+            </w:r>
+          </w:p>
+        </w:tc>
+        <w:tc>
+          <w:tcPr/>
+          <w:p>
+            <w:pPr>
+              <w:pStyle w:val="Compact"/>
+            </w:pPr>
+            <w:r>
+              <w:rPr>
+                <w:rStyle w:val="VerbatimChar"/>
+              </w:rPr>
+              <w:t xml:space="preserve">manager</w:t>
+            </w:r>
+            <w:r>
+              <w:t xml:space="preserve"> </w:t>
+            </w:r>
+            <w:r>
+              <w:t xml:space="preserve">attribute, access-package approval routing, attestation campaigns</w:t>
+            </w:r>
+          </w:p>
+        </w:tc>
+      </w:tr>
+      <w:tr>
+        <w:tc>
+          <w:tcPr/>
+          <w:p>
+            <w:pPr>
+              <w:pStyle w:val="Compact"/>
+            </w:pPr>
+            <w:r>
+              <w:t xml:space="preserve">Duty location</w:t>
+            </w:r>
+          </w:p>
+        </w:tc>
+        <w:tc>
+          <w:tcPr/>
+          <w:p>
+            <w:pPr>
+              <w:pStyle w:val="Compact"/>
+            </w:pPr>
+            <w:r>
+              <w:t xml:space="preserve">HR system of record</w:t>
+            </w:r>
+          </w:p>
+        </w:tc>
+        <w:tc>
+          <w:tcPr/>
+          <w:p>
+            <w:pPr>
+              <w:pStyle w:val="Compact"/>
+            </w:pPr>
+            <w:r>
+              <w:t xml:space="preserve">Conditional access named-location context, E911 records (</w:t>
+            </w:r>
+            <w:hyperlink r:id="rId46">
+              <w:r>
+                <w:rPr>
+                  <w:rStyle w:val="Hyperlink"/>
+                </w:rPr>
+                <w:t xml:space="preserve">Part 6</w:t>
+              </w:r>
+            </w:hyperlink>
+            <w:r>
+              <w:t xml:space="preserve">)</w:t>
+            </w:r>
+          </w:p>
+        </w:tc>
+      </w:tr>
+      <w:tr>
+        <w:tc>
+          <w:tcPr/>
+          <w:p>
+            <w:pPr>
+              <w:pStyle w:val="Compact"/>
+            </w:pPr>
+            <w:r>
+              <w:t xml:space="preserve">User principal name, mail, group memberships</w:t>
+            </w:r>
+          </w:p>
+        </w:tc>
+        <w:tc>
+          <w:tcPr/>
+          <w:p>
+            <w:pPr>
+              <w:pStyle w:val="Compact"/>
+            </w:pPr>
+            <w:r>
+              <w:t xml:space="preserve">Identity platform —</w:t>
+            </w:r>
+            <w:r>
+              <w:t xml:space="preserve"> </w:t>
+            </w:r>
+            <w:r>
+              <w:rPr>
+                <w:i/>
+                <w:iCs/>
+              </w:rPr>
+              <w:t xml:space="preserve">derived</w:t>
+            </w:r>
+            <w:r>
+              <w:t xml:space="preserve"> </w:t>
+            </w:r>
+            <w:r>
+              <w:t xml:space="preserve">from HR attributes by rule</w:t>
+            </w:r>
+          </w:p>
+        </w:tc>
+        <w:tc>
+          <w:tcPr/>
+          <w:p>
+            <w:pPr>
+              <w:pStyle w:val="Compact"/>
+            </w:pPr>
+            <w:r>
+              <w:t xml:space="preserve">Applications, token claims</w:t>
+            </w:r>
+          </w:p>
+        </w:tc>
+      </w:tr>
+      <w:tr>
+        <w:tc>
+          <w:tcPr/>
+          <w:p>
+            <w:pPr>
+              <w:pStyle w:val="Compact"/>
+            </w:pPr>
+            <w:r>
+              <w:t xml:space="preserve">Device identity, names, addresses, certificates</w:t>
+            </w:r>
+          </w:p>
+        </w:tc>
+        <w:tc>
+          <w:tcPr/>
+          <w:p>
+            <w:pPr>
+              <w:pStyle w:val="Compact"/>
+            </w:pPr>
+            <w:r>
+              <w:t xml:space="preserve">Naming and addressing plane (Books 01–03)</w:t>
+            </w:r>
+          </w:p>
+        </w:tc>
+        <w:tc>
+          <w:tcPr/>
+          <w:p>
+            <w:pPr>
+              <w:pStyle w:val="Compact"/>
+            </w:pPr>
+            <w:r>
+              <w:t xml:space="preserve">NAC admission, workload identity, TLS</w:t>
+            </w:r>
+          </w:p>
+        </w:tc>
+      </w:tr>
+      <w:tr>
+        <w:tc>
+          <w:tcPr/>
+          <w:p>
+            <w:pPr>
+              <w:pStyle w:val="Compact"/>
+            </w:pPr>
+            <w:r>
+              <w:t xml:space="preserve">Credential strength, token claims format</w:t>
+            </w:r>
+          </w:p>
+        </w:tc>
+        <w:tc>
+          <w:tcPr/>
+          <w:p>
+            <w:pPr>
+              <w:pStyle w:val="Compact"/>
+            </w:pPr>
+            <w:r>
+              <w:t xml:space="preserve">Identity plane, cryptographic half (Book 03)</w:t>
+            </w:r>
+          </w:p>
+        </w:tc>
+        <w:tc>
+          <w:tcPr/>
+          <w:p>
+            <w:pPr>
+              <w:pStyle w:val="Compact"/>
+            </w:pPr>
+            <w:r>
+              <w:t xml:space="preserve">Policy enforcement plane</w:t>
+            </w:r>
+          </w:p>
+        </w:tc>
+      </w:tr>
+    </w:tbl>
     <w:p>
       <w:pPr>
         <w:pStyle w:val="BodyText"/>
       </w:pPr>
       <w:r>
-        <w:t xml:space="preserve">The pair is the whole book in miniature: Parts 1–3 determine how</w:t>
-      </w:r>
-      <w:r>
-        <w:t xml:space="preserve"> </w:t>
-      </w:r>
-      <w:r>
-        <w:rPr>
-          <w:i/>
-          <w:iCs/>
-        </w:rPr>
-        <w:t xml:space="preserve">forcefully</w:t>
-      </w:r>
-      <w:r>
-        <w:t xml:space="preserve"> </w:t>
-      </w:r>
-      <w:r>
-        <w:t xml:space="preserve">the architecture asserts identity; this part determines whether what it asserts is</w:t>
-      </w:r>
-      <w:r>
-        <w:t xml:space="preserve"> </w:t>
-      </w:r>
-      <w:r>
-        <w:rPr>
-          <w:i/>
-          <w:iCs/>
-        </w:rPr>
-        <w:t xml:space="preserve">still true</w:t>
-      </w:r>
-      <w:r>
-        <w:t xml:space="preserve">.</w:t>
+        <w:t xml:space="preserve">The map has one rule with no exceptions:</w:t>
+      </w:r>
+      <w:r>
+        <w:t xml:space="preserve"> </w:t>
+      </w:r>
+      <w:r>
+        <w:rPr>
+          <w:b/>
+          <w:bCs/>
+        </w:rPr>
+        <w:t xml:space="preserve">corrections flow upstream.</w:t>
+      </w:r>
+      <w:r>
+        <w:t xml:space="preserve"> </w:t>
+      </w:r>
+      <w:r>
+        <w:t xml:space="preserve">When a token carries a wrong department, the fix is a correction to the HR record (or to the derivation rule) — never a hand-edit of the directory attribute, because a hand-edited projection is a new fragment, and fragments are the disease this part cures.</w:t>
       </w:r>
     </w:p>
     <w:tbl>
@@ -4104,7 +4195,7 @@
       <w:tr>
         <w:tc>
           <w:tcPr/>
-          <w:bookmarkStart w:id="48" w:name="fig-hrit02"/>
+          <w:bookmarkStart w:id="50" w:name="fig-hrit03"/>
           <w:p>
             <w:pPr>
               <w:pStyle w:val="Compact"/>
@@ -4115,18 +4206,18 @@
                 <wp:inline>
                   <wp:extent cx="5334000" cy="3000375"/>
                   <wp:effectExtent b="0" l="0" r="0" t="0"/>
-                  <wp:docPr descr="" title="" id="46" name="Picture"/>
+                  <wp:docPr descr="" title="" id="48" name="Picture"/>
                   <a:graphic>
                     <a:graphicData uri="http://schemas.openxmlformats.org/drawingml/2006/picture">
                       <pic:pic>
                         <pic:nvPicPr>
-                          <pic:cNvPr descr="figs/hrit-fig-02-jml-event-flow.png" id="47" name="Picture"/>
+                          <pic:cNvPr descr="figs/hrit-fig-03-attribute-authority-map.png" id="49" name="Picture"/>
                           <pic:cNvPicPr>
                             <a:picLocks noChangeArrowheads="1" noChangeAspect="1"/>
                           </pic:cNvPicPr>
                         </pic:nvPicPr>
                         <pic:blipFill>
-                          <a:blip r:embed="rId45"/>
+                          <a:blip r:embed="rId47"/>
                           <a:stretch>
                             <a:fillRect/>
                           </a:stretch>
@@ -4163,21 +4254,31 @@
               <w:pStyle w:val="ImageCaption"/>
             </w:pPr>
             <w:r>
-              <w:t xml:space="preserve">Figure 3: The joiner-mover-leaver event flow from HR record to identity action</w:t>
-            </w:r>
-          </w:p>
-          <w:bookmarkEnd w:id="48"/>
+              <w:t xml:space="preserve">Figure 3: The attribute authority map — each identity attribute and the plane that owns it</w:t>
+            </w:r>
+          </w:p>
+          <w:bookmarkEnd w:id="50"/>
         </w:tc>
       </w:tr>
     </w:tbl>
-    <w:bookmarkEnd w:id="49"/>
-    <w:bookmarkStart w:id="54" w:name="X448f77dc5d62c73b880d5374cd77a9bd610a269"/>
+    <w:bookmarkEnd w:id="51"/>
+    <w:bookmarkEnd w:id="52"/>
+    <w:bookmarkStart w:id="83" w:name="the-identity-ssot"/>
+    <w:p>
+      <w:pPr>
+        <w:pStyle w:val="Heading1"/>
+      </w:pPr>
+      <w:r>
+        <w:t xml:space="preserve">5. The Identity SSOT</w:t>
+      </w:r>
+    </w:p>
+    <w:bookmarkStart w:id="57" w:name="the-lifecycle-is-an-event-stream"/>
     <w:p>
       <w:pPr>
         <w:pStyle w:val="Heading2"/>
       </w:pPr>
       <w:r>
-        <w:t xml:space="preserve">4.2 HR-Driven Provisioning Into the Identity Plane</w:t>
+        <w:t xml:space="preserve">5.1 The Lifecycle Is an Event Stream</w:t>
       </w:r>
     </w:p>
     <w:p>
@@ -4185,7 +4286,7 @@
         <w:pStyle w:val="FirstParagraph"/>
       </w:pPr>
       <w:r>
-        <w:t xml:space="preserve">The pipeline that carries events from the system of record into the identity platform is specified canonically in</w:t>
+        <w:t xml:space="preserve">Joiner, mover, leaver — plus the two transitions estates forget until they hurt,</w:t>
       </w:r>
       <w:r>
         <w:t xml:space="preserve"> </w:t>
@@ -4195,13 +4296,308 @@
           <w:b/>
           <w:bCs/>
         </w:rPr>
-        <w:t xml:space="preserve">Spec2-D3.1 — API-Driven Inbound Provisioning Architecture</w:t>
-      </w:r>
-      <w:r>
-        <w:t xml:space="preserve"> </w:t>
-      </w:r>
-      <w:r>
-        <w:t xml:space="preserve">(UIAO_136 Spec 2,</w:t>
+        <w:t xml:space="preserve">rehire</w:t>
+      </w:r>
+      <w:r>
+        <w:t xml:space="preserve"> </w:t>
+      </w:r>
+      <w:r>
+        <w:t xml:space="preserve">and</w:t>
+      </w:r>
+      <w:r>
+        <w:t xml:space="preserve"> </w:t>
+      </w:r>
+      <w:r>
+        <w:rPr>
+          <w:b/>
+          <w:bCs/>
+        </w:rPr>
+        <w:t xml:space="preserve">conversion</w:t>
+      </w:r>
+      <w:r>
+        <w:t xml:space="preserve"> </w:t>
+      </w:r>
+      <w:r>
+        <w:t xml:space="preserve">(contractor to employee) — are the five state transitions a worker record undergoes. Each is recorded in the HR system as an effective-dated event, and each maps to a deterministic set of identity actions:</w:t>
+      </w:r>
+    </w:p>
+    <w:p>
+      <w:pPr>
+        <w:pStyle w:val="TableCaption"/>
+      </w:pPr>
+      <w:r>
+        <w:t xml:space="preserve">The five lifecycle events and their derived identity actions</w:t>
+      </w:r>
+    </w:p>
+    <w:tbl>
+      <w:tblPr>
+        <w:tblStyle w:val="Table"/>
+        <w:tblW w:type="pct" w:w="5000"/>
+        <w:tblLayout w:type="fixed"/>
+        <w:tblLook w:firstRow="1" w:lastRow="0" w:firstColumn="0" w:lastColumn="0" w:noHBand="0" w:noVBand="0" w:val="0020"/>
+        <w:tblCaption w:val="The five lifecycle events and their derived identity actions"/>
+      </w:tblPr>
+      <w:tblGrid>
+        <w:gridCol w:w="2640"/>
+        <w:gridCol w:w="2640"/>
+        <w:gridCol w:w="2640"/>
+      </w:tblGrid>
+      <w:tr>
+        <w:trPr>
+          <w:tblHeader w:val="on"/>
+        </w:trPr>
+        <w:tc>
+          <w:tcPr/>
+          <w:p>
+            <w:pPr>
+              <w:pStyle w:val="Compact"/>
+            </w:pPr>
+            <w:r>
+              <w:t xml:space="preserve">HR Event</w:t>
+            </w:r>
+          </w:p>
+        </w:tc>
+        <w:tc>
+          <w:tcPr/>
+          <w:p>
+            <w:pPr>
+              <w:pStyle w:val="Compact"/>
+            </w:pPr>
+            <w:r>
+              <w:t xml:space="preserve">Recorded Fact</w:t>
+            </w:r>
+          </w:p>
+        </w:tc>
+        <w:tc>
+          <w:tcPr/>
+          <w:p>
+            <w:pPr>
+              <w:pStyle w:val="Compact"/>
+            </w:pPr>
+            <w:r>
+              <w:t xml:space="preserve">Identity Actions Derived From It</w:t>
+            </w:r>
+          </w:p>
+        </w:tc>
+      </w:tr>
+      <w:tr>
+        <w:tc>
+          <w:tcPr/>
+          <w:p>
+            <w:pPr>
+              <w:pStyle w:val="Compact"/>
+            </w:pPr>
+            <w:r>
+              <w:rPr>
+                <w:b/>
+                <w:bCs/>
+              </w:rPr>
+              <w:t xml:space="preserve">Joiner</w:t>
+            </w:r>
+          </w:p>
+        </w:tc>
+        <w:tc>
+          <w:tcPr/>
+          <w:p>
+            <w:pPr>
+              <w:pStyle w:val="Compact"/>
+            </w:pPr>
+            <w:r>
+              <w:t xml:space="preserve">Future-dated hire: worker record + assignment created</w:t>
+            </w:r>
+          </w:p>
+        </w:tc>
+        <w:tc>
+          <w:tcPr/>
+          <w:p>
+            <w:pPr>
+              <w:pStyle w:val="Compact"/>
+            </w:pPr>
+            <w:r>
+              <w:t xml:space="preserve">Account created ahead of start date, disabled until effective date; licenses and baseline group memberships derived from assignment attributes; credential enrollment (Book 02 device, Book 03 authenticator) queued for day one</w:t>
+            </w:r>
+          </w:p>
+        </w:tc>
+      </w:tr>
+      <w:tr>
+        <w:tc>
+          <w:tcPr/>
+          <w:p>
+            <w:pPr>
+              <w:pStyle w:val="Compact"/>
+            </w:pPr>
+            <w:r>
+              <w:rPr>
+                <w:b/>
+                <w:bCs/>
+              </w:rPr>
+              <w:t xml:space="preserve">Mover</w:t>
+            </w:r>
+          </w:p>
+        </w:tc>
+        <w:tc>
+          <w:tcPr/>
+          <w:p>
+            <w:pPr>
+              <w:pStyle w:val="Compact"/>
+            </w:pPr>
+            <w:r>
+              <w:t xml:space="preserve">Assignment change: new position, organization, location, or supervisor</w:t>
+            </w:r>
+          </w:p>
+        </w:tc>
+        <w:tc>
+          <w:tcPr/>
+          <w:p>
+            <w:pPr>
+              <w:pStyle w:val="Compact"/>
+            </w:pPr>
+            <w:r>
+              <w:t xml:space="preserve">Attributes re-stamped; dynamic memberships re-computed — old division’s access</w:t>
+            </w:r>
+            <w:r>
+              <w:t xml:space="preserve"> </w:t>
+            </w:r>
+            <w:r>
+              <w:rPr>
+                <w:i/>
+                <w:iCs/>
+              </w:rPr>
+              <w:t xml:space="preserve">leaves</w:t>
+            </w:r>
+            <w:r>
+              <w:t xml:space="preserve"> </w:t>
+            </w:r>
+            <w:r>
+              <w:t xml:space="preserve">as the new division’s arrives; access review triggered on the residual (PS-5); approval routing follows the new supervisor of record</w:t>
+            </w:r>
+          </w:p>
+        </w:tc>
+      </w:tr>
+      <w:tr>
+        <w:tc>
+          <w:tcPr/>
+          <w:p>
+            <w:pPr>
+              <w:pStyle w:val="Compact"/>
+            </w:pPr>
+            <w:r>
+              <w:rPr>
+                <w:b/>
+                <w:bCs/>
+              </w:rPr>
+              <w:t xml:space="preserve">Leaver</w:t>
+            </w:r>
+          </w:p>
+        </w:tc>
+        <w:tc>
+          <w:tcPr/>
+          <w:p>
+            <w:pPr>
+              <w:pStyle w:val="Compact"/>
+            </w:pPr>
+            <w:r>
+              <w:t xml:space="preserve">Effective-dated separation</w:t>
+            </w:r>
+          </w:p>
+        </w:tc>
+        <w:tc>
+          <w:tcPr/>
+          <w:p>
+            <w:pPr>
+              <w:pStyle w:val="Compact"/>
+            </w:pPr>
+            <w:r>
+              <w:t xml:space="preserve">On the effective date: account disabled, sessions and refresh tokens revoked, group memberships removed, credentials revoked through the Book 03 lifecycle, mailbox and data handled per retention policy — as one automated sequence with one timestamped evidence trail (PS-4)</w:t>
+            </w:r>
+          </w:p>
+        </w:tc>
+      </w:tr>
+      <w:tr>
+        <w:tc>
+          <w:tcPr/>
+          <w:p>
+            <w:pPr>
+              <w:pStyle w:val="Compact"/>
+            </w:pPr>
+            <w:r>
+              <w:rPr>
+                <w:b/>
+                <w:bCs/>
+              </w:rPr>
+              <w:t xml:space="preserve">Rehire</w:t>
+            </w:r>
+          </w:p>
+        </w:tc>
+        <w:tc>
+          <w:tcPr/>
+          <w:p>
+            <w:pPr>
+              <w:pStyle w:val="Compact"/>
+            </w:pPr>
+            <w:r>
+              <w:t xml:space="preserve">Returning worker matched to prior worker record</w:t>
+            </w:r>
+          </w:p>
+        </w:tc>
+        <w:tc>
+          <w:tcPr/>
+          <w:p>
+            <w:pPr>
+              <w:pStyle w:val="Compact"/>
+            </w:pPr>
+            <w:r>
+              <w:t xml:space="preserve">Prior identifier re-linked — the person resumes their identity rather than acquiring a second one (IA-4)</w:t>
+            </w:r>
+          </w:p>
+        </w:tc>
+      </w:tr>
+      <w:tr>
+        <w:tc>
+          <w:tcPr/>
+          <w:p>
+            <w:pPr>
+              <w:pStyle w:val="Compact"/>
+            </w:pPr>
+            <w:r>
+              <w:rPr>
+                <w:b/>
+                <w:bCs/>
+              </w:rPr>
+              <w:t xml:space="preserve">Conversion</w:t>
+            </w:r>
+          </w:p>
+        </w:tc>
+        <w:tc>
+          <w:tcPr/>
+          <w:p>
+            <w:pPr>
+              <w:pStyle w:val="Compact"/>
+            </w:pPr>
+            <w:r>
+              <w:t xml:space="preserve">Worker type changes; affiliation continuous</w:t>
+            </w:r>
+          </w:p>
+        </w:tc>
+        <w:tc>
+          <w:tcPr/>
+          <w:p>
+            <w:pPr>
+              <w:pStyle w:val="Compact"/>
+            </w:pPr>
+            <w:r>
+              <w:t xml:space="preserve">Same identifier, re-derived access; the contractor-to-employee seam stops minting duplicate identities</w:t>
+            </w:r>
+          </w:p>
+        </w:tc>
+      </w:tr>
+    </w:tbl>
+    <w:p>
+      <w:pPr>
+        <w:pStyle w:val="BodyText"/>
+      </w:pPr>
+      <w:r>
+        <w:t xml:space="preserve">The load-bearing property is the direction of causation. Nobody</w:t>
       </w:r>
       <w:r>
         <w:t xml:space="preserve"> </w:t>
@@ -4211,102 +4607,146 @@
           <w:i/>
           <w:iCs/>
         </w:rPr>
-        <w:t xml:space="preserve">HR-Agnostic Provisioning Architecture</w:t>
-      </w:r>
-      <w:r>
-        <w:t xml:space="preserve">; status Final v1.0, verified against Microsoft Learn). Its shape:</w:t>
-      </w:r>
-    </w:p>
-    <w:p>
-      <w:pPr>
-        <w:pStyle w:val="BlockText"/>
+        <w:t xml:space="preserve">requests</w:t>
+      </w:r>
+      <w:r>
+        <w:t xml:space="preserve"> </w:t>
+      </w:r>
+      <w:r>
+        <w:t xml:space="preserve">an account for a new hire; the hire</w:t>
+      </w:r>
+      <w:r>
+        <w:t xml:space="preserve"> </w:t>
+      </w:r>
+      <w:r>
+        <w:rPr>
+          <w:i/>
+          <w:iCs/>
+        </w:rPr>
+        <w:t xml:space="preserve">causes</w:t>
+      </w:r>
+      <w:r>
+        <w:t xml:space="preserve"> </w:t>
+      </w:r>
+      <w:r>
+        <w:t xml:space="preserve">the account. Nobody</w:t>
+      </w:r>
+      <w:r>
+        <w:t xml:space="preserve"> </w:t>
+      </w:r>
+      <w:r>
+        <w:rPr>
+          <w:i/>
+          <w:iCs/>
+        </w:rPr>
+        <w:t xml:space="preserve">remembers</w:t>
+      </w:r>
+      <w:r>
+        <w:t xml:space="preserve"> </w:t>
+      </w:r>
+      <w:r>
+        <w:t xml:space="preserve">to disable a leaver; the separation record</w:t>
+      </w:r>
+      <w:r>
+        <w:t xml:space="preserve"> </w:t>
+      </w:r>
+      <w:r>
+        <w:rPr>
+          <w:i/>
+          <w:iCs/>
+        </w:rPr>
+        <w:t xml:space="preserve">is</w:t>
+      </w:r>
+      <w:r>
+        <w:t xml:space="preserve"> </w:t>
+      </w:r>
+      <w:r>
+        <w:t xml:space="preserve">the disablement, with an effective date the automation honors to the day. The ticket queue survives only for exceptions — and every exception is visible as a deviation from a computed baseline, which is what makes the exceptions auditable.</w:t>
+      </w:r>
+    </w:p>
+    <w:p>
+      <w:pPr>
+        <w:pStyle w:val="BodyText"/>
+      </w:pPr>
+      <w:r>
+        <w:t xml:space="preserve">Consider the two architectures side by side in the completed series, in the paired-scenario form</w:t>
+      </w:r>
+      <w:r>
+        <w:t xml:space="preserve"> </w:t>
+      </w:r>
+      <w:hyperlink r:id="rId16">
+        <w:r>
+          <w:rPr>
+            <w:rStyle w:val="Hyperlink"/>
+          </w:rPr>
+          <w:t xml:space="preserve">Book 02</w:t>
+        </w:r>
+      </w:hyperlink>
+      <w:r>
+        <w:t xml:space="preserve"> </w:t>
+      </w:r>
+      <w:r>
+        <w:t xml:space="preserve">used for the port:</w:t>
+      </w:r>
+    </w:p>
+    <w:p>
+      <w:pPr>
+        <w:pStyle w:val="BodyText"/>
       </w:pPr>
       <w:r>
         <w:rPr>
           <w:b/>
           <w:bCs/>
         </w:rPr>
-        <w:t xml:space="preserve">HR system of record → integration middleware → Microsoft Graph</w:t>
-      </w:r>
+        <w:t xml:space="preserve">Scenario A — separation under fragmented truth.</w:t>
+      </w:r>
+      <w:r>
+        <w:t xml:space="preserve"> </w:t>
+      </w:r>
+      <w:r>
+        <w:t xml:space="preserve">A worker separates on a Friday. Their FIDO2 key, machine certificate, and enrolled device are all</w:t>
+      </w:r>
+      <w:r>
+        <w:t xml:space="preserve"> </w:t>
+      </w:r>
+      <w:r>
+        <w:rPr>
+          <w:i/>
+          <w:iCs/>
+        </w:rPr>
+        <w:t xml:space="preserve">valid</w:t>
+      </w:r>
+      <w:r>
+        <w:t xml:space="preserve"> </w:t>
+      </w:r>
+      <w:r>
+        <w:t xml:space="preserve">— Books 02 and 03 built them well, and nothing about the separation touches any of them. Conditional access evaluates a compliant device and a phishing-resistant credential and correctly allows. Every control fires correctly, because every control is asserting exactly what its plane knows — and no plane knows the one fact that matters. The strength of the substrate now works for the former worker.</w:t>
+      </w:r>
+    </w:p>
+    <w:p>
+      <w:pPr>
+        <w:pStyle w:val="BodyText"/>
+      </w:pPr>
       <w:r>
         <w:rPr>
           <w:b/>
           <w:bCs/>
         </w:rPr>
-        <w:t xml:space="preserve"> </w:t>
-      </w:r>
-      <w:r>
-        <w:rPr>
-          <w:rStyle w:val="VerbatimChar"/>
-          <w:b/>
-          <w:bCs/>
-        </w:rPr>
-        <w:t xml:space="preserve">bulkUpload</w:t>
-      </w:r>
-      <w:r>
-        <w:rPr>
-          <w:b/>
-          <w:bCs/>
-        </w:rPr>
-        <w:t xml:space="preserve"> </w:t>
-      </w:r>
-      <w:r>
-        <w:rPr>
-          <w:b/>
-          <w:bCs/>
-        </w:rPr>
-        <w:t xml:space="preserve">API → Entra ID provisioning service</w:t>
-      </w:r>
-      <w:r>
-        <w:t xml:space="preserve"> </w:t>
-      </w:r>
-      <w:r>
-        <w:t xml:space="preserve">— SCIM 2.0 (RFC 7643/7644) as the wire format, submitted over HTTPS, accepted asynchronously with HTTP 202, processed in near real time.</w:t>
-      </w:r>
-    </w:p>
-    <w:p>
-      <w:pPr>
-        <w:pStyle w:val="FirstParagraph"/>
-      </w:pPr>
-      <w:r>
-        <w:t xml:space="preserve">Three properties of this design are doctrine, not implementation detail:</w:t>
-      </w:r>
-    </w:p>
-    <w:p>
-      <w:pPr>
-        <w:pStyle w:val="Compact"/>
-        <w:numPr>
-          <w:ilvl w:val="0"/>
-          <w:numId w:val="1005"/>
-        </w:numPr>
-      </w:pPr>
-      <w:r>
-        <w:rPr>
-          <w:b/>
-          <w:bCs/>
-        </w:rPr>
-        <w:t xml:space="preserve">The architecture is source-agnostic; the deployed source is a configuration.</w:t>
-      </w:r>
-      <w:r>
-        <w:t xml:space="preserve"> </w:t>
-      </w:r>
-      <w:r>
-        <w:t xml:space="preserve">The middleware normalizes any HCM’s export into the canonical SCIM payload, so the</w:t>
-      </w:r>
-      <w:r>
-        <w:t xml:space="preserve"> </w:t>
-      </w:r>
-      <w:r>
-        <w:rPr>
-          <w:rStyle w:val="VerbatimChar"/>
-        </w:rPr>
-        <w:t xml:space="preserve">bulkUpload</w:t>
-      </w:r>
-      <w:r>
-        <w:t xml:space="preserve"> </w:t>
-      </w:r>
-      <w:r>
-        <w:t xml:space="preserve">call is identical regardless of HR source. Oracle HCM Cloud is the</w:t>
+        <w:t xml:space="preserve">Scenario B — separation under the identity SSOT.</w:t>
+      </w:r>
+      <w:r>
+        <w:t xml:space="preserve"> </w:t>
+      </w:r>
+      <w:r>
+        <w:t xml:space="preserve">The same Friday, the effective-dated record initiates the leaver sequence: the account disables, sessions and refresh tokens revoke, memberships drop, the certificate revokes through the Book 03 lifecycle, and the device’s admission credential dies with it — so Monday’s port authentication fails at the wire per Book 02. Each step leaves a timestamp. The substrate’s strength now works for the agency, because the truth plane finally told it the truth.</w:t>
+      </w:r>
+    </w:p>
+    <w:p>
+      <w:pPr>
+        <w:pStyle w:val="BodyText"/>
+      </w:pPr>
+      <w:r>
+        <w:t xml:space="preserve">The pair is the whole book in miniature: Parts 1–3 determine how</w:t>
       </w:r>
       <w:r>
         <w:t xml:space="preserve"> </w:t>
@@ -4316,25 +4756,13 @@
           <w:i/>
           <w:iCs/>
         </w:rPr>
-        <w:t xml:space="preserve">deployed</w:t>
-      </w:r>
-      <w:r>
-        <w:t xml:space="preserve"> </w:t>
-      </w:r>
-      <w:r>
-        <w:t xml:space="preserve">system of record in this architecture — named here the way the series names InfoBlox and Entra ID — but nothing in the design depends on it. If the source ever changes, the adapter changes; the doctrine, the pipeline, and every downstream derivation do not. That is what</w:t>
-      </w:r>
-      <w:r>
-        <w:t xml:space="preserve"> </w:t>
-      </w:r>
-      <w:r>
-        <w:t xml:space="preserve">“HR-agnostic”</w:t>
-      </w:r>
-      <w:r>
-        <w:t xml:space="preserve"> </w:t>
-      </w:r>
-      <w:r>
-        <w:t xml:space="preserve">buys: the SSOT is a</w:t>
+        <w:t xml:space="preserve">forcefully</w:t>
+      </w:r>
+      <w:r>
+        <w:t xml:space="preserve"> </w:t>
+      </w:r>
+      <w:r>
+        <w:t xml:space="preserve">the architecture asserts identity; this part determines whether what it asserts is</w:t>
       </w:r>
       <w:r>
         <w:t xml:space="preserve"> </w:t>
@@ -4344,94 +4772,10 @@
           <w:i/>
           <w:iCs/>
         </w:rPr>
-        <w:t xml:space="preserve">role</w:t>
-      </w:r>
-      <w:r>
-        <w:t xml:space="preserve">, filled by whichever system holds business authority.</w:t>
-      </w:r>
-    </w:p>
-    <w:p>
-      <w:pPr>
-        <w:pStyle w:val="Compact"/>
-        <w:numPr>
-          <w:ilvl w:val="0"/>
-          <w:numId w:val="1005"/>
-        </w:numPr>
-      </w:pPr>
-      <w:r>
-        <w:rPr>
-          <w:b/>
-          <w:bCs/>
-        </w:rPr>
-        <w:t xml:space="preserve">One entry point, therefore one provenance stream.</w:t>
-      </w:r>
-      <w:r>
-        <w:t xml:space="preserve"> </w:t>
-      </w:r>
-      <w:r>
-        <w:t xml:space="preserve">All inbound identity writes flow through the single provisioning surface, and the middleware emits a provenance record per provisioning event</w:t>
-      </w:r>
-      <w:r>
-        <w:t xml:space="preserve"> </w:t>
-      </w:r>
-      <w:r>
-        <w:rPr>
-          <w:i/>
-          <w:iCs/>
-        </w:rPr>
-        <w:t xml:space="preserve">before</w:t>
-      </w:r>
-      <w:r>
-        <w:t xml:space="preserve"> </w:t>
-      </w:r>
-      <w:r>
-        <w:t xml:space="preserve">the Graph call returns. One entry point is what makes lineage (SI-12) and drift detection tractable — there is exactly one door to instrument.</w:t>
-      </w:r>
-    </w:p>
-    <w:p>
-      <w:pPr>
-        <w:pStyle w:val="Compact"/>
-        <w:numPr>
-          <w:ilvl w:val="0"/>
-          <w:numId w:val="1005"/>
-        </w:numPr>
-      </w:pPr>
-      <w:r>
-        <w:rPr>
-          <w:b/>
-          <w:bCs/>
-        </w:rPr>
-        <w:t xml:space="preserve">The envelope is engineered, not assumed.</w:t>
-      </w:r>
-      <w:r>
-        <w:t xml:space="preserve"> </w:t>
-      </w:r>
-      <w:r>
-        <w:t xml:space="preserve">The verified operating numbers: throttling at 40 API calls per 5-second window; tenant daily caps of 2,000 calls per 24 hours (Entra ID P1/P2) or 6,000 (Entra ID Governance); batch payloads of up to 50 operations per call; Entra ID P1 as the licensing floor; and, where on-premises AD writeback persists during directory coexistence, three active provisioning agents for high availability. Worth one sentence of series doctrine: the spec’s own correction history records that its first draft overstated the throttling envelope five-fold and was corrected on verification against the authoritative source — which is precisely the falsifiability discipline this series demands of every load-bearing number.</w:t>
-      </w:r>
-    </w:p>
-    <w:p>
-      <w:pPr>
-        <w:pStyle w:val="FirstParagraph"/>
-      </w:pPr>
-      <w:r>
-        <w:t xml:space="preserve">Native HR connectors, where they exist for a given HCM, are permitted as accelerators — but the API-driven path is the canonical architecture, because it is the one that works for</w:t>
-      </w:r>
-      <w:r>
-        <w:t xml:space="preserve"> </w:t>
-      </w:r>
-      <w:r>
-        <w:rPr>
-          <w:i/>
-          <w:iCs/>
-        </w:rPr>
-        <w:t xml:space="preserve">any</w:t>
-      </w:r>
-      <w:r>
-        <w:t xml:space="preserve"> </w:t>
-      </w:r>
-      <w:r>
-        <w:t xml:space="preserve">source and the only one whose middleware layer can compute organizational attributes and emit provenance before the identity platform ever sees the record.</w:t>
+        <w:t xml:space="preserve">still true</w:t>
+      </w:r>
+      <w:r>
+        <w:t xml:space="preserve">.</w:t>
       </w:r>
     </w:p>
     <w:tbl>
@@ -4447,7 +4791,7 @@
       <w:tr>
         <w:tc>
           <w:tcPr/>
-          <w:bookmarkStart w:id="53" w:name="fig-hrit06"/>
+          <w:bookmarkStart w:id="56" w:name="fig-hrit02"/>
           <w:p>
             <w:pPr>
               <w:pStyle w:val="Compact"/>
@@ -4458,18 +4802,18 @@
                 <wp:inline>
                   <wp:extent cx="5334000" cy="3000375"/>
                   <wp:effectExtent b="0" l="0" r="0" t="0"/>
-                  <wp:docPr descr="" title="" id="51" name="Picture"/>
+                  <wp:docPr descr="" title="" id="54" name="Picture"/>
                   <a:graphic>
                     <a:graphicData uri="http://schemas.openxmlformats.org/drawingml/2006/picture">
                       <pic:pic>
                         <pic:nvPicPr>
-                          <pic:cNvPr descr="figs/hrit-fig-06-provisioning-pipeline.png" id="52" name="Picture"/>
+                          <pic:cNvPr descr="figs/hrit-fig-02-jml-event-flow.png" id="55" name="Picture"/>
                           <pic:cNvPicPr>
                             <a:picLocks noChangeArrowheads="1" noChangeAspect="1"/>
                           </pic:cNvPicPr>
                         </pic:nvPicPr>
                         <pic:blipFill>
-                          <a:blip r:embed="rId50"/>
+                          <a:blip r:embed="rId53"/>
                           <a:stretch>
                             <a:fillRect/>
                           </a:stretch>
@@ -4506,21 +4850,21 @@
               <w:pStyle w:val="ImageCaption"/>
             </w:pPr>
             <w:r>
-              <w:t xml:space="preserve">Figure 4: The inbound provisioning pipeline — one entry point, one provenance stream</w:t>
-            </w:r>
-          </w:p>
-          <w:bookmarkEnd w:id="53"/>
+              <w:t xml:space="preserve">Figure 4: The joiner-mover-leaver event flow from HR record to identity action</w:t>
+            </w:r>
+          </w:p>
+          <w:bookmarkEnd w:id="56"/>
         </w:tc>
       </w:tr>
     </w:tbl>
-    <w:bookmarkEnd w:id="54"/>
-    <w:bookmarkStart w:id="55" w:name="one-person-one-identifier"/>
+    <w:bookmarkEnd w:id="57"/>
+    <w:bookmarkStart w:id="62" w:name="X448f77dc5d62c73b880d5374cd77a9bd610a269"/>
     <w:p>
       <w:pPr>
         <w:pStyle w:val="Heading2"/>
       </w:pPr>
       <w:r>
-        <w:t xml:space="preserve">4.3 One Person, One Identifier</w:t>
+        <w:t xml:space="preserve">5.2 HR-Driven Provisioning Into the Identity Plane</w:t>
       </w:r>
     </w:p>
     <w:p>
@@ -4528,7 +4872,7 @@
         <w:pStyle w:val="FirstParagraph"/>
       </w:pPr>
       <w:r>
-        <w:t xml:space="preserve">IA-4 requires managing identifiers by receiving authorization to assign them, selecting and assigning them to the intended entity, and</w:t>
+        <w:t xml:space="preserve">The pipeline that carries events from the system of record into the identity platform is specified canonically in</w:t>
       </w:r>
       <w:r>
         <w:t xml:space="preserve"> </w:t>
@@ -4538,130 +4882,73 @@
           <w:b/>
           <w:bCs/>
         </w:rPr>
-        <w:t xml:space="preserve">preventing their reuse</w:t>
-      </w:r>
-      <w:r>
-        <w:t xml:space="preserve"> </w:t>
-      </w:r>
-      <w:r>
-        <w:t xml:space="preserve">for a defined period. The enterprise discipline this architecture implements is stricter and simpler:</w:t>
-      </w:r>
-      <w:r>
-        <w:t xml:space="preserve"> </w:t>
-      </w:r>
+        <w:t xml:space="preserve">Spec2-D3.1 — API-Driven Inbound Provisioning Architecture</w:t>
+      </w:r>
+      <w:r>
+        <w:t xml:space="preserve"> </w:t>
+      </w:r>
+      <w:r>
+        <w:t xml:space="preserve">(UIAO_136 Spec 2,</w:t>
+      </w:r>
+      <w:r>
+        <w:t xml:space="preserve"> </w:t>
+      </w:r>
+      <w:r>
+        <w:rPr>
+          <w:i/>
+          <w:iCs/>
+        </w:rPr>
+        <w:t xml:space="preserve">HR-Agnostic Provisioning Architecture</w:t>
+      </w:r>
+      <w:r>
+        <w:t xml:space="preserve">; status Final v1.0, verified against Microsoft Learn). Its shape:</w:t>
+      </w:r>
+    </w:p>
+    <w:p>
+      <w:pPr>
+        <w:pStyle w:val="BlockText"/>
+      </w:pPr>
       <w:r>
         <w:rPr>
           <w:b/>
           <w:bCs/>
         </w:rPr>
-        <w:t xml:space="preserve">one person, one identifier, for the life of the affiliation — across every account, system, rehire, and conversion.</w:t>
-      </w:r>
-    </w:p>
-    <w:p>
-      <w:pPr>
-        <w:pStyle w:val="BodyText"/>
-      </w:pPr>
-      <w:r>
-        <w:t xml:space="preserve">The</w:t>
-      </w:r>
-      <w:r>
-        <w:t xml:space="preserve"> </w:t>
-      </w:r>
-      <w:r>
-        <w:rPr>
-          <w:rStyle w:val="VerbatimChar"/>
-        </w:rPr>
-        <w:t xml:space="preserve">employeeId</w:t>
-      </w:r>
-      <w:r>
-        <w:t xml:space="preserve"> </w:t>
-      </w:r>
-      <w:r>
-        <w:t xml:space="preserve">assigned at first affiliation is the immutable correlation anchor. It never changes with name, position, region, or worker type; every account in every system that belongs to the person carries it; and when the person returns after a break in service, the rehire event re-links the</w:t>
-      </w:r>
-      <w:r>
-        <w:t xml:space="preserve"> </w:t>
-      </w:r>
-      <w:r>
-        <w:rPr>
-          <w:i/>
-          <w:iCs/>
-        </w:rPr>
-        <w:t xml:space="preserve">same</w:t>
-      </w:r>
-      <w:r>
-        <w:t xml:space="preserve"> </w:t>
-      </w:r>
-      <w:r>
-        <w:t xml:space="preserve">identifier rather than minting a fresh identity. This is only possible where the</w:t>
-      </w:r>
-      <w:r>
-        <w:t xml:space="preserve"> </w:t>
-      </w:r>
-      <w:r>
-        <w:rPr>
-          <w:i/>
-          <w:iCs/>
-        </w:rPr>
-        <w:t xml:space="preserve">person</w:t>
-      </w:r>
-      <w:r>
-        <w:t xml:space="preserve"> </w:t>
-      </w:r>
-      <w:r>
-        <w:t xml:space="preserve">— not the account — is the tracked entity. A directory cannot do it: directories track accounts, and an account deleted at separation takes its history with it. The worker record persists across affiliations, which is why identifier non-reuse and rehire correlation are properties of the HR plane, projected downward.</w:t>
-      </w:r>
-    </w:p>
-    <w:p>
-      <w:pPr>
-        <w:pStyle w:val="BodyText"/>
-      </w:pPr>
-      <w:r>
-        <w:t xml:space="preserve">The same anchor is what makes audit joins possible at all: the token event in the SIEM, the database login, the badge swipe, and the personnel action resolve to one person only because one identifier threads them.</w:t>
-      </w:r>
-    </w:p>
-    <w:bookmarkEnd w:id="55"/>
-    <w:bookmarkStart w:id="56" w:name="the-worker-type-boundary"/>
-    <w:p>
-      <w:pPr>
-        <w:pStyle w:val="Heading2"/>
-      </w:pPr>
-      <w:r>
-        <w:t xml:space="preserve">4.4 The Worker-Type Boundary</w:t>
-      </w:r>
-    </w:p>
-    <w:p>
-      <w:pPr>
-        <w:pStyle w:val="FirstParagraph"/>
-      </w:pPr>
-      <w:r>
-        <w:t xml:space="preserve">One authoritative attribute deserves special notice because entire policy families hang from it:</w:t>
-      </w:r>
-      <w:r>
-        <w:t xml:space="preserve"> </w:t>
+        <w:t xml:space="preserve">HR system of record → integration middleware → Microsoft Graph</w:t>
       </w:r>
       <w:r>
         <w:rPr>
           <w:b/>
           <w:bCs/>
         </w:rPr>
-        <w:t xml:space="preserve">worker type.</w:t>
-      </w:r>
-      <w:r>
-        <w:t xml:space="preserve"> </w:t>
-      </w:r>
-      <w:r>
-        <w:t xml:space="preserve">Employee, contractor, intern, volunteer — the classification determines member-versus-guest treatment in the tenant, license assignment, access ceilings, and which conditional-access baseline applies. When worker type is a directory field someone sets at account creation, it is wrong exactly as often as staffing paperwork is ambiguous, and the errors are invisible because nothing reconciles them. When it is derived from the worker record, the contractor whose engagement ends loses access on the engagement’s end date (a leaver event for a non-employee), and the conversion seam — contractor on Friday, employee on Monday — is a re-derivation on the same identifier rather than a second identity with a second, forgotten first account. IA-4(4)’s status characterization (identifying each individual as, for example, a contractor) falls out of the same attribute for free: the characteristic is asserted by the system that classifies workers as a business act, not annotated by an administrator who heard about it.</w:t>
-      </w:r>
-    </w:p>
-    <w:bookmarkEnd w:id="56"/>
-    <w:bookmarkStart w:id="61" w:name="X6425fd18b5c4f116f10f22295a2c67df893cf44"/>
-    <w:p>
-      <w:pPr>
-        <w:pStyle w:val="Heading2"/>
-      </w:pPr>
-      <w:r>
-        <w:t xml:space="preserve">4.5 Deprovisioning Is an HR Event, Not a Ticket</w:t>
+        <w:t xml:space="preserve"> </w:t>
+      </w:r>
+      <w:r>
+        <w:rPr>
+          <w:rStyle w:val="VerbatimChar"/>
+          <w:b/>
+          <w:bCs/>
+        </w:rPr>
+        <w:t xml:space="preserve">bulkUpload</w:t>
+      </w:r>
+      <w:r>
+        <w:rPr>
+          <w:b/>
+          <w:bCs/>
+        </w:rPr>
+        <w:t xml:space="preserve"> </w:t>
+      </w:r>
+      <w:r>
+        <w:rPr>
+          <w:b/>
+          <w:bCs/>
+        </w:rPr>
+        <w:t xml:space="preserve">API → Entra ID provisioning service</w:t>
+      </w:r>
+      <w:r>
+        <w:t xml:space="preserve"> </w:t>
+      </w:r>
+      <w:r>
+        <w:t xml:space="preserve">— SCIM 2.0 (RFC 7643/7644) as the wire format, submitted over HTTPS, accepted asynchronously with HTTP 202, processed in near real time.</w:t>
       </w:r>
     </w:p>
     <w:p>
@@ -4669,7 +4956,7 @@
         <w:pStyle w:val="FirstParagraph"/>
       </w:pPr>
       <w:r>
-        <w:t xml:space="preserve">The leaver sequence deserves its own statement, because it is where the fragmented-truth architecture kills its audit findings — and occasionally its incident reports. In the target state, separation processing is initiated by the effective-dated termination record, and the automated sequence executes on that date, in order, as one workflow:</w:t>
+        <w:t xml:space="preserve">Three properties of this design are doctrine, not implementation detail:</w:t>
       </w:r>
     </w:p>
     <w:p>
@@ -4677,7 +4964,7 @@
         <w:pStyle w:val="Compact"/>
         <w:numPr>
           <w:ilvl w:val="0"/>
-          <w:numId w:val="1006"/>
+          <w:numId w:val="1005"/>
         </w:numPr>
       </w:pPr>
       <w:r>
@@ -4685,13 +4972,69 @@
           <w:b/>
           <w:bCs/>
         </w:rPr>
-        <w:t xml:space="preserve">Disable the account</w:t>
-      </w:r>
-      <w:r>
-        <w:t xml:space="preserve"> </w:t>
-      </w:r>
-      <w:r>
-        <w:t xml:space="preserve">— the sign-in gate closes first.</w:t>
+        <w:t xml:space="preserve">The architecture is source-agnostic; the deployed source is a configuration.</w:t>
+      </w:r>
+      <w:r>
+        <w:t xml:space="preserve"> </w:t>
+      </w:r>
+      <w:r>
+        <w:t xml:space="preserve">The middleware normalizes any HCM’s export into the canonical SCIM payload, so the</w:t>
+      </w:r>
+      <w:r>
+        <w:t xml:space="preserve"> </w:t>
+      </w:r>
+      <w:r>
+        <w:rPr>
+          <w:rStyle w:val="VerbatimChar"/>
+        </w:rPr>
+        <w:t xml:space="preserve">bulkUpload</w:t>
+      </w:r>
+      <w:r>
+        <w:t xml:space="preserve"> </w:t>
+      </w:r>
+      <w:r>
+        <w:t xml:space="preserve">call is identical regardless of HR source. Oracle HCM Cloud is the</w:t>
+      </w:r>
+      <w:r>
+        <w:t xml:space="preserve"> </w:t>
+      </w:r>
+      <w:r>
+        <w:rPr>
+          <w:i/>
+          <w:iCs/>
+        </w:rPr>
+        <w:t xml:space="preserve">deployed</w:t>
+      </w:r>
+      <w:r>
+        <w:t xml:space="preserve"> </w:t>
+      </w:r>
+      <w:r>
+        <w:t xml:space="preserve">system of record in this architecture — named here the way the series names InfoBlox and Entra ID — but nothing in the design depends on it. If the source ever changes, the adapter changes; the doctrine, the pipeline, and every downstream derivation do not. That is what</w:t>
+      </w:r>
+      <w:r>
+        <w:t xml:space="preserve"> </w:t>
+      </w:r>
+      <w:r>
+        <w:t xml:space="preserve">“HR-agnostic”</w:t>
+      </w:r>
+      <w:r>
+        <w:t xml:space="preserve"> </w:t>
+      </w:r>
+      <w:r>
+        <w:t xml:space="preserve">buys: the SSOT is a</w:t>
+      </w:r>
+      <w:r>
+        <w:t xml:space="preserve"> </w:t>
+      </w:r>
+      <w:r>
+        <w:rPr>
+          <w:i/>
+          <w:iCs/>
+        </w:rPr>
+        <w:t xml:space="preserve">role</w:t>
+      </w:r>
+      <w:r>
+        <w:t xml:space="preserve">, filled by whichever system holds business authority.</w:t>
       </w:r>
     </w:p>
     <w:p>
@@ -4699,7 +5042,7 @@
         <w:pStyle w:val="Compact"/>
         <w:numPr>
           <w:ilvl w:val="0"/>
-          <w:numId w:val="1006"/>
+          <w:numId w:val="1005"/>
         </w:numPr>
       </w:pPr>
       <w:r>
@@ -4707,13 +5050,13 @@
           <w:b/>
           <w:bCs/>
         </w:rPr>
-        <w:t xml:space="preserve">Revoke active sessions and refresh tokens</w:t>
-      </w:r>
-      <w:r>
-        <w:t xml:space="preserve"> </w:t>
-      </w:r>
-      <w:r>
-        <w:t xml:space="preserve">— disabling prevents</w:t>
+        <w:t xml:space="preserve">One entry point, therefore one provenance stream.</w:t>
+      </w:r>
+      <w:r>
+        <w:t xml:space="preserve"> </w:t>
+      </w:r>
+      <w:r>
+        <w:t xml:space="preserve">All inbound identity writes flow through the single provisioning surface, and the middleware emits a provenance record per provisioning event</w:t>
       </w:r>
       <w:r>
         <w:t xml:space="preserve"> </w:t>
@@ -4723,13 +5066,13 @@
           <w:i/>
           <w:iCs/>
         </w:rPr>
-        <w:t xml:space="preserve">new</w:t>
-      </w:r>
-      <w:r>
-        <w:t xml:space="preserve"> </w:t>
-      </w:r>
-      <w:r>
-        <w:t xml:space="preserve">tokens; revocation ends the ones already issued, so the control takes effect in token-lifetime minutes rather than at next sign-in.</w:t>
+        <w:t xml:space="preserve">before</w:t>
+      </w:r>
+      <w:r>
+        <w:t xml:space="preserve"> </w:t>
+      </w:r>
+      <w:r>
+        <w:t xml:space="preserve">the Graph call returns. One entry point is what makes lineage (SI-12) and drift detection tractable — there is exactly one door to instrument.</w:t>
       </w:r>
     </w:p>
     <w:p>
@@ -4737,7 +5080,7 @@
         <w:pStyle w:val="Compact"/>
         <w:numPr>
           <w:ilvl w:val="0"/>
-          <w:numId w:val="1006"/>
+          <w:numId w:val="1005"/>
         </w:numPr>
       </w:pPr>
       <w:r>
@@ -4745,79 +5088,13 @@
           <w:b/>
           <w:bCs/>
         </w:rPr>
-        <w:t xml:space="preserve">Verify</w:t>
-      </w:r>
-      <w:r>
-        <w:t xml:space="preserve"> </w:t>
-      </w:r>
-      <w:r>
-        <w:t xml:space="preserve">— read back the revocation state; a step that cannot be confirmed is a step that did not happen, as far as evidence is concerned.</w:t>
-      </w:r>
-    </w:p>
-    <w:p>
-      <w:pPr>
-        <w:pStyle w:val="Compact"/>
-        <w:numPr>
-          <w:ilvl w:val="0"/>
-          <w:numId w:val="1006"/>
-        </w:numPr>
-      </w:pPr>
-      <w:r>
-        <w:rPr>
-          <w:b/>
-          <w:bCs/>
-        </w:rPr>
-        <w:t xml:space="preserve">Remove group memberships and access-package assignments</w:t>
-      </w:r>
-      <w:r>
-        <w:t xml:space="preserve"> </w:t>
-      </w:r>
-      <w:r>
-        <w:t xml:space="preserve">— entitlements end even where a downstream application caches identity.</w:t>
-      </w:r>
-    </w:p>
-    <w:p>
-      <w:pPr>
-        <w:pStyle w:val="Compact"/>
-        <w:numPr>
-          <w:ilvl w:val="0"/>
-          <w:numId w:val="1006"/>
-        </w:numPr>
-      </w:pPr>
-      <w:r>
-        <w:rPr>
-          <w:b/>
-          <w:bCs/>
-        </w:rPr>
-        <w:t xml:space="preserve">Revoke credentials</w:t>
-      </w:r>
-      <w:r>
-        <w:t xml:space="preserve"> </w:t>
-      </w:r>
-      <w:r>
-        <w:t xml:space="preserve">— certificates through the Book 03 lifecycle; the device’s admission credential through the Book 02 pipeline, so the port stops trusting the hardware too.</w:t>
-      </w:r>
-    </w:p>
-    <w:p>
-      <w:pPr>
-        <w:pStyle w:val="Compact"/>
-        <w:numPr>
-          <w:ilvl w:val="0"/>
-          <w:numId w:val="1006"/>
-        </w:numPr>
-      </w:pPr>
-      <w:r>
-        <w:rPr>
-          <w:b/>
-          <w:bCs/>
-        </w:rPr>
-        <w:t xml:space="preserve">Disposition data</w:t>
-      </w:r>
-      <w:r>
-        <w:t xml:space="preserve"> </w:t>
-      </w:r>
-      <w:r>
-        <w:t xml:space="preserve">— mailbox archive or conversion, file ownership transfer, retention and litigation-hold exceptions applied per policy rather than per memory.</w:t>
+        <w:t xml:space="preserve">The envelope is engineered, not assumed.</w:t>
+      </w:r>
+      <w:r>
+        <w:t xml:space="preserve"> </w:t>
+      </w:r>
+      <w:r>
+        <w:t xml:space="preserve">The verified operating numbers: throttling at 40 API calls per 5-second window; tenant daily caps of 2,000 calls per 24 hours (Entra ID P1/P2) or 6,000 (Entra ID Governance); batch payloads of up to 50 operations per call; Entra ID P1 as the licensing floor; and, where on-premises AD writeback persists during directory coexistence, three active provisioning agents for high availability. Worth one sentence of series doctrine: the spec’s own correction history records that its first draft overstated the throttling envelope five-fold and was corrected on verification against the authoritative source — which is precisely the falsifiability discipline this series demands of every load-bearing number.</w:t>
       </w:r>
     </w:p>
     <w:p>
@@ -4825,7 +5102,7 @@
         <w:pStyle w:val="FirstParagraph"/>
       </w:pPr>
       <w:r>
-        <w:t xml:space="preserve">Each step emits a timestamped evidence record; the</w:t>
+        <w:t xml:space="preserve">Native HR connectors, where they exist for a given HCM, are permitted as accelerators — but the API-driven path is the canonical architecture, because it is the one that works for</w:t>
       </w:r>
       <w:r>
         <w:t xml:space="preserve"> </w:t>
@@ -4835,29 +5112,13 @@
           <w:i/>
           <w:iCs/>
         </w:rPr>
-        <w:t xml:space="preserve">distance between the HR effective date and the last revocation timestamp</w:t>
-      </w:r>
-      <w:r>
-        <w:t xml:space="preserve"> </w:t>
-      </w:r>
-      <w:r>
-        <w:t xml:space="preserve">becomes a measured, reportable ConMon metric instead of an unknowable. Emergency terminations take a defined manual entry into the</w:t>
-      </w:r>
-      <w:r>
-        <w:t xml:space="preserve"> </w:t>
-      </w:r>
-      <w:r>
-        <w:rPr>
-          <w:i/>
-          <w:iCs/>
-        </w:rPr>
-        <w:t xml:space="preserve">same</w:t>
-      </w:r>
-      <w:r>
-        <w:t xml:space="preserve"> </w:t>
-      </w:r>
-      <w:r>
-        <w:t xml:space="preserve">sequence — the trigger is human, the execution and the evidence are identical.</w:t>
+        <w:t xml:space="preserve">any</w:t>
+      </w:r>
+      <w:r>
+        <w:t xml:space="preserve"> </w:t>
+      </w:r>
+      <w:r>
+        <w:t xml:space="preserve">source and the only one whose middleware layer can compute organizational attributes and emit provenance before the identity platform ever sees the record.</w:t>
       </w:r>
     </w:p>
     <w:tbl>
@@ -4873,7 +5134,7 @@
       <w:tr>
         <w:tc>
           <w:tcPr/>
-          <w:bookmarkStart w:id="60" w:name="fig-hrit05"/>
+          <w:bookmarkStart w:id="61" w:name="fig-hrit06"/>
           <w:p>
             <w:pPr>
               <w:pStyle w:val="Compact"/>
@@ -4884,18 +5145,18 @@
                 <wp:inline>
                   <wp:extent cx="5334000" cy="3000375"/>
                   <wp:effectExtent b="0" l="0" r="0" t="0"/>
-                  <wp:docPr descr="" title="" id="58" name="Picture"/>
+                  <wp:docPr descr="" title="" id="59" name="Picture"/>
                   <a:graphic>
                     <a:graphicData uri="http://schemas.openxmlformats.org/drawingml/2006/picture">
                       <pic:pic>
                         <pic:nvPicPr>
-                          <pic:cNvPr descr="figs/hrit-fig-05-leaver-sequence.png" id="59" name="Picture"/>
+                          <pic:cNvPr descr="figs/hrit-fig-06-provisioning-pipeline.png" id="60" name="Picture"/>
                           <pic:cNvPicPr>
                             <a:picLocks noChangeArrowheads="1" noChangeAspect="1"/>
                           </pic:cNvPicPr>
                         </pic:nvPicPr>
                         <pic:blipFill>
-                          <a:blip r:embed="rId57"/>
+                          <a:blip r:embed="rId58"/>
                           <a:stretch>
                             <a:fillRect/>
                           </a:stretch>
@@ -4932,389 +5193,134 @@
               <w:pStyle w:val="ImageCaption"/>
             </w:pPr>
             <w:r>
-              <w:t xml:space="preserve">Figure 5: The six-step leaver sequence — executed on the effective date, evidenced per step</w:t>
-            </w:r>
-          </w:p>
-          <w:bookmarkEnd w:id="60"/>
+              <w:t xml:space="preserve">Figure 5: The inbound provisioning pipeline — one entry point, one provenance stream</w:t>
+            </w:r>
+          </w:p>
+          <w:bookmarkEnd w:id="61"/>
         </w:tc>
       </w:tr>
     </w:tbl>
+    <w:bookmarkEnd w:id="62"/>
+    <w:bookmarkStart w:id="74" w:name="X89d02ff16666179b320faadd3540262498aee5e"/>
+    <w:p>
+      <w:pPr>
+        <w:pStyle w:val="Heading2"/>
+      </w:pPr>
+      <w:r>
+        <w:t xml:space="preserve">5.3 Microsoft’s HR-Driven Provisioning: Two Landing Zones</w:t>
+      </w:r>
+    </w:p>
+    <w:p>
+      <w:pPr>
+        <w:pStyle w:val="FirstParagraph"/>
+      </w:pPr>
+      <w:r>
+        <w:t xml:space="preserve">The pattern this book describes has a first-party name in the Microsoft documentation:</w:t>
+      </w:r>
+      <w:r>
+        <w:t xml:space="preserve"> </w:t>
+      </w:r>
+      <w:r>
+        <w:rPr>
+          <w:b/>
+          <w:bCs/>
+        </w:rPr>
+        <w:t xml:space="preserve">HR-driven provisioning</w:t>
+      </w:r>
+      <w:r>
+        <w:t xml:space="preserve">. Awareness of this cannot be assumed, so it is worth stating plainly — the architecture above is not custom middleware glue. Microsoft ships it as a generally available, documented feature family in which the HR system is the start-of-authority for identity lifecycle and the Entra provisioning service carries its records into the directory targets.</w:t>
+      </w:r>
+    </w:p>
     <w:p>
       <w:pPr>
         <w:pStyle w:val="BodyText"/>
       </w:pPr>
       <w:r>
-        <w:t xml:space="preserve">Contrast the input signals available to any alternative mechanism. The network cannot see a termination — the leaver’s laptop authenticates on their last day exactly as it did the day before. The SIEM sees</w:t>
-      </w:r>
-      <w:r>
-        <w:t xml:space="preserve"> </w:t>
-      </w:r>
-      <w:r>
-        <w:rPr>
-          <w:i/>
-          <w:iCs/>
-        </w:rPr>
-        <w:t xml:space="preserve">absence of activity</w:t>
-      </w:r>
-      <w:r>
-        <w:t xml:space="preserve">, which is indistinguishable from leave. The quarterly access review discovers the account up to ninety days late. Only one system in the enterprise records the separation as a first-class fact with an effective date — and once it does, everything downstream is a subscription.</w:t>
-      </w:r>
-    </w:p>
-    <w:bookmarkEnd w:id="61"/>
-    <w:bookmarkStart w:id="62" w:name="the-measured-lifecycle"/>
-    <w:p>
-      <w:pPr>
-        <w:pStyle w:val="Heading2"/>
-      </w:pPr>
-      <w:r>
-        <w:t xml:space="preserve">4.6 The Measured Lifecycle</w:t>
-      </w:r>
-    </w:p>
-    <w:p>
-      <w:pPr>
-        <w:pStyle w:val="FirstParagraph"/>
-      </w:pPr>
-      <w:r>
-        <w:t xml:space="preserve">An event-driven lifecycle is also, incidentally but not accidentally, a</w:t>
-      </w:r>
-      <w:r>
-        <w:t xml:space="preserve"> </w:t>
-      </w:r>
-      <w:r>
-        <w:rPr>
-          <w:i/>
-          <w:iCs/>
-        </w:rPr>
-        <w:t xml:space="preserve">measured</w:t>
-      </w:r>
-      <w:r>
-        <w:t xml:space="preserve"> </w:t>
-      </w:r>
-      <w:r>
-        <w:t xml:space="preserve">one — every event-to-action interval is a number, and the numbers are the slot-01 evidence stream:</w:t>
-      </w:r>
-    </w:p>
-    <w:p>
-      <w:pPr>
-        <w:pStyle w:val="TableCaption"/>
-      </w:pPr>
-      <w:r>
-        <w:t xml:space="preserve">The lifecycle metrics the event-driven architecture makes measurable</w:t>
-      </w:r>
-    </w:p>
-    <w:tbl>
-      <w:tblPr>
-        <w:tblStyle w:val="Table"/>
-        <w:tblW w:type="pct" w:w="5000"/>
-        <w:tblLayout w:type="fixed"/>
-        <w:tblLook w:firstRow="1" w:lastRow="0" w:firstColumn="0" w:lastColumn="0" w:noHBand="0" w:noVBand="0" w:val="0020"/>
-        <w:tblCaption w:val="The lifecycle metrics the event-driven architecture makes measurable"/>
-      </w:tblPr>
-      <w:tblGrid>
-        <w:gridCol w:w="2640"/>
-        <w:gridCol w:w="2640"/>
-        <w:gridCol w:w="2640"/>
-      </w:tblGrid>
-      <w:tr>
-        <w:trPr>
-          <w:tblHeader w:val="on"/>
-        </w:trPr>
-        <w:tc>
-          <w:tcPr/>
-          <w:p>
-            <w:pPr>
-              <w:pStyle w:val="Compact"/>
-            </w:pPr>
-            <w:r>
-              <w:t xml:space="preserve">Metric</w:t>
-            </w:r>
-          </w:p>
-        </w:tc>
-        <w:tc>
-          <w:tcPr/>
-          <w:p>
-            <w:pPr>
-              <w:pStyle w:val="Compact"/>
-            </w:pPr>
-            <w:r>
-              <w:t xml:space="preserve">Definition</w:t>
-            </w:r>
-          </w:p>
-        </w:tc>
-        <w:tc>
-          <w:tcPr/>
-          <w:p>
-            <w:pPr>
-              <w:pStyle w:val="Compact"/>
-            </w:pPr>
-            <w:r>
-              <w:t xml:space="preserve">What It Evidences</w:t>
-            </w:r>
-          </w:p>
-        </w:tc>
-      </w:tr>
-      <w:tr>
-        <w:tc>
-          <w:tcPr/>
-          <w:p>
-            <w:pPr>
-              <w:pStyle w:val="Compact"/>
-            </w:pPr>
-            <w:r>
-              <w:t xml:space="preserve">Separation-to-revocation interval</w:t>
-            </w:r>
-          </w:p>
-        </w:tc>
-        <w:tc>
-          <w:tcPr/>
-          <w:p>
-            <w:pPr>
-              <w:pStyle w:val="Compact"/>
-            </w:pPr>
-            <w:r>
-              <w:t xml:space="preserve">HR effective date/time → last revocation timestamp in the leaver sequence</w:t>
-            </w:r>
-          </w:p>
-        </w:tc>
-        <w:tc>
-          <w:tcPr/>
-          <w:p>
-            <w:pPr>
-              <w:pStyle w:val="Compact"/>
-            </w:pPr>
-            <w:r>
-              <w:t xml:space="preserve">PS-4’s disable-within-time-period, continuously</w:t>
-            </w:r>
-          </w:p>
-        </w:tc>
-      </w:tr>
-      <w:tr>
-        <w:tc>
-          <w:tcPr/>
-          <w:p>
-            <w:pPr>
-              <w:pStyle w:val="Compact"/>
-            </w:pPr>
-            <w:r>
-              <w:t xml:space="preserve">Transfer-to-review interval</w:t>
-            </w:r>
-          </w:p>
-        </w:tc>
-        <w:tc>
-          <w:tcPr/>
-          <w:p>
-            <w:pPr>
-              <w:pStyle w:val="Compact"/>
-            </w:pPr>
-            <w:r>
-              <w:t xml:space="preserve">Transfer effective date → residual-access review completion</w:t>
-            </w:r>
-          </w:p>
-        </w:tc>
-        <w:tc>
-          <w:tcPr/>
-          <w:p>
-            <w:pPr>
-              <w:pStyle w:val="Compact"/>
-            </w:pPr>
-            <w:r>
-              <w:t xml:space="preserve">PS-5’s initiate-within-time-period</w:t>
-            </w:r>
-          </w:p>
-        </w:tc>
-      </w:tr>
-      <w:tr>
-        <w:tc>
-          <w:tcPr/>
-          <w:p>
-            <w:pPr>
-              <w:pStyle w:val="Compact"/>
-            </w:pPr>
-            <w:r>
-              <w:t xml:space="preserve">Joiner readiness rate</w:t>
-            </w:r>
-          </w:p>
-        </w:tc>
-        <w:tc>
-          <w:tcPr/>
-          <w:p>
-            <w:pPr>
-              <w:pStyle w:val="Compact"/>
-            </w:pPr>
-            <w:r>
-              <w:t xml:space="preserve">Share of new hires whose account, licenses, and baseline access exist at start-of-day one</w:t>
-            </w:r>
-          </w:p>
-        </w:tc>
-        <w:tc>
-          <w:tcPr/>
-          <w:p>
-            <w:pPr>
-              <w:pStyle w:val="Compact"/>
-            </w:pPr>
-            <w:r>
-              <w:t xml:space="preserve">AC-2 lifecycle automation working in the creation direction</w:t>
-            </w:r>
-          </w:p>
-        </w:tc>
-      </w:tr>
-      <w:tr>
-        <w:tc>
-          <w:tcPr/>
-          <w:p>
-            <w:pPr>
-              <w:pStyle w:val="Compact"/>
-            </w:pPr>
-            <w:r>
-              <w:t xml:space="preserve">Correlation coverage</w:t>
-            </w:r>
-          </w:p>
-        </w:tc>
-        <w:tc>
-          <w:tcPr/>
-          <w:p>
-            <w:pPr>
-              <w:pStyle w:val="Compact"/>
-            </w:pPr>
-            <w:r>
-              <w:t xml:space="preserve">Share of enabled accounts resolvable to a current worker record</w:t>
-            </w:r>
-          </w:p>
-        </w:tc>
-        <w:tc>
-          <w:tcPr/>
-          <w:p>
-            <w:pPr>
-              <w:pStyle w:val="Compact"/>
-            </w:pPr>
-            <w:r>
-              <w:t xml:space="preserve">The orphan population, as a query instead of a hunt</w:t>
-            </w:r>
-          </w:p>
-        </w:tc>
-      </w:tr>
-      <w:tr>
-        <w:tc>
-          <w:tcPr/>
-          <w:p>
-            <w:pPr>
-              <w:pStyle w:val="Compact"/>
-            </w:pPr>
-            <w:r>
-              <w:t xml:space="preserve">Derivation purity</w:t>
-            </w:r>
-          </w:p>
-        </w:tc>
-        <w:tc>
-          <w:tcPr/>
-          <w:p>
-            <w:pPr>
-              <w:pStyle w:val="Compact"/>
-            </w:pPr>
-            <w:r>
-              <w:t xml:space="preserve">Share of group memberships computed by rule versus assigned by hand</w:t>
-            </w:r>
-          </w:p>
-        </w:tc>
-        <w:tc>
-          <w:tcPr/>
-          <w:p>
-            <w:pPr>
-              <w:pStyle w:val="Compact"/>
-            </w:pPr>
-            <w:r>
-              <w:t xml:space="preserve">How much of the estate still runs on fragments</w:t>
-            </w:r>
-          </w:p>
-        </w:tc>
-      </w:tr>
-    </w:tbl>
+        <w:t xml:space="preserve">Two on-ramps exist: prebuilt cloud-HR connectors (Workday, SAP SuccessFactors), and the</w:t>
+      </w:r>
+      <w:r>
+        <w:t xml:space="preserve"> </w:t>
+      </w:r>
+      <w:r>
+        <w:rPr>
+          <w:b/>
+          <w:bCs/>
+        </w:rPr>
+        <w:t xml:space="preserve">API-driven inbound provisioning</w:t>
+      </w:r>
+      <w:r>
+        <w:t xml:space="preserve"> </w:t>
+      </w:r>
+      <w:r>
+        <w:t xml:space="preserve">path — the Graph</w:t>
+      </w:r>
+      <w:r>
+        <w:t xml:space="preserve"> </w:t>
+      </w:r>
+      <w:r>
+        <w:rPr>
+          <w:rStyle w:val="VerbatimChar"/>
+        </w:rPr>
+        <w:t xml:space="preserve">bulkUpload</w:t>
+      </w:r>
+      <w:r>
+        <w:t xml:space="preserve"> </w:t>
+      </w:r>
+      <w:r>
+        <w:t xml:space="preserve">endpoint accepting SCIM 2.0 payloads — which is source-agnostic and is the canonical Spec2-D3.1 architecture above. In both cases the provisioning service applies</w:t>
+      </w:r>
+      <w:r>
+        <w:t xml:space="preserve"> </w:t>
+      </w:r>
+      <w:r>
+        <w:rPr>
+          <w:b/>
+          <w:bCs/>
+        </w:rPr>
+        <w:t xml:space="preserve">scoping filters</w:t>
+      </w:r>
+      <w:r>
+        <w:t xml:space="preserve"> </w:t>
+      </w:r>
+      <w:r>
+        <w:t xml:space="preserve">(who provisions at all) and</w:t>
+      </w:r>
+      <w:r>
+        <w:t xml:space="preserve"> </w:t>
+      </w:r>
+      <w:r>
+        <w:rPr>
+          <w:b/>
+          <w:bCs/>
+        </w:rPr>
+        <w:t xml:space="preserve">expression-based attribute mappings</w:t>
+      </w:r>
+      <w:r>
+        <w:t xml:space="preserve"> </w:t>
+      </w:r>
+      <w:r>
+        <w:t xml:space="preserve">(how HR fields become directory attributes).</w:t>
+      </w:r>
+    </w:p>
     <w:p>
       <w:pPr>
         <w:pStyle w:val="BodyText"/>
       </w:pPr>
       <w:r>
-        <w:t xml:space="preserve">None of these numbers exists in a ticket-driven estate — not because nobody computes them, but because the events they measure are not recorded as events. The metric</w:t>
-      </w:r>
-      <w:r>
-        <w:t xml:space="preserve"> </w:t>
-      </w:r>
-      <w:r>
-        <w:rPr>
-          <w:i/>
-          <w:iCs/>
-        </w:rPr>
-        <w:t xml:space="preserve">is</w:t>
-      </w:r>
-      <w:r>
-        <w:t xml:space="preserve"> </w:t>
-      </w:r>
-      <w:r>
-        <w:t xml:space="preserve">the argument: an architecture that cannot measure its own revocation latency is asserting PS-4 compliance on faith.</w:t>
-      </w:r>
-    </w:p>
-    <w:bookmarkEnd w:id="62"/>
-    <w:bookmarkEnd w:id="63"/>
-    <w:bookmarkStart w:id="71" w:name="the-organizational-ssot"/>
-    <w:p>
-      <w:pPr>
-        <w:pStyle w:val="Heading1"/>
-      </w:pPr>
-      <w:r>
-        <w:t xml:space="preserve">5. The Organizational SSOT</w:t>
-      </w:r>
-    </w:p>
-    <w:bookmarkStart w:id="64" w:name="structure-as-queryable-truth"/>
-    <w:p>
-      <w:pPr>
-        <w:pStyle w:val="Heading2"/>
-      </w:pPr>
-      <w:r>
-        <w:t xml:space="preserve">5.1 Structure as Queryable Truth</w:t>
-      </w:r>
-    </w:p>
-    <w:p>
-      <w:pPr>
-        <w:pStyle w:val="FirstParagraph"/>
-      </w:pPr>
-      <w:r>
-        <w:t xml:space="preserve">The second half of this book’s title is the one estates habitually skip. Identity SSOT projects say</w:t>
-      </w:r>
-      <w:r>
-        <w:t xml:space="preserve"> </w:t>
-      </w:r>
-      <w:r>
-        <w:t xml:space="preserve">“HR drives accounts”</w:t>
-      </w:r>
-      <w:r>
-        <w:t xml:space="preserve"> </w:t>
-      </w:r>
-      <w:r>
-        <w:t xml:space="preserve">and stop — leaving</w:t>
-      </w:r>
-      <w:r>
-        <w:t xml:space="preserve"> </w:t>
-      </w:r>
-      <w:r>
-        <w:rPr>
-          <w:i/>
-          <w:iCs/>
-        </w:rPr>
-        <w:t xml:space="preserve">organizational</w:t>
-      </w:r>
-      <w:r>
-        <w:t xml:space="preserve"> </w:t>
-      </w:r>
-      <w:r>
-        <w:t xml:space="preserve">truth (who reports to whom, which positions exist, which cost center pays) in the OU paths and the Visio files. The result is an identity plane that knows who exists but not where they sit, which forces every access decision back onto hand-maintained groups — and hand-maintained groups are per-system account stores wearing a nicer name.</w:t>
-      </w:r>
-    </w:p>
-    <w:p>
-      <w:pPr>
-        <w:pStyle w:val="BodyText"/>
-      </w:pPr>
-      <w:r>
-        <w:t xml:space="preserve">The organizational SSOT makes three record families queryable:</w:t>
+        <w:t xml:space="preserve">The consequential fact for a coexisting estate: the same HR feed can land in</w:t>
+      </w:r>
+      <w:r>
+        <w:t xml:space="preserve"> </w:t>
+      </w:r>
+      <w:r>
+        <w:rPr>
+          <w:b/>
+          <w:bCs/>
+        </w:rPr>
+        <w:t xml:space="preserve">two different zones</w:t>
+      </w:r>
+      <w:r>
+        <w:t xml:space="preserve">, separately or simultaneously —</w:t>
       </w:r>
     </w:p>
     <w:p>
@@ -5322,7 +5328,7 @@
         <w:pStyle w:val="Compact"/>
         <w:numPr>
           <w:ilvl w:val="0"/>
-          <w:numId w:val="1007"/>
+          <w:numId w:val="1006"/>
         </w:numPr>
       </w:pPr>
       <w:r>
@@ -5330,28 +5336,13 @@
           <w:b/>
           <w:bCs/>
         </w:rPr>
-        <w:t xml:space="preserve">Supervisory organization.</w:t>
-      </w:r>
-      <w:r>
-        <w:t xml:space="preserve"> </w:t>
-      </w:r>
-      <w:r>
-        <w:t xml:space="preserve">The reporting hierarchy as effective-dated records: any worker’s chain of command, resolvable by API at decision time. This is the fact that access-package approvals, attestation campaigns, and separation-of-duties checks all silently depend on — and today mostly fake with a stale directory</w:t>
-      </w:r>
-      <w:r>
-        <w:t xml:space="preserve"> </w:t>
-      </w:r>
-      <w:r>
-        <w:rPr>
-          <w:rStyle w:val="VerbatimChar"/>
-        </w:rPr>
-        <w:t xml:space="preserve">manager</w:t>
-      </w:r>
-      <w:r>
-        <w:t xml:space="preserve"> </w:t>
-      </w:r>
-      <w:r>
-        <w:t xml:space="preserve">field.</w:t>
+        <w:t xml:space="preserve">API-driven inbound provisioning to Entra ID</w:t>
+      </w:r>
+      <w:r>
+        <w:t xml:space="preserve"> </w:t>
+      </w:r>
+      <w:r>
+        <w:t xml:space="preserve">writes users directly in the cloud directory.</w:t>
       </w:r>
     </w:p>
     <w:p>
@@ -5359,7 +5350,7 @@
         <w:pStyle w:val="Compact"/>
         <w:numPr>
           <w:ilvl w:val="0"/>
-          <w:numId w:val="1007"/>
+          <w:numId w:val="1006"/>
         </w:numPr>
       </w:pPr>
       <w:r>
@@ -5367,492 +5358,13 @@
           <w:b/>
           <w:bCs/>
         </w:rPr>
-        <w:t xml:space="preserve">Position management.</w:t>
-      </w:r>
-      <w:r>
-        <w:t xml:space="preserve"> </w:t>
-      </w:r>
-      <w:r>
-        <w:t xml:space="preserve">Positions as records independent of incumbents. Access eligibility attaches to the</w:t>
-      </w:r>
-      <w:r>
-        <w:t xml:space="preserve"> </w:t>
-      </w:r>
-      <w:r>
-        <w:rPr>
-          <w:i/>
-          <w:iCs/>
-        </w:rPr>
-        <w:t xml:space="preserve">position</w:t>
-      </w:r>
-      <w:r>
-        <w:t xml:space="preserve"> </w:t>
-      </w:r>
-      <w:r>
-        <w:t xml:space="preserve">(</w:t>
-      </w:r>
-      <w:r>
-        <w:t xml:space="preserve">“this seat is entitled to the case-processing system”</w:t>
-      </w:r>
-      <w:r>
-        <w:t xml:space="preserve">), so a vacancy holds no access, an incumbent inherits the seat’s baseline on assignment, and a mover sheds it on reassignment — automatically, because the assignment is the membership rule’s input.</w:t>
-      </w:r>
-    </w:p>
-    <w:p>
-      <w:pPr>
-        <w:pStyle w:val="Compact"/>
-        <w:numPr>
-          <w:ilvl w:val="0"/>
-          <w:numId w:val="1007"/>
-        </w:numPr>
-      </w:pPr>
-      <w:r>
-        <w:rPr>
-          <w:b/>
-          <w:bCs/>
-        </w:rPr>
-        <w:t xml:space="preserve">Cost centers.</w:t>
-      </w:r>
-      <w:r>
-        <w:t xml:space="preserve"> </w:t>
-      </w:r>
-      <w:r>
-        <w:t xml:space="preserve">The financial dimension of placement, driving license chargeback and scoping the blast radius of any entitlement to the organizational unit that owns it.</w:t>
-      </w:r>
-    </w:p>
-    <w:p>
-      <w:pPr>
-        <w:pStyle w:val="FirstParagraph"/>
-      </w:pPr>
-      <w:hyperlink r:id="rId18">
-        <w:r>
-          <w:rPr>
-            <w:rStyle w:val="Hyperlink"/>
-          </w:rPr>
-          <w:t xml:space="preserve">Book 05</w:t>
-        </w:r>
-      </w:hyperlink>
-      <w:r>
-        <w:t xml:space="preserve">’s history explains why this matters at reorganization time. Under fragmented truth, a reorganization is a</w:t>
-      </w:r>
-      <w:r>
-        <w:t xml:space="preserve"> </w:t>
-      </w:r>
-      <w:r>
-        <w:rPr>
-          <w:i/>
-          <w:iCs/>
-        </w:rPr>
-        <w:t xml:space="preserve">migration project</w:t>
-      </w:r>
-      <w:r>
-        <w:t xml:space="preserve">: OU restructuring, group renames, GPO re-links, months of drift. Under the organizational SSOT, a reorganization is a</w:t>
-      </w:r>
-      <w:r>
-        <w:t xml:space="preserve"> </w:t>
-      </w:r>
-      <w:r>
-        <w:rPr>
-          <w:i/>
-          <w:iCs/>
-        </w:rPr>
-        <w:t xml:space="preserve">data change</w:t>
-      </w:r>
-      <w:r>
-        <w:t xml:space="preserve"> </w:t>
-      </w:r>
-      <w:r>
-        <w:t xml:space="preserve">— the HR records change, the attributes re-stamp, the memberships recompute — and the doctrinal corollary follows: a drifted OU estate is</w:t>
-      </w:r>
-      <w:r>
-        <w:t xml:space="preserve"> </w:t>
-      </w:r>
-      <w:r>
-        <w:rPr>
-          <w:b/>
-          <w:bCs/>
-        </w:rPr>
-        <w:t xml:space="preserve">overlaid and retired, not remediated</w:t>
-      </w:r>
-      <w:r>
-        <w:t xml:space="preserve">. Rebuilding OU trees to match reality is expensive, high-risk, and pointless once no policy reads OU position; the truth is stamped as attributes, policy re-bases onto attribute-driven groups, and the residual OU bindings are inventoried and decommissioned deliberately.</w:t>
-      </w:r>
-    </w:p>
-    <w:bookmarkEnd w:id="64"/>
-    <w:bookmarkStart w:id="65" w:name="X1c44efed6f59a195bc8d7df37c3cec34f95e174"/>
-    <w:p>
-      <w:pPr>
-        <w:pStyle w:val="Heading2"/>
-      </w:pPr>
-      <w:r>
-        <w:t xml:space="preserve">5.2 From HR Attributes to Access: The Derivation Chain</w:t>
-      </w:r>
-    </w:p>
-    <w:p>
-      <w:pPr>
-        <w:pStyle w:val="FirstParagraph"/>
-      </w:pPr>
-      <w:r>
-        <w:t xml:space="preserve">The organizational SSOT earns its keep through one repeatable chain:</w:t>
-      </w:r>
-    </w:p>
-    <w:p>
-      <w:pPr>
-        <w:pStyle w:val="BodyText"/>
-      </w:pPr>
-      <w:r>
-        <w:rPr>
-          <w:b/>
-          <w:bCs/>
-        </w:rPr>
-        <w:t xml:space="preserve">Worker record → stamped attributes → dynamic groups → entitlements.</w:t>
-      </w:r>
-    </w:p>
-    <w:p>
-      <w:pPr>
-        <w:pStyle w:val="BodyText"/>
-      </w:pPr>
-      <w:r>
-        <w:t xml:space="preserve">Dynamic groups are membership</w:t>
-      </w:r>
-      <w:r>
-        <w:t xml:space="preserve"> </w:t>
-      </w:r>
-      <w:r>
-        <w:rPr>
-          <w:i/>
-          <w:iCs/>
-        </w:rPr>
-        <w:t xml:space="preserve">rules</w:t>
-      </w:r>
-      <w:r>
-        <w:t xml:space="preserve"> </w:t>
-      </w:r>
-      <w:r>
-        <w:t xml:space="preserve">over HR-derived attributes (</w:t>
-      </w:r>
-      <w:r>
-        <w:t xml:space="preserve">“all workers whose org code is under X and worker type is employee”</w:t>
-      </w:r>
-      <w:r>
-        <w:t xml:space="preserve">), evaluated continuously by the identity platform. Access packages bundle entitlements behind eligibility rules and approval flows that route to the supervisor</w:t>
-      </w:r>
-      <w:r>
-        <w:t xml:space="preserve"> </w:t>
-      </w:r>
-      <w:r>
-        <w:rPr>
-          <w:i/>
-          <w:iCs/>
-        </w:rPr>
-        <w:t xml:space="preserve">of record</w:t>
-      </w:r>
-      <w:r>
-        <w:t xml:space="preserve">. Conditional access and application roles consume the same attributes as ABAC inputs, and role assignments — RBAC — are granted through the packages rather than by direct assignment. The properties that follow:</w:t>
-      </w:r>
-    </w:p>
-    <w:p>
-      <w:pPr>
-        <w:pStyle w:val="Compact"/>
-        <w:numPr>
-          <w:ilvl w:val="0"/>
-          <w:numId w:val="1008"/>
-        </w:numPr>
-      </w:pPr>
-      <w:r>
-        <w:rPr>
-          <w:b/>
-          <w:bCs/>
-        </w:rPr>
-        <w:t xml:space="preserve">Nobody joins these groups; membership is computed.</w:t>
-      </w:r>
-      <w:r>
-        <w:t xml:space="preserve"> </w:t>
-      </w:r>
-      <w:r>
-        <w:t xml:space="preserve">There is no group owner to lobby, no ticket to lose, no offboarding step to forget. The mover’s access converges on the new assignment’s derivation within the provisioning cycle.</w:t>
-      </w:r>
-    </w:p>
-    <w:p>
-      <w:pPr>
-        <w:pStyle w:val="Compact"/>
-        <w:numPr>
-          <w:ilvl w:val="0"/>
-          <w:numId w:val="1008"/>
-        </w:numPr>
-      </w:pPr>
-      <w:r>
-        <w:rPr>
-          <w:b/>
-          <w:bCs/>
-        </w:rPr>
-        <w:t xml:space="preserve">Every entitlement has a</w:t>
-      </w:r>
-      <w:r>
-        <w:rPr>
-          <w:b/>
-          <w:bCs/>
-        </w:rPr>
-        <w:t xml:space="preserve"> </w:t>
-      </w:r>
-      <w:r>
-        <w:rPr>
-          <w:b/>
-          <w:bCs/>
-          <w:i/>
-          <w:iCs/>
-        </w:rPr>
-        <w:t xml:space="preserve">because</w:t>
-      </w:r>
-      <w:r>
-        <w:rPr>
-          <w:b/>
-          <w:bCs/>
-        </w:rPr>
-        <w:t xml:space="preserve">.</w:t>
-      </w:r>
-      <w:r>
-        <w:t xml:space="preserve"> </w:t>
-      </w:r>
-      <w:r>
-        <w:t xml:space="preserve">Access exists because an attribute satisfied a rule; the attribute exists because an HR record asserted it; the record has an author, a date, and a business act behind it. That chain</w:t>
-      </w:r>
-      <w:r>
-        <w:t xml:space="preserve"> </w:t>
-      </w:r>
-      <w:r>
-        <w:rPr>
-          <w:i/>
-          <w:iCs/>
-        </w:rPr>
-        <w:t xml:space="preserve">is</w:t>
-      </w:r>
-      <w:r>
-        <w:t xml:space="preserve"> </w:t>
-      </w:r>
-      <w:r>
-        <w:t xml:space="preserve">the access authorization data AC-2 wants, and it is queryable end to end.</w:t>
-      </w:r>
-    </w:p>
-    <w:p>
-      <w:pPr>
-        <w:pStyle w:val="Compact"/>
-        <w:numPr>
-          <w:ilvl w:val="0"/>
-          <w:numId w:val="1008"/>
-        </w:numPr>
-      </w:pPr>
-      <w:r>
-        <w:rPr>
-          <w:b/>
-          <w:bCs/>
-        </w:rPr>
-        <w:t xml:space="preserve">ABAC and RBAC stop being rival religions.</w:t>
-      </w:r>
-      <w:r>
-        <w:t xml:space="preserve"> </w:t>
-      </w:r>
-      <w:r>
-        <w:t xml:space="preserve">Roles define what a position may touch; attributes prove which position the person holds. Both resolve against the same upstream truth, which is the only arrangement in which they cannot disagree.</w:t>
-      </w:r>
-    </w:p>
-    <w:bookmarkEnd w:id="65"/>
-    <w:bookmarkStart w:id="70" w:name="attestation-lands-on-the-same-rail"/>
-    <w:p>
-      <w:pPr>
-        <w:pStyle w:val="Heading2"/>
-      </w:pPr>
-      <w:r>
-        <w:t xml:space="preserve">5.3 Attestation Lands on the Same Rail</w:t>
-      </w:r>
-    </w:p>
-    <w:p>
-      <w:pPr>
-        <w:pStyle w:val="FirstParagraph"/>
-      </w:pPr>
-      <w:r>
-        <w:t xml:space="preserve">The access reviews this book declined to accept as a</w:t>
-      </w:r>
-      <w:r>
-        <w:t xml:space="preserve"> </w:t>
-      </w:r>
-      <w:r>
-        <w:rPr>
-          <w:i/>
-          <w:iCs/>
-        </w:rPr>
-        <w:t xml:space="preserve">source</w:t>
-      </w:r>
-      <w:r>
-        <w:t xml:space="preserve"> </w:t>
-      </w:r>
-      <w:r>
-        <w:t xml:space="preserve">of truth return here as a sharpened</w:t>
-      </w:r>
-      <w:r>
-        <w:t xml:space="preserve"> </w:t>
-      </w:r>
-      <w:r>
-        <w:rPr>
-          <w:i/>
-          <w:iCs/>
-        </w:rPr>
-        <w:t xml:space="preserve">verification</w:t>
-      </w:r>
-      <w:r>
-        <w:t xml:space="preserve"> </w:t>
-      </w:r>
-      <w:r>
-        <w:t xml:space="preserve">of it. Once entitlements derive from the organizational SSOT, AC-2(j)’s periodic review stops being a spreadsheet mailed to whoever a stale directory field names, and becomes a campaign the org SSOT itself scopes and routes:</w:t>
-      </w:r>
-    </w:p>
-    <w:p>
-      <w:pPr>
-        <w:pStyle w:val="Compact"/>
-        <w:numPr>
-          <w:ilvl w:val="0"/>
-          <w:numId w:val="1009"/>
-        </w:numPr>
-      </w:pPr>
-      <w:r>
-        <w:rPr>
-          <w:b/>
-          <w:bCs/>
-        </w:rPr>
-        <w:t xml:space="preserve">The reviewer is the supervisor of record</w:t>
-      </w:r>
-      <w:r>
-        <w:t xml:space="preserve"> </w:t>
-      </w:r>
-      <w:r>
-        <w:t xml:space="preserve">— resolved from the reporting hierarchy at campaign launch, not from a</w:t>
-      </w:r>
-      <w:r>
-        <w:t xml:space="preserve"> </w:t>
-      </w:r>
-      <w:r>
-        <w:rPr>
-          <w:rStyle w:val="VerbatimChar"/>
-        </w:rPr>
-        <w:t xml:space="preserve">manager</w:t>
-      </w:r>
-      <w:r>
-        <w:t xml:space="preserve"> </w:t>
-      </w:r>
-      <w:r>
-        <w:t xml:space="preserve">field last edited during a previous administration.</w:t>
-      </w:r>
-    </w:p>
-    <w:p>
-      <w:pPr>
-        <w:pStyle w:val="Compact"/>
-        <w:numPr>
-          <w:ilvl w:val="0"/>
-          <w:numId w:val="1009"/>
-        </w:numPr>
-      </w:pPr>
-      <w:r>
-        <w:rPr>
-          <w:b/>
-          <w:bCs/>
-        </w:rPr>
-        <w:t xml:space="preserve">The review population is attribute-scoped</w:t>
-      </w:r>
-      <w:r>
-        <w:t xml:space="preserve"> </w:t>
-      </w:r>
-      <w:r>
-        <w:t xml:space="preserve">—</w:t>
-      </w:r>
-      <w:r>
-        <w:t xml:space="preserve"> </w:t>
-      </w:r>
-      <w:r>
-        <w:t xml:space="preserve">“all workers in this organization with access outside its derivation baseline”</w:t>
-      </w:r>
-      <w:r>
-        <w:t xml:space="preserve"> </w:t>
-      </w:r>
-      <w:r>
-        <w:t xml:space="preserve">is a query, so reviewers see the</w:t>
-      </w:r>
-      <w:r>
-        <w:t xml:space="preserve"> </w:t>
-      </w:r>
-      <w:r>
-        <w:rPr>
-          <w:i/>
-          <w:iCs/>
-        </w:rPr>
-        <w:t xml:space="preserve">exceptions</w:t>
-      </w:r>
-      <w:r>
-        <w:t xml:space="preserve"> </w:t>
-      </w:r>
-      <w:r>
-        <w:t xml:space="preserve">rather than four hundred rubber-stampable rows.</w:t>
-      </w:r>
-    </w:p>
-    <w:p>
-      <w:pPr>
-        <w:pStyle w:val="Compact"/>
-        <w:numPr>
-          <w:ilvl w:val="0"/>
-          <w:numId w:val="1009"/>
-        </w:numPr>
-      </w:pPr>
-      <w:r>
-        <w:rPr>
-          <w:b/>
-          <w:bCs/>
-        </w:rPr>
-        <w:t xml:space="preserve">The review outcome is a record correction</w:t>
-      </w:r>
-      <w:r>
-        <w:t xml:space="preserve"> </w:t>
-      </w:r>
-      <w:r>
-        <w:t xml:space="preserve">— a rejected entitlement is removed by fixing the attribute, the rule, or the exception entry that produced it, so the same wrong answer cannot regrow from the same wrong input.</w:t>
-      </w:r>
-    </w:p>
-    <w:p>
-      <w:pPr>
-        <w:pStyle w:val="FirstParagraph"/>
-      </w:pPr>
-      <w:r>
-        <w:t xml:space="preserve">The separation-of-duties checks of later parts read the same rails: conflicting-role detection needs to know that two roles are held by the same</w:t>
-      </w:r>
-      <w:r>
-        <w:t xml:space="preserve"> </w:t>
-      </w:r>
-      <w:r>
-        <w:rPr>
-          <w:i/>
-          <w:iCs/>
-        </w:rPr>
-        <w:t xml:space="preserve">person</w:t>
-      </w:r>
-      <w:r>
-        <w:t xml:space="preserve"> </w:t>
-      </w:r>
-      <w:r>
-        <w:t xml:space="preserve">(the IA-4 anchor) and whether an approver</w:t>
-      </w:r>
-      <w:r>
-        <w:t xml:space="preserve"> </w:t>
-      </w:r>
-      <w:r>
-        <w:rPr>
-          <w:i/>
-          <w:iCs/>
-        </w:rPr>
-        <w:t xml:space="preserve">reports to</w:t>
-      </w:r>
-      <w:r>
-        <w:t xml:space="preserve"> </w:t>
-      </w:r>
-      <w:r>
-        <w:t xml:space="preserve">the requester (the supervisory org). Both facts are queries against this book’s records; neither is answerable from a directory that tracks accounts and drawings that track boxes.</w:t>
+        <w:t xml:space="preserve">API-driven inbound provisioning to on-premises Active Directory</w:t>
+      </w:r>
+      <w:r>
+        <w:t xml:space="preserve"> </w:t>
+      </w:r>
+      <w:r>
+        <w:t xml:space="preserve">delivers the same payloads through Entra provisioning agents (deploy three for high availability) that write to AD DS.</w:t>
       </w:r>
     </w:p>
     <w:tbl>
@@ -5868,7 +5380,7 @@
       <w:tr>
         <w:tc>
           <w:tcPr/>
-          <w:bookmarkStart w:id="69" w:name="fig-hrit04"/>
+          <w:bookmarkStart w:id="66" w:name="fig-hrit09"/>
           <w:p>
             <w:pPr>
               <w:pStyle w:val="Compact"/>
@@ -5879,18 +5391,18 @@
                 <wp:inline>
                   <wp:extent cx="5334000" cy="3000375"/>
                   <wp:effectExtent b="0" l="0" r="0" t="0"/>
-                  <wp:docPr descr="" title="" id="67" name="Picture"/>
+                  <wp:docPr descr="" title="" id="64" name="Picture"/>
                   <a:graphic>
                     <a:graphicData uri="http://schemas.openxmlformats.org/drawingml/2006/picture">
                       <pic:pic>
                         <pic:nvPicPr>
-                          <pic:cNvPr descr="figs/hrit-fig-04-org-ssot-derivation.png" id="68" name="Picture"/>
+                          <pic:cNvPr descr="figs/hrit-fig-09-hr-driven-two-landing-zones.png" id="65" name="Picture"/>
                           <pic:cNvPicPr>
                             <a:picLocks noChangeArrowheads="1" noChangeAspect="1"/>
                           </pic:cNvPicPr>
                         </pic:nvPicPr>
                         <pic:blipFill>
-                          <a:blip r:embed="rId66"/>
+                          <a:blip r:embed="rId63"/>
                           <a:stretch>
                             <a:fillRect/>
                           </a:stretch>
@@ -5927,22 +5439,2561 @@
               <w:pStyle w:val="ImageCaption"/>
             </w:pPr>
             <w:r>
-              <w:t xml:space="preserve">Figure 6: The organizational SSOT derivation chain from HR record to entitlement</w:t>
-            </w:r>
-          </w:p>
-          <w:bookmarkEnd w:id="69"/>
+              <w:t xml:space="preserve">Figure 6: Microsoft HR-driven provisioning — one feed, two landing zones</w:t>
+            </w:r>
+          </w:p>
+          <w:bookmarkEnd w:id="66"/>
         </w:tc>
       </w:tr>
     </w:tbl>
-    <w:bookmarkEnd w:id="70"/>
-    <w:bookmarkEnd w:id="71"/>
-    <w:bookmarkStart w:id="77" w:name="X65448c4ef8c56761744cefe28de67a9bb67265e"/>
+    <w:bookmarkStart w:id="67" w:name="X64287e9570b50060c27b66bd44259040c300cdc"/>
+    <w:p>
+      <w:pPr>
+        <w:pStyle w:val="Heading3"/>
+      </w:pPr>
+      <w:r>
+        <w:t xml:space="preserve">5.3.1 Landing in Active Directory: Containers and the Manager Chain</w:t>
+      </w:r>
+    </w:p>
+    <w:p>
+      <w:pPr>
+        <w:pStyle w:val="FirstParagraph"/>
+      </w:pPr>
+      <w:r>
+        <w:t xml:space="preserve">Most of the estate still lives in on-premises AD, so the AD landing zone deserves detail. Four mechanics:</w:t>
+      </w:r>
+    </w:p>
+    <w:p>
+      <w:pPr>
+        <w:pStyle w:val="Compact"/>
+        <w:numPr>
+          <w:ilvl w:val="0"/>
+          <w:numId w:val="1007"/>
+        </w:numPr>
+      </w:pPr>
+      <w:r>
+        <w:rPr>
+          <w:b/>
+          <w:bCs/>
+        </w:rPr>
+        <w:t xml:space="preserve">Where the account lands — the OU is computed, not hand-picked.</w:t>
+      </w:r>
+      <w:r>
+        <w:t xml:space="preserve"> </w:t>
+      </w:r>
+      <w:r>
+        <w:t xml:space="preserve">The</w:t>
+      </w:r>
+      <w:r>
+        <w:t xml:space="preserve"> </w:t>
+      </w:r>
+      <w:r>
+        <w:rPr>
+          <w:rStyle w:val="VerbatimChar"/>
+        </w:rPr>
+        <w:t xml:space="preserve">parentDistinguishedName</w:t>
+      </w:r>
+      <w:r>
+        <w:t xml:space="preserve"> </w:t>
+      </w:r>
+      <w:r>
+        <w:t xml:space="preserve">attribute mapping derives the destination container from HR attributes; Microsoft’s planning guidance shows expression rules (a</w:t>
+      </w:r>
+      <w:r>
+        <w:t xml:space="preserve"> </w:t>
+      </w:r>
+      <w:r>
+        <w:rPr>
+          <w:rStyle w:val="VerbatimChar"/>
+        </w:rPr>
+        <w:t xml:space="preserve">Switch</w:t>
+      </w:r>
+      <w:r>
+        <w:t xml:space="preserve"> </w:t>
+      </w:r>
+      <w:r>
+        <w:t xml:space="preserve">over department or location) selecting the OU. Placement by rule ends the drag-and-drop tradition that produced the twelve drifted regional trees.</w:t>
+      </w:r>
+    </w:p>
+    <w:p>
+      <w:pPr>
+        <w:pStyle w:val="Compact"/>
+        <w:numPr>
+          <w:ilvl w:val="0"/>
+          <w:numId w:val="1007"/>
+        </w:numPr>
+      </w:pPr>
+      <w:r>
+        <w:rPr>
+          <w:b/>
+          <w:bCs/>
+        </w:rPr>
+        <w:t xml:space="preserve">The reporting line becomes a queryable chain.</w:t>
+      </w:r>
+      <w:r>
+        <w:t xml:space="preserve"> </w:t>
+      </w:r>
+      <w:r>
+        <w:t xml:space="preserve">The provisioning service resolves the supervisor by</w:t>
+      </w:r>
+      <w:r>
+        <w:t xml:space="preserve"> </w:t>
+      </w:r>
+      <w:r>
+        <w:rPr>
+          <w:rStyle w:val="VerbatimChar"/>
+        </w:rPr>
+        <w:t xml:space="preserve">employeeId</w:t>
+      </w:r>
+      <w:r>
+        <w:t xml:space="preserve"> </w:t>
+      </w:r>
+      <w:r>
+        <w:t xml:space="preserve">match against already-provisioned users and writes AD’s</w:t>
+      </w:r>
+      <w:r>
+        <w:t xml:space="preserve"> </w:t>
+      </w:r>
+      <w:r>
+        <w:rPr>
+          <w:rStyle w:val="VerbatimChar"/>
+        </w:rPr>
+        <w:t xml:space="preserve">manager</w:t>
+      </w:r>
+      <w:r>
+        <w:t xml:space="preserve"> </w:t>
+      </w:r>
+      <w:r>
+        <w:t xml:space="preserve">attribute as a DN reference. Exchange, the address book, and approval tooling read that chain; manager updates flow on mover events.</w:t>
+      </w:r>
+    </w:p>
+    <w:p>
+      <w:pPr>
+        <w:pStyle w:val="Compact"/>
+        <w:numPr>
+          <w:ilvl w:val="0"/>
+          <w:numId w:val="1007"/>
+        </w:numPr>
+      </w:pPr>
+      <w:r>
+        <w:rPr>
+          <w:b/>
+          <w:bCs/>
+        </w:rPr>
+        <w:t xml:space="preserve">The attribute surface carries the worker record.</w:t>
+      </w:r>
+      <w:r>
+        <w:t xml:space="preserve"> </w:t>
+      </w:r>
+      <w:r>
+        <w:rPr>
+          <w:rStyle w:val="VerbatimChar"/>
+        </w:rPr>
+        <w:t xml:space="preserve">department</w:t>
+      </w:r>
+      <w:r>
+        <w:t xml:space="preserve">,</w:t>
+      </w:r>
+      <w:r>
+        <w:t xml:space="preserve"> </w:t>
+      </w:r>
+      <w:r>
+        <w:rPr>
+          <w:rStyle w:val="VerbatimChar"/>
+        </w:rPr>
+        <w:t xml:space="preserve">title</w:t>
+      </w:r>
+      <w:r>
+        <w:t xml:space="preserve">,</w:t>
+      </w:r>
+      <w:r>
+        <w:t xml:space="preserve"> </w:t>
+      </w:r>
+      <w:r>
+        <w:rPr>
+          <w:rStyle w:val="VerbatimChar"/>
+        </w:rPr>
+        <w:t xml:space="preserve">division</w:t>
+      </w:r>
+      <w:r>
+        <w:t xml:space="preserve">,</w:t>
+      </w:r>
+      <w:r>
+        <w:t xml:space="preserve"> </w:t>
+      </w:r>
+      <w:r>
+        <w:rPr>
+          <w:rStyle w:val="VerbatimChar"/>
+        </w:rPr>
+        <w:t xml:space="preserve">company</w:t>
+      </w:r>
+      <w:r>
+        <w:t xml:space="preserve">,</w:t>
+      </w:r>
+      <w:r>
+        <w:t xml:space="preserve"> </w:t>
+      </w:r>
+      <w:r>
+        <w:rPr>
+          <w:rStyle w:val="VerbatimChar"/>
+        </w:rPr>
+        <w:t xml:space="preserve">employeeId</w:t>
+      </w:r>
+      <w:r>
+        <w:t xml:space="preserve">,</w:t>
+      </w:r>
+      <w:r>
+        <w:t xml:space="preserve"> </w:t>
+      </w:r>
+      <w:r>
+        <w:rPr>
+          <w:rStyle w:val="VerbatimChar"/>
+        </w:rPr>
+        <w:t xml:space="preserve">employeeType</w:t>
+      </w:r>
+      <w:r>
+        <w:t xml:space="preserve">, and</w:t>
+      </w:r>
+      <w:r>
+        <w:t xml:space="preserve"> </w:t>
+      </w:r>
+      <w:r>
+        <w:rPr>
+          <w:rStyle w:val="VerbatimChar"/>
+        </w:rPr>
+        <w:t xml:space="preserve">extensionAttributes</w:t>
+      </w:r>
+      <w:r>
+        <w:t xml:space="preserve"> </w:t>
+      </w:r>
+      <w:r>
+        <w:t xml:space="preserve">project the worker record into AD; scoping filters exclude populations that should not provision, and expressions construct UPNs and display names consistently.</w:t>
+      </w:r>
+    </w:p>
+    <w:p>
+      <w:pPr>
+        <w:pStyle w:val="Compact"/>
+        <w:numPr>
+          <w:ilvl w:val="0"/>
+          <w:numId w:val="1007"/>
+        </w:numPr>
+      </w:pPr>
+      <w:r>
+        <w:rPr>
+          <w:b/>
+          <w:bCs/>
+        </w:rPr>
+        <w:t xml:space="preserve">The operational floor.</w:t>
+      </w:r>
+      <w:r>
+        <w:t xml:space="preserve"> </w:t>
+      </w:r>
+      <w:r>
+        <w:t xml:space="preserve">Entra provisioning agents — three, for high availability, per the verified envelope above — perform the AD DS writes from inside the agency network. Accounts enable on the hire date and disable on the leave date: effective dating flows all the way down to the domain controller.</w:t>
+      </w:r>
+    </w:p>
+    <w:p>
+      <w:pPr>
+        <w:pStyle w:val="FirstParagraph"/>
+      </w:pPr>
+      <w:r>
+        <w:t xml:space="preserve">The caveat that motivates the rest of this book:</w:t>
+      </w:r>
+      <w:r>
+        <w:t xml:space="preserve"> </w:t>
+      </w:r>
+      <w:r>
+        <w:rPr>
+          <w:b/>
+          <w:bCs/>
+        </w:rPr>
+        <w:t xml:space="preserve">AD stores structure as</w:t>
+      </w:r>
+      <w:r>
+        <w:rPr>
+          <w:b/>
+          <w:bCs/>
+        </w:rPr>
+        <w:t xml:space="preserve"> </w:t>
+      </w:r>
+      <w:r>
+        <w:rPr>
+          <w:b/>
+          <w:bCs/>
+          <w:i/>
+          <w:iCs/>
+        </w:rPr>
+        <w:t xml:space="preserve">place</w:t>
+      </w:r>
+      <w:r>
+        <w:rPr>
+          <w:b/>
+          <w:bCs/>
+        </w:rPr>
+        <w:t xml:space="preserve">.</w:t>
+      </w:r>
+      <w:r>
+        <w:t xml:space="preserve"> </w:t>
+      </w:r>
+      <w:r>
+        <w:t xml:space="preserve">An OU is a container, and Group Policy that reads OU position inherits every reorganization. HR-driven provisioning keeps AD</w:t>
+      </w:r>
+      <w:r>
+        <w:t xml:space="preserve"> </w:t>
+      </w:r>
+      <w:r>
+        <w:rPr>
+          <w:i/>
+          <w:iCs/>
+        </w:rPr>
+        <w:t xml:space="preserve">correct</w:t>
+      </w:r>
+      <w:r>
+        <w:t xml:space="preserve">; it cannot make AD’s model attribute-native.</w:t>
+      </w:r>
+    </w:p>
+    <w:bookmarkEnd w:id="67"/>
+    <w:bookmarkStart w:id="68" w:name="Xc6f713758aeaa4bc20ff810450d692d0c1d8820"/>
+    <w:p>
+      <w:pPr>
+        <w:pStyle w:val="Heading3"/>
+      </w:pPr>
+      <w:r>
+        <w:t xml:space="preserve">5.3.2 Landing in Entra ID: Attributes, Not Containers</w:t>
+      </w:r>
+    </w:p>
+    <w:p>
+      <w:pPr>
+        <w:pStyle w:val="FirstParagraph"/>
+      </w:pPr>
+      <w:r>
+        <w:t xml:space="preserve">Entra ID has no OUs. The worker record lands as</w:t>
+      </w:r>
+      <w:r>
+        <w:t xml:space="preserve"> </w:t>
+      </w:r>
+      <w:r>
+        <w:rPr>
+          <w:b/>
+          <w:bCs/>
+        </w:rPr>
+        <w:t xml:space="preserve">first-class attributes</w:t>
+      </w:r>
+      <w:r>
+        <w:t xml:space="preserve">, and organizational structure becomes data:</w:t>
+      </w:r>
+    </w:p>
+    <w:p>
+      <w:pPr>
+        <w:pStyle w:val="Compact"/>
+        <w:numPr>
+          <w:ilvl w:val="0"/>
+          <w:numId w:val="1008"/>
+        </w:numPr>
+      </w:pPr>
+      <w:r>
+        <w:rPr>
+          <w:b/>
+          <w:bCs/>
+        </w:rPr>
+        <w:t xml:space="preserve">The attribute surface.</w:t>
+      </w:r>
+      <w:r>
+        <w:t xml:space="preserve"> </w:t>
+      </w:r>
+      <w:r>
+        <w:rPr>
+          <w:rStyle w:val="VerbatimChar"/>
+        </w:rPr>
+        <w:t xml:space="preserve">manager</w:t>
+      </w:r>
+      <w:r>
+        <w:t xml:space="preserve"> </w:t>
+      </w:r>
+      <w:r>
+        <w:t xml:space="preserve">(a directory</w:t>
+      </w:r>
+      <w:r>
+        <w:t xml:space="preserve"> </w:t>
+      </w:r>
+      <w:r>
+        <w:rPr>
+          <w:i/>
+          <w:iCs/>
+        </w:rPr>
+        <w:t xml:space="preserve">relationship</w:t>
+      </w:r>
+      <w:r>
+        <w:t xml:space="preserve">, not a string — it powers the organization chart in Teams and Outlook profile cards),</w:t>
+      </w:r>
+      <w:r>
+        <w:t xml:space="preserve"> </w:t>
+      </w:r>
+      <w:r>
+        <w:rPr>
+          <w:rStyle w:val="VerbatimChar"/>
+        </w:rPr>
+        <w:t xml:space="preserve">department</w:t>
+      </w:r>
+      <w:r>
+        <w:t xml:space="preserve">,</w:t>
+      </w:r>
+      <w:r>
+        <w:t xml:space="preserve"> </w:t>
+      </w:r>
+      <w:r>
+        <w:rPr>
+          <w:rStyle w:val="VerbatimChar"/>
+        </w:rPr>
+        <w:t xml:space="preserve">jobTitle</w:t>
+      </w:r>
+      <w:r>
+        <w:t xml:space="preserve">,</w:t>
+      </w:r>
+      <w:r>
+        <w:t xml:space="preserve"> </w:t>
+      </w:r>
+      <w:r>
+        <w:rPr>
+          <w:rStyle w:val="VerbatimChar"/>
+        </w:rPr>
+        <w:t xml:space="preserve">employeeId</w:t>
+      </w:r>
+      <w:r>
+        <w:t xml:space="preserve">,</w:t>
+      </w:r>
+      <w:r>
+        <w:t xml:space="preserve"> </w:t>
+      </w:r>
+      <w:r>
+        <w:rPr>
+          <w:rStyle w:val="VerbatimChar"/>
+        </w:rPr>
+        <w:t xml:space="preserve">employeeType</w:t>
+      </w:r>
+      <w:r>
+        <w:t xml:space="preserve">,</w:t>
+      </w:r>
+      <w:r>
+        <w:t xml:space="preserve"> </w:t>
+      </w:r>
+      <w:r>
+        <w:rPr>
+          <w:rStyle w:val="VerbatimChar"/>
+        </w:rPr>
+        <w:t xml:space="preserve">employeeHireDate</w:t>
+      </w:r>
+      <w:r>
+        <w:t xml:space="preserve"> </w:t>
+      </w:r>
+      <w:r>
+        <w:t xml:space="preserve">/</w:t>
+      </w:r>
+      <w:r>
+        <w:t xml:space="preserve"> </w:t>
+      </w:r>
+      <w:r>
+        <w:rPr>
+          <w:rStyle w:val="VerbatimChar"/>
+        </w:rPr>
+        <w:t xml:space="preserve">employeeLeaveDateTime</w:t>
+      </w:r>
+      <w:r>
+        <w:t xml:space="preserve">, and</w:t>
+      </w:r>
+      <w:r>
+        <w:t xml:space="preserve"> </w:t>
+      </w:r>
+      <w:r>
+        <w:rPr>
+          <w:rStyle w:val="VerbatimChar"/>
+        </w:rPr>
+        <w:t xml:space="preserve">employeeOrgData</w:t>
+      </w:r>
+      <w:r>
+        <w:t xml:space="preserve"> </w:t>
+      </w:r>
+      <w:r>
+        <w:t xml:space="preserve">with</w:t>
+      </w:r>
+      <w:r>
+        <w:t xml:space="preserve"> </w:t>
+      </w:r>
+      <w:r>
+        <w:rPr>
+          <w:rStyle w:val="VerbatimChar"/>
+        </w:rPr>
+        <w:t xml:space="preserve">costCenter</w:t>
+      </w:r>
+      <w:r>
+        <w:t xml:space="preserve"> </w:t>
+      </w:r>
+      <w:r>
+        <w:t xml:space="preserve">and</w:t>
+      </w:r>
+      <w:r>
+        <w:t xml:space="preserve"> </w:t>
+      </w:r>
+      <w:r>
+        <w:rPr>
+          <w:rStyle w:val="VerbatimChar"/>
+        </w:rPr>
+        <w:t xml:space="preserve">division</w:t>
+      </w:r>
+      <w:r>
+        <w:t xml:space="preserve">. The attribute authority map earlier in this book, realized in Microsoft’s own schema.</w:t>
+      </w:r>
+    </w:p>
+    <w:p>
+      <w:pPr>
+        <w:pStyle w:val="Compact"/>
+        <w:numPr>
+          <w:ilvl w:val="0"/>
+          <w:numId w:val="1008"/>
+        </w:numPr>
+      </w:pPr>
+      <w:r>
+        <w:rPr>
+          <w:b/>
+          <w:bCs/>
+        </w:rPr>
+        <w:t xml:space="preserve">Structure becomes computation.</w:t>
+      </w:r>
+      <w:r>
+        <w:t xml:space="preserve"> </w:t>
+      </w:r>
+      <w:r>
+        <w:t xml:space="preserve">Dynamic membership rules evaluate those attributes continuously — nobody joins a group and nobody forgets to leave one. Access packages route approvals to the</w:t>
+      </w:r>
+      <w:r>
+        <w:t xml:space="preserve"> </w:t>
+      </w:r>
+      <w:r>
+        <w:rPr>
+          <w:rStyle w:val="VerbatimChar"/>
+        </w:rPr>
+        <w:t xml:space="preserve">manager</w:t>
+      </w:r>
+      <w:r>
+        <w:t xml:space="preserve"> </w:t>
+      </w:r>
+      <w:r>
+        <w:t xml:space="preserve">relationship (the supervisor of record). Administrative units scope delegated administration by attribute — the OU’s one legitimate remaining job, reimplemented without making policy read a container path.</w:t>
+      </w:r>
+    </w:p>
+    <w:p>
+      <w:pPr>
+        <w:pStyle w:val="Compact"/>
+        <w:numPr>
+          <w:ilvl w:val="0"/>
+          <w:numId w:val="1008"/>
+        </w:numPr>
+      </w:pPr>
+      <w:r>
+        <w:rPr>
+          <w:b/>
+          <w:bCs/>
+        </w:rPr>
+        <w:t xml:space="preserve">Lifecycle is platform-native.</w:t>
+      </w:r>
+      <w:r>
+        <w:t xml:space="preserve"> </w:t>
+      </w:r>
+      <w:r>
+        <w:t xml:space="preserve">Entra Lifecycle Workflows trigger directly off</w:t>
+      </w:r>
+      <w:r>
+        <w:t xml:space="preserve"> </w:t>
+      </w:r>
+      <w:r>
+        <w:rPr>
+          <w:rStyle w:val="VerbatimChar"/>
+        </w:rPr>
+        <w:t xml:space="preserve">employeeHireDate</w:t>
+      </w:r>
+      <w:r>
+        <w:t xml:space="preserve"> </w:t>
+      </w:r>
+      <w:r>
+        <w:t xml:space="preserve">and</w:t>
+      </w:r>
+      <w:r>
+        <w:t xml:space="preserve"> </w:t>
+      </w:r>
+      <w:r>
+        <w:rPr>
+          <w:rStyle w:val="VerbatimChar"/>
+        </w:rPr>
+        <w:t xml:space="preserve">employeeLeaveDateTime</w:t>
+      </w:r>
+      <w:r>
+        <w:t xml:space="preserve">: pre-hire onboarding, day-one enablement, and leaver revocation run as first-class platform features keyed to the HR effective dates — not as scheduled scripts someone maintains.</w:t>
+      </w:r>
+    </w:p>
+    <w:p>
+      <w:pPr>
+        <w:pStyle w:val="FirstParagraph"/>
+      </w:pPr>
+      <w:r>
+        <w:t xml:space="preserve">The visible payoff for every employee: the org chart in Teams and Outlook stops being decorative. When</w:t>
+      </w:r>
+      <w:r>
+        <w:t xml:space="preserve"> </w:t>
+      </w:r>
+      <w:r>
+        <w:rPr>
+          <w:rStyle w:val="VerbatimChar"/>
+        </w:rPr>
+        <w:t xml:space="preserve">manager</w:t>
+      </w:r>
+      <w:r>
+        <w:t xml:space="preserve"> </w:t>
+      </w:r>
+      <w:r>
+        <w:t xml:space="preserve">and</w:t>
+      </w:r>
+      <w:r>
+        <w:t xml:space="preserve"> </w:t>
+      </w:r>
+      <w:r>
+        <w:rPr>
+          <w:rStyle w:val="VerbatimChar"/>
+        </w:rPr>
+        <w:t xml:space="preserve">employeeOrgData</w:t>
+      </w:r>
+      <w:r>
+        <w:t xml:space="preserve"> </w:t>
+      </w:r>
+      <w:r>
+        <w:t xml:space="preserve">derive from the HR record, the profile card</w:t>
+      </w:r>
+      <w:r>
+        <w:t xml:space="preserve"> </w:t>
+      </w:r>
+      <w:r>
+        <w:rPr>
+          <w:i/>
+          <w:iCs/>
+        </w:rPr>
+        <w:t xml:space="preserve">is</w:t>
+      </w:r>
+      <w:r>
+        <w:t xml:space="preserve"> </w:t>
+      </w:r>
+      <w:r>
+        <w:t xml:space="preserve">the supervisory org — the same truth that routes approvals and computes access.</w:t>
+      </w:r>
+    </w:p>
+    <w:bookmarkEnd w:id="68"/>
+    <w:bookmarkStart w:id="73" w:name="Xf4489a52d9758d07ba07482e24807dcee1b7ecf"/>
+    <w:p>
+      <w:pPr>
+        <w:pStyle w:val="Heading3"/>
+      </w:pPr>
+      <w:r>
+        <w:t xml:space="preserve">5.3.3 Absorbing Organizational and Reporting Structure: AD versus Entra ID</w:t>
+      </w:r>
+    </w:p>
+    <w:p>
+      <w:pPr>
+        <w:pStyle w:val="TableCaption"/>
+      </w:pPr>
+      <w:r>
+        <w:t xml:space="preserve">Absorbing organizational and reporting structure — AD versus Entra ID</w:t>
+      </w:r>
+    </w:p>
+    <w:tbl>
+      <w:tblPr>
+        <w:tblStyle w:val="Table"/>
+        <w:tblW w:type="pct" w:w="5000"/>
+        <w:tblLayout w:type="fixed"/>
+        <w:tblLook w:firstRow="1" w:lastRow="0" w:firstColumn="0" w:lastColumn="0" w:noHBand="0" w:noVBand="0" w:val="0020"/>
+        <w:tblCaption w:val="Absorbing organizational and reporting structure — AD versus Entra ID"/>
+      </w:tblPr>
+      <w:tblGrid>
+        <w:gridCol w:w="2640"/>
+        <w:gridCol w:w="2640"/>
+        <w:gridCol w:w="2640"/>
+      </w:tblGrid>
+      <w:tr>
+        <w:trPr>
+          <w:tblHeader w:val="on"/>
+        </w:trPr>
+        <w:tc>
+          <w:tcPr/>
+          <w:p>
+            <w:pPr>
+              <w:pStyle w:val="Compact"/>
+            </w:pPr>
+            <w:r>
+              <w:t xml:space="preserve">Dimension</w:t>
+            </w:r>
+          </w:p>
+        </w:tc>
+        <w:tc>
+          <w:tcPr/>
+          <w:p>
+            <w:pPr>
+              <w:pStyle w:val="Compact"/>
+            </w:pPr>
+            <w:r>
+              <w:t xml:space="preserve">Active Directory</w:t>
+            </w:r>
+          </w:p>
+        </w:tc>
+        <w:tc>
+          <w:tcPr/>
+          <w:p>
+            <w:pPr>
+              <w:pStyle w:val="Compact"/>
+            </w:pPr>
+            <w:r>
+              <w:t xml:space="preserve">Entra ID</w:t>
+            </w:r>
+          </w:p>
+        </w:tc>
+      </w:tr>
+      <w:tr>
+        <w:tc>
+          <w:tcPr/>
+          <w:p>
+            <w:pPr>
+              <w:pStyle w:val="Compact"/>
+            </w:pPr>
+            <w:r>
+              <w:t xml:space="preserve">Structural container</w:t>
+            </w:r>
+          </w:p>
+        </w:tc>
+        <w:tc>
+          <w:tcPr/>
+          <w:p>
+            <w:pPr>
+              <w:pStyle w:val="Compact"/>
+            </w:pPr>
+            <w:r>
+              <w:t xml:space="preserve">OU tree — structure as</w:t>
+            </w:r>
+            <w:r>
+              <w:t xml:space="preserve"> </w:t>
+            </w:r>
+            <w:r>
+              <w:rPr>
+                <w:i/>
+                <w:iCs/>
+              </w:rPr>
+              <w:t xml:space="preserve">place</w:t>
+            </w:r>
+            <w:r>
+              <w:t xml:space="preserve">; GPO reads position</w:t>
+            </w:r>
+          </w:p>
+        </w:tc>
+        <w:tc>
+          <w:tcPr/>
+          <w:p>
+            <w:pPr>
+              <w:pStyle w:val="Compact"/>
+            </w:pPr>
+            <w:r>
+              <w:t xml:space="preserve">None — structure as</w:t>
+            </w:r>
+            <w:r>
+              <w:t xml:space="preserve"> </w:t>
+            </w:r>
+            <w:r>
+              <w:rPr>
+                <w:i/>
+                <w:iCs/>
+              </w:rPr>
+              <w:t xml:space="preserve">attributes</w:t>
+            </w:r>
+            <w:r>
+              <w:t xml:space="preserve">; policy reads claims and groups</w:t>
+            </w:r>
+          </w:p>
+        </w:tc>
+      </w:tr>
+      <w:tr>
+        <w:tc>
+          <w:tcPr/>
+          <w:p>
+            <w:pPr>
+              <w:pStyle w:val="Compact"/>
+            </w:pPr>
+            <w:r>
+              <w:t xml:space="preserve">Reporting line</w:t>
+            </w:r>
+          </w:p>
+        </w:tc>
+        <w:tc>
+          <w:tcPr/>
+          <w:p>
+            <w:pPr>
+              <w:pStyle w:val="Compact"/>
+            </w:pPr>
+            <w:r>
+              <w:rPr>
+                <w:rStyle w:val="VerbatimChar"/>
+              </w:rPr>
+              <w:t xml:space="preserve">manager</w:t>
+            </w:r>
+            <w:r>
+              <w:t xml:space="preserve"> </w:t>
+            </w:r>
+            <w:r>
+              <w:t xml:space="preserve">DN reference — Exchange, address book</w:t>
+            </w:r>
+          </w:p>
+        </w:tc>
+        <w:tc>
+          <w:tcPr/>
+          <w:p>
+            <w:pPr>
+              <w:pStyle w:val="Compact"/>
+            </w:pPr>
+            <w:r>
+              <w:rPr>
+                <w:rStyle w:val="VerbatimChar"/>
+              </w:rPr>
+              <w:t xml:space="preserve">manager</w:t>
+            </w:r>
+            <w:r>
+              <w:t xml:space="preserve"> </w:t>
+            </w:r>
+            <w:r>
+              <w:t xml:space="preserve">relationship — org chart in Teams/Outlook, approval routing</w:t>
+            </w:r>
+          </w:p>
+        </w:tc>
+      </w:tr>
+      <w:tr>
+        <w:tc>
+          <w:tcPr/>
+          <w:p>
+            <w:pPr>
+              <w:pStyle w:val="Compact"/>
+            </w:pPr>
+            <w:r>
+              <w:t xml:space="preserve">Org placement</w:t>
+            </w:r>
+          </w:p>
+        </w:tc>
+        <w:tc>
+          <w:tcPr/>
+          <w:p>
+            <w:pPr>
+              <w:pStyle w:val="Compact"/>
+            </w:pPr>
+            <w:r>
+              <w:t xml:space="preserve">OU computed at provisioning (</w:t>
+            </w:r>
+            <w:r>
+              <w:rPr>
+                <w:rStyle w:val="VerbatimChar"/>
+              </w:rPr>
+              <w:t xml:space="preserve">parentDistinguishedName</w:t>
+            </w:r>
+            <w:r>
+              <w:t xml:space="preserve">)</w:t>
+            </w:r>
+          </w:p>
+        </w:tc>
+        <w:tc>
+          <w:tcPr/>
+          <w:p>
+            <w:pPr>
+              <w:pStyle w:val="Compact"/>
+            </w:pPr>
+            <w:r>
+              <w:rPr>
+                <w:rStyle w:val="VerbatimChar"/>
+              </w:rPr>
+              <w:t xml:space="preserve">employeeOrgData</w:t>
+            </w:r>
+            <w:r>
+              <w:t xml:space="preserve"> </w:t>
+            </w:r>
+            <w:r>
+              <w:t xml:space="preserve">(division, costCenter) +</w:t>
+            </w:r>
+            <w:r>
+              <w:t xml:space="preserve"> </w:t>
+            </w:r>
+            <w:r>
+              <w:rPr>
+                <w:rStyle w:val="VerbatimChar"/>
+              </w:rPr>
+              <w:t xml:space="preserve">department</w:t>
+            </w:r>
+            <w:r>
+              <w:t xml:space="preserve">, stamped</w:t>
+            </w:r>
+          </w:p>
+        </w:tc>
+      </w:tr>
+      <w:tr>
+        <w:tc>
+          <w:tcPr/>
+          <w:p>
+            <w:pPr>
+              <w:pStyle w:val="Compact"/>
+            </w:pPr>
+            <w:r>
+              <w:t xml:space="preserve">Membership</w:t>
+            </w:r>
+          </w:p>
+        </w:tc>
+        <w:tc>
+          <w:tcPr/>
+          <w:p>
+            <w:pPr>
+              <w:pStyle w:val="Compact"/>
+            </w:pPr>
+            <w:r>
+              <w:t xml:space="preserve">Static groups, nesting, manual or scripted</w:t>
+            </w:r>
+          </w:p>
+        </w:tc>
+        <w:tc>
+          <w:tcPr/>
+          <w:p>
+            <w:pPr>
+              <w:pStyle w:val="Compact"/>
+            </w:pPr>
+            <w:r>
+              <w:t xml:space="preserve">Dynamic membership rules — computed, continuously evaluated</w:t>
+            </w:r>
+          </w:p>
+        </w:tc>
+      </w:tr>
+      <w:tr>
+        <w:tc>
+          <w:tcPr/>
+          <w:p>
+            <w:pPr>
+              <w:pStyle w:val="Compact"/>
+            </w:pPr>
+            <w:r>
+              <w:t xml:space="preserve">Delegated admin</w:t>
+            </w:r>
+          </w:p>
+        </w:tc>
+        <w:tc>
+          <w:tcPr/>
+          <w:p>
+            <w:pPr>
+              <w:pStyle w:val="Compact"/>
+            </w:pPr>
+            <w:r>
+              <w:t xml:space="preserve">OU ACL delegation</w:t>
+            </w:r>
+          </w:p>
+        </w:tc>
+        <w:tc>
+          <w:tcPr/>
+          <w:p>
+            <w:pPr>
+              <w:pStyle w:val="Compact"/>
+            </w:pPr>
+            <w:r>
+              <w:t xml:space="preserve">Administrative units, attribute-scoped</w:t>
+            </w:r>
+          </w:p>
+        </w:tc>
+      </w:tr>
+      <w:tr>
+        <w:tc>
+          <w:tcPr/>
+          <w:p>
+            <w:pPr>
+              <w:pStyle w:val="Compact"/>
+            </w:pPr>
+            <w:r>
+              <w:t xml:space="preserve">Reorg cost</w:t>
+            </w:r>
+          </w:p>
+        </w:tc>
+        <w:tc>
+          <w:tcPr/>
+          <w:p>
+            <w:pPr>
+              <w:pStyle w:val="Compact"/>
+            </w:pPr>
+            <w:r>
+              <w:t xml:space="preserve">OU restructure + GPO re-link — a migration project</w:t>
+            </w:r>
+          </w:p>
+        </w:tc>
+        <w:tc>
+          <w:tcPr/>
+          <w:p>
+            <w:pPr>
+              <w:pStyle w:val="Compact"/>
+            </w:pPr>
+            <w:r>
+              <w:t xml:space="preserve">Attribute re-stamp + rule re-evaluation — a data change</w:t>
+            </w:r>
+          </w:p>
+        </w:tc>
+      </w:tr>
+    </w:tbl>
+    <w:p>
+      <w:pPr>
+        <w:pStyle w:val="BodyText"/>
+      </w:pPr>
+      <w:r>
+        <w:t xml:space="preserve"> </w:t>
+      </w:r>
+    </w:p>
+    <w:tbl>
+      <w:tblPr>
+        <w:tblStyle w:val="Table"/>
+        <w:tblW w:type="pct" w:w="5000"/>
+        <w:tblLayout w:type="fixed"/>
+        <w:tblLook w:firstRow="0" w:lastRow="0" w:firstColumn="0" w:lastColumn="0" w:noHBand="0" w:noVBand="0" w:val="0000"/>
+      </w:tblPr>
+      <w:tblGrid>
+        <w:gridCol w:w="7920"/>
+      </w:tblGrid>
+      <w:tr>
+        <w:tc>
+          <w:tcPr/>
+          <w:bookmarkStart w:id="72" w:name="fig-hrit10"/>
+          <w:p>
+            <w:pPr>
+              <w:pStyle w:val="Compact"/>
+              <w:jc w:val="center"/>
+            </w:pPr>
+            <w:r>
+              <w:drawing>
+                <wp:inline>
+                  <wp:extent cx="5334000" cy="3000375"/>
+                  <wp:effectExtent b="0" l="0" r="0" t="0"/>
+                  <wp:docPr descr="" title="" id="70" name="Picture"/>
+                  <a:graphic>
+                    <a:graphicData uri="http://schemas.openxmlformats.org/drawingml/2006/picture">
+                      <pic:pic>
+                        <pic:nvPicPr>
+                          <pic:cNvPr descr="figs/hrit-fig-10-ad-vs-entra-org-structure.png" id="71" name="Picture"/>
+                          <pic:cNvPicPr>
+                            <a:picLocks noChangeArrowheads="1" noChangeAspect="1"/>
+                          </pic:cNvPicPr>
+                        </pic:nvPicPr>
+                        <pic:blipFill>
+                          <a:blip r:embed="rId69"/>
+                          <a:stretch>
+                            <a:fillRect/>
+                          </a:stretch>
+                        </pic:blipFill>
+                        <pic:spPr bwMode="auto">
+                          <a:xfrm>
+                            <a:off x="0" y="0"/>
+                            <a:ext cx="5334000" cy="3000375"/>
+                          </a:xfrm>
+                          <a:prstGeom prst="rect">
+                            <a:avLst/>
+                          </a:prstGeom>
+                          <a:noFill/>
+                          <a:ln w="9525">
+                            <a:noFill/>
+                            <a:headEnd/>
+                            <a:tailEnd/>
+                          </a:ln>
+                        </pic:spPr>
+                      </pic:pic>
+                    </a:graphicData>
+                  </a:graphic>
+                </wp:inline>
+              </w:drawing>
+            </w:r>
+          </w:p>
+          <w:p>
+            <w:pPr>
+              <w:jc w:val="center"/>
+            </w:pPr>
+            <w:pPr>
+              <w:jc w:val="left"/>
+              <w:spacing w:before="200"/>
+              <w:pStyle w:val="ImageCaption"/>
+            </w:pPr>
+            <w:r>
+              <w:t xml:space="preserve">Figure 7: Absorbing org and reporting structure — AD versus Entra ID</w:t>
+            </w:r>
+          </w:p>
+          <w:bookmarkEnd w:id="72"/>
+        </w:tc>
+      </w:tr>
+    </w:tbl>
+    <w:p>
+      <w:pPr>
+        <w:pStyle w:val="BodyText"/>
+      </w:pPr>
+      <w:r>
+        <w:t xml:space="preserve">Both directories can absorb the org chart via HR-driven provisioning — but only one absorbs it as data. The row that decides the argument is the last one: an AD reorganization is a migration project with months of drift; an Entra reorganization is a data change. Microsoft’s platform direction and this series’ overlay-and-retire doctrine point the same way: provision</w:t>
+      </w:r>
+      <w:r>
+        <w:t xml:space="preserve"> </w:t>
+      </w:r>
+      <w:r>
+        <w:rPr>
+          <w:b/>
+          <w:bCs/>
+        </w:rPr>
+        <w:t xml:space="preserve">both</w:t>
+      </w:r>
+      <w:r>
+        <w:t xml:space="preserve"> </w:t>
+      </w:r>
+      <w:r>
+        <w:t xml:space="preserve">zones during coexistence, read structure from attributes, and retire OU-bound policy deliberately (Phase 4 below, in coordination with</w:t>
+      </w:r>
+      <w:r>
+        <w:t xml:space="preserve"> </w:t>
+      </w:r>
+      <w:hyperlink r:id="rId18">
+        <w:r>
+          <w:rPr>
+            <w:rStyle w:val="Hyperlink"/>
+          </w:rPr>
+          <w:t xml:space="preserve">Part 5</w:t>
+        </w:r>
+      </w:hyperlink>
+      <w:r>
+        <w:t xml:space="preserve">).</w:t>
+      </w:r>
+    </w:p>
+    <w:bookmarkEnd w:id="73"/>
+    <w:bookmarkEnd w:id="74"/>
+    <w:bookmarkStart w:id="75" w:name="one-person-one-identifier"/>
+    <w:p>
+      <w:pPr>
+        <w:pStyle w:val="Heading2"/>
+      </w:pPr>
+      <w:r>
+        <w:t xml:space="preserve">5.4 One Person, One Identifier</w:t>
+      </w:r>
+    </w:p>
+    <w:p>
+      <w:pPr>
+        <w:pStyle w:val="FirstParagraph"/>
+      </w:pPr>
+      <w:r>
+        <w:t xml:space="preserve">IA-4 requires managing identifiers by receiving authorization to assign them, selecting and assigning them to the intended entity, and</w:t>
+      </w:r>
+      <w:r>
+        <w:t xml:space="preserve"> </w:t>
+      </w:r>
+      <w:r>
+        <w:rPr>
+          <w:b/>
+          <w:bCs/>
+        </w:rPr>
+        <w:t xml:space="preserve">preventing their reuse</w:t>
+      </w:r>
+      <w:r>
+        <w:t xml:space="preserve"> </w:t>
+      </w:r>
+      <w:r>
+        <w:t xml:space="preserve">for a defined period. The enterprise discipline this architecture implements is stricter and simpler:</w:t>
+      </w:r>
+      <w:r>
+        <w:t xml:space="preserve"> </w:t>
+      </w:r>
+      <w:r>
+        <w:rPr>
+          <w:b/>
+          <w:bCs/>
+        </w:rPr>
+        <w:t xml:space="preserve">one person, one identifier, for the life of the affiliation — across every account, system, rehire, and conversion.</w:t>
+      </w:r>
+    </w:p>
+    <w:p>
+      <w:pPr>
+        <w:pStyle w:val="BodyText"/>
+      </w:pPr>
+      <w:r>
+        <w:t xml:space="preserve">The</w:t>
+      </w:r>
+      <w:r>
+        <w:t xml:space="preserve"> </w:t>
+      </w:r>
+      <w:r>
+        <w:rPr>
+          <w:rStyle w:val="VerbatimChar"/>
+        </w:rPr>
+        <w:t xml:space="preserve">employeeId</w:t>
+      </w:r>
+      <w:r>
+        <w:t xml:space="preserve"> </w:t>
+      </w:r>
+      <w:r>
+        <w:t xml:space="preserve">assigned at first affiliation is the immutable correlation anchor. It never changes with name, position, region, or worker type; every account in every system that belongs to the person carries it; and when the person returns after a break in service, the rehire event re-links the</w:t>
+      </w:r>
+      <w:r>
+        <w:t xml:space="preserve"> </w:t>
+      </w:r>
+      <w:r>
+        <w:rPr>
+          <w:i/>
+          <w:iCs/>
+        </w:rPr>
+        <w:t xml:space="preserve">same</w:t>
+      </w:r>
+      <w:r>
+        <w:t xml:space="preserve"> </w:t>
+      </w:r>
+      <w:r>
+        <w:t xml:space="preserve">identifier rather than minting a fresh identity. This is only possible where the</w:t>
+      </w:r>
+      <w:r>
+        <w:t xml:space="preserve"> </w:t>
+      </w:r>
+      <w:r>
+        <w:rPr>
+          <w:i/>
+          <w:iCs/>
+        </w:rPr>
+        <w:t xml:space="preserve">person</w:t>
+      </w:r>
+      <w:r>
+        <w:t xml:space="preserve"> </w:t>
+      </w:r>
+      <w:r>
+        <w:t xml:space="preserve">— not the account — is the tracked entity. A directory cannot do it: directories track accounts, and an account deleted at separation takes its history with it. The worker record persists across affiliations, which is why identifier non-reuse and rehire correlation are properties of the HR plane, projected downward.</w:t>
+      </w:r>
+    </w:p>
+    <w:p>
+      <w:pPr>
+        <w:pStyle w:val="BodyText"/>
+      </w:pPr>
+      <w:r>
+        <w:t xml:space="preserve">The same anchor is what makes audit joins possible at all: the token event in the SIEM, the database login, the badge swipe, and the personnel action resolve to one person only because one identifier threads them.</w:t>
+      </w:r>
+    </w:p>
+    <w:bookmarkEnd w:id="75"/>
+    <w:bookmarkStart w:id="76" w:name="the-worker-type-boundary"/>
+    <w:p>
+      <w:pPr>
+        <w:pStyle w:val="Heading2"/>
+      </w:pPr>
+      <w:r>
+        <w:t xml:space="preserve">5.5 The Worker-Type Boundary</w:t>
+      </w:r>
+    </w:p>
+    <w:p>
+      <w:pPr>
+        <w:pStyle w:val="FirstParagraph"/>
+      </w:pPr>
+      <w:r>
+        <w:t xml:space="preserve">One authoritative attribute deserves special notice because entire policy families hang from it:</w:t>
+      </w:r>
+      <w:r>
+        <w:t xml:space="preserve"> </w:t>
+      </w:r>
+      <w:r>
+        <w:rPr>
+          <w:b/>
+          <w:bCs/>
+        </w:rPr>
+        <w:t xml:space="preserve">worker type.</w:t>
+      </w:r>
+      <w:r>
+        <w:t xml:space="preserve"> </w:t>
+      </w:r>
+      <w:r>
+        <w:t xml:space="preserve">Employee, contractor, intern, volunteer — the classification determines member-versus-guest treatment in the tenant, license assignment, access ceilings, and which conditional-access baseline applies. When worker type is a directory field someone sets at account creation, it is wrong exactly as often as staffing paperwork is ambiguous, and the errors are invisible because nothing reconciles them. When it is derived from the worker record, the contractor whose engagement ends loses access on the engagement’s end date (a leaver event for a non-employee), and the conversion seam — contractor on Friday, employee on Monday — is a re-derivation on the same identifier rather than a second identity with a second, forgotten first account. IA-4(4)’s status characterization (identifying each individual as, for example, a contractor) falls out of the same attribute for free: the characteristic is asserted by the system that classifies workers as a business act, not annotated by an administrator who heard about it.</w:t>
+      </w:r>
+    </w:p>
+    <w:bookmarkEnd w:id="76"/>
+    <w:bookmarkStart w:id="81" w:name="X6425fd18b5c4f116f10f22295a2c67df893cf44"/>
+    <w:p>
+      <w:pPr>
+        <w:pStyle w:val="Heading2"/>
+      </w:pPr>
+      <w:r>
+        <w:t xml:space="preserve">5.6 Deprovisioning Is an HR Event, Not a Ticket</w:t>
+      </w:r>
+    </w:p>
+    <w:p>
+      <w:pPr>
+        <w:pStyle w:val="FirstParagraph"/>
+      </w:pPr>
+      <w:r>
+        <w:t xml:space="preserve">The leaver sequence deserves its own statement, because it is where the fragmented-truth architecture kills its audit findings — and occasionally its incident reports. In the target state, separation processing is initiated by the effective-dated termination record, and the automated sequence executes on that date, in order, as one workflow:</w:t>
+      </w:r>
+    </w:p>
+    <w:p>
+      <w:pPr>
+        <w:pStyle w:val="Compact"/>
+        <w:numPr>
+          <w:ilvl w:val="0"/>
+          <w:numId w:val="1009"/>
+        </w:numPr>
+      </w:pPr>
+      <w:r>
+        <w:rPr>
+          <w:b/>
+          <w:bCs/>
+        </w:rPr>
+        <w:t xml:space="preserve">Disable the account</w:t>
+      </w:r>
+      <w:r>
+        <w:t xml:space="preserve"> </w:t>
+      </w:r>
+      <w:r>
+        <w:t xml:space="preserve">— the sign-in gate closes first.</w:t>
+      </w:r>
+    </w:p>
+    <w:p>
+      <w:pPr>
+        <w:pStyle w:val="Compact"/>
+        <w:numPr>
+          <w:ilvl w:val="0"/>
+          <w:numId w:val="1009"/>
+        </w:numPr>
+      </w:pPr>
+      <w:r>
+        <w:rPr>
+          <w:b/>
+          <w:bCs/>
+        </w:rPr>
+        <w:t xml:space="preserve">Revoke active sessions and refresh tokens</w:t>
+      </w:r>
+      <w:r>
+        <w:t xml:space="preserve"> </w:t>
+      </w:r>
+      <w:r>
+        <w:t xml:space="preserve">— disabling prevents</w:t>
+      </w:r>
+      <w:r>
+        <w:t xml:space="preserve"> </w:t>
+      </w:r>
+      <w:r>
+        <w:rPr>
+          <w:i/>
+          <w:iCs/>
+        </w:rPr>
+        <w:t xml:space="preserve">new</w:t>
+      </w:r>
+      <w:r>
+        <w:t xml:space="preserve"> </w:t>
+      </w:r>
+      <w:r>
+        <w:t xml:space="preserve">tokens; revocation ends the ones already issued, so the control takes effect in token-lifetime minutes rather than at next sign-in.</w:t>
+      </w:r>
+    </w:p>
+    <w:p>
+      <w:pPr>
+        <w:pStyle w:val="Compact"/>
+        <w:numPr>
+          <w:ilvl w:val="0"/>
+          <w:numId w:val="1009"/>
+        </w:numPr>
+      </w:pPr>
+      <w:r>
+        <w:rPr>
+          <w:b/>
+          <w:bCs/>
+        </w:rPr>
+        <w:t xml:space="preserve">Verify</w:t>
+      </w:r>
+      <w:r>
+        <w:t xml:space="preserve"> </w:t>
+      </w:r>
+      <w:r>
+        <w:t xml:space="preserve">— read back the revocation state; a step that cannot be confirmed is a step that did not happen, as far as evidence is concerned.</w:t>
+      </w:r>
+    </w:p>
+    <w:p>
+      <w:pPr>
+        <w:pStyle w:val="Compact"/>
+        <w:numPr>
+          <w:ilvl w:val="0"/>
+          <w:numId w:val="1009"/>
+        </w:numPr>
+      </w:pPr>
+      <w:r>
+        <w:rPr>
+          <w:b/>
+          <w:bCs/>
+        </w:rPr>
+        <w:t xml:space="preserve">Remove group memberships and access-package assignments</w:t>
+      </w:r>
+      <w:r>
+        <w:t xml:space="preserve"> </w:t>
+      </w:r>
+      <w:r>
+        <w:t xml:space="preserve">— entitlements end even where a downstream application caches identity.</w:t>
+      </w:r>
+    </w:p>
+    <w:p>
+      <w:pPr>
+        <w:pStyle w:val="Compact"/>
+        <w:numPr>
+          <w:ilvl w:val="0"/>
+          <w:numId w:val="1009"/>
+        </w:numPr>
+      </w:pPr>
+      <w:r>
+        <w:rPr>
+          <w:b/>
+          <w:bCs/>
+        </w:rPr>
+        <w:t xml:space="preserve">Revoke credentials</w:t>
+      </w:r>
+      <w:r>
+        <w:t xml:space="preserve"> </w:t>
+      </w:r>
+      <w:r>
+        <w:t xml:space="preserve">— certificates through the Book 03 lifecycle; the device’s admission credential through the Book 02 pipeline, so the port stops trusting the hardware too.</w:t>
+      </w:r>
+    </w:p>
+    <w:p>
+      <w:pPr>
+        <w:pStyle w:val="Compact"/>
+        <w:numPr>
+          <w:ilvl w:val="0"/>
+          <w:numId w:val="1009"/>
+        </w:numPr>
+      </w:pPr>
+      <w:r>
+        <w:rPr>
+          <w:b/>
+          <w:bCs/>
+        </w:rPr>
+        <w:t xml:space="preserve">Disposition data</w:t>
+      </w:r>
+      <w:r>
+        <w:t xml:space="preserve"> </w:t>
+      </w:r>
+      <w:r>
+        <w:t xml:space="preserve">— mailbox archive or conversion, file ownership transfer, retention and litigation-hold exceptions applied per policy rather than per memory.</w:t>
+      </w:r>
+    </w:p>
+    <w:p>
+      <w:pPr>
+        <w:pStyle w:val="FirstParagraph"/>
+      </w:pPr>
+      <w:r>
+        <w:t xml:space="preserve">Each step emits a timestamped evidence record; the</w:t>
+      </w:r>
+      <w:r>
+        <w:t xml:space="preserve"> </w:t>
+      </w:r>
+      <w:r>
+        <w:rPr>
+          <w:i/>
+          <w:iCs/>
+        </w:rPr>
+        <w:t xml:space="preserve">distance between the HR effective date and the last revocation timestamp</w:t>
+      </w:r>
+      <w:r>
+        <w:t xml:space="preserve"> </w:t>
+      </w:r>
+      <w:r>
+        <w:t xml:space="preserve">becomes a measured, reportable ConMon metric instead of an unknowable. Emergency terminations take a defined manual entry into the</w:t>
+      </w:r>
+      <w:r>
+        <w:t xml:space="preserve"> </w:t>
+      </w:r>
+      <w:r>
+        <w:rPr>
+          <w:i/>
+          <w:iCs/>
+        </w:rPr>
+        <w:t xml:space="preserve">same</w:t>
+      </w:r>
+      <w:r>
+        <w:t xml:space="preserve"> </w:t>
+      </w:r>
+      <w:r>
+        <w:t xml:space="preserve">sequence — the trigger is human, the execution and the evidence are identical.</w:t>
+      </w:r>
+    </w:p>
+    <w:tbl>
+      <w:tblPr>
+        <w:tblStyle w:val="Table"/>
+        <w:tblW w:type="pct" w:w="5000"/>
+        <w:tblLayout w:type="fixed"/>
+        <w:tblLook w:firstRow="0" w:lastRow="0" w:firstColumn="0" w:lastColumn="0" w:noHBand="0" w:noVBand="0" w:val="0000"/>
+      </w:tblPr>
+      <w:tblGrid>
+        <w:gridCol w:w="7920"/>
+      </w:tblGrid>
+      <w:tr>
+        <w:tc>
+          <w:tcPr/>
+          <w:bookmarkStart w:id="80" w:name="fig-hrit05"/>
+          <w:p>
+            <w:pPr>
+              <w:pStyle w:val="Compact"/>
+              <w:jc w:val="center"/>
+            </w:pPr>
+            <w:r>
+              <w:drawing>
+                <wp:inline>
+                  <wp:extent cx="5334000" cy="3000375"/>
+                  <wp:effectExtent b="0" l="0" r="0" t="0"/>
+                  <wp:docPr descr="" title="" id="78" name="Picture"/>
+                  <a:graphic>
+                    <a:graphicData uri="http://schemas.openxmlformats.org/drawingml/2006/picture">
+                      <pic:pic>
+                        <pic:nvPicPr>
+                          <pic:cNvPr descr="figs/hrit-fig-05-leaver-sequence.png" id="79" name="Picture"/>
+                          <pic:cNvPicPr>
+                            <a:picLocks noChangeArrowheads="1" noChangeAspect="1"/>
+                          </pic:cNvPicPr>
+                        </pic:nvPicPr>
+                        <pic:blipFill>
+                          <a:blip r:embed="rId77"/>
+                          <a:stretch>
+                            <a:fillRect/>
+                          </a:stretch>
+                        </pic:blipFill>
+                        <pic:spPr bwMode="auto">
+                          <a:xfrm>
+                            <a:off x="0" y="0"/>
+                            <a:ext cx="5334000" cy="3000375"/>
+                          </a:xfrm>
+                          <a:prstGeom prst="rect">
+                            <a:avLst/>
+                          </a:prstGeom>
+                          <a:noFill/>
+                          <a:ln w="9525">
+                            <a:noFill/>
+                            <a:headEnd/>
+                            <a:tailEnd/>
+                          </a:ln>
+                        </pic:spPr>
+                      </pic:pic>
+                    </a:graphicData>
+                  </a:graphic>
+                </wp:inline>
+              </w:drawing>
+            </w:r>
+          </w:p>
+          <w:p>
+            <w:pPr>
+              <w:jc w:val="center"/>
+            </w:pPr>
+            <w:pPr>
+              <w:jc w:val="left"/>
+              <w:spacing w:before="200"/>
+              <w:pStyle w:val="ImageCaption"/>
+            </w:pPr>
+            <w:r>
+              <w:t xml:space="preserve">Figure 8: The six-step leaver sequence — executed on the effective date, evidenced per step</w:t>
+            </w:r>
+          </w:p>
+          <w:bookmarkEnd w:id="80"/>
+        </w:tc>
+      </w:tr>
+    </w:tbl>
+    <w:p>
+      <w:pPr>
+        <w:pStyle w:val="BodyText"/>
+      </w:pPr>
+      <w:r>
+        <w:t xml:space="preserve">Contrast the input signals available to any alternative mechanism. The network cannot see a termination — the leaver’s laptop authenticates on their last day exactly as it did the day before. The SIEM sees</w:t>
+      </w:r>
+      <w:r>
+        <w:t xml:space="preserve"> </w:t>
+      </w:r>
+      <w:r>
+        <w:rPr>
+          <w:i/>
+          <w:iCs/>
+        </w:rPr>
+        <w:t xml:space="preserve">absence of activity</w:t>
+      </w:r>
+      <w:r>
+        <w:t xml:space="preserve">, which is indistinguishable from leave. The quarterly access review discovers the account up to ninety days late. Only one system in the enterprise records the separation as a first-class fact with an effective date — and once it does, everything downstream is a subscription.</w:t>
+      </w:r>
+    </w:p>
+    <w:bookmarkEnd w:id="81"/>
+    <w:bookmarkStart w:id="82" w:name="the-measured-lifecycle"/>
+    <w:p>
+      <w:pPr>
+        <w:pStyle w:val="Heading2"/>
+      </w:pPr>
+      <w:r>
+        <w:t xml:space="preserve">5.7 The Measured Lifecycle</w:t>
+      </w:r>
+    </w:p>
+    <w:p>
+      <w:pPr>
+        <w:pStyle w:val="FirstParagraph"/>
+      </w:pPr>
+      <w:r>
+        <w:t xml:space="preserve">An event-driven lifecycle is also, incidentally but not accidentally, a</w:t>
+      </w:r>
+      <w:r>
+        <w:t xml:space="preserve"> </w:t>
+      </w:r>
+      <w:r>
+        <w:rPr>
+          <w:i/>
+          <w:iCs/>
+        </w:rPr>
+        <w:t xml:space="preserve">measured</w:t>
+      </w:r>
+      <w:r>
+        <w:t xml:space="preserve"> </w:t>
+      </w:r>
+      <w:r>
+        <w:t xml:space="preserve">one — every event-to-action interval is a number, and the numbers are the slot-01 evidence stream:</w:t>
+      </w:r>
+    </w:p>
+    <w:p>
+      <w:pPr>
+        <w:pStyle w:val="TableCaption"/>
+      </w:pPr>
+      <w:r>
+        <w:t xml:space="preserve">The lifecycle metrics the event-driven architecture makes measurable</w:t>
+      </w:r>
+    </w:p>
+    <w:tbl>
+      <w:tblPr>
+        <w:tblStyle w:val="Table"/>
+        <w:tblW w:type="pct" w:w="5000"/>
+        <w:tblLayout w:type="fixed"/>
+        <w:tblLook w:firstRow="1" w:lastRow="0" w:firstColumn="0" w:lastColumn="0" w:noHBand="0" w:noVBand="0" w:val="0020"/>
+        <w:tblCaption w:val="The lifecycle metrics the event-driven architecture makes measurable"/>
+      </w:tblPr>
+      <w:tblGrid>
+        <w:gridCol w:w="2640"/>
+        <w:gridCol w:w="2640"/>
+        <w:gridCol w:w="2640"/>
+      </w:tblGrid>
+      <w:tr>
+        <w:trPr>
+          <w:tblHeader w:val="on"/>
+        </w:trPr>
+        <w:tc>
+          <w:tcPr/>
+          <w:p>
+            <w:pPr>
+              <w:pStyle w:val="Compact"/>
+            </w:pPr>
+            <w:r>
+              <w:t xml:space="preserve">Metric</w:t>
+            </w:r>
+          </w:p>
+        </w:tc>
+        <w:tc>
+          <w:tcPr/>
+          <w:p>
+            <w:pPr>
+              <w:pStyle w:val="Compact"/>
+            </w:pPr>
+            <w:r>
+              <w:t xml:space="preserve">Definition</w:t>
+            </w:r>
+          </w:p>
+        </w:tc>
+        <w:tc>
+          <w:tcPr/>
+          <w:p>
+            <w:pPr>
+              <w:pStyle w:val="Compact"/>
+            </w:pPr>
+            <w:r>
+              <w:t xml:space="preserve">What It Evidences</w:t>
+            </w:r>
+          </w:p>
+        </w:tc>
+      </w:tr>
+      <w:tr>
+        <w:tc>
+          <w:tcPr/>
+          <w:p>
+            <w:pPr>
+              <w:pStyle w:val="Compact"/>
+            </w:pPr>
+            <w:r>
+              <w:t xml:space="preserve">Separation-to-revocation interval</w:t>
+            </w:r>
+          </w:p>
+        </w:tc>
+        <w:tc>
+          <w:tcPr/>
+          <w:p>
+            <w:pPr>
+              <w:pStyle w:val="Compact"/>
+            </w:pPr>
+            <w:r>
+              <w:t xml:space="preserve">HR effective date/time → last revocation timestamp in the leaver sequence</w:t>
+            </w:r>
+          </w:p>
+        </w:tc>
+        <w:tc>
+          <w:tcPr/>
+          <w:p>
+            <w:pPr>
+              <w:pStyle w:val="Compact"/>
+            </w:pPr>
+            <w:r>
+              <w:t xml:space="preserve">PS-4’s disable-within-time-period, continuously</w:t>
+            </w:r>
+          </w:p>
+        </w:tc>
+      </w:tr>
+      <w:tr>
+        <w:tc>
+          <w:tcPr/>
+          <w:p>
+            <w:pPr>
+              <w:pStyle w:val="Compact"/>
+            </w:pPr>
+            <w:r>
+              <w:t xml:space="preserve">Transfer-to-review interval</w:t>
+            </w:r>
+          </w:p>
+        </w:tc>
+        <w:tc>
+          <w:tcPr/>
+          <w:p>
+            <w:pPr>
+              <w:pStyle w:val="Compact"/>
+            </w:pPr>
+            <w:r>
+              <w:t xml:space="preserve">Transfer effective date → residual-access review completion</w:t>
+            </w:r>
+          </w:p>
+        </w:tc>
+        <w:tc>
+          <w:tcPr/>
+          <w:p>
+            <w:pPr>
+              <w:pStyle w:val="Compact"/>
+            </w:pPr>
+            <w:r>
+              <w:t xml:space="preserve">PS-5’s initiate-within-time-period</w:t>
+            </w:r>
+          </w:p>
+        </w:tc>
+      </w:tr>
+      <w:tr>
+        <w:tc>
+          <w:tcPr/>
+          <w:p>
+            <w:pPr>
+              <w:pStyle w:val="Compact"/>
+            </w:pPr>
+            <w:r>
+              <w:t xml:space="preserve">Joiner readiness rate</w:t>
+            </w:r>
+          </w:p>
+        </w:tc>
+        <w:tc>
+          <w:tcPr/>
+          <w:p>
+            <w:pPr>
+              <w:pStyle w:val="Compact"/>
+            </w:pPr>
+            <w:r>
+              <w:t xml:space="preserve">Share of new hires whose account, licenses, and baseline access exist at start-of-day one</w:t>
+            </w:r>
+          </w:p>
+        </w:tc>
+        <w:tc>
+          <w:tcPr/>
+          <w:p>
+            <w:pPr>
+              <w:pStyle w:val="Compact"/>
+            </w:pPr>
+            <w:r>
+              <w:t xml:space="preserve">AC-2 lifecycle automation working in the creation direction</w:t>
+            </w:r>
+          </w:p>
+        </w:tc>
+      </w:tr>
+      <w:tr>
+        <w:tc>
+          <w:tcPr/>
+          <w:p>
+            <w:pPr>
+              <w:pStyle w:val="Compact"/>
+            </w:pPr>
+            <w:r>
+              <w:t xml:space="preserve">Correlation coverage</w:t>
+            </w:r>
+          </w:p>
+        </w:tc>
+        <w:tc>
+          <w:tcPr/>
+          <w:p>
+            <w:pPr>
+              <w:pStyle w:val="Compact"/>
+            </w:pPr>
+            <w:r>
+              <w:t xml:space="preserve">Share of enabled accounts resolvable to a current worker record</w:t>
+            </w:r>
+          </w:p>
+        </w:tc>
+        <w:tc>
+          <w:tcPr/>
+          <w:p>
+            <w:pPr>
+              <w:pStyle w:val="Compact"/>
+            </w:pPr>
+            <w:r>
+              <w:t xml:space="preserve">The orphan population, as a query instead of a hunt</w:t>
+            </w:r>
+          </w:p>
+        </w:tc>
+      </w:tr>
+      <w:tr>
+        <w:tc>
+          <w:tcPr/>
+          <w:p>
+            <w:pPr>
+              <w:pStyle w:val="Compact"/>
+            </w:pPr>
+            <w:r>
+              <w:t xml:space="preserve">Derivation purity</w:t>
+            </w:r>
+          </w:p>
+        </w:tc>
+        <w:tc>
+          <w:tcPr/>
+          <w:p>
+            <w:pPr>
+              <w:pStyle w:val="Compact"/>
+            </w:pPr>
+            <w:r>
+              <w:t xml:space="preserve">Share of group memberships computed by rule versus assigned by hand</w:t>
+            </w:r>
+          </w:p>
+        </w:tc>
+        <w:tc>
+          <w:tcPr/>
+          <w:p>
+            <w:pPr>
+              <w:pStyle w:val="Compact"/>
+            </w:pPr>
+            <w:r>
+              <w:t xml:space="preserve">How much of the estate still runs on fragments</w:t>
+            </w:r>
+          </w:p>
+        </w:tc>
+      </w:tr>
+    </w:tbl>
+    <w:p>
+      <w:pPr>
+        <w:pStyle w:val="BodyText"/>
+      </w:pPr>
+      <w:r>
+        <w:t xml:space="preserve">None of these numbers exists in a ticket-driven estate — not because nobody computes them, but because the events they measure are not recorded as events. The metric</w:t>
+      </w:r>
+      <w:r>
+        <w:t xml:space="preserve"> </w:t>
+      </w:r>
+      <w:r>
+        <w:rPr>
+          <w:i/>
+          <w:iCs/>
+        </w:rPr>
+        <w:t xml:space="preserve">is</w:t>
+      </w:r>
+      <w:r>
+        <w:t xml:space="preserve"> </w:t>
+      </w:r>
+      <w:r>
+        <w:t xml:space="preserve">the argument: an architecture that cannot measure its own revocation latency is asserting PS-4 compliance on faith.</w:t>
+      </w:r>
+    </w:p>
+    <w:bookmarkEnd w:id="82"/>
+    <w:bookmarkEnd w:id="83"/>
+    <w:bookmarkStart w:id="91" w:name="the-organizational-ssot"/>
     <w:p>
       <w:pPr>
         <w:pStyle w:val="Heading1"/>
       </w:pPr>
       <w:r>
-        <w:t xml:space="preserve">6. A SaaS Integration Surface Is an Identity-Plane Surface</w:t>
+        <w:t xml:space="preserve">6. The Organizational SSOT</w:t>
+      </w:r>
+    </w:p>
+    <w:bookmarkStart w:id="84" w:name="structure-as-queryable-truth"/>
+    <w:p>
+      <w:pPr>
+        <w:pStyle w:val="Heading2"/>
+      </w:pPr>
+      <w:r>
+        <w:t xml:space="preserve">6.1 Structure as Queryable Truth</w:t>
+      </w:r>
+    </w:p>
+    <w:p>
+      <w:pPr>
+        <w:pStyle w:val="FirstParagraph"/>
+      </w:pPr>
+      <w:r>
+        <w:t xml:space="preserve">The second half of this book’s title is the one estates habitually skip. Identity SSOT projects say</w:t>
+      </w:r>
+      <w:r>
+        <w:t xml:space="preserve"> </w:t>
+      </w:r>
+      <w:r>
+        <w:t xml:space="preserve">“HR drives accounts”</w:t>
+      </w:r>
+      <w:r>
+        <w:t xml:space="preserve"> </w:t>
+      </w:r>
+      <w:r>
+        <w:t xml:space="preserve">and stop — leaving</w:t>
+      </w:r>
+      <w:r>
+        <w:t xml:space="preserve"> </w:t>
+      </w:r>
+      <w:r>
+        <w:rPr>
+          <w:i/>
+          <w:iCs/>
+        </w:rPr>
+        <w:t xml:space="preserve">organizational</w:t>
+      </w:r>
+      <w:r>
+        <w:t xml:space="preserve"> </w:t>
+      </w:r>
+      <w:r>
+        <w:t xml:space="preserve">truth (who reports to whom, which positions exist, which cost center pays) in the OU paths and the Visio files. The result is an identity plane that knows who exists but not where they sit, which forces every access decision back onto hand-maintained groups — and hand-maintained groups are per-system account stores wearing a nicer name.</w:t>
+      </w:r>
+    </w:p>
+    <w:p>
+      <w:pPr>
+        <w:pStyle w:val="BodyText"/>
+      </w:pPr>
+      <w:r>
+        <w:t xml:space="preserve">The organizational SSOT makes three record families queryable:</w:t>
+      </w:r>
+    </w:p>
+    <w:p>
+      <w:pPr>
+        <w:pStyle w:val="Compact"/>
+        <w:numPr>
+          <w:ilvl w:val="0"/>
+          <w:numId w:val="1010"/>
+        </w:numPr>
+      </w:pPr>
+      <w:r>
+        <w:rPr>
+          <w:b/>
+          <w:bCs/>
+        </w:rPr>
+        <w:t xml:space="preserve">Supervisory organization.</w:t>
+      </w:r>
+      <w:r>
+        <w:t xml:space="preserve"> </w:t>
+      </w:r>
+      <w:r>
+        <w:t xml:space="preserve">The reporting hierarchy as effective-dated records: any worker’s chain of command, resolvable by API at decision time. This is the fact that access-package approvals, attestation campaigns, and separation-of-duties checks all silently depend on — and today mostly fake with a stale directory</w:t>
+      </w:r>
+      <w:r>
+        <w:t xml:space="preserve"> </w:t>
+      </w:r>
+      <w:r>
+        <w:rPr>
+          <w:rStyle w:val="VerbatimChar"/>
+        </w:rPr>
+        <w:t xml:space="preserve">manager</w:t>
+      </w:r>
+      <w:r>
+        <w:t xml:space="preserve"> </w:t>
+      </w:r>
+      <w:r>
+        <w:t xml:space="preserve">field.</w:t>
+      </w:r>
+    </w:p>
+    <w:p>
+      <w:pPr>
+        <w:pStyle w:val="Compact"/>
+        <w:numPr>
+          <w:ilvl w:val="0"/>
+          <w:numId w:val="1010"/>
+        </w:numPr>
+      </w:pPr>
+      <w:r>
+        <w:rPr>
+          <w:b/>
+          <w:bCs/>
+        </w:rPr>
+        <w:t xml:space="preserve">Position management.</w:t>
+      </w:r>
+      <w:r>
+        <w:t xml:space="preserve"> </w:t>
+      </w:r>
+      <w:r>
+        <w:t xml:space="preserve">Positions as records independent of incumbents. Access eligibility attaches to the</w:t>
+      </w:r>
+      <w:r>
+        <w:t xml:space="preserve"> </w:t>
+      </w:r>
+      <w:r>
+        <w:rPr>
+          <w:i/>
+          <w:iCs/>
+        </w:rPr>
+        <w:t xml:space="preserve">position</w:t>
+      </w:r>
+      <w:r>
+        <w:t xml:space="preserve"> </w:t>
+      </w:r>
+      <w:r>
+        <w:t xml:space="preserve">(</w:t>
+      </w:r>
+      <w:r>
+        <w:t xml:space="preserve">“this seat is entitled to the case-processing system”</w:t>
+      </w:r>
+      <w:r>
+        <w:t xml:space="preserve">), so a vacancy holds no access, an incumbent inherits the seat’s baseline on assignment, and a mover sheds it on reassignment — automatically, because the assignment is the membership rule’s input.</w:t>
+      </w:r>
+    </w:p>
+    <w:p>
+      <w:pPr>
+        <w:pStyle w:val="Compact"/>
+        <w:numPr>
+          <w:ilvl w:val="0"/>
+          <w:numId w:val="1010"/>
+        </w:numPr>
+      </w:pPr>
+      <w:r>
+        <w:rPr>
+          <w:b/>
+          <w:bCs/>
+        </w:rPr>
+        <w:t xml:space="preserve">Cost centers.</w:t>
+      </w:r>
+      <w:r>
+        <w:t xml:space="preserve"> </w:t>
+      </w:r>
+      <w:r>
+        <w:t xml:space="preserve">The financial dimension of placement, driving license chargeback and scoping the blast radius of any entitlement to the organizational unit that owns it.</w:t>
+      </w:r>
+    </w:p>
+    <w:p>
+      <w:pPr>
+        <w:pStyle w:val="FirstParagraph"/>
+      </w:pPr>
+      <w:hyperlink r:id="rId18">
+        <w:r>
+          <w:rPr>
+            <w:rStyle w:val="Hyperlink"/>
+          </w:rPr>
+          <w:t xml:space="preserve">Book 05</w:t>
+        </w:r>
+      </w:hyperlink>
+      <w:r>
+        <w:t xml:space="preserve">’s history explains why this matters at reorganization time. Under fragmented truth, a reorganization is a</w:t>
+      </w:r>
+      <w:r>
+        <w:t xml:space="preserve"> </w:t>
+      </w:r>
+      <w:r>
+        <w:rPr>
+          <w:i/>
+          <w:iCs/>
+        </w:rPr>
+        <w:t xml:space="preserve">migration project</w:t>
+      </w:r>
+      <w:r>
+        <w:t xml:space="preserve">: OU restructuring, group renames, GPO re-links, months of drift. Under the organizational SSOT, a reorganization is a</w:t>
+      </w:r>
+      <w:r>
+        <w:t xml:space="preserve"> </w:t>
+      </w:r>
+      <w:r>
+        <w:rPr>
+          <w:i/>
+          <w:iCs/>
+        </w:rPr>
+        <w:t xml:space="preserve">data change</w:t>
+      </w:r>
+      <w:r>
+        <w:t xml:space="preserve"> </w:t>
+      </w:r>
+      <w:r>
+        <w:t xml:space="preserve">— the HR records change, the attributes re-stamp, the memberships recompute — and the doctrinal corollary follows: a drifted OU estate is</w:t>
+      </w:r>
+      <w:r>
+        <w:t xml:space="preserve"> </w:t>
+      </w:r>
+      <w:r>
+        <w:rPr>
+          <w:b/>
+          <w:bCs/>
+        </w:rPr>
+        <w:t xml:space="preserve">overlaid and retired, not remediated</w:t>
+      </w:r>
+      <w:r>
+        <w:t xml:space="preserve">. Rebuilding OU trees to match reality is expensive, high-risk, and pointless once no policy reads OU position; the truth is stamped as attributes, policy re-bases onto attribute-driven groups, and the residual OU bindings are inventoried and decommissioned deliberately.</w:t>
+      </w:r>
+    </w:p>
+    <w:bookmarkEnd w:id="84"/>
+    <w:bookmarkStart w:id="85" w:name="X1c44efed6f59a195bc8d7df37c3cec34f95e174"/>
+    <w:p>
+      <w:pPr>
+        <w:pStyle w:val="Heading2"/>
+      </w:pPr>
+      <w:r>
+        <w:t xml:space="preserve">6.2 From HR Attributes to Access: The Derivation Chain</w:t>
+      </w:r>
+    </w:p>
+    <w:p>
+      <w:pPr>
+        <w:pStyle w:val="FirstParagraph"/>
+      </w:pPr>
+      <w:r>
+        <w:t xml:space="preserve">The organizational SSOT earns its keep through one repeatable chain:</w:t>
+      </w:r>
+    </w:p>
+    <w:p>
+      <w:pPr>
+        <w:pStyle w:val="BodyText"/>
+      </w:pPr>
+      <w:r>
+        <w:rPr>
+          <w:b/>
+          <w:bCs/>
+        </w:rPr>
+        <w:t xml:space="preserve">Worker record → stamped attributes → dynamic groups → entitlements.</w:t>
+      </w:r>
+    </w:p>
+    <w:p>
+      <w:pPr>
+        <w:pStyle w:val="BodyText"/>
+      </w:pPr>
+      <w:r>
+        <w:t xml:space="preserve">Dynamic groups are membership</w:t>
+      </w:r>
+      <w:r>
+        <w:t xml:space="preserve"> </w:t>
+      </w:r>
+      <w:r>
+        <w:rPr>
+          <w:i/>
+          <w:iCs/>
+        </w:rPr>
+        <w:t xml:space="preserve">rules</w:t>
+      </w:r>
+      <w:r>
+        <w:t xml:space="preserve"> </w:t>
+      </w:r>
+      <w:r>
+        <w:t xml:space="preserve">over HR-derived attributes (</w:t>
+      </w:r>
+      <w:r>
+        <w:t xml:space="preserve">“all workers whose org code is under X and worker type is employee”</w:t>
+      </w:r>
+      <w:r>
+        <w:t xml:space="preserve">), evaluated continuously by the identity platform. Access packages bundle entitlements behind eligibility rules and approval flows that route to the supervisor</w:t>
+      </w:r>
+      <w:r>
+        <w:t xml:space="preserve"> </w:t>
+      </w:r>
+      <w:r>
+        <w:rPr>
+          <w:i/>
+          <w:iCs/>
+        </w:rPr>
+        <w:t xml:space="preserve">of record</w:t>
+      </w:r>
+      <w:r>
+        <w:t xml:space="preserve">. Conditional access and application roles consume the same attributes as ABAC inputs, and role assignments — RBAC — are granted through the packages rather than by direct assignment. The properties that follow:</w:t>
+      </w:r>
+    </w:p>
+    <w:p>
+      <w:pPr>
+        <w:pStyle w:val="Compact"/>
+        <w:numPr>
+          <w:ilvl w:val="0"/>
+          <w:numId w:val="1011"/>
+        </w:numPr>
+      </w:pPr>
+      <w:r>
+        <w:rPr>
+          <w:b/>
+          <w:bCs/>
+        </w:rPr>
+        <w:t xml:space="preserve">Nobody joins these groups; membership is computed.</w:t>
+      </w:r>
+      <w:r>
+        <w:t xml:space="preserve"> </w:t>
+      </w:r>
+      <w:r>
+        <w:t xml:space="preserve">There is no group owner to lobby, no ticket to lose, no offboarding step to forget. The mover’s access converges on the new assignment’s derivation within the provisioning cycle.</w:t>
+      </w:r>
+    </w:p>
+    <w:p>
+      <w:pPr>
+        <w:pStyle w:val="Compact"/>
+        <w:numPr>
+          <w:ilvl w:val="0"/>
+          <w:numId w:val="1011"/>
+        </w:numPr>
+      </w:pPr>
+      <w:r>
+        <w:rPr>
+          <w:b/>
+          <w:bCs/>
+        </w:rPr>
+        <w:t xml:space="preserve">Every entitlement has a</w:t>
+      </w:r>
+      <w:r>
+        <w:rPr>
+          <w:b/>
+          <w:bCs/>
+        </w:rPr>
+        <w:t xml:space="preserve"> </w:t>
+      </w:r>
+      <w:r>
+        <w:rPr>
+          <w:b/>
+          <w:bCs/>
+          <w:i/>
+          <w:iCs/>
+        </w:rPr>
+        <w:t xml:space="preserve">because</w:t>
+      </w:r>
+      <w:r>
+        <w:rPr>
+          <w:b/>
+          <w:bCs/>
+        </w:rPr>
+        <w:t xml:space="preserve">.</w:t>
+      </w:r>
+      <w:r>
+        <w:t xml:space="preserve"> </w:t>
+      </w:r>
+      <w:r>
+        <w:t xml:space="preserve">Access exists because an attribute satisfied a rule; the attribute exists because an HR record asserted it; the record has an author, a date, and a business act behind it. That chain</w:t>
+      </w:r>
+      <w:r>
+        <w:t xml:space="preserve"> </w:t>
+      </w:r>
+      <w:r>
+        <w:rPr>
+          <w:i/>
+          <w:iCs/>
+        </w:rPr>
+        <w:t xml:space="preserve">is</w:t>
+      </w:r>
+      <w:r>
+        <w:t xml:space="preserve"> </w:t>
+      </w:r>
+      <w:r>
+        <w:t xml:space="preserve">the access authorization data AC-2 wants, and it is queryable end to end.</w:t>
+      </w:r>
+    </w:p>
+    <w:p>
+      <w:pPr>
+        <w:pStyle w:val="Compact"/>
+        <w:numPr>
+          <w:ilvl w:val="0"/>
+          <w:numId w:val="1011"/>
+        </w:numPr>
+      </w:pPr>
+      <w:r>
+        <w:rPr>
+          <w:b/>
+          <w:bCs/>
+        </w:rPr>
+        <w:t xml:space="preserve">ABAC and RBAC stop being rival religions.</w:t>
+      </w:r>
+      <w:r>
+        <w:t xml:space="preserve"> </w:t>
+      </w:r>
+      <w:r>
+        <w:t xml:space="preserve">Roles define what a position may touch; attributes prove which position the person holds. Both resolve against the same upstream truth, which is the only arrangement in which they cannot disagree.</w:t>
+      </w:r>
+    </w:p>
+    <w:bookmarkEnd w:id="85"/>
+    <w:bookmarkStart w:id="90" w:name="attestation-lands-on-the-same-rail"/>
+    <w:p>
+      <w:pPr>
+        <w:pStyle w:val="Heading2"/>
+      </w:pPr>
+      <w:r>
+        <w:t xml:space="preserve">6.3 Attestation Lands on the Same Rail</w:t>
+      </w:r>
+    </w:p>
+    <w:p>
+      <w:pPr>
+        <w:pStyle w:val="FirstParagraph"/>
+      </w:pPr>
+      <w:r>
+        <w:t xml:space="preserve">The access reviews this book declined to accept as a</w:t>
+      </w:r>
+      <w:r>
+        <w:t xml:space="preserve"> </w:t>
+      </w:r>
+      <w:r>
+        <w:rPr>
+          <w:i/>
+          <w:iCs/>
+        </w:rPr>
+        <w:t xml:space="preserve">source</w:t>
+      </w:r>
+      <w:r>
+        <w:t xml:space="preserve"> </w:t>
+      </w:r>
+      <w:r>
+        <w:t xml:space="preserve">of truth return here as a sharpened</w:t>
+      </w:r>
+      <w:r>
+        <w:t xml:space="preserve"> </w:t>
+      </w:r>
+      <w:r>
+        <w:rPr>
+          <w:i/>
+          <w:iCs/>
+        </w:rPr>
+        <w:t xml:space="preserve">verification</w:t>
+      </w:r>
+      <w:r>
+        <w:t xml:space="preserve"> </w:t>
+      </w:r>
+      <w:r>
+        <w:t xml:space="preserve">of it. Once entitlements derive from the organizational SSOT, AC-2(j)’s periodic review stops being a spreadsheet mailed to whoever a stale directory field names, and becomes a campaign the org SSOT itself scopes and routes:</w:t>
+      </w:r>
+    </w:p>
+    <w:p>
+      <w:pPr>
+        <w:pStyle w:val="Compact"/>
+        <w:numPr>
+          <w:ilvl w:val="0"/>
+          <w:numId w:val="1012"/>
+        </w:numPr>
+      </w:pPr>
+      <w:r>
+        <w:rPr>
+          <w:b/>
+          <w:bCs/>
+        </w:rPr>
+        <w:t xml:space="preserve">The reviewer is the supervisor of record</w:t>
+      </w:r>
+      <w:r>
+        <w:t xml:space="preserve"> </w:t>
+      </w:r>
+      <w:r>
+        <w:t xml:space="preserve">— resolved from the reporting hierarchy at campaign launch, not from a</w:t>
+      </w:r>
+      <w:r>
+        <w:t xml:space="preserve"> </w:t>
+      </w:r>
+      <w:r>
+        <w:rPr>
+          <w:rStyle w:val="VerbatimChar"/>
+        </w:rPr>
+        <w:t xml:space="preserve">manager</w:t>
+      </w:r>
+      <w:r>
+        <w:t xml:space="preserve"> </w:t>
+      </w:r>
+      <w:r>
+        <w:t xml:space="preserve">field last edited during a previous administration.</w:t>
+      </w:r>
+    </w:p>
+    <w:p>
+      <w:pPr>
+        <w:pStyle w:val="Compact"/>
+        <w:numPr>
+          <w:ilvl w:val="0"/>
+          <w:numId w:val="1012"/>
+        </w:numPr>
+      </w:pPr>
+      <w:r>
+        <w:rPr>
+          <w:b/>
+          <w:bCs/>
+        </w:rPr>
+        <w:t xml:space="preserve">The review population is attribute-scoped</w:t>
+      </w:r>
+      <w:r>
+        <w:t xml:space="preserve"> </w:t>
+      </w:r>
+      <w:r>
+        <w:t xml:space="preserve">—</w:t>
+      </w:r>
+      <w:r>
+        <w:t xml:space="preserve"> </w:t>
+      </w:r>
+      <w:r>
+        <w:t xml:space="preserve">“all workers in this organization with access outside its derivation baseline”</w:t>
+      </w:r>
+      <w:r>
+        <w:t xml:space="preserve"> </w:t>
+      </w:r>
+      <w:r>
+        <w:t xml:space="preserve">is a query, so reviewers see the</w:t>
+      </w:r>
+      <w:r>
+        <w:t xml:space="preserve"> </w:t>
+      </w:r>
+      <w:r>
+        <w:rPr>
+          <w:i/>
+          <w:iCs/>
+        </w:rPr>
+        <w:t xml:space="preserve">exceptions</w:t>
+      </w:r>
+      <w:r>
+        <w:t xml:space="preserve"> </w:t>
+      </w:r>
+      <w:r>
+        <w:t xml:space="preserve">rather than four hundred rubber-stampable rows.</w:t>
+      </w:r>
+    </w:p>
+    <w:p>
+      <w:pPr>
+        <w:pStyle w:val="Compact"/>
+        <w:numPr>
+          <w:ilvl w:val="0"/>
+          <w:numId w:val="1012"/>
+        </w:numPr>
+      </w:pPr>
+      <w:r>
+        <w:rPr>
+          <w:b/>
+          <w:bCs/>
+        </w:rPr>
+        <w:t xml:space="preserve">The review outcome is a record correction</w:t>
+      </w:r>
+      <w:r>
+        <w:t xml:space="preserve"> </w:t>
+      </w:r>
+      <w:r>
+        <w:t xml:space="preserve">— a rejected entitlement is removed by fixing the attribute, the rule, or the exception entry that produced it, so the same wrong answer cannot regrow from the same wrong input.</w:t>
+      </w:r>
+    </w:p>
+    <w:p>
+      <w:pPr>
+        <w:pStyle w:val="FirstParagraph"/>
+      </w:pPr>
+      <w:r>
+        <w:t xml:space="preserve">The separation-of-duties checks of later parts read the same rails: conflicting-role detection needs to know that two roles are held by the same</w:t>
+      </w:r>
+      <w:r>
+        <w:t xml:space="preserve"> </w:t>
+      </w:r>
+      <w:r>
+        <w:rPr>
+          <w:i/>
+          <w:iCs/>
+        </w:rPr>
+        <w:t xml:space="preserve">person</w:t>
+      </w:r>
+      <w:r>
+        <w:t xml:space="preserve"> </w:t>
+      </w:r>
+      <w:r>
+        <w:t xml:space="preserve">(the IA-4 anchor) and whether an approver</w:t>
+      </w:r>
+      <w:r>
+        <w:t xml:space="preserve"> </w:t>
+      </w:r>
+      <w:r>
+        <w:rPr>
+          <w:i/>
+          <w:iCs/>
+        </w:rPr>
+        <w:t xml:space="preserve">reports to</w:t>
+      </w:r>
+      <w:r>
+        <w:t xml:space="preserve"> </w:t>
+      </w:r>
+      <w:r>
+        <w:t xml:space="preserve">the requester (the supervisory org). Both facts are queries against this book’s records; neither is answerable from a directory that tracks accounts and drawings that track boxes.</w:t>
+      </w:r>
+    </w:p>
+    <w:tbl>
+      <w:tblPr>
+        <w:tblStyle w:val="Table"/>
+        <w:tblW w:type="pct" w:w="5000"/>
+        <w:tblLayout w:type="fixed"/>
+        <w:tblLook w:firstRow="0" w:lastRow="0" w:firstColumn="0" w:lastColumn="0" w:noHBand="0" w:noVBand="0" w:val="0000"/>
+      </w:tblPr>
+      <w:tblGrid>
+        <w:gridCol w:w="7920"/>
+      </w:tblGrid>
+      <w:tr>
+        <w:tc>
+          <w:tcPr/>
+          <w:bookmarkStart w:id="89" w:name="fig-hrit04"/>
+          <w:p>
+            <w:pPr>
+              <w:pStyle w:val="Compact"/>
+              <w:jc w:val="center"/>
+            </w:pPr>
+            <w:r>
+              <w:drawing>
+                <wp:inline>
+                  <wp:extent cx="5334000" cy="3000375"/>
+                  <wp:effectExtent b="0" l="0" r="0" t="0"/>
+                  <wp:docPr descr="" title="" id="87" name="Picture"/>
+                  <a:graphic>
+                    <a:graphicData uri="http://schemas.openxmlformats.org/drawingml/2006/picture">
+                      <pic:pic>
+                        <pic:nvPicPr>
+                          <pic:cNvPr descr="figs/hrit-fig-04-org-ssot-derivation.png" id="88" name="Picture"/>
+                          <pic:cNvPicPr>
+                            <a:picLocks noChangeArrowheads="1" noChangeAspect="1"/>
+                          </pic:cNvPicPr>
+                        </pic:nvPicPr>
+                        <pic:blipFill>
+                          <a:blip r:embed="rId86"/>
+                          <a:stretch>
+                            <a:fillRect/>
+                          </a:stretch>
+                        </pic:blipFill>
+                        <pic:spPr bwMode="auto">
+                          <a:xfrm>
+                            <a:off x="0" y="0"/>
+                            <a:ext cx="5334000" cy="3000375"/>
+                          </a:xfrm>
+                          <a:prstGeom prst="rect">
+                            <a:avLst/>
+                          </a:prstGeom>
+                          <a:noFill/>
+                          <a:ln w="9525">
+                            <a:noFill/>
+                            <a:headEnd/>
+                            <a:tailEnd/>
+                          </a:ln>
+                        </pic:spPr>
+                      </pic:pic>
+                    </a:graphicData>
+                  </a:graphic>
+                </wp:inline>
+              </w:drawing>
+            </w:r>
+          </w:p>
+          <w:p>
+            <w:pPr>
+              <w:jc w:val="center"/>
+            </w:pPr>
+            <w:pPr>
+              <w:jc w:val="left"/>
+              <w:spacing w:before="200"/>
+              <w:pStyle w:val="ImageCaption"/>
+            </w:pPr>
+            <w:r>
+              <w:t xml:space="preserve">Figure 9: The organizational SSOT derivation chain from HR record to entitlement</w:t>
+            </w:r>
+          </w:p>
+          <w:bookmarkEnd w:id="89"/>
+        </w:tc>
+      </w:tr>
+    </w:tbl>
+    <w:bookmarkEnd w:id="90"/>
+    <w:bookmarkEnd w:id="91"/>
+    <w:bookmarkStart w:id="97" w:name="X65448c4ef8c56761744cefe28de67a9bb67265e"/>
+    <w:p>
+      <w:pPr>
+        <w:pStyle w:val="Heading1"/>
+      </w:pPr>
+      <w:r>
+        <w:t xml:space="preserve">7. A SaaS Integration Surface Is an Identity-Plane Surface</w:t>
       </w:r>
     </w:p>
     <w:p>
@@ -6360,13 +8411,13 @@
         <w:t xml:space="preserve">the integration prerequisites: the federation trust is a Book 03 token relationship; the provisioning pipeline authenticates with a Book 03 workload credential; the tenancy’s endpoints resolve through Book 01’s validating resolvers; and the DNS names those endpoints use are exactly the class of external dependency the naming plane’s egress policies already govern. An agency that built Parts 1–3 has already built everything this integration touches. Second, the pattern generalizes: every future SaaS adoption should be evaluated on the same four surfaces — how it federates, how it provisions, how it resolves, how it exports evidence — and a candidate that demands enforcement-plane coupling (a site-to-site tunnel, an installed agent inside the boundary, a shared OS credential) is asking to be treated as infrastructure, with infrastructure’s obligations. The system of record is the template, not the exception.</w:t>
       </w:r>
     </w:p>
-    <w:bookmarkStart w:id="76" w:name="what-this-sets-up"/>
+    <w:bookmarkStart w:id="96" w:name="what-this-sets-up"/>
     <w:p>
       <w:pPr>
         <w:pStyle w:val="Heading2"/>
       </w:pPr>
       <w:r>
-        <w:t xml:space="preserve">6.1 What This Sets Up</w:t>
+        <w:t xml:space="preserve">7.1 What This Sets Up</w:t>
       </w:r>
     </w:p>
     <w:p>
@@ -6466,7 +8517,7 @@
             <w:pPr>
               <w:pStyle w:val="Compact"/>
             </w:pPr>
-            <w:hyperlink r:id="rId72">
+            <w:hyperlink r:id="rId92">
               <w:r>
                 <w:rPr>
                   <w:rStyle w:val="Hyperlink"/>
@@ -6588,7 +8639,7 @@
             <w:pPr>
               <w:pStyle w:val="Compact"/>
             </w:pPr>
-            <w:hyperlink r:id="rId73">
+            <w:hyperlink r:id="rId93">
               <w:r>
                 <w:rPr>
                   <w:rStyle w:val="Hyperlink"/>
@@ -6666,12 +8717,12 @@
                 <wp:inline>
                   <wp:extent cx="152400" cy="152400"/>
                   <wp:effectExtent b="0" l="0" r="0" t="0"/>
-                  <wp:docPr descr="" title="" id="74" name="Picture"/>
+                  <wp:docPr descr="" title="" id="94" name="Picture"/>
                   <a:graphic>
                     <a:graphicData uri="http://schemas.openxmlformats.org/drawingml/2006/picture">
                       <pic:pic>
                         <pic:nvPicPr>
-                          <pic:cNvPr descr="C:\Program Files\Quarto\share\formats\docx\warning.png" id="75" name="Picture"/>
+                          <pic:cNvPr descr="C:\Program Files\Quarto\share\formats\docx\warning.png" id="95" name="Picture"/>
                           <pic:cNvPicPr>
                             <a:picLocks noChangeArrowheads="1" noChangeAspect="1"/>
                           </pic:cNvPicPr>
@@ -6764,15 +8815,15 @@
         </w:tc>
       </w:tr>
     </w:tbl>
-    <w:bookmarkEnd w:id="76"/>
-    <w:bookmarkEnd w:id="77"/>
-    <w:bookmarkStart w:id="87" w:name="phased-implementation"/>
+    <w:bookmarkEnd w:id="96"/>
+    <w:bookmarkEnd w:id="97"/>
+    <w:bookmarkStart w:id="107" w:name="phased-implementation"/>
     <w:p>
       <w:pPr>
         <w:pStyle w:val="Heading1"/>
       </w:pPr>
       <w:r>
-        <w:t xml:space="preserve">7. Phased Implementation</w:t>
+        <w:t xml:space="preserve">8. Phased Implementation</w:t>
       </w:r>
     </w:p>
     <w:p>
@@ -6841,7 +8892,7 @@
       <w:tr>
         <w:tc>
           <w:tcPr/>
-          <w:bookmarkStart w:id="81" w:name="fig-hrit07"/>
+          <w:bookmarkStart w:id="101" w:name="fig-hrit07"/>
           <w:p>
             <w:pPr>
               <w:pStyle w:val="Compact"/>
@@ -6852,18 +8903,18 @@
                 <wp:inline>
                   <wp:extent cx="5334000" cy="3000375"/>
                   <wp:effectExtent b="0" l="0" r="0" t="0"/>
-                  <wp:docPr descr="" title="" id="79" name="Picture"/>
+                  <wp:docPr descr="" title="" id="99" name="Picture"/>
                   <a:graphic>
                     <a:graphicData uri="http://schemas.openxmlformats.org/drawingml/2006/picture">
                       <pic:pic>
                         <pic:nvPicPr>
-                          <pic:cNvPr descr="figs/hrit-fig-07-phased-implementation.png" id="80" name="Picture"/>
+                          <pic:cNvPr descr="figs/hrit-fig-07-phased-implementation.png" id="100" name="Picture"/>
                           <pic:cNvPicPr>
                             <a:picLocks noChangeArrowheads="1" noChangeAspect="1"/>
                           </pic:cNvPicPr>
                         </pic:nvPicPr>
                         <pic:blipFill>
-                          <a:blip r:embed="rId78"/>
+                          <a:blip r:embed="rId98"/>
                           <a:stretch>
                             <a:fillRect/>
                           </a:stretch>
@@ -6900,20 +8951,20 @@
               <w:pStyle w:val="ImageCaption"/>
             </w:pPr>
             <w:r>
-              <w:t xml:space="preserve">Figure 7: The four implementation phases and their gates — truth, pipe, actions, derivations</w:t>
-            </w:r>
-          </w:p>
-          <w:bookmarkEnd w:id="81"/>
+              <w:t xml:space="preserve">Figure 10: The four implementation phases and their gates — truth, pipe, actions, derivations</w:t>
+            </w:r>
+          </w:p>
+          <w:bookmarkEnd w:id="101"/>
         </w:tc>
       </w:tr>
     </w:tbl>
-    <w:bookmarkStart w:id="82" w:name="X26f02255fa42d4b39ecb8211c828a6e302e49b3"/>
+    <w:bookmarkStart w:id="102" w:name="X26f02255fa42d4b39ecb8211c828a6e302e49b3"/>
     <w:p>
       <w:pPr>
         <w:pStyle w:val="Heading2"/>
       </w:pPr>
       <w:r>
-        <w:t xml:space="preserve">7.1 Phase 1 — Attribute Authority Agreement (Weeks 1–6)</w:t>
+        <w:t xml:space="preserve">8.1 Phase 1 — Attribute Authority Agreement (Weeks 1–6)</w:t>
       </w:r>
     </w:p>
     <w:p>
@@ -6954,14 +9005,14 @@
         <w:t xml:space="preserve">the authority map is signed; every enabled account is either correlated to a worker record or on a dated exception list.</w:t>
       </w:r>
     </w:p>
-    <w:bookmarkEnd w:id="82"/>
-    <w:bookmarkStart w:id="83" w:name="X3efec994e51c0649d4baf2b0039fc8ce2ae55ca"/>
+    <w:bookmarkEnd w:id="102"/>
+    <w:bookmarkStart w:id="103" w:name="X3efec994e51c0649d4baf2b0039fc8ce2ae55ca"/>
     <w:p>
       <w:pPr>
         <w:pStyle w:val="Heading2"/>
       </w:pPr>
       <w:r>
-        <w:t xml:space="preserve">7.2 Phase 2 — Inbound Provisioning Pilot (Weeks 7–14)</w:t>
+        <w:t xml:space="preserve">8.2 Phase 2 — Inbound Provisioning Pilot (Weeks 7–14)</w:t>
       </w:r>
     </w:p>
     <w:p>
@@ -7021,14 +9072,14 @@
         <w:t xml:space="preserve">thirty days of shadow operation in which every pipeline-versus-directory difference is explained — either a directory error (fixed downstream) or a source error (fixed in HR); provenance records emitted for 100% of events.</w:t>
       </w:r>
     </w:p>
-    <w:bookmarkEnd w:id="83"/>
-    <w:bookmarkStart w:id="84" w:name="phase-3-lifecycle-automation-weeks-1526"/>
+    <w:bookmarkEnd w:id="103"/>
+    <w:bookmarkStart w:id="104" w:name="phase-3-lifecycle-automation-weeks-1526"/>
     <w:p>
       <w:pPr>
         <w:pStyle w:val="Heading2"/>
       </w:pPr>
       <w:r>
-        <w:t xml:space="preserve">7.3 Phase 3 — Lifecycle Automation (Weeks 15–26)</w:t>
+        <w:t xml:space="preserve">8.3 Phase 3 — Lifecycle Automation (Weeks 15–26)</w:t>
       </w:r>
     </w:p>
     <w:p>
@@ -7057,14 +9108,14 @@
         <w:t xml:space="preserve">separation-to-revocation measured in hours across a full pay-period cycle with zero missed leavers; joiner day-one readiness demonstrated; the account-creation ticket queue retired for covered populations.</w:t>
       </w:r>
     </w:p>
-    <w:bookmarkEnd w:id="84"/>
-    <w:bookmarkStart w:id="85" w:name="X48c517921ac74c40755f2dc42874752b45ab423"/>
+    <w:bookmarkEnd w:id="104"/>
+    <w:bookmarkStart w:id="105" w:name="X48c517921ac74c40755f2dc42874752b45ab423"/>
     <w:p>
       <w:pPr>
         <w:pStyle w:val="Heading2"/>
       </w:pPr>
       <w:r>
-        <w:t xml:space="preserve">7.4 Phase 4 — Organizational-SSOT-Derived Access (Weeks 27–40)</w:t>
+        <w:t xml:space="preserve">8.4 Phase 4 — Organizational-SSOT-Derived Access (Weeks 27–40)</w:t>
       </w:r>
     </w:p>
     <w:p>
@@ -7107,14 +9158,14 @@
         <w:t xml:space="preserve">for covered applications, no direct group-membership assignments remain — every entitlement resolves to a rule, an attribute, and a worker record; a test reorganization (one division renamed and re-parented in HR) propagates to groups and approvals with zero manual directory changes.</w:t>
       </w:r>
     </w:p>
-    <w:bookmarkEnd w:id="85"/>
-    <w:bookmarkStart w:id="86" w:name="the-program-at-a-glance"/>
+    <w:bookmarkEnd w:id="105"/>
+    <w:bookmarkStart w:id="106" w:name="the-program-at-a-glance"/>
     <w:p>
       <w:pPr>
         <w:pStyle w:val="Heading2"/>
       </w:pPr>
       <w:r>
-        <w:t xml:space="preserve">7.5 The Program at a Glance</w:t>
+        <w:t xml:space="preserve">8.5 The Program at a Glance</w:t>
       </w:r>
     </w:p>
     <w:p>
@@ -7325,15 +9376,15 @@
         <w:t xml:space="preserve">The sequence deliberately front-loads the unglamorous work. Phases 1 and 2 produce no visible change for end users — which is precisely why estates skip them, automate against unverified data in month one, and spend year two explaining to their assessor why the automation deprovisioned a regional director. Truth first, pipe second, actions third, derivations last.</w:t>
       </w:r>
     </w:p>
-    <w:bookmarkEnd w:id="86"/>
-    <w:bookmarkEnd w:id="87"/>
-    <w:bookmarkStart w:id="90" w:name="nist-sp-800-53-rev-5-control-closure"/>
+    <w:bookmarkEnd w:id="106"/>
+    <w:bookmarkEnd w:id="107"/>
+    <w:bookmarkStart w:id="110" w:name="nist-sp-800-53-rev-5-control-closure"/>
     <w:p>
       <w:pPr>
         <w:pStyle w:val="Heading1"/>
       </w:pPr>
       <w:r>
-        <w:t xml:space="preserve">8. NIST SP 800-53 Rev 5 Control Closure</w:t>
+        <w:t xml:space="preserve">9. NIST SP 800-53 Rev 5 Control Closure</w:t>
       </w:r>
     </w:p>
     <w:p>
@@ -8038,12 +10089,12 @@
                 <wp:inline>
                   <wp:extent cx="152400" cy="152400"/>
                   <wp:effectExtent b="0" l="0" r="0" t="0"/>
-                  <wp:docPr descr="" title="" id="88" name="Picture"/>
+                  <wp:docPr descr="" title="" id="108" name="Picture"/>
                   <a:graphic>
                     <a:graphicData uri="http://schemas.openxmlformats.org/drawingml/2006/picture">
                       <pic:pic>
                         <pic:nvPicPr>
-                          <pic:cNvPr descr="C:\Program Files\Quarto\share\formats\docx\note.png" id="89" name="Picture"/>
+                          <pic:cNvPr descr="C:\Program Files\Quarto\share\formats\docx\note.png" id="109" name="Picture"/>
                           <pic:cNvPicPr>
                             <a:picLocks noChangeArrowheads="1" noChangeAspect="1"/>
                           </pic:cNvPicPr>
@@ -8196,7 +10247,7 @@
             <w:r>
               <w:t xml:space="preserve"> </w:t>
             </w:r>
-            <w:hyperlink r:id="rId73">
+            <w:hyperlink r:id="rId93">
               <w:r>
                 <w:rPr>
                   <w:rStyle w:val="Hyperlink"/>
@@ -8215,14 +10266,14 @@
         </w:tc>
       </w:tr>
     </w:tbl>
-    <w:bookmarkEnd w:id="90"/>
-    <w:bookmarkStart w:id="92" w:name="series-context-part-4-of-19"/>
+    <w:bookmarkEnd w:id="110"/>
+    <w:bookmarkStart w:id="112" w:name="series-context-part-4-of-19"/>
     <w:p>
       <w:pPr>
         <w:pStyle w:val="Heading1"/>
       </w:pPr>
       <w:r>
-        <w:t xml:space="preserve">9. Series Context — Part 4 of 19</w:t>
+        <w:t xml:space="preserve">10. Series Context — Part 4 of 19</w:t>
       </w:r>
     </w:p>
     <w:p>
@@ -8238,7 +10289,7 @@
         <w:pStyle w:val="Compact"/>
         <w:numPr>
           <w:ilvl w:val="0"/>
-          <w:numId w:val="1010"/>
+          <w:numId w:val="1013"/>
         </w:numPr>
       </w:pPr>
       <w:hyperlink r:id="rId15">
@@ -8263,7 +10314,7 @@
         <w:pStyle w:val="Compact"/>
         <w:numPr>
           <w:ilvl w:val="0"/>
-          <w:numId w:val="1010"/>
+          <w:numId w:val="1013"/>
         </w:numPr>
       </w:pPr>
       <w:hyperlink r:id="rId16">
@@ -8288,7 +10339,7 @@
         <w:pStyle w:val="Compact"/>
         <w:numPr>
           <w:ilvl w:val="0"/>
-          <w:numId w:val="1010"/>
+          <w:numId w:val="1013"/>
         </w:numPr>
       </w:pPr>
       <w:hyperlink r:id="rId17">
@@ -8313,7 +10364,7 @@
         <w:pStyle w:val="Compact"/>
         <w:numPr>
           <w:ilvl w:val="0"/>
-          <w:numId w:val="1010"/>
+          <w:numId w:val="1013"/>
         </w:numPr>
       </w:pPr>
       <w:r>
@@ -8370,7 +10421,7 @@
       <w:r>
         <w:t xml:space="preserve"> </w:t>
       </w:r>
-      <w:hyperlink r:id="rId72">
+      <w:hyperlink r:id="rId92">
         <w:r>
           <w:rPr>
             <w:rStyle w:val="Hyperlink"/>
@@ -8384,7 +10435,7 @@
       <w:r>
         <w:t xml:space="preserve"> </w:t>
       </w:r>
-      <w:hyperlink r:id="rId73">
+      <w:hyperlink r:id="rId93">
         <w:r>
           <w:rPr>
             <w:rStyle w:val="Hyperlink"/>
@@ -8399,13 +10450,13 @@
         <w:t xml:space="preserve">packages the lifecycle evidence this book emits.</w:t>
       </w:r>
     </w:p>
-    <w:bookmarkStart w:id="91" w:name="Xad7833ad9d3f8a98c7b789d14bc1caec63be7d1"/>
+    <w:bookmarkStart w:id="111" w:name="Xad7833ad9d3f8a98c7b789d14bc1caec63be7d1"/>
     <w:p>
       <w:pPr>
         <w:pStyle w:val="Heading2"/>
       </w:pPr>
       <w:r>
-        <w:t xml:space="preserve">9.1 How the Series Doctrine Lands in This Part</w:t>
+        <w:t xml:space="preserve">10.1 How the Series Doctrine Lands in This Part</w:t>
       </w:r>
     </w:p>
     <w:p>
@@ -8647,8 +10698,8 @@
         <w:t xml:space="preserve">Federal Application-Aware Networking — Part 4 of 19. Parts 1–3 established the naming plane, device identity, and cryptographic identity; Part 4 establishes the human and organizational source of truth they assert. Parts 5–19 apply this four-part substrate to transport, applications, operations, and the authorization package.</w:t>
       </w:r>
     </w:p>
-    <w:bookmarkEnd w:id="91"/>
-    <w:bookmarkEnd w:id="92"/>
+    <w:bookmarkEnd w:id="111"/>
+    <w:bookmarkEnd w:id="112"/>
     <w:sectPr>
       <w:footnotePr>
         <w:numRestart w:val="eachSect"/>
@@ -9020,6 +11071,15 @@
     <w:abstractNumId w:val="991"/>
   </w:num>
   <w:num w:numId="1006">
+    <w:abstractNumId w:val="991"/>
+  </w:num>
+  <w:num w:numId="1007">
+    <w:abstractNumId w:val="991"/>
+  </w:num>
+  <w:num w:numId="1008">
+    <w:abstractNumId w:val="991"/>
+  </w:num>
+  <w:num w:numId="1009">
     <w:abstractNumId w:val="99411"/>
     <w:lvlOverride w:ilvl="0">
       <w:startOverride w:val="1"/>
@@ -9049,16 +11109,16 @@
       <w:startOverride w:val="1"/>
     </w:lvlOverride>
   </w:num>
-  <w:num w:numId="1007">
+  <w:num w:numId="1010">
     <w:abstractNumId w:val="991"/>
   </w:num>
-  <w:num w:numId="1008">
+  <w:num w:numId="1011">
     <w:abstractNumId w:val="991"/>
   </w:num>
-  <w:num w:numId="1009">
+  <w:num w:numId="1012">
     <w:abstractNumId w:val="991"/>
   </w:num>
-  <w:num w:numId="1010">
+  <w:num w:numId="1013">
     <w:abstractNumId w:val="991"/>
   </w:num>
 </w:numbering>

--- a/inbox/Application Aware Networking/Book_04_FedAAN_HRIT_Identity_Org_SSOT.docx
+++ b/inbox/Application Aware Networking/Book_04_FedAAN_HRIT_Identity_Org_SSOT.docx
@@ -114,7 +114,7 @@
                     <a:graphicData uri="http://schemas.openxmlformats.org/drawingml/2006/picture">
                       <pic:pic>
                         <pic:nvPicPr>
-                          <pic:cNvPr descr="C:\Program Files\Quarto\share\formats\docx\warning.png" id="11" name="Picture"/>
+                          <pic:cNvPr descr="/opt/quarto/share/formats/docx/warning.png" id="11" name="Picture"/>
                           <pic:cNvPicPr>
                             <a:picLocks noChangeArrowheads="1" noChangeAspect="1"/>
                           </pic:cNvPicPr>
@@ -288,7 +288,7 @@
                     <a:graphicData uri="http://schemas.openxmlformats.org/drawingml/2006/picture">
                       <pic:pic>
                         <pic:nvPicPr>
-                          <pic:cNvPr descr="C:\Program Files\Quarto\share\formats\docx\important.png" id="14" name="Picture"/>
+                          <pic:cNvPr descr="/opt/quarto/share/formats/docx/important.png" id="14" name="Picture"/>
                           <pic:cNvPicPr>
                             <a:picLocks noChangeArrowheads="1" noChangeAspect="1"/>
                           </pic:cNvPicPr>
@@ -906,7 +906,7 @@
                     <a:graphicData uri="http://schemas.openxmlformats.org/drawingml/2006/picture">
                       <pic:pic>
                         <pic:nvPicPr>
-                          <pic:cNvPr descr="C:\Program Files\Quarto\share\formats\docx\note.png" id="22" name="Picture"/>
+                          <pic:cNvPr descr="/opt/quarto/share/formats/docx/note.png" id="22" name="Picture"/>
                           <pic:cNvPicPr>
                             <a:picLocks noChangeArrowheads="1" noChangeAspect="1"/>
                           </pic:cNvPicPr>
@@ -1069,7 +1069,7 @@
                     <a:graphicData uri="http://schemas.openxmlformats.org/drawingml/2006/picture">
                       <pic:pic>
                         <pic:nvPicPr>
-                          <pic:cNvPr descr="C:\Program Files\Quarto\share\formats\docx\note.png" id="24" name="Picture"/>
+                          <pic:cNvPr descr="/opt/quarto/share/formats/docx/note.png" id="24" name="Picture"/>
                           <pic:cNvPicPr>
                             <a:picLocks noChangeArrowheads="1" noChangeAspect="1"/>
                           </pic:cNvPicPr>
@@ -2708,7 +2708,7 @@
                     <a:graphicData uri="http://schemas.openxmlformats.org/drawingml/2006/picture">
                       <pic:pic>
                         <pic:nvPicPr>
-                          <pic:cNvPr descr="C:\Program Files\Quarto\share\formats\docx\note.png" id="40" name="Picture"/>
+                          <pic:cNvPr descr="/opt/quarto/share/formats/docx/note.png" id="40" name="Picture"/>
                           <pic:cNvPicPr>
                             <a:picLocks noChangeArrowheads="1" noChangeAspect="1"/>
                           </pic:cNvPicPr>
@@ -8722,7 +8722,7 @@
                     <a:graphicData uri="http://schemas.openxmlformats.org/drawingml/2006/picture">
                       <pic:pic>
                         <pic:nvPicPr>
-                          <pic:cNvPr descr="C:\Program Files\Quarto\share\formats\docx\warning.png" id="95" name="Picture"/>
+                          <pic:cNvPr descr="/opt/quarto/share/formats/docx/warning.png" id="95" name="Picture"/>
                           <pic:cNvPicPr>
                             <a:picLocks noChangeArrowheads="1" noChangeAspect="1"/>
                           </pic:cNvPicPr>
@@ -10094,7 +10094,7 @@
                     <a:graphicData uri="http://schemas.openxmlformats.org/drawingml/2006/picture">
                       <pic:pic>
                         <pic:nvPicPr>
-                          <pic:cNvPr descr="C:\Program Files\Quarto\share\formats\docx\note.png" id="109" name="Picture"/>
+                          <pic:cNvPr descr="/opt/quarto/share/formats/docx/note.png" id="109" name="Picture"/>
                           <pic:cNvPicPr>
                             <a:picLocks noChangeArrowheads="1" noChangeAspect="1"/>
                           </pic:cNvPicPr>
